--- a/算法分析与设计/算法分析与设计-期末考试复习2023.docx
+++ b/算法分析与设计/算法分析与设计-期末考试复习2023.docx
@@ -1,19 +1,19 @@
 
 <file path=word/document.xml><?xml version="1.0" encoding="utf-8"?>
-<w:document xmlns:wpc="http://schemas.microsoft.com/office/word/2010/wordprocessingCanvas" xmlns:mc="http://schemas.openxmlformats.org/markup-compatibility/2006" xmlns:o="urn:schemas-microsoft-com:office:office" xmlns:r="http://schemas.openxmlformats.org/officeDocument/2006/relationships" xmlns:m="http://schemas.openxmlformats.org/officeDocument/2006/math" xmlns:v="urn:schemas-microsoft-com:vml" xmlns:wp14="http://schemas.microsoft.com/office/word/2010/wordprocessingDrawing" xmlns:wp="http://schemas.openxmlformats.org/drawingml/2006/wordprocessingDrawing" xmlns:w="http://schemas.openxmlformats.org/wordprocessingml/2006/main" xmlns:w14="http://schemas.microsoft.com/office/word/2010/wordml" xmlns:w10="urn:schemas-microsoft-com:office:word" xmlns:w15="http://schemas.microsoft.com/office/word/2012/wordml" xmlns:wpg="http://schemas.microsoft.com/office/word/2010/wordprocessingGroup" xmlns:wpi="http://schemas.microsoft.com/office/word/2010/wordprocessingInk" xmlns:wne="http://schemas.microsoft.com/office/word/2006/wordml" xmlns:wps="http://schemas.microsoft.com/office/word/2010/wordprocessingShape" xmlns:wpsCustomData="http://www.wps.cn/officeDocument/2013/wpsCustomData" mc:Ignorable="w14 w15 wp14">
+<w:document xmlns:wpc="http://schemas.microsoft.com/office/word/2010/wordprocessingCanvas" xmlns:cx="http://schemas.microsoft.com/office/drawing/2014/chartex" xmlns:cx1="http://schemas.microsoft.com/office/drawing/2015/9/8/chartex" xmlns:cx2="http://schemas.microsoft.com/office/drawing/2015/10/21/chartex" xmlns:cx3="http://schemas.microsoft.com/office/drawing/2016/5/9/chartex" xmlns:cx4="http://schemas.microsoft.com/office/drawing/2016/5/10/chartex" xmlns:cx5="http://schemas.microsoft.com/office/drawing/2016/5/11/chartex" xmlns:cx6="http://schemas.microsoft.com/office/drawing/2016/5/12/chartex" xmlns:cx7="http://schemas.microsoft.com/office/drawing/2016/5/13/chartex" xmlns:cx8="http://schemas.microsoft.com/office/drawing/2016/5/14/chartex" xmlns:mc="http://schemas.openxmlformats.org/markup-compatibility/2006" xmlns:aink="http://schemas.microsoft.com/office/drawing/2016/ink" xmlns:am3d="http://schemas.microsoft.com/office/drawing/2017/model3d" xmlns:o="urn:schemas-microsoft-com:office:office" xmlns:r="http://schemas.openxmlformats.org/officeDocument/2006/relationships" xmlns:m="http://schemas.openxmlformats.org/officeDocument/2006/math" xmlns:v="urn:schemas-microsoft-com:vml" xmlns:wp14="http://schemas.microsoft.com/office/word/2010/wordprocessingDrawing" xmlns:wp="http://schemas.openxmlformats.org/drawingml/2006/wordprocessingDrawing" xmlns:w10="urn:schemas-microsoft-com:office:word" xmlns:w="http://schemas.openxmlformats.org/wordprocessingml/2006/main" xmlns:w14="http://schemas.microsoft.com/office/word/2010/wordml" xmlns:w15="http://schemas.microsoft.com/office/word/2012/wordml" xmlns:w16cid="http://schemas.microsoft.com/office/word/2016/wordml/cid" xmlns:w16se="http://schemas.microsoft.com/office/word/2015/wordml/symex" xmlns:wpg="http://schemas.microsoft.com/office/word/2010/wordprocessingGroup" xmlns:wpi="http://schemas.microsoft.com/office/word/2010/wordprocessingInk" xmlns:wne="http://schemas.microsoft.com/office/word/2006/wordml" xmlns:wps="http://schemas.microsoft.com/office/word/2010/wordprocessingShape" mc:Ignorable="w14 w15 w16se w16cid wp14">
   <w:body>
     <w:p>
       <w:pPr>
         <w:rPr>
-          <w:rFonts w:ascii="宋体" w:hAnsi="宋体" w:eastAsia="宋体" w:cs="Arial"/>
-          <w:b/>
-          <w:sz w:val="30"/>
-          <w:szCs w:val="30"/>
-        </w:rPr>
-      </w:pPr>
-      <w:r>
-        <w:rPr>
-          <w:rFonts w:hint="eastAsia" w:ascii="宋体" w:hAnsi="宋体" w:eastAsia="宋体" w:cs="Arial"/>
+          <w:rFonts w:ascii="宋体" w:eastAsia="宋体" w:hAnsi="宋体" w:cs="Arial"/>
+          <w:b/>
+          <w:sz w:val="30"/>
+          <w:szCs w:val="30"/>
+        </w:rPr>
+      </w:pPr>
+      <w:r>
+        <w:rPr>
+          <w:rFonts w:ascii="宋体" w:eastAsia="宋体" w:hAnsi="宋体" w:cs="Arial" w:hint="eastAsia"/>
           <w:b/>
           <w:sz w:val="30"/>
           <w:szCs w:val="30"/>
@@ -24,15 +24,15 @@
     <w:p>
       <w:pPr>
         <w:rPr>
-          <w:rFonts w:ascii="宋体" w:hAnsi="宋体" w:eastAsia="宋体" w:cs="Arial"/>
-          <w:b/>
-          <w:sz w:val="30"/>
-          <w:szCs w:val="30"/>
-        </w:rPr>
-      </w:pPr>
-      <w:r>
-        <w:rPr>
-          <w:rFonts w:hint="eastAsia" w:ascii="宋体" w:hAnsi="宋体" w:eastAsia="宋体" w:cs="Arial"/>
+          <w:rFonts w:ascii="宋体" w:eastAsia="宋体" w:hAnsi="宋体" w:cs="Arial"/>
+          <w:b/>
+          <w:sz w:val="30"/>
+          <w:szCs w:val="30"/>
+        </w:rPr>
+      </w:pPr>
+      <w:r>
+        <w:rPr>
+          <w:rFonts w:ascii="宋体" w:eastAsia="宋体" w:hAnsi="宋体" w:cs="Arial" w:hint="eastAsia"/>
           <w:b/>
           <w:sz w:val="30"/>
           <w:szCs w:val="30"/>
@@ -41,7 +41,7 @@
       </w:r>
       <w:r>
         <w:rPr>
-          <w:rFonts w:ascii="宋体" w:hAnsi="宋体" w:eastAsia="宋体" w:cs="Arial"/>
+          <w:rFonts w:ascii="宋体" w:eastAsia="宋体" w:hAnsi="宋体" w:cs="Arial"/>
           <w:b/>
           <w:sz w:val="30"/>
           <w:szCs w:val="30"/>
@@ -50,34 +50,99 @@
       </w:r>
       <w:r>
         <w:rPr>
-          <w:rFonts w:hint="eastAsia" w:ascii="宋体" w:hAnsi="宋体" w:eastAsia="宋体" w:cs="Arial"/>
-          <w:b/>
-          <w:sz w:val="30"/>
-          <w:szCs w:val="30"/>
-        </w:rPr>
-        <w:t>：m</w:t>
-      </w:r>
-      <w:r>
-        <w:rPr>
-          <w:rFonts w:ascii="宋体" w:hAnsi="宋体" w:eastAsia="宋体" w:cs="Arial"/>
+          <w:rFonts w:ascii="宋体" w:eastAsia="宋体" w:hAnsi="宋体" w:cs="Arial" w:hint="eastAsia"/>
+          <w:b/>
+          <w:sz w:val="30"/>
+          <w:szCs w:val="30"/>
+        </w:rPr>
+        <w:t>：</w:t>
+      </w:r>
+      <w:proofErr w:type="spellStart"/>
+      <w:r>
+        <w:rPr>
+          <w:rFonts w:ascii="宋体" w:eastAsia="宋体" w:hAnsi="宋体" w:cs="Arial" w:hint="eastAsia"/>
+          <w:b/>
+          <w:sz w:val="30"/>
+          <w:szCs w:val="30"/>
+        </w:rPr>
+        <w:t>m</w:t>
+      </w:r>
+      <w:r>
+        <w:rPr>
+          <w:rFonts w:ascii="宋体" w:eastAsia="宋体" w:hAnsi="宋体" w:cs="Arial"/>
           <w:b/>
           <w:sz w:val="30"/>
           <w:szCs w:val="30"/>
         </w:rPr>
         <w:t>ooc</w:t>
       </w:r>
-      <w:r>
-        <w:rPr>
-          <w:rFonts w:hint="eastAsia" w:ascii="宋体" w:hAnsi="宋体" w:eastAsia="宋体" w:cs="Arial"/>
-          <w:b/>
-          <w:sz w:val="30"/>
-          <w:szCs w:val="30"/>
-        </w:rPr>
-        <w:t>+自学报告+慕课堂+课堂+实践综合作业（设计代码+报告或获奖或专题P</w:t>
-      </w:r>
-      <w:r>
-        <w:rPr>
-          <w:rFonts w:ascii="宋体" w:hAnsi="宋体" w:eastAsia="宋体" w:cs="Arial"/>
+      <w:proofErr w:type="spellEnd"/>
+      <w:r>
+        <w:rPr>
+          <w:rFonts w:ascii="宋体" w:eastAsia="宋体" w:hAnsi="宋体" w:cs="Arial" w:hint="eastAsia"/>
+          <w:b/>
+          <w:sz w:val="30"/>
+          <w:szCs w:val="30"/>
+        </w:rPr>
+        <w:t>+</w:t>
+      </w:r>
+      <w:r>
+        <w:rPr>
+          <w:rFonts w:ascii="宋体" w:eastAsia="宋体" w:hAnsi="宋体" w:cs="Arial" w:hint="eastAsia"/>
+          <w:b/>
+          <w:sz w:val="30"/>
+          <w:szCs w:val="30"/>
+        </w:rPr>
+        <w:t>自学</w:t>
+      </w:r>
+      <w:r>
+        <w:rPr>
+          <w:rFonts w:ascii="宋体" w:eastAsia="宋体" w:hAnsi="宋体" w:cs="Arial" w:hint="eastAsia"/>
+          <w:b/>
+          <w:sz w:val="30"/>
+          <w:szCs w:val="30"/>
+        </w:rPr>
+        <w:t>报告+慕课堂+课堂+实践综合作业（设计代码+报告</w:t>
+      </w:r>
+      <w:r>
+        <w:rPr>
+          <w:rFonts w:ascii="宋体" w:eastAsia="宋体" w:hAnsi="宋体" w:cs="Arial" w:hint="eastAsia"/>
+          <w:b/>
+          <w:sz w:val="30"/>
+          <w:szCs w:val="30"/>
+        </w:rPr>
+        <w:t>或</w:t>
+      </w:r>
+      <w:r>
+        <w:rPr>
+          <w:rFonts w:ascii="宋体" w:eastAsia="宋体" w:hAnsi="宋体" w:cs="Arial" w:hint="eastAsia"/>
+          <w:b/>
+          <w:sz w:val="30"/>
+          <w:szCs w:val="30"/>
+        </w:rPr>
+        <w:t>获奖</w:t>
+      </w:r>
+      <w:r>
+        <w:rPr>
+          <w:rFonts w:ascii="宋体" w:eastAsia="宋体" w:hAnsi="宋体" w:cs="Arial" w:hint="eastAsia"/>
+          <w:b/>
+          <w:sz w:val="30"/>
+          <w:szCs w:val="30"/>
+        </w:rPr>
+        <w:t>或</w:t>
+      </w:r>
+      <w:r>
+        <w:rPr>
+          <w:rFonts w:ascii="宋体" w:eastAsia="宋体" w:hAnsi="宋体" w:cs="Arial" w:hint="eastAsia"/>
+          <w:b/>
+          <w:sz w:val="30"/>
+          <w:szCs w:val="30"/>
+        </w:rPr>
+        <w:t>专题P</w:t>
+      </w:r>
+      <w:r>
+        <w:rPr>
+          <w:rFonts w:ascii="宋体" w:eastAsia="宋体" w:hAnsi="宋体" w:cs="Arial"/>
           <w:b/>
           <w:sz w:val="30"/>
           <w:szCs w:val="30"/>
@@ -86,18 +151,47 @@
       </w:r>
       <w:r>
         <w:rPr>
-          <w:rFonts w:hint="eastAsia" w:ascii="宋体" w:hAnsi="宋体" w:eastAsia="宋体" w:cs="Arial"/>
-          <w:b/>
-          <w:sz w:val="30"/>
-          <w:szCs w:val="30"/>
-        </w:rPr>
-        <w:t>+视频，结课周交）</w:t>
-      </w:r>
-    </w:p>
-    <w:p>
-      <w:pPr>
-        <w:rPr>
-          <w:rFonts w:ascii="宋体" w:hAnsi="宋体" w:eastAsia="宋体" w:cs="Arial"/>
+          <w:rFonts w:ascii="宋体" w:eastAsia="宋体" w:hAnsi="宋体" w:cs="Arial" w:hint="eastAsia"/>
+          <w:b/>
+          <w:sz w:val="30"/>
+          <w:szCs w:val="30"/>
+        </w:rPr>
+        <w:t>+视频，</w:t>
+      </w:r>
+      <w:proofErr w:type="gramStart"/>
+      <w:r>
+        <w:rPr>
+          <w:rFonts w:ascii="宋体" w:eastAsia="宋体" w:hAnsi="宋体" w:cs="Arial" w:hint="eastAsia"/>
+          <w:b/>
+          <w:sz w:val="30"/>
+          <w:szCs w:val="30"/>
+        </w:rPr>
+        <w:t>结课</w:t>
+      </w:r>
+      <w:r>
+        <w:rPr>
+          <w:rFonts w:ascii="宋体" w:eastAsia="宋体" w:hAnsi="宋体" w:cs="Arial" w:hint="eastAsia"/>
+          <w:b/>
+          <w:sz w:val="30"/>
+          <w:szCs w:val="30"/>
+        </w:rPr>
+        <w:t>周交</w:t>
+      </w:r>
+      <w:proofErr w:type="gramEnd"/>
+      <w:r>
+        <w:rPr>
+          <w:rFonts w:ascii="宋体" w:eastAsia="宋体" w:hAnsi="宋体" w:cs="Arial" w:hint="eastAsia"/>
+          <w:b/>
+          <w:sz w:val="30"/>
+          <w:szCs w:val="30"/>
+        </w:rPr>
+        <w:t>）</w:t>
+      </w:r>
+    </w:p>
+    <w:p>
+      <w:pPr>
+        <w:rPr>
+          <w:rFonts w:ascii="宋体" w:eastAsia="宋体" w:hAnsi="宋体" w:cs="Arial"/>
           <w:b/>
           <w:color w:val="FF0000"/>
           <w:sz w:val="30"/>
@@ -106,128 +200,224 @@
       </w:pPr>
       <w:r>
         <w:rPr>
-          <w:rFonts w:hint="eastAsia" w:ascii="宋体" w:hAnsi="宋体" w:eastAsia="宋体" w:cs="Arial"/>
+          <w:rFonts w:ascii="宋体" w:eastAsia="宋体" w:hAnsi="宋体" w:cs="Arial" w:hint="eastAsia"/>
           <w:b/>
           <w:color w:val="FF0000"/>
           <w:sz w:val="30"/>
           <w:szCs w:val="30"/>
         </w:rPr>
-        <w:t>中国大学m</w:t>
-      </w:r>
-      <w:r>
-        <w:rPr>
-          <w:rFonts w:ascii="宋体" w:hAnsi="宋体" w:eastAsia="宋体" w:cs="Arial"/>
+        <w:t>中国大学</w:t>
+      </w:r>
+      <w:proofErr w:type="spellStart"/>
+      <w:r>
+        <w:rPr>
+          <w:rFonts w:ascii="宋体" w:eastAsia="宋体" w:hAnsi="宋体" w:cs="Arial" w:hint="eastAsia"/>
           <w:b/>
           <w:color w:val="FF0000"/>
           <w:sz w:val="30"/>
           <w:szCs w:val="30"/>
         </w:rPr>
+        <w:t>m</w:t>
+      </w:r>
+      <w:r>
+        <w:rPr>
+          <w:rFonts w:ascii="宋体" w:eastAsia="宋体" w:hAnsi="宋体" w:cs="Arial"/>
+          <w:b/>
+          <w:color w:val="FF0000"/>
+          <w:sz w:val="30"/>
+          <w:szCs w:val="30"/>
+        </w:rPr>
         <w:t>ooc</w:t>
       </w:r>
-      <w:r>
-        <w:rPr>
-          <w:rFonts w:hint="eastAsia" w:ascii="宋体" w:hAnsi="宋体" w:eastAsia="宋体" w:cs="Arial"/>
+      <w:proofErr w:type="spellEnd"/>
+      <w:r>
+        <w:rPr>
+          <w:rFonts w:ascii="宋体" w:eastAsia="宋体" w:hAnsi="宋体" w:cs="Arial" w:hint="eastAsia"/>
           <w:b/>
           <w:color w:val="FF0000"/>
           <w:sz w:val="30"/>
           <w:szCs w:val="30"/>
         </w:rPr>
-        <w:t>、spoc要求进度变绿（视频 文档 课件 测验 作业 考试）</w:t>
-      </w:r>
-    </w:p>
-    <w:p>
-      <w:pPr>
-        <w:rPr>
-          <w:rFonts w:ascii="宋体" w:hAnsi="宋体" w:eastAsia="宋体" w:cs="Arial"/>
+        <w:t>、</w:t>
+      </w:r>
+      <w:proofErr w:type="spellStart"/>
+      <w:r>
+        <w:rPr>
+          <w:rFonts w:ascii="宋体" w:eastAsia="宋体" w:hAnsi="宋体" w:cs="Arial" w:hint="eastAsia"/>
           <w:b/>
           <w:color w:val="FF0000"/>
           <w:sz w:val="30"/>
           <w:szCs w:val="30"/>
         </w:rPr>
-      </w:pPr>
-      <w:r>
-        <w:rPr>
-          <w:rFonts w:hint="eastAsia" w:ascii="宋体" w:hAnsi="宋体" w:eastAsia="宋体" w:cs="Arial"/>
+        <w:t>spoc</w:t>
+      </w:r>
+      <w:proofErr w:type="spellEnd"/>
+      <w:r>
+        <w:rPr>
+          <w:rFonts w:ascii="宋体" w:eastAsia="宋体" w:hAnsi="宋体" w:cs="Arial" w:hint="eastAsia"/>
           <w:b/>
           <w:color w:val="FF0000"/>
           <w:sz w:val="30"/>
           <w:szCs w:val="30"/>
         </w:rPr>
+        <w:t>要求进度变绿（视频 文档 课件 测验 作业 考试）</w:t>
+      </w:r>
+    </w:p>
+    <w:p>
+      <w:pPr>
+        <w:rPr>
+          <w:rFonts w:ascii="宋体" w:eastAsia="宋体" w:hAnsi="宋体" w:cs="Arial"/>
+          <w:b/>
+          <w:color w:val="FF0000"/>
+          <w:sz w:val="30"/>
+          <w:szCs w:val="30"/>
+        </w:rPr>
+      </w:pPr>
+      <w:r>
+        <w:rPr>
+          <w:rFonts w:ascii="宋体" w:eastAsia="宋体" w:hAnsi="宋体" w:cs="Arial" w:hint="eastAsia"/>
+          <w:b/>
+          <w:color w:val="FF0000"/>
+          <w:sz w:val="30"/>
+          <w:szCs w:val="30"/>
+        </w:rPr>
         <w:t>注意后续时间安排：6</w:t>
       </w:r>
       <w:r>
         <w:rPr>
-          <w:rFonts w:ascii="宋体" w:hAnsi="宋体" w:eastAsia="宋体" w:cs="Arial"/>
+          <w:rFonts w:ascii="宋体" w:eastAsia="宋体" w:hAnsi="宋体" w:cs="Arial"/>
           <w:b/>
           <w:color w:val="FF0000"/>
           <w:sz w:val="30"/>
           <w:szCs w:val="30"/>
         </w:rPr>
-        <w:t>.30</w:t>
-      </w:r>
-      <w:r>
-        <w:rPr>
-          <w:rFonts w:hint="eastAsia" w:ascii="宋体" w:hAnsi="宋体" w:eastAsia="宋体" w:cs="Arial"/>
+        <w:t>.</w:t>
+      </w:r>
+      <w:r>
+        <w:rPr>
+          <w:rFonts w:ascii="宋体" w:eastAsia="宋体" w:hAnsi="宋体" w:cs="Arial"/>
           <w:b/>
           <w:color w:val="FF0000"/>
           <w:sz w:val="30"/>
           <w:szCs w:val="30"/>
         </w:rPr>
+        <w:t>3</w:t>
+      </w:r>
+      <w:r>
+        <w:rPr>
+          <w:rFonts w:ascii="宋体" w:eastAsia="宋体" w:hAnsi="宋体" w:cs="Arial"/>
+          <w:b/>
+          <w:color w:val="FF0000"/>
+          <w:sz w:val="30"/>
+          <w:szCs w:val="30"/>
+        </w:rPr>
+        <w:t>0</w:t>
+      </w:r>
+      <w:r>
+        <w:rPr>
+          <w:rFonts w:ascii="宋体" w:eastAsia="宋体" w:hAnsi="宋体" w:cs="Arial" w:hint="eastAsia"/>
+          <w:b/>
+          <w:color w:val="FF0000"/>
+          <w:sz w:val="30"/>
+          <w:szCs w:val="30"/>
+        </w:rPr>
         <w:t>前提交测验、作业、讨论，</w:t>
       </w:r>
       <w:r>
         <w:rPr>
-          <w:rFonts w:ascii="宋体" w:hAnsi="宋体" w:eastAsia="宋体" w:cs="Arial"/>
+          <w:rFonts w:ascii="宋体" w:eastAsia="宋体" w:hAnsi="宋体" w:cs="Arial"/>
           <w:b/>
           <w:color w:val="FF0000"/>
           <w:sz w:val="30"/>
           <w:szCs w:val="30"/>
         </w:rPr>
-        <w:t>6.6</w:t>
-      </w:r>
-      <w:r>
-        <w:rPr>
-          <w:rFonts w:hint="eastAsia" w:ascii="宋体" w:hAnsi="宋体" w:eastAsia="宋体" w:cs="Arial"/>
+        <w:t>6.</w:t>
+      </w:r>
+      <w:r>
+        <w:rPr>
+          <w:rFonts w:ascii="宋体" w:eastAsia="宋体" w:hAnsi="宋体" w:cs="Arial"/>
           <w:b/>
           <w:color w:val="FF0000"/>
           <w:sz w:val="30"/>
           <w:szCs w:val="30"/>
         </w:rPr>
+        <w:t>6</w:t>
+      </w:r>
+      <w:r>
+        <w:rPr>
+          <w:rFonts w:ascii="宋体" w:eastAsia="宋体" w:hAnsi="宋体" w:cs="Arial" w:hint="eastAsia"/>
+          <w:b/>
+          <w:color w:val="FF0000"/>
+          <w:sz w:val="30"/>
+          <w:szCs w:val="30"/>
+        </w:rPr>
         <w:t>-</w:t>
       </w:r>
       <w:r>
         <w:rPr>
-          <w:rFonts w:ascii="宋体" w:hAnsi="宋体" w:eastAsia="宋体" w:cs="Arial"/>
+          <w:rFonts w:ascii="宋体" w:eastAsia="宋体" w:hAnsi="宋体" w:cs="Arial"/>
           <w:b/>
           <w:color w:val="FF0000"/>
           <w:sz w:val="30"/>
           <w:szCs w:val="30"/>
         </w:rPr>
-        <w:t>6.30</w:t>
-      </w:r>
-      <w:r>
-        <w:rPr>
-          <w:rFonts w:hint="eastAsia" w:ascii="宋体" w:hAnsi="宋体" w:eastAsia="宋体" w:cs="Arial"/>
+        <w:t>6.</w:t>
+      </w:r>
+      <w:r>
+        <w:rPr>
+          <w:rFonts w:ascii="宋体" w:eastAsia="宋体" w:hAnsi="宋体" w:cs="Arial"/>
           <w:b/>
           <w:color w:val="FF0000"/>
           <w:sz w:val="30"/>
           <w:szCs w:val="30"/>
         </w:rPr>
-        <w:t>完成m</w:t>
-      </w:r>
-      <w:r>
-        <w:rPr>
-          <w:rFonts w:ascii="宋体" w:hAnsi="宋体" w:eastAsia="宋体" w:cs="Arial"/>
+        <w:t>3</w:t>
+      </w:r>
+      <w:r>
+        <w:rPr>
+          <w:rFonts w:ascii="宋体" w:eastAsia="宋体" w:hAnsi="宋体" w:cs="Arial"/>
           <w:b/>
           <w:color w:val="FF0000"/>
           <w:sz w:val="30"/>
           <w:szCs w:val="30"/>
         </w:rPr>
+        <w:t>0</w:t>
+      </w:r>
+      <w:r>
+        <w:rPr>
+          <w:rFonts w:ascii="宋体" w:eastAsia="宋体" w:hAnsi="宋体" w:cs="Arial" w:hint="eastAsia"/>
+          <w:b/>
+          <w:color w:val="FF0000"/>
+          <w:sz w:val="30"/>
+          <w:szCs w:val="30"/>
+        </w:rPr>
+        <w:t>完成</w:t>
+      </w:r>
+      <w:proofErr w:type="spellStart"/>
+      <w:r>
+        <w:rPr>
+          <w:rFonts w:ascii="宋体" w:eastAsia="宋体" w:hAnsi="宋体" w:cs="Arial" w:hint="eastAsia"/>
+          <w:b/>
+          <w:color w:val="FF0000"/>
+          <w:sz w:val="30"/>
+          <w:szCs w:val="30"/>
+        </w:rPr>
+        <w:t>m</w:t>
+      </w:r>
+      <w:r>
+        <w:rPr>
+          <w:rFonts w:ascii="宋体" w:eastAsia="宋体" w:hAnsi="宋体" w:cs="Arial"/>
+          <w:b/>
+          <w:color w:val="FF0000"/>
+          <w:sz w:val="30"/>
+          <w:szCs w:val="30"/>
+        </w:rPr>
         <w:t>ooc</w:t>
       </w:r>
-      <w:r>
-        <w:rPr>
-          <w:rFonts w:hint="eastAsia" w:ascii="宋体" w:hAnsi="宋体" w:eastAsia="宋体" w:cs="Arial"/>
+      <w:proofErr w:type="spellEnd"/>
+      <w:r>
+        <w:rPr>
+          <w:rFonts w:ascii="宋体" w:eastAsia="宋体" w:hAnsi="宋体" w:cs="Arial" w:hint="eastAsia"/>
           <w:b/>
           <w:color w:val="FF0000"/>
           <w:sz w:val="30"/>
@@ -237,7 +427,7 @@
       </w:r>
       <w:r>
         <w:rPr>
-          <w:rFonts w:ascii="宋体" w:hAnsi="宋体" w:eastAsia="宋体" w:cs="Arial"/>
+          <w:rFonts w:ascii="宋体" w:eastAsia="宋体" w:hAnsi="宋体" w:cs="Arial"/>
           <w:b/>
           <w:color w:val="FF0000"/>
           <w:sz w:val="30"/>
@@ -247,7 +437,7 @@
       </w:r>
       <w:r>
         <w:rPr>
-          <w:rFonts w:hint="eastAsia" w:ascii="宋体" w:hAnsi="宋体" w:eastAsia="宋体" w:cs="Arial"/>
+          <w:rFonts w:ascii="宋体" w:eastAsia="宋体" w:hAnsi="宋体" w:cs="Arial" w:hint="eastAsia"/>
           <w:b/>
           <w:color w:val="FF0000"/>
           <w:sz w:val="30"/>
@@ -257,17 +447,37 @@
       </w:r>
       <w:r>
         <w:rPr>
-          <w:rFonts w:ascii="宋体" w:hAnsi="宋体" w:eastAsia="宋体" w:cs="Arial"/>
+          <w:rFonts w:ascii="宋体" w:eastAsia="宋体" w:hAnsi="宋体" w:cs="Arial"/>
           <w:b/>
           <w:color w:val="FF0000"/>
           <w:sz w:val="30"/>
           <w:szCs w:val="30"/>
         </w:rPr>
-        <w:t>7.8</w:t>
-      </w:r>
-      <w:r>
-        <w:rPr>
-          <w:rFonts w:hint="eastAsia" w:ascii="宋体" w:hAnsi="宋体" w:eastAsia="宋体" w:cs="Arial"/>
+        <w:t>7</w:t>
+      </w:r>
+      <w:r>
+        <w:rPr>
+          <w:rFonts w:ascii="宋体" w:eastAsia="宋体" w:hAnsi="宋体" w:cs="Arial"/>
+          <w:b/>
+          <w:color w:val="FF0000"/>
+          <w:sz w:val="30"/>
+          <w:szCs w:val="30"/>
+        </w:rPr>
+        <w:t>.</w:t>
+      </w:r>
+      <w:r>
+        <w:rPr>
+          <w:rFonts w:ascii="宋体" w:eastAsia="宋体" w:hAnsi="宋体" w:cs="Arial"/>
+          <w:b/>
+          <w:color w:val="FF0000"/>
+          <w:sz w:val="30"/>
+          <w:szCs w:val="30"/>
+        </w:rPr>
+        <w:t>8</w:t>
+      </w:r>
+      <w:r>
+        <w:rPr>
+          <w:rFonts w:ascii="宋体" w:eastAsia="宋体" w:hAnsi="宋体" w:cs="Arial" w:hint="eastAsia"/>
           <w:b/>
           <w:color w:val="FF0000"/>
           <w:sz w:val="30"/>
@@ -282,15 +492,15 @@
           <w:tab w:val="right" w:pos="8306"/>
         </w:tabs>
         <w:rPr>
-          <w:rFonts w:ascii="宋体" w:hAnsi="宋体" w:eastAsia="宋体" w:cs="Arial"/>
-          <w:b/>
-          <w:sz w:val="30"/>
-          <w:szCs w:val="30"/>
-        </w:rPr>
-      </w:pPr>
-      <w:r>
-        <w:rPr>
-          <w:rFonts w:hint="eastAsia" w:ascii="宋体" w:hAnsi="宋体" w:eastAsia="宋体" w:cs="Arial"/>
+          <w:rFonts w:ascii="宋体" w:eastAsia="宋体" w:hAnsi="宋体" w:cs="Arial"/>
+          <w:b/>
+          <w:sz w:val="30"/>
+          <w:szCs w:val="30"/>
+        </w:rPr>
+      </w:pPr>
+      <w:r>
+        <w:rPr>
+          <w:rFonts w:ascii="宋体" w:eastAsia="宋体" w:hAnsi="宋体" w:cs="Arial" w:hint="eastAsia"/>
           <w:b/>
           <w:sz w:val="30"/>
           <w:szCs w:val="30"/>
@@ -299,7 +509,7 @@
       </w:r>
       <w:r>
         <w:rPr>
-          <w:rFonts w:ascii="宋体" w:hAnsi="宋体" w:eastAsia="宋体" w:cs="Arial"/>
+          <w:rFonts w:ascii="宋体" w:eastAsia="宋体" w:hAnsi="宋体" w:cs="Arial"/>
           <w:b/>
           <w:sz w:val="30"/>
           <w:szCs w:val="30"/>
@@ -308,7 +518,7 @@
       </w:r>
       <w:r>
         <w:rPr>
-          <w:rFonts w:ascii="宋体" w:hAnsi="宋体" w:eastAsia="宋体" w:cs="Arial"/>
+          <w:rFonts w:ascii="宋体" w:eastAsia="宋体" w:hAnsi="宋体" w:cs="Arial"/>
           <w:b/>
           <w:sz w:val="30"/>
           <w:szCs w:val="30"/>
@@ -319,15 +529,15 @@
     <w:p>
       <w:pPr>
         <w:rPr>
-          <w:rFonts w:ascii="宋体" w:hAnsi="宋体" w:eastAsia="宋体" w:cs="Arial"/>
-          <w:b/>
-          <w:sz w:val="30"/>
-          <w:szCs w:val="30"/>
-        </w:rPr>
-      </w:pPr>
-      <w:r>
-        <w:rPr>
-          <w:rFonts w:hint="eastAsia" w:ascii="宋体" w:hAnsi="宋体" w:eastAsia="宋体" w:cs="Arial"/>
+          <w:rFonts w:ascii="宋体" w:eastAsia="宋体" w:hAnsi="宋体" w:cs="Arial"/>
+          <w:b/>
+          <w:sz w:val="30"/>
+          <w:szCs w:val="30"/>
+        </w:rPr>
+      </w:pPr>
+      <w:r>
+        <w:rPr>
+          <w:rFonts w:ascii="宋体" w:eastAsia="宋体" w:hAnsi="宋体" w:cs="Arial" w:hint="eastAsia"/>
           <w:b/>
           <w:sz w:val="30"/>
           <w:szCs w:val="30"/>
@@ -336,7 +546,7 @@
       </w:r>
       <w:r>
         <w:rPr>
-          <w:rFonts w:ascii="宋体" w:hAnsi="宋体" w:eastAsia="宋体" w:cs="Arial"/>
+          <w:rFonts w:ascii="宋体" w:eastAsia="宋体" w:hAnsi="宋体" w:cs="Arial"/>
           <w:b/>
           <w:sz w:val="30"/>
           <w:szCs w:val="30"/>
@@ -345,7 +555,7 @@
       </w:r>
       <w:r>
         <w:rPr>
-          <w:rFonts w:hint="eastAsia" w:ascii="宋体" w:hAnsi="宋体" w:eastAsia="宋体" w:cs="Arial"/>
+          <w:rFonts w:ascii="宋体" w:eastAsia="宋体" w:hAnsi="宋体" w:cs="Arial" w:hint="eastAsia"/>
           <w:b/>
           <w:sz w:val="30"/>
           <w:szCs w:val="30"/>
@@ -354,7 +564,7 @@
       </w:r>
       <w:r>
         <w:rPr>
-          <w:rFonts w:ascii="宋体" w:hAnsi="宋体" w:eastAsia="宋体" w:cs="Arial"/>
+          <w:rFonts w:ascii="宋体" w:eastAsia="宋体" w:hAnsi="宋体" w:cs="Arial"/>
           <w:b/>
           <w:sz w:val="30"/>
           <w:szCs w:val="30"/>
@@ -363,7 +573,7 @@
       </w:r>
       <w:r>
         <w:rPr>
-          <w:rFonts w:hint="eastAsia" w:ascii="宋体" w:hAnsi="宋体" w:eastAsia="宋体" w:cs="Arial"/>
+          <w:rFonts w:ascii="宋体" w:eastAsia="宋体" w:hAnsi="宋体" w:cs="Arial" w:hint="eastAsia"/>
           <w:b/>
           <w:sz w:val="30"/>
           <w:szCs w:val="30"/>
@@ -372,7 +582,7 @@
       </w:r>
       <w:r>
         <w:rPr>
-          <w:rFonts w:ascii="宋体" w:hAnsi="宋体" w:eastAsia="宋体" w:cs="Arial"/>
+          <w:rFonts w:ascii="宋体" w:eastAsia="宋体" w:hAnsi="宋体" w:cs="Arial"/>
           <w:b/>
           <w:sz w:val="30"/>
           <w:szCs w:val="30"/>
@@ -381,7 +591,7 @@
       </w:r>
       <w:r>
         <w:rPr>
-          <w:rFonts w:hint="eastAsia" w:ascii="宋体" w:hAnsi="宋体" w:eastAsia="宋体" w:cs="Arial"/>
+          <w:rFonts w:ascii="宋体" w:eastAsia="宋体" w:hAnsi="宋体" w:cs="Arial" w:hint="eastAsia"/>
           <w:b/>
           <w:sz w:val="30"/>
           <w:szCs w:val="30"/>
@@ -390,7 +600,7 @@
       </w:r>
       <w:r>
         <w:rPr>
-          <w:rFonts w:ascii="宋体" w:hAnsi="宋体" w:eastAsia="宋体" w:cs="Arial"/>
+          <w:rFonts w:ascii="宋体" w:eastAsia="宋体" w:hAnsi="宋体" w:cs="Arial"/>
           <w:b/>
           <w:sz w:val="30"/>
           <w:szCs w:val="30"/>
@@ -399,7 +609,7 @@
       </w:r>
       <w:r>
         <w:rPr>
-          <w:rFonts w:hint="eastAsia" w:ascii="宋体" w:hAnsi="宋体" w:eastAsia="宋体" w:cs="Arial"/>
+          <w:rFonts w:ascii="宋体" w:eastAsia="宋体" w:hAnsi="宋体" w:cs="Arial" w:hint="eastAsia"/>
           <w:b/>
           <w:sz w:val="30"/>
           <w:szCs w:val="30"/>
@@ -408,7 +618,7 @@
       </w:r>
       <w:r>
         <w:rPr>
-          <w:rFonts w:ascii="宋体" w:hAnsi="宋体" w:eastAsia="宋体" w:cs="Arial"/>
+          <w:rFonts w:ascii="宋体" w:eastAsia="宋体" w:hAnsi="宋体" w:cs="Arial"/>
           <w:b/>
           <w:sz w:val="30"/>
           <w:szCs w:val="30"/>
@@ -417,26 +627,38 @@
       </w:r>
       <w:r>
         <w:rPr>
-          <w:rFonts w:hint="eastAsia" w:ascii="宋体" w:hAnsi="宋体" w:eastAsia="宋体" w:cs="Arial"/>
+          <w:rFonts w:ascii="宋体" w:eastAsia="宋体" w:hAnsi="宋体" w:cs="Arial" w:hint="eastAsia"/>
           <w:b/>
           <w:sz w:val="30"/>
           <w:szCs w:val="30"/>
         </w:rPr>
         <w:t>（</w:t>
       </w:r>
-      <w:r>
-        <w:rPr>
-          <w:rFonts w:hint="eastAsia" w:ascii="宋体" w:hAnsi="宋体" w:eastAsia="宋体" w:cs="Arial"/>
+      <w:proofErr w:type="spellStart"/>
+      <w:r>
+        <w:rPr>
+          <w:rFonts w:ascii="宋体" w:eastAsia="宋体" w:hAnsi="宋体" w:cs="Arial" w:hint="eastAsia"/>
           <w:b/>
           <w:color w:val="FF0000"/>
           <w:sz w:val="30"/>
           <w:szCs w:val="30"/>
         </w:rPr>
-        <w:t>mooc试卷 测验题 慕课堂练习题 知识点相同</w:t>
-      </w:r>
-      <w:r>
-        <w:rPr>
-          <w:rFonts w:hint="eastAsia" w:ascii="宋体" w:hAnsi="宋体" w:eastAsia="宋体" w:cs="Arial"/>
+        <w:t>mooc</w:t>
+      </w:r>
+      <w:proofErr w:type="spellEnd"/>
+      <w:r>
+        <w:rPr>
+          <w:rFonts w:ascii="宋体" w:eastAsia="宋体" w:hAnsi="宋体" w:cs="Arial" w:hint="eastAsia"/>
+          <w:b/>
+          <w:color w:val="FF0000"/>
+          <w:sz w:val="30"/>
+          <w:szCs w:val="30"/>
+        </w:rPr>
+        <w:t>试卷 测验题 慕课堂练习题 知识点相同</w:t>
+      </w:r>
+      <w:r>
+        <w:rPr>
+          <w:rFonts w:ascii="宋体" w:eastAsia="宋体" w:hAnsi="宋体" w:cs="Arial" w:hint="eastAsia"/>
           <w:b/>
           <w:sz w:val="30"/>
           <w:szCs w:val="30"/>
@@ -445,7 +667,7 @@
       </w:r>
       <w:r>
         <w:rPr>
-          <w:rFonts w:ascii="宋体" w:hAnsi="宋体" w:eastAsia="宋体" w:cs="Arial"/>
+          <w:rFonts w:ascii="宋体" w:eastAsia="宋体" w:hAnsi="宋体" w:cs="Arial"/>
           <w:b/>
           <w:sz w:val="30"/>
           <w:szCs w:val="30"/>
@@ -456,15 +678,15 @@
     <w:p>
       <w:pPr>
         <w:rPr>
-          <w:rFonts w:ascii="宋体" w:hAnsi="宋体" w:eastAsia="宋体" w:cs="Arial"/>
-          <w:b/>
-          <w:sz w:val="30"/>
-          <w:szCs w:val="30"/>
-        </w:rPr>
-      </w:pPr>
-      <w:r>
-        <w:rPr>
-          <w:rFonts w:hint="eastAsia" w:ascii="宋体" w:hAnsi="宋体" w:eastAsia="宋体" w:cs="Arial"/>
+          <w:rFonts w:ascii="宋体" w:eastAsia="宋体" w:hAnsi="宋体" w:cs="Arial"/>
+          <w:b/>
+          <w:sz w:val="30"/>
+          <w:szCs w:val="30"/>
+        </w:rPr>
+      </w:pPr>
+      <w:r>
+        <w:rPr>
+          <w:rFonts w:ascii="宋体" w:eastAsia="宋体" w:hAnsi="宋体" w:cs="Arial" w:hint="eastAsia"/>
           <w:b/>
           <w:sz w:val="30"/>
           <w:szCs w:val="30"/>
@@ -473,7 +695,7 @@
       </w:r>
       <w:r>
         <w:rPr>
-          <w:rFonts w:ascii="宋体" w:hAnsi="宋体" w:eastAsia="宋体" w:cs="Arial"/>
+          <w:rFonts w:ascii="宋体" w:eastAsia="宋体" w:hAnsi="宋体" w:cs="Arial"/>
           <w:b/>
           <w:sz w:val="30"/>
           <w:szCs w:val="30"/>
@@ -482,7 +704,7 @@
       </w:r>
       <w:r>
         <w:rPr>
-          <w:rFonts w:hint="eastAsia" w:ascii="宋体" w:hAnsi="宋体" w:eastAsia="宋体" w:cs="Arial"/>
+          <w:rFonts w:ascii="宋体" w:eastAsia="宋体" w:hAnsi="宋体" w:cs="Arial" w:hint="eastAsia"/>
           <w:b/>
           <w:color w:val="FF0000"/>
           <w:sz w:val="30"/>
@@ -492,7 +714,7 @@
       </w:r>
       <w:r>
         <w:rPr>
-          <w:rFonts w:hint="eastAsia" w:ascii="宋体" w:hAnsi="宋体" w:eastAsia="宋体" w:cs="Arial"/>
+          <w:rFonts w:ascii="宋体" w:eastAsia="宋体" w:hAnsi="宋体" w:cs="Arial" w:hint="eastAsia"/>
           <w:b/>
           <w:sz w:val="30"/>
           <w:szCs w:val="30"/>
@@ -503,15 +725,15 @@
     <w:p>
       <w:pPr>
         <w:rPr>
-          <w:rFonts w:ascii="宋体" w:hAnsi="宋体" w:eastAsia="宋体" w:cs="Arial"/>
-          <w:b/>
-          <w:sz w:val="30"/>
-          <w:szCs w:val="30"/>
-        </w:rPr>
-      </w:pPr>
-      <w:r>
-        <w:rPr>
-          <w:rFonts w:hint="eastAsia" w:ascii="宋体" w:hAnsi="宋体" w:eastAsia="宋体" w:cs="Arial"/>
+          <w:rFonts w:ascii="宋体" w:eastAsia="宋体" w:hAnsi="宋体" w:cs="Arial"/>
+          <w:b/>
+          <w:sz w:val="30"/>
+          <w:szCs w:val="30"/>
+        </w:rPr>
+      </w:pPr>
+      <w:r>
+        <w:rPr>
+          <w:rFonts w:ascii="宋体" w:eastAsia="宋体" w:hAnsi="宋体" w:cs="Arial" w:hint="eastAsia"/>
           <w:b/>
           <w:sz w:val="30"/>
           <w:szCs w:val="30"/>
@@ -520,7 +742,7 @@
       </w:r>
       <w:r>
         <w:rPr>
-          <w:rFonts w:ascii="宋体" w:hAnsi="宋体" w:eastAsia="宋体" w:cs="Arial"/>
+          <w:rFonts w:ascii="宋体" w:eastAsia="宋体" w:hAnsi="宋体" w:cs="Arial"/>
           <w:b/>
           <w:sz w:val="30"/>
           <w:szCs w:val="30"/>
@@ -529,7 +751,7 @@
       </w:r>
       <w:r>
         <w:rPr>
-          <w:rFonts w:hint="eastAsia" w:ascii="宋体" w:hAnsi="宋体" w:eastAsia="宋体" w:cs="Arial"/>
+          <w:rFonts w:ascii="宋体" w:eastAsia="宋体" w:hAnsi="宋体" w:cs="Arial" w:hint="eastAsia"/>
           <w:b/>
           <w:sz w:val="30"/>
           <w:szCs w:val="30"/>
@@ -538,7 +760,7 @@
       </w:r>
       <w:r>
         <w:rPr>
-          <w:rFonts w:hint="eastAsia" w:ascii="宋体" w:hAnsi="宋体" w:eastAsia="宋体" w:cs="Arial"/>
+          <w:rFonts w:ascii="宋体" w:eastAsia="宋体" w:hAnsi="宋体" w:cs="Arial" w:hint="eastAsia"/>
           <w:b/>
           <w:color w:val="FF0000"/>
           <w:sz w:val="30"/>
@@ -548,7 +770,7 @@
       </w:r>
       <w:r>
         <w:rPr>
-          <w:rFonts w:hint="eastAsia" w:ascii="宋体" w:hAnsi="宋体" w:eastAsia="宋体" w:cs="Arial"/>
+          <w:rFonts w:ascii="宋体" w:eastAsia="宋体" w:hAnsi="宋体" w:cs="Arial" w:hint="eastAsia"/>
           <w:b/>
           <w:sz w:val="30"/>
           <w:szCs w:val="30"/>
@@ -559,15 +781,15 @@
     <w:p>
       <w:pPr>
         <w:rPr>
-          <w:rFonts w:ascii="宋体" w:hAnsi="宋体" w:eastAsia="宋体" w:cs="Arial"/>
-          <w:b/>
-          <w:sz w:val="30"/>
-          <w:szCs w:val="30"/>
-        </w:rPr>
-      </w:pPr>
-      <w:r>
-        <w:rPr>
-          <w:rFonts w:hint="eastAsia" w:ascii="宋体" w:hAnsi="宋体" w:eastAsia="宋体" w:cs="Arial"/>
+          <w:rFonts w:ascii="宋体" w:eastAsia="宋体" w:hAnsi="宋体" w:cs="Arial"/>
+          <w:b/>
+          <w:sz w:val="30"/>
+          <w:szCs w:val="30"/>
+        </w:rPr>
+      </w:pPr>
+      <w:r>
+        <w:rPr>
+          <w:rFonts w:ascii="宋体" w:eastAsia="宋体" w:hAnsi="宋体" w:cs="Arial" w:hint="eastAsia"/>
           <w:b/>
           <w:sz w:val="30"/>
           <w:szCs w:val="30"/>
@@ -576,7 +798,7 @@
       </w:r>
       <w:r>
         <w:rPr>
-          <w:rFonts w:ascii="宋体" w:hAnsi="宋体" w:eastAsia="宋体" w:cs="Arial"/>
+          <w:rFonts w:ascii="宋体" w:eastAsia="宋体" w:hAnsi="宋体" w:cs="Arial"/>
           <w:b/>
           <w:sz w:val="30"/>
           <w:szCs w:val="30"/>
@@ -585,7 +807,7 @@
       </w:r>
       <w:r>
         <w:rPr>
-          <w:rFonts w:hint="eastAsia" w:ascii="宋体" w:hAnsi="宋体" w:eastAsia="宋体" w:cs="Arial"/>
+          <w:rFonts w:ascii="宋体" w:eastAsia="宋体" w:hAnsi="宋体" w:cs="Arial" w:hint="eastAsia"/>
           <w:b/>
           <w:sz w:val="30"/>
           <w:szCs w:val="30"/>
@@ -594,7 +816,7 @@
       </w:r>
       <w:r>
         <w:rPr>
-          <w:rFonts w:ascii="宋体" w:hAnsi="宋体" w:eastAsia="宋体" w:cs="Arial"/>
+          <w:rFonts w:ascii="宋体" w:eastAsia="宋体" w:hAnsi="宋体" w:cs="Arial"/>
           <w:b/>
           <w:sz w:val="30"/>
           <w:szCs w:val="30"/>
@@ -603,7 +825,7 @@
       </w:r>
       <w:r>
         <w:rPr>
-          <w:rFonts w:hint="eastAsia" w:ascii="宋体" w:hAnsi="宋体" w:eastAsia="宋体" w:cs="Arial"/>
+          <w:rFonts w:ascii="宋体" w:eastAsia="宋体" w:hAnsi="宋体" w:cs="Arial" w:hint="eastAsia"/>
           <w:b/>
           <w:sz w:val="30"/>
           <w:szCs w:val="30"/>
@@ -612,7 +834,7 @@
       </w:r>
       <w:r>
         <w:rPr>
-          <w:rFonts w:ascii="宋体" w:hAnsi="宋体" w:eastAsia="宋体" w:cs="Arial"/>
+          <w:rFonts w:ascii="宋体" w:eastAsia="宋体" w:hAnsi="宋体" w:cs="Arial"/>
           <w:b/>
           <w:sz w:val="30"/>
           <w:szCs w:val="30"/>
@@ -621,7 +843,7 @@
       </w:r>
       <w:r>
         <w:rPr>
-          <w:rFonts w:hint="eastAsia" w:ascii="宋体" w:hAnsi="宋体" w:eastAsia="宋体" w:cs="Arial"/>
+          <w:rFonts w:ascii="宋体" w:eastAsia="宋体" w:hAnsi="宋体" w:cs="Arial" w:hint="eastAsia"/>
           <w:b/>
           <w:sz w:val="30"/>
           <w:szCs w:val="30"/>
@@ -630,7 +852,7 @@
       </w:r>
       <w:r>
         <w:rPr>
-          <w:rFonts w:ascii="宋体" w:hAnsi="宋体" w:eastAsia="宋体" w:cs="Arial"/>
+          <w:rFonts w:ascii="宋体" w:eastAsia="宋体" w:hAnsi="宋体" w:cs="Arial"/>
           <w:b/>
           <w:sz w:val="30"/>
           <w:szCs w:val="30"/>
@@ -639,7 +861,7 @@
       </w:r>
       <w:r>
         <w:rPr>
-          <w:rFonts w:hint="eastAsia" w:ascii="宋体" w:hAnsi="宋体" w:eastAsia="宋体" w:cs="Arial"/>
+          <w:rFonts w:ascii="宋体" w:eastAsia="宋体" w:hAnsi="宋体" w:cs="Arial" w:hint="eastAsia"/>
           <w:b/>
           <w:sz w:val="30"/>
           <w:szCs w:val="30"/>
@@ -648,7 +870,7 @@
       </w:r>
       <w:r>
         <w:rPr>
-          <w:rFonts w:ascii="宋体" w:hAnsi="宋体" w:eastAsia="宋体" w:cs="Arial"/>
+          <w:rFonts w:ascii="宋体" w:eastAsia="宋体" w:hAnsi="宋体" w:cs="Arial"/>
           <w:b/>
           <w:sz w:val="30"/>
           <w:szCs w:val="30"/>
@@ -663,7 +885,7 @@
           <w:numId w:val="1"/>
         </w:numPr>
         <w:rPr>
-          <w:rFonts w:ascii="宋体" w:hAnsi="宋体" w:eastAsia="宋体" w:cs="Arial"/>
+          <w:rFonts w:ascii="宋体" w:eastAsia="宋体" w:hAnsi="宋体" w:cs="Arial"/>
           <w:b/>
           <w:sz w:val="30"/>
           <w:szCs w:val="30"/>
@@ -672,7 +894,7 @@
       <w:bookmarkStart w:id="0" w:name="OLE_LINK1"/>
       <w:r>
         <w:rPr>
-          <w:rFonts w:hint="eastAsia" w:ascii="宋体" w:hAnsi="宋体" w:eastAsia="宋体" w:cs="Arial"/>
+          <w:rFonts w:ascii="宋体" w:eastAsia="宋体" w:hAnsi="宋体" w:cs="Arial" w:hint="eastAsia"/>
           <w:b/>
           <w:sz w:val="30"/>
           <w:szCs w:val="30"/>
@@ -681,7 +903,7 @@
       </w:r>
       <w:r>
         <w:rPr>
-          <w:rFonts w:ascii="宋体" w:hAnsi="宋体" w:eastAsia="宋体" w:cs="Arial"/>
+          <w:rFonts w:ascii="宋体" w:eastAsia="宋体" w:hAnsi="宋体" w:cs="Arial"/>
           <w:b/>
           <w:sz w:val="30"/>
           <w:szCs w:val="30"/>
@@ -690,7 +912,7 @@
       </w:r>
       <w:r>
         <w:rPr>
-          <w:rFonts w:hint="eastAsia" w:ascii="宋体" w:hAnsi="宋体" w:eastAsia="宋体" w:cs="Arial"/>
+          <w:rFonts w:ascii="宋体" w:eastAsia="宋体" w:hAnsi="宋体" w:cs="Arial" w:hint="eastAsia"/>
           <w:b/>
           <w:sz w:val="30"/>
           <w:szCs w:val="30"/>
@@ -699,7 +921,7 @@
       </w:r>
       <w:r>
         <w:rPr>
-          <w:rFonts w:ascii="宋体" w:hAnsi="宋体" w:eastAsia="宋体" w:cs="Arial"/>
+          <w:rFonts w:ascii="宋体" w:eastAsia="宋体" w:hAnsi="宋体" w:cs="Arial"/>
           <w:b/>
           <w:sz w:val="30"/>
           <w:szCs w:val="30"/>
@@ -708,7 +930,7 @@
       </w:r>
       <w:r>
         <w:rPr>
-          <w:rFonts w:hint="eastAsia" w:ascii="宋体" w:hAnsi="宋体" w:eastAsia="宋体" w:cs="Arial"/>
+          <w:rFonts w:ascii="宋体" w:eastAsia="宋体" w:hAnsi="宋体" w:cs="Arial" w:hint="eastAsia"/>
           <w:b/>
           <w:sz w:val="30"/>
           <w:szCs w:val="30"/>
@@ -717,7 +939,7 @@
       </w:r>
       <w:r>
         <w:rPr>
-          <w:rFonts w:ascii="宋体" w:hAnsi="宋体" w:eastAsia="宋体" w:cs="Arial"/>
+          <w:rFonts w:ascii="宋体" w:eastAsia="宋体" w:hAnsi="宋体" w:cs="Arial"/>
           <w:b/>
           <w:sz w:val="30"/>
           <w:szCs w:val="30"/>
@@ -726,7 +948,7 @@
       </w:r>
       <w:r>
         <w:rPr>
-          <w:rFonts w:hint="eastAsia" w:ascii="宋体" w:hAnsi="宋体" w:eastAsia="宋体" w:cs="Arial"/>
+          <w:rFonts w:ascii="宋体" w:eastAsia="宋体" w:hAnsi="宋体" w:cs="Arial" w:hint="eastAsia"/>
           <w:b/>
           <w:sz w:val="30"/>
           <w:szCs w:val="30"/>
@@ -735,7 +957,7 @@
       </w:r>
       <w:r>
         <w:rPr>
-          <w:rFonts w:ascii="宋体" w:hAnsi="宋体" w:eastAsia="宋体" w:cs="Arial"/>
+          <w:rFonts w:ascii="宋体" w:eastAsia="宋体" w:hAnsi="宋体" w:cs="Arial"/>
           <w:b/>
           <w:sz w:val="30"/>
           <w:szCs w:val="30"/>
@@ -744,7 +966,7 @@
       </w:r>
       <w:r>
         <w:rPr>
-          <w:rFonts w:hint="eastAsia" w:ascii="宋体" w:hAnsi="宋体" w:eastAsia="宋体" w:cs="Arial"/>
+          <w:rFonts w:ascii="宋体" w:eastAsia="宋体" w:hAnsi="宋体" w:cs="Arial" w:hint="eastAsia"/>
           <w:b/>
           <w:sz w:val="30"/>
           <w:szCs w:val="30"/>
@@ -753,7 +975,7 @@
       </w:r>
       <w:r>
         <w:rPr>
-          <w:rFonts w:ascii="宋体" w:hAnsi="宋体" w:eastAsia="宋体" w:cs="Arial"/>
+          <w:rFonts w:ascii="宋体" w:eastAsia="宋体" w:hAnsi="宋体" w:cs="Arial"/>
           <w:b/>
           <w:sz w:val="30"/>
           <w:szCs w:val="30"/>
@@ -762,7 +984,7 @@
       </w:r>
       <w:r>
         <w:rPr>
-          <w:rFonts w:hint="eastAsia" w:ascii="宋体" w:hAnsi="宋体" w:eastAsia="宋体" w:cs="Arial"/>
+          <w:rFonts w:ascii="宋体" w:eastAsia="宋体" w:hAnsi="宋体" w:cs="Arial" w:hint="eastAsia"/>
           <w:b/>
           <w:sz w:val="30"/>
           <w:szCs w:val="30"/>
@@ -771,7 +993,7 @@
       </w:r>
       <w:r>
         <w:rPr>
-          <w:rFonts w:ascii="宋体" w:hAnsi="宋体" w:eastAsia="宋体" w:cs="Arial"/>
+          <w:rFonts w:ascii="宋体" w:eastAsia="宋体" w:hAnsi="宋体" w:cs="Arial"/>
           <w:b/>
           <w:sz w:val="30"/>
           <w:szCs w:val="30"/>
@@ -780,7 +1002,7 @@
       </w:r>
       <w:r>
         <w:rPr>
-          <w:rFonts w:hint="eastAsia" w:ascii="宋体" w:hAnsi="宋体" w:eastAsia="宋体" w:cs="Arial"/>
+          <w:rFonts w:ascii="宋体" w:eastAsia="宋体" w:hAnsi="宋体" w:cs="Arial" w:hint="eastAsia"/>
           <w:b/>
           <w:sz w:val="30"/>
           <w:szCs w:val="30"/>
@@ -795,24 +1017,44 @@
           <w:numId w:val="1"/>
         </w:numPr>
         <w:rPr>
-          <w:rFonts w:ascii="宋体" w:hAnsi="宋体" w:eastAsia="宋体" w:cs="Arial"/>
-          <w:b/>
-          <w:sz w:val="30"/>
-          <w:szCs w:val="30"/>
-        </w:rPr>
-      </w:pPr>
-      <w:r>
-        <w:rPr>
-          <w:rFonts w:hint="eastAsia" w:ascii="宋体" w:hAnsi="宋体" w:eastAsia="宋体" w:cs="Arial"/>
-          <w:b/>
-          <w:sz w:val="30"/>
-          <w:szCs w:val="30"/>
-        </w:rPr>
-        <w:t>复杂度理解 复杂性分类</w:t>
-      </w:r>
-      <w:r>
-        <w:rPr>
-          <w:rFonts w:ascii="宋体" w:hAnsi="宋体" w:eastAsia="宋体" w:cs="Arial"/>
+          <w:rFonts w:ascii="宋体" w:eastAsia="宋体" w:hAnsi="宋体" w:cs="Arial"/>
+          <w:b/>
+          <w:sz w:val="30"/>
+          <w:szCs w:val="30"/>
+        </w:rPr>
+      </w:pPr>
+      <w:r>
+        <w:rPr>
+          <w:rFonts w:ascii="宋体" w:eastAsia="宋体" w:hAnsi="宋体" w:cs="Arial" w:hint="eastAsia"/>
+          <w:b/>
+          <w:sz w:val="30"/>
+          <w:szCs w:val="30"/>
+        </w:rPr>
+        <w:t>复杂</w:t>
+      </w:r>
+      <w:proofErr w:type="gramStart"/>
+      <w:r>
+        <w:rPr>
+          <w:rFonts w:ascii="宋体" w:eastAsia="宋体" w:hAnsi="宋体" w:cs="Arial" w:hint="eastAsia"/>
+          <w:b/>
+          <w:sz w:val="30"/>
+          <w:szCs w:val="30"/>
+        </w:rPr>
+        <w:t>度理解</w:t>
+      </w:r>
+      <w:proofErr w:type="gramEnd"/>
+      <w:r>
+        <w:rPr>
+          <w:rFonts w:ascii="宋体" w:eastAsia="宋体" w:hAnsi="宋体" w:cs="Arial" w:hint="eastAsia"/>
+          <w:b/>
+          <w:sz w:val="30"/>
+          <w:szCs w:val="30"/>
+        </w:rPr>
+        <w:t xml:space="preserve"> 复杂性分类</w:t>
+      </w:r>
+      <w:r>
+        <w:rPr>
+          <w:rFonts w:ascii="宋体" w:eastAsia="宋体" w:hAnsi="宋体" w:cs="Arial"/>
           <w:b/>
           <w:sz w:val="30"/>
           <w:szCs w:val="30"/>
@@ -821,16 +1063,36 @@
       </w:r>
       <w:r>
         <w:rPr>
-          <w:rFonts w:hint="eastAsia" w:ascii="宋体" w:hAnsi="宋体" w:eastAsia="宋体" w:cs="Arial"/>
-          <w:b/>
-          <w:sz w:val="30"/>
-          <w:szCs w:val="30"/>
-        </w:rPr>
-        <w:t>复杂度分析的方法、阶段，</w:t>
-      </w:r>
-      <w:r>
-        <w:rPr>
-          <w:rFonts w:ascii="宋体" w:hAnsi="宋体" w:eastAsia="宋体" w:cs="Arial"/>
+          <w:rFonts w:ascii="宋体" w:eastAsia="宋体" w:hAnsi="宋体" w:cs="Arial" w:hint="eastAsia"/>
+          <w:b/>
+          <w:sz w:val="30"/>
+          <w:szCs w:val="30"/>
+        </w:rPr>
+        <w:t>复杂</w:t>
+      </w:r>
+      <w:proofErr w:type="gramStart"/>
+      <w:r>
+        <w:rPr>
+          <w:rFonts w:ascii="宋体" w:eastAsia="宋体" w:hAnsi="宋体" w:cs="Arial" w:hint="eastAsia"/>
+          <w:b/>
+          <w:sz w:val="30"/>
+          <w:szCs w:val="30"/>
+        </w:rPr>
+        <w:t>度分</w:t>
+      </w:r>
+      <w:proofErr w:type="gramEnd"/>
+      <w:r>
+        <w:rPr>
+          <w:rFonts w:ascii="宋体" w:eastAsia="宋体" w:hAnsi="宋体" w:cs="Arial" w:hint="eastAsia"/>
+          <w:b/>
+          <w:sz w:val="30"/>
+          <w:szCs w:val="30"/>
+        </w:rPr>
+        <w:t>析的方法、阶段，</w:t>
+      </w:r>
+      <w:r>
+        <w:rPr>
+          <w:rFonts w:ascii="宋体" w:eastAsia="宋体" w:hAnsi="宋体" w:cs="Arial"/>
           <w:b/>
           <w:sz w:val="30"/>
           <w:szCs w:val="30"/>
@@ -839,7 +1101,7 @@
       </w:r>
       <w:r>
         <w:rPr>
-          <w:rFonts w:hint="eastAsia" w:ascii="宋体" w:hAnsi="宋体" w:eastAsia="宋体" w:cs="Arial"/>
+          <w:rFonts w:ascii="宋体" w:eastAsia="宋体" w:hAnsi="宋体" w:cs="Arial" w:hint="eastAsia"/>
           <w:b/>
           <w:sz w:val="30"/>
           <w:szCs w:val="30"/>
@@ -848,7 +1110,7 @@
       </w:r>
       <w:r>
         <w:rPr>
-          <w:rFonts w:ascii="宋体" w:hAnsi="宋体" w:eastAsia="宋体" w:cs="Arial"/>
+          <w:rFonts w:ascii="宋体" w:eastAsia="宋体" w:hAnsi="宋体" w:cs="Arial"/>
           <w:b/>
           <w:sz w:val="30"/>
           <w:szCs w:val="30"/>
@@ -857,7 +1119,7 @@
       </w:r>
       <w:r>
         <w:rPr>
-          <w:rFonts w:hint="eastAsia" w:ascii="宋体" w:hAnsi="宋体" w:eastAsia="宋体" w:cs="Arial"/>
+          <w:rFonts w:ascii="宋体" w:eastAsia="宋体" w:hAnsi="宋体" w:cs="Arial" w:hint="eastAsia"/>
           <w:b/>
           <w:sz w:val="30"/>
           <w:szCs w:val="30"/>
@@ -866,7 +1128,7 @@
       </w:r>
       <w:r>
         <w:rPr>
-          <w:rFonts w:ascii="宋体" w:hAnsi="宋体" w:eastAsia="宋体" w:cs="Arial"/>
+          <w:rFonts w:ascii="宋体" w:eastAsia="宋体" w:hAnsi="宋体" w:cs="Arial"/>
           <w:b/>
           <w:sz w:val="30"/>
           <w:szCs w:val="30"/>
@@ -875,7 +1137,7 @@
       </w:r>
       <w:r>
         <w:rPr>
-          <w:rFonts w:hint="eastAsia" w:ascii="宋体" w:hAnsi="宋体" w:eastAsia="宋体" w:cs="Arial"/>
+          <w:rFonts w:ascii="宋体" w:eastAsia="宋体" w:hAnsi="宋体" w:cs="Arial" w:hint="eastAsia"/>
           <w:b/>
           <w:sz w:val="30"/>
           <w:szCs w:val="30"/>
@@ -884,7 +1146,7 @@
       </w:r>
       <w:r>
         <w:rPr>
-          <w:rFonts w:ascii="宋体" w:hAnsi="宋体" w:eastAsia="宋体" w:cs="Arial"/>
+          <w:rFonts w:ascii="宋体" w:eastAsia="宋体" w:hAnsi="宋体" w:cs="Arial"/>
           <w:b/>
           <w:sz w:val="30"/>
           <w:szCs w:val="30"/>
@@ -893,7 +1155,7 @@
       </w:r>
       <w:r>
         <w:rPr>
-          <w:rFonts w:hint="eastAsia" w:ascii="宋体" w:hAnsi="宋体" w:eastAsia="宋体" w:cs="Arial"/>
+          <w:rFonts w:ascii="宋体" w:eastAsia="宋体" w:hAnsi="宋体" w:cs="Arial" w:hint="eastAsia"/>
           <w:b/>
           <w:sz w:val="30"/>
           <w:szCs w:val="30"/>
@@ -902,7 +1164,7 @@
       </w:r>
       <w:r>
         <w:rPr>
-          <w:rFonts w:ascii="宋体" w:hAnsi="宋体" w:eastAsia="宋体" w:cs="Arial"/>
+          <w:rFonts w:ascii="宋体" w:eastAsia="宋体" w:hAnsi="宋体" w:cs="Arial"/>
           <w:b/>
           <w:sz w:val="30"/>
           <w:szCs w:val="30"/>
@@ -911,7 +1173,7 @@
       </w:r>
       <w:r>
         <w:rPr>
-          <w:rFonts w:hint="eastAsia" w:ascii="宋体" w:hAnsi="宋体" w:eastAsia="宋体" w:cs="Arial"/>
+          <w:rFonts w:ascii="宋体" w:eastAsia="宋体" w:hAnsi="宋体" w:cs="Arial" w:hint="eastAsia"/>
           <w:b/>
           <w:sz w:val="30"/>
           <w:szCs w:val="30"/>
@@ -920,7 +1182,7 @@
       </w:r>
       <w:r>
         <w:rPr>
-          <w:rFonts w:ascii="宋体" w:hAnsi="宋体" w:eastAsia="宋体" w:cs="Arial"/>
+          <w:rFonts w:ascii="宋体" w:eastAsia="宋体" w:hAnsi="宋体" w:cs="Arial"/>
           <w:b/>
           <w:sz w:val="30"/>
           <w:szCs w:val="30"/>
@@ -929,7 +1191,7 @@
       </w:r>
       <w:r>
         <w:rPr>
-          <w:rFonts w:hint="eastAsia" w:ascii="宋体" w:hAnsi="宋体" w:eastAsia="宋体" w:cs="Arial"/>
+          <w:rFonts w:ascii="宋体" w:eastAsia="宋体" w:hAnsi="宋体" w:cs="Arial" w:hint="eastAsia"/>
           <w:b/>
           <w:sz w:val="30"/>
           <w:szCs w:val="30"/>
@@ -938,7 +1200,7 @@
       </w:r>
       <w:r>
         <w:rPr>
-          <w:rFonts w:ascii="宋体" w:hAnsi="宋体" w:eastAsia="宋体" w:cs="Arial"/>
+          <w:rFonts w:ascii="宋体" w:eastAsia="宋体" w:hAnsi="宋体" w:cs="Arial"/>
           <w:b/>
           <w:sz w:val="30"/>
           <w:szCs w:val="30"/>
@@ -947,7 +1209,7 @@
       </w:r>
       <w:r>
         <w:rPr>
-          <w:rFonts w:hint="eastAsia" w:ascii="宋体" w:hAnsi="宋体" w:eastAsia="宋体" w:cs="Arial"/>
+          <w:rFonts w:ascii="宋体" w:eastAsia="宋体" w:hAnsi="宋体" w:cs="Arial" w:hint="eastAsia"/>
           <w:b/>
           <w:sz w:val="30"/>
           <w:szCs w:val="30"/>
@@ -962,15 +1224,15 @@
           <w:numId w:val="1"/>
         </w:numPr>
         <w:rPr>
-          <w:rFonts w:ascii="宋体" w:hAnsi="宋体" w:eastAsia="宋体" w:cs="Arial"/>
-          <w:b/>
-          <w:sz w:val="30"/>
-          <w:szCs w:val="30"/>
-        </w:rPr>
-      </w:pPr>
-      <w:r>
-        <w:rPr>
-          <w:rFonts w:hint="eastAsia" w:ascii="宋体" w:hAnsi="宋体" w:eastAsia="宋体" w:cs="Arial"/>
+          <w:rFonts w:ascii="宋体" w:eastAsia="宋体" w:hAnsi="宋体" w:cs="Arial"/>
+          <w:b/>
+          <w:sz w:val="30"/>
+          <w:szCs w:val="30"/>
+        </w:rPr>
+      </w:pPr>
+      <w:r>
+        <w:rPr>
+          <w:rFonts w:ascii="宋体" w:eastAsia="宋体" w:hAnsi="宋体" w:cs="Arial" w:hint="eastAsia"/>
           <w:b/>
           <w:sz w:val="30"/>
           <w:szCs w:val="30"/>
@@ -979,7 +1241,7 @@
       </w:r>
       <w:r>
         <w:rPr>
-          <w:rFonts w:ascii="宋体" w:hAnsi="宋体" w:eastAsia="宋体" w:cs="Arial"/>
+          <w:rFonts w:ascii="宋体" w:eastAsia="宋体" w:hAnsi="宋体" w:cs="Arial"/>
           <w:b/>
           <w:sz w:val="30"/>
           <w:szCs w:val="30"/>
@@ -988,7 +1250,7 @@
       </w:r>
       <w:r>
         <w:rPr>
-          <w:rFonts w:hint="eastAsia" w:ascii="宋体" w:hAnsi="宋体" w:eastAsia="宋体" w:cs="Arial"/>
+          <w:rFonts w:ascii="宋体" w:eastAsia="宋体" w:hAnsi="宋体" w:cs="Arial" w:hint="eastAsia"/>
           <w:b/>
           <w:sz w:val="30"/>
           <w:szCs w:val="30"/>
@@ -997,7 +1259,7 @@
       </w:r>
       <w:r>
         <w:rPr>
-          <w:rFonts w:ascii="宋体" w:hAnsi="宋体" w:eastAsia="宋体" w:cs="Arial"/>
+          <w:rFonts w:ascii="宋体" w:eastAsia="宋体" w:hAnsi="宋体" w:cs="Arial"/>
           <w:b/>
           <w:sz w:val="30"/>
           <w:szCs w:val="30"/>
@@ -1006,7 +1268,7 @@
       </w:r>
       <w:r>
         <w:rPr>
-          <w:rFonts w:hint="eastAsia" w:ascii="宋体" w:hAnsi="宋体" w:eastAsia="宋体" w:cs="Arial"/>
+          <w:rFonts w:ascii="宋体" w:eastAsia="宋体" w:hAnsi="宋体" w:cs="Arial" w:hint="eastAsia"/>
           <w:b/>
           <w:sz w:val="30"/>
           <w:szCs w:val="30"/>
@@ -1015,7 +1277,7 @@
       </w:r>
       <w:r>
         <w:rPr>
-          <w:rFonts w:ascii="宋体" w:hAnsi="宋体" w:eastAsia="宋体" w:cs="Arial"/>
+          <w:rFonts w:ascii="宋体" w:eastAsia="宋体" w:hAnsi="宋体" w:cs="Arial"/>
           <w:b/>
           <w:sz w:val="30"/>
           <w:szCs w:val="30"/>
@@ -1024,16 +1286,27 @@
       </w:r>
       <w:r>
         <w:rPr>
-          <w:rFonts w:hint="eastAsia" w:ascii="宋体" w:hAnsi="宋体" w:eastAsia="宋体" w:cs="Arial"/>
-          <w:b/>
-          <w:sz w:val="30"/>
-          <w:szCs w:val="30"/>
-        </w:rPr>
-        <w:t>动规</w:t>
-      </w:r>
-      <w:r>
-        <w:rPr>
-          <w:rFonts w:ascii="宋体" w:hAnsi="宋体" w:eastAsia="宋体" w:cs="Arial"/>
+          <w:rFonts w:ascii="宋体" w:eastAsia="宋体" w:hAnsi="宋体" w:cs="Arial" w:hint="eastAsia"/>
+          <w:b/>
+          <w:sz w:val="30"/>
+          <w:szCs w:val="30"/>
+        </w:rPr>
+        <w:t>动</w:t>
+      </w:r>
+      <w:proofErr w:type="gramStart"/>
+      <w:r>
+        <w:rPr>
+          <w:rFonts w:ascii="宋体" w:eastAsia="宋体" w:hAnsi="宋体" w:cs="Arial" w:hint="eastAsia"/>
+          <w:b/>
+          <w:sz w:val="30"/>
+          <w:szCs w:val="30"/>
+        </w:rPr>
+        <w:t>规</w:t>
+      </w:r>
+      <w:proofErr w:type="gramEnd"/>
+      <w:r>
+        <w:rPr>
+          <w:rFonts w:ascii="宋体" w:eastAsia="宋体" w:hAnsi="宋体" w:cs="Arial"/>
           <w:b/>
           <w:sz w:val="30"/>
           <w:szCs w:val="30"/>
@@ -1042,7 +1315,7 @@
       </w:r>
       <w:r>
         <w:rPr>
-          <w:rFonts w:hint="eastAsia" w:ascii="宋体" w:hAnsi="宋体" w:eastAsia="宋体" w:cs="Arial"/>
+          <w:rFonts w:ascii="宋体" w:eastAsia="宋体" w:hAnsi="宋体" w:cs="Arial" w:hint="eastAsia"/>
           <w:b/>
           <w:sz w:val="30"/>
           <w:szCs w:val="30"/>
@@ -1051,7 +1324,7 @@
       </w:r>
       <w:r>
         <w:rPr>
-          <w:rFonts w:ascii="宋体" w:hAnsi="宋体" w:eastAsia="宋体" w:cs="Arial"/>
+          <w:rFonts w:ascii="宋体" w:eastAsia="宋体" w:hAnsi="宋体" w:cs="Arial"/>
           <w:b/>
           <w:sz w:val="30"/>
           <w:szCs w:val="30"/>
@@ -1060,7 +1333,7 @@
       </w:r>
       <w:r>
         <w:rPr>
-          <w:rFonts w:hint="eastAsia" w:ascii="宋体" w:hAnsi="宋体" w:eastAsia="宋体" w:cs="Arial"/>
+          <w:rFonts w:ascii="宋体" w:eastAsia="宋体" w:hAnsi="宋体" w:cs="Arial" w:hint="eastAsia"/>
           <w:b/>
           <w:sz w:val="30"/>
           <w:szCs w:val="30"/>
@@ -1069,7 +1342,7 @@
       </w:r>
       <w:r>
         <w:rPr>
-          <w:rFonts w:ascii="宋体" w:hAnsi="宋体" w:eastAsia="宋体" w:cs="Arial"/>
+          <w:rFonts w:ascii="宋体" w:eastAsia="宋体" w:hAnsi="宋体" w:cs="Arial"/>
           <w:b/>
           <w:sz w:val="30"/>
           <w:szCs w:val="30"/>
@@ -1078,7 +1351,7 @@
       </w:r>
       <w:r>
         <w:rPr>
-          <w:rFonts w:hint="eastAsia" w:ascii="宋体" w:hAnsi="宋体" w:eastAsia="宋体" w:cs="Arial"/>
+          <w:rFonts w:ascii="宋体" w:eastAsia="宋体" w:hAnsi="宋体" w:cs="Arial" w:hint="eastAsia"/>
           <w:b/>
           <w:sz w:val="30"/>
           <w:szCs w:val="30"/>
@@ -1087,7 +1360,7 @@
       </w:r>
       <w:r>
         <w:rPr>
-          <w:rFonts w:ascii="宋体" w:hAnsi="宋体" w:eastAsia="宋体" w:cs="Arial"/>
+          <w:rFonts w:ascii="宋体" w:eastAsia="宋体" w:hAnsi="宋体" w:cs="Arial"/>
           <w:b/>
           <w:sz w:val="30"/>
           <w:szCs w:val="30"/>
@@ -1096,7 +1369,7 @@
       </w:r>
       <w:r>
         <w:rPr>
-          <w:rFonts w:hint="eastAsia" w:ascii="宋体" w:hAnsi="宋体" w:eastAsia="宋体" w:cs="Arial"/>
+          <w:rFonts w:ascii="宋体" w:eastAsia="宋体" w:hAnsi="宋体" w:cs="Arial" w:hint="eastAsia"/>
           <w:b/>
           <w:sz w:val="30"/>
           <w:szCs w:val="30"/>
@@ -1105,7 +1378,7 @@
       </w:r>
       <w:r>
         <w:rPr>
-          <w:rFonts w:ascii="宋体" w:hAnsi="宋体" w:eastAsia="宋体" w:cs="Arial"/>
+          <w:rFonts w:ascii="宋体" w:eastAsia="宋体" w:hAnsi="宋体" w:cs="Arial"/>
           <w:b/>
           <w:sz w:val="30"/>
           <w:szCs w:val="30"/>
@@ -1114,7 +1387,7 @@
       </w:r>
       <w:r>
         <w:rPr>
-          <w:rFonts w:hint="eastAsia" w:ascii="宋体" w:hAnsi="宋体" w:eastAsia="宋体" w:cs="Arial"/>
+          <w:rFonts w:ascii="宋体" w:eastAsia="宋体" w:hAnsi="宋体" w:cs="Arial" w:hint="eastAsia"/>
           <w:b/>
           <w:sz w:val="30"/>
           <w:szCs w:val="30"/>
@@ -1123,7 +1396,7 @@
       </w:r>
       <w:r>
         <w:rPr>
-          <w:rFonts w:ascii="宋体" w:hAnsi="宋体" w:eastAsia="宋体" w:cs="Arial"/>
+          <w:rFonts w:ascii="宋体" w:eastAsia="宋体" w:hAnsi="宋体" w:cs="Arial"/>
           <w:b/>
           <w:sz w:val="30"/>
           <w:szCs w:val="30"/>
@@ -1132,7 +1405,7 @@
       </w:r>
       <w:r>
         <w:rPr>
-          <w:rFonts w:hint="eastAsia" w:ascii="宋体" w:hAnsi="宋体" w:eastAsia="宋体" w:cs="Arial"/>
+          <w:rFonts w:ascii="宋体" w:eastAsia="宋体" w:hAnsi="宋体" w:cs="Arial" w:hint="eastAsia"/>
           <w:b/>
           <w:sz w:val="30"/>
           <w:szCs w:val="30"/>
@@ -1141,7 +1414,7 @@
       </w:r>
       <w:r>
         <w:rPr>
-          <w:rFonts w:ascii="宋体" w:hAnsi="宋体" w:eastAsia="宋体" w:cs="Arial"/>
+          <w:rFonts w:ascii="宋体" w:eastAsia="宋体" w:hAnsi="宋体" w:cs="Arial"/>
           <w:b/>
           <w:sz w:val="30"/>
           <w:szCs w:val="30"/>
@@ -1150,7 +1423,7 @@
       </w:r>
       <w:r>
         <w:rPr>
-          <w:rFonts w:hint="eastAsia" w:ascii="宋体" w:hAnsi="宋体" w:eastAsia="宋体" w:cs="Arial"/>
+          <w:rFonts w:ascii="宋体" w:eastAsia="宋体" w:hAnsi="宋体" w:cs="Arial" w:hint="eastAsia"/>
           <w:b/>
           <w:sz w:val="30"/>
           <w:szCs w:val="30"/>
@@ -1159,7 +1432,7 @@
       </w:r>
       <w:r>
         <w:rPr>
-          <w:rFonts w:ascii="宋体" w:hAnsi="宋体" w:eastAsia="宋体" w:cs="Arial"/>
+          <w:rFonts w:ascii="宋体" w:eastAsia="宋体" w:hAnsi="宋体" w:cs="Arial"/>
           <w:b/>
           <w:sz w:val="30"/>
           <w:szCs w:val="30"/>
@@ -1168,7 +1441,7 @@
       </w:r>
       <w:r>
         <w:rPr>
-          <w:rFonts w:hint="eastAsia" w:ascii="宋体" w:hAnsi="宋体" w:eastAsia="宋体" w:cs="Arial"/>
+          <w:rFonts w:ascii="宋体" w:eastAsia="宋体" w:hAnsi="宋体" w:cs="Arial" w:hint="eastAsia"/>
           <w:b/>
           <w:sz w:val="30"/>
           <w:szCs w:val="30"/>
@@ -1177,7 +1450,7 @@
       </w:r>
       <w:r>
         <w:rPr>
-          <w:rFonts w:ascii="宋体" w:hAnsi="宋体" w:eastAsia="宋体" w:cs="Arial"/>
+          <w:rFonts w:ascii="宋体" w:eastAsia="宋体" w:hAnsi="宋体" w:cs="Arial"/>
           <w:b/>
           <w:sz w:val="30"/>
           <w:szCs w:val="30"/>
@@ -1192,24 +1465,25 @@
           <w:numId w:val="1"/>
         </w:numPr>
         <w:rPr>
-          <w:rFonts w:ascii="宋体" w:hAnsi="宋体" w:eastAsia="宋体" w:cs="Arial"/>
-          <w:b/>
-          <w:sz w:val="30"/>
-          <w:szCs w:val="30"/>
-        </w:rPr>
-      </w:pPr>
-      <w:r>
-        <w:rPr>
-          <w:rFonts w:hint="eastAsia" w:ascii="宋体" w:hAnsi="宋体" w:eastAsia="宋体" w:cs="Arial"/>
-          <w:b/>
-          <w:sz w:val="30"/>
-          <w:szCs w:val="30"/>
-        </w:rPr>
+          <w:rFonts w:ascii="宋体" w:eastAsia="宋体" w:hAnsi="宋体" w:cs="Arial"/>
+          <w:b/>
+          <w:sz w:val="30"/>
+          <w:szCs w:val="30"/>
+        </w:rPr>
+      </w:pPr>
+      <w:r>
+        <w:rPr>
+          <w:rFonts w:ascii="宋体" w:eastAsia="宋体" w:hAnsi="宋体" w:cs="Arial" w:hint="eastAsia"/>
+          <w:b/>
+          <w:sz w:val="30"/>
+          <w:szCs w:val="30"/>
+        </w:rPr>
+        <w:lastRenderedPageBreak/>
         <w:t>枚举</w:t>
       </w:r>
       <w:r>
         <w:rPr>
-          <w:rFonts w:ascii="宋体" w:hAnsi="宋体" w:eastAsia="宋体" w:cs="Arial"/>
+          <w:rFonts w:ascii="宋体" w:eastAsia="宋体" w:hAnsi="宋体" w:cs="Arial"/>
           <w:b/>
           <w:sz w:val="30"/>
           <w:szCs w:val="30"/>
@@ -1218,7 +1492,7 @@
       </w:r>
       <w:r>
         <w:rPr>
-          <w:rFonts w:hint="eastAsia" w:ascii="宋体" w:hAnsi="宋体" w:eastAsia="宋体" w:cs="Arial"/>
+          <w:rFonts w:ascii="宋体" w:eastAsia="宋体" w:hAnsi="宋体" w:cs="Arial" w:hint="eastAsia"/>
           <w:b/>
           <w:sz w:val="30"/>
           <w:szCs w:val="30"/>
@@ -1227,7 +1501,7 @@
       </w:r>
       <w:r>
         <w:rPr>
-          <w:rFonts w:ascii="宋体" w:hAnsi="宋体" w:eastAsia="宋体" w:cs="Arial"/>
+          <w:rFonts w:ascii="宋体" w:eastAsia="宋体" w:hAnsi="宋体" w:cs="Arial"/>
           <w:b/>
           <w:sz w:val="30"/>
           <w:szCs w:val="30"/>
@@ -1236,7 +1510,7 @@
       </w:r>
       <w:r>
         <w:rPr>
-          <w:rFonts w:hint="eastAsia" w:ascii="宋体" w:hAnsi="宋体" w:eastAsia="宋体" w:cs="Arial"/>
+          <w:rFonts w:ascii="宋体" w:eastAsia="宋体" w:hAnsi="宋体" w:cs="Arial" w:hint="eastAsia"/>
           <w:b/>
           <w:sz w:val="30"/>
           <w:szCs w:val="30"/>
@@ -1251,15 +1525,15 @@
           <w:numId w:val="1"/>
         </w:numPr>
         <w:rPr>
-          <w:rFonts w:ascii="宋体" w:hAnsi="宋体" w:eastAsia="宋体" w:cs="Arial"/>
-          <w:b/>
-          <w:sz w:val="30"/>
-          <w:szCs w:val="30"/>
-        </w:rPr>
-      </w:pPr>
-      <w:r>
-        <w:rPr>
-          <w:rFonts w:hint="eastAsia" w:ascii="宋体" w:hAnsi="宋体" w:eastAsia="宋体" w:cs="Arial"/>
+          <w:rFonts w:ascii="宋体" w:eastAsia="宋体" w:hAnsi="宋体" w:cs="Arial"/>
+          <w:b/>
+          <w:sz w:val="30"/>
+          <w:szCs w:val="30"/>
+        </w:rPr>
+      </w:pPr>
+      <w:r>
+        <w:rPr>
+          <w:rFonts w:ascii="宋体" w:eastAsia="宋体" w:hAnsi="宋体" w:cs="Arial" w:hint="eastAsia"/>
           <w:b/>
           <w:sz w:val="30"/>
           <w:szCs w:val="30"/>
@@ -1268,7 +1542,7 @@
       </w:r>
       <w:r>
         <w:rPr>
-          <w:rFonts w:ascii="宋体" w:hAnsi="宋体" w:eastAsia="宋体" w:cs="Arial"/>
+          <w:rFonts w:ascii="宋体" w:eastAsia="宋体" w:hAnsi="宋体" w:cs="Arial"/>
           <w:b/>
           <w:sz w:val="30"/>
           <w:szCs w:val="30"/>
@@ -1277,7 +1551,7 @@
       </w:r>
       <w:r>
         <w:rPr>
-          <w:rFonts w:hint="eastAsia" w:ascii="宋体" w:hAnsi="宋体" w:eastAsia="宋体" w:cs="Arial"/>
+          <w:rFonts w:ascii="宋体" w:eastAsia="宋体" w:hAnsi="宋体" w:cs="Arial" w:hint="eastAsia"/>
           <w:b/>
           <w:sz w:val="30"/>
           <w:szCs w:val="30"/>
@@ -1286,7 +1560,7 @@
       </w:r>
       <w:r>
         <w:rPr>
-          <w:rFonts w:ascii="宋体" w:hAnsi="宋体" w:eastAsia="宋体" w:cs="Arial"/>
+          <w:rFonts w:ascii="宋体" w:eastAsia="宋体" w:hAnsi="宋体" w:cs="Arial"/>
           <w:b/>
           <w:sz w:val="30"/>
           <w:szCs w:val="30"/>
@@ -1295,7 +1569,7 @@
       </w:r>
       <w:r>
         <w:rPr>
-          <w:rFonts w:hint="eastAsia" w:ascii="宋体" w:hAnsi="宋体" w:eastAsia="宋体" w:cs="Arial"/>
+          <w:rFonts w:ascii="宋体" w:eastAsia="宋体" w:hAnsi="宋体" w:cs="Arial" w:hint="eastAsia"/>
           <w:b/>
           <w:sz w:val="30"/>
           <w:szCs w:val="30"/>
@@ -1304,7 +1578,7 @@
       </w:r>
       <w:r>
         <w:rPr>
-          <w:rFonts w:ascii="宋体" w:hAnsi="宋体" w:eastAsia="宋体" w:cs="Arial"/>
+          <w:rFonts w:ascii="宋体" w:eastAsia="宋体" w:hAnsi="宋体" w:cs="Arial"/>
           <w:b/>
           <w:sz w:val="30"/>
           <w:szCs w:val="30"/>
@@ -1313,7 +1587,7 @@
       </w:r>
       <w:r>
         <w:rPr>
-          <w:rFonts w:hint="eastAsia" w:ascii="宋体" w:hAnsi="宋体" w:eastAsia="宋体" w:cs="Arial"/>
+          <w:rFonts w:ascii="宋体" w:eastAsia="宋体" w:hAnsi="宋体" w:cs="Arial" w:hint="eastAsia"/>
           <w:b/>
           <w:sz w:val="30"/>
           <w:szCs w:val="30"/>
@@ -1322,7 +1596,7 @@
       </w:r>
       <w:r>
         <w:rPr>
-          <w:rFonts w:ascii="宋体" w:hAnsi="宋体" w:eastAsia="宋体" w:cs="Arial"/>
+          <w:rFonts w:ascii="宋体" w:eastAsia="宋体" w:hAnsi="宋体" w:cs="Arial"/>
           <w:b/>
           <w:sz w:val="30"/>
           <w:szCs w:val="30"/>
@@ -1331,7 +1605,7 @@
       </w:r>
       <w:r>
         <w:rPr>
-          <w:rFonts w:hint="eastAsia" w:ascii="宋体" w:hAnsi="宋体" w:eastAsia="宋体" w:cs="Arial"/>
+          <w:rFonts w:ascii="宋体" w:eastAsia="宋体" w:hAnsi="宋体" w:cs="Arial" w:hint="eastAsia"/>
           <w:b/>
           <w:sz w:val="30"/>
           <w:szCs w:val="30"/>
@@ -1340,7 +1614,7 @@
       </w:r>
       <w:r>
         <w:rPr>
-          <w:rFonts w:hint="eastAsia" w:ascii="Calibri" w:hAnsi="Arial" w:eastAsia="宋体"/>
+          <w:rFonts w:ascii="Calibri" w:eastAsia="宋体" w:hAnsi="Arial" w:hint="eastAsia"/>
           <w:b/>
           <w:bCs/>
           <w:color w:val="000000"/>
@@ -1351,7 +1625,7 @@
       </w:r>
       <w:r>
         <w:rPr>
-          <w:rFonts w:ascii="Calibri" w:hAnsi="Arial" w:eastAsia="宋体"/>
+          <w:rFonts w:ascii="Calibri" w:eastAsia="宋体" w:hAnsi="Arial"/>
           <w:b/>
           <w:bCs/>
           <w:color w:val="000000"/>
@@ -1362,7 +1636,7 @@
       </w:r>
       <w:r>
         <w:rPr>
-          <w:rFonts w:hint="eastAsia" w:ascii="Calibri" w:hAnsi="Arial" w:eastAsia="宋体"/>
+          <w:rFonts w:ascii="Calibri" w:eastAsia="宋体" w:hAnsi="Arial" w:hint="eastAsia"/>
           <w:b/>
           <w:bCs/>
           <w:color w:val="000000"/>
@@ -1379,15 +1653,15 @@
           <w:numId w:val="1"/>
         </w:numPr>
         <w:rPr>
-          <w:rFonts w:ascii="宋体" w:hAnsi="宋体" w:eastAsia="宋体" w:cs="Arial"/>
-          <w:b/>
-          <w:sz w:val="30"/>
-          <w:szCs w:val="30"/>
-        </w:rPr>
-      </w:pPr>
-      <w:r>
-        <w:rPr>
-          <w:rFonts w:hint="eastAsia" w:ascii="宋体" w:hAnsi="宋体" w:eastAsia="宋体" w:cs="Arial"/>
+          <w:rFonts w:ascii="宋体" w:eastAsia="宋体" w:hAnsi="宋体" w:cs="Arial"/>
+          <w:b/>
+          <w:sz w:val="30"/>
+          <w:szCs w:val="30"/>
+        </w:rPr>
+      </w:pPr>
+      <w:r>
+        <w:rPr>
+          <w:rFonts w:ascii="宋体" w:eastAsia="宋体" w:hAnsi="宋体" w:cs="Arial" w:hint="eastAsia"/>
           <w:b/>
           <w:sz w:val="30"/>
           <w:szCs w:val="30"/>
@@ -1396,7 +1670,7 @@
       </w:r>
       <w:r>
         <w:rPr>
-          <w:rFonts w:ascii="宋体" w:hAnsi="宋体" w:eastAsia="宋体" w:cs="Arial"/>
+          <w:rFonts w:ascii="宋体" w:eastAsia="宋体" w:hAnsi="宋体" w:cs="Arial"/>
           <w:b/>
           <w:sz w:val="30"/>
           <w:szCs w:val="30"/>
@@ -1405,7 +1679,7 @@
       </w:r>
       <w:r>
         <w:rPr>
-          <w:rFonts w:hint="eastAsia" w:ascii="宋体" w:hAnsi="宋体" w:eastAsia="宋体" w:cs="Arial"/>
+          <w:rFonts w:ascii="宋体" w:eastAsia="宋体" w:hAnsi="宋体" w:cs="Arial" w:hint="eastAsia"/>
           <w:b/>
           <w:sz w:val="30"/>
           <w:szCs w:val="30"/>
@@ -1414,7 +1688,7 @@
       </w:r>
       <w:r>
         <w:rPr>
-          <w:rFonts w:ascii="宋体" w:hAnsi="宋体" w:eastAsia="宋体" w:cs="Arial"/>
+          <w:rFonts w:ascii="宋体" w:eastAsia="宋体" w:hAnsi="宋体" w:cs="Arial"/>
           <w:b/>
           <w:sz w:val="30"/>
           <w:szCs w:val="30"/>
@@ -1423,7 +1697,7 @@
       </w:r>
       <w:r>
         <w:rPr>
-          <w:rFonts w:hint="eastAsia" w:ascii="宋体" w:hAnsi="宋体" w:eastAsia="宋体" w:cs="Arial"/>
+          <w:rFonts w:ascii="宋体" w:eastAsia="宋体" w:hAnsi="宋体" w:cs="Arial" w:hint="eastAsia"/>
           <w:b/>
           <w:sz w:val="30"/>
           <w:szCs w:val="30"/>
@@ -1432,25 +1706,36 @@
       </w:r>
       <w:r>
         <w:rPr>
-          <w:rFonts w:ascii="宋体" w:hAnsi="宋体" w:eastAsia="宋体" w:cs="Arial"/>
+          <w:rFonts w:ascii="宋体" w:eastAsia="宋体" w:hAnsi="宋体" w:cs="Arial"/>
           <w:b/>
           <w:sz w:val="30"/>
           <w:szCs w:val="30"/>
         </w:rPr>
         <w:t xml:space="preserve"> </w:t>
       </w:r>
-      <w:r>
-        <w:rPr>
-          <w:rFonts w:hint="eastAsia" w:ascii="宋体" w:hAnsi="宋体" w:eastAsia="宋体" w:cs="Arial"/>
-          <w:b/>
-          <w:sz w:val="30"/>
-          <w:szCs w:val="30"/>
-        </w:rPr>
-        <w:t>正推和倒推</w:t>
-      </w:r>
-      <w:r>
-        <w:rPr>
-          <w:rFonts w:ascii="宋体" w:hAnsi="宋体" w:eastAsia="宋体" w:cs="Arial"/>
+      <w:proofErr w:type="gramStart"/>
+      <w:r>
+        <w:rPr>
+          <w:rFonts w:ascii="宋体" w:eastAsia="宋体" w:hAnsi="宋体" w:cs="Arial" w:hint="eastAsia"/>
+          <w:b/>
+          <w:sz w:val="30"/>
+          <w:szCs w:val="30"/>
+        </w:rPr>
+        <w:t>正推和</w:t>
+      </w:r>
+      <w:proofErr w:type="gramEnd"/>
+      <w:r>
+        <w:rPr>
+          <w:rFonts w:ascii="宋体" w:eastAsia="宋体" w:hAnsi="宋体" w:cs="Arial" w:hint="eastAsia"/>
+          <w:b/>
+          <w:sz w:val="30"/>
+          <w:szCs w:val="30"/>
+        </w:rPr>
+        <w:t>倒推</w:t>
+      </w:r>
+      <w:r>
+        <w:rPr>
+          <w:rFonts w:ascii="宋体" w:eastAsia="宋体" w:hAnsi="宋体" w:cs="Arial"/>
           <w:b/>
           <w:sz w:val="30"/>
           <w:szCs w:val="30"/>
@@ -1459,7 +1744,7 @@
       </w:r>
       <w:r>
         <w:rPr>
-          <w:rFonts w:hint="eastAsia" w:ascii="宋体" w:hAnsi="宋体" w:eastAsia="宋体" w:cs="Arial"/>
+          <w:rFonts w:ascii="宋体" w:eastAsia="宋体" w:hAnsi="宋体" w:cs="Arial" w:hint="eastAsia"/>
           <w:b/>
           <w:sz w:val="30"/>
           <w:szCs w:val="30"/>
@@ -1468,25 +1753,36 @@
       </w:r>
       <w:r>
         <w:rPr>
-          <w:rFonts w:ascii="宋体" w:hAnsi="宋体" w:eastAsia="宋体" w:cs="Arial"/>
+          <w:rFonts w:ascii="宋体" w:eastAsia="宋体" w:hAnsi="宋体" w:cs="Arial"/>
           <w:b/>
           <w:sz w:val="30"/>
           <w:szCs w:val="30"/>
         </w:rPr>
         <w:t xml:space="preserve"> </w:t>
       </w:r>
-      <w:r>
-        <w:rPr>
-          <w:rFonts w:hint="eastAsia" w:ascii="宋体" w:hAnsi="宋体" w:eastAsia="宋体" w:cs="Arial"/>
-          <w:b/>
-          <w:sz w:val="30"/>
-          <w:szCs w:val="30"/>
-        </w:rPr>
-        <w:t>递归树</w:t>
-      </w:r>
-      <w:r>
-        <w:rPr>
-          <w:rFonts w:ascii="宋体" w:hAnsi="宋体" w:eastAsia="宋体" w:cs="Arial"/>
+      <w:proofErr w:type="gramStart"/>
+      <w:r>
+        <w:rPr>
+          <w:rFonts w:ascii="宋体" w:eastAsia="宋体" w:hAnsi="宋体" w:cs="Arial" w:hint="eastAsia"/>
+          <w:b/>
+          <w:sz w:val="30"/>
+          <w:szCs w:val="30"/>
+        </w:rPr>
+        <w:t>递归</w:t>
+      </w:r>
+      <w:proofErr w:type="gramEnd"/>
+      <w:r>
+        <w:rPr>
+          <w:rFonts w:ascii="宋体" w:eastAsia="宋体" w:hAnsi="宋体" w:cs="Arial" w:hint="eastAsia"/>
+          <w:b/>
+          <w:sz w:val="30"/>
+          <w:szCs w:val="30"/>
+        </w:rPr>
+        <w:t>树</w:t>
+      </w:r>
+      <w:r>
+        <w:rPr>
+          <w:rFonts w:ascii="宋体" w:eastAsia="宋体" w:hAnsi="宋体" w:cs="Arial"/>
           <w:b/>
           <w:sz w:val="30"/>
           <w:szCs w:val="30"/>
@@ -1495,7 +1791,7 @@
       </w:r>
       <w:r>
         <w:rPr>
-          <w:rFonts w:hint="eastAsia" w:ascii="宋体" w:hAnsi="宋体" w:eastAsia="宋体" w:cs="Arial"/>
+          <w:rFonts w:ascii="宋体" w:eastAsia="宋体" w:hAnsi="宋体" w:cs="Arial" w:hint="eastAsia"/>
           <w:b/>
           <w:sz w:val="30"/>
           <w:szCs w:val="30"/>
@@ -1504,7 +1800,7 @@
       </w:r>
       <w:r>
         <w:rPr>
-          <w:rFonts w:ascii="宋体" w:hAnsi="宋体" w:eastAsia="宋体" w:cs="Arial"/>
+          <w:rFonts w:ascii="宋体" w:eastAsia="宋体" w:hAnsi="宋体" w:cs="Arial"/>
           <w:b/>
           <w:sz w:val="30"/>
           <w:szCs w:val="30"/>
@@ -1513,7 +1809,7 @@
       </w:r>
       <w:r>
         <w:rPr>
-          <w:rFonts w:hint="eastAsia" w:ascii="宋体" w:hAnsi="宋体" w:eastAsia="宋体" w:cs="Arial"/>
+          <w:rFonts w:ascii="宋体" w:eastAsia="宋体" w:hAnsi="宋体" w:cs="Arial" w:hint="eastAsia"/>
           <w:b/>
           <w:sz w:val="30"/>
           <w:szCs w:val="30"/>
@@ -1523,7 +1819,7 @@
       <w:bookmarkEnd w:id="0"/>
       <w:r>
         <w:rPr>
-          <w:rFonts w:hint="eastAsia" w:ascii="宋体" w:hAnsi="宋体" w:eastAsia="宋体" w:cs="Arial"/>
+          <w:rFonts w:ascii="宋体" w:eastAsia="宋体" w:hAnsi="宋体" w:cs="Arial" w:hint="eastAsia"/>
           <w:b/>
           <w:sz w:val="30"/>
           <w:szCs w:val="30"/>
@@ -1538,14 +1834,14 @@
           <w:numId w:val="1"/>
         </w:numPr>
         <w:rPr>
-          <w:rFonts w:ascii="Arial" w:hAnsi="Arial" w:eastAsia="宋体" w:cs="Arial"/>
-          <w:sz w:val="30"/>
-          <w:szCs w:val="30"/>
-        </w:rPr>
-      </w:pPr>
-      <w:r>
-        <w:rPr>
-          <w:rFonts w:hint="eastAsia" w:ascii="宋体" w:hAnsi="宋体" w:eastAsia="宋体" w:cs="Arial"/>
+          <w:rFonts w:ascii="Arial" w:eastAsia="宋体" w:hAnsi="Arial" w:cs="Arial"/>
+          <w:sz w:val="30"/>
+          <w:szCs w:val="30"/>
+        </w:rPr>
+      </w:pPr>
+      <w:r>
+        <w:rPr>
+          <w:rFonts w:ascii="宋体" w:eastAsia="宋体" w:hAnsi="宋体" w:cs="Arial" w:hint="eastAsia"/>
           <w:b/>
           <w:sz w:val="30"/>
           <w:szCs w:val="30"/>
@@ -1554,25 +1850,27 @@
       </w:r>
       <w:r>
         <w:rPr>
-          <w:rFonts w:ascii="宋体" w:hAnsi="宋体" w:eastAsia="宋体" w:cs="Arial"/>
+          <w:rFonts w:ascii="宋体" w:eastAsia="宋体" w:hAnsi="宋体" w:cs="Arial"/>
           <w:b/>
           <w:sz w:val="30"/>
           <w:szCs w:val="30"/>
         </w:rPr>
         <w:t xml:space="preserve">  </w:t>
       </w:r>
-      <w:r>
-        <w:rPr>
-          <w:rFonts w:hint="eastAsia" w:ascii="宋体" w:hAnsi="宋体" w:eastAsia="宋体" w:cs="Arial"/>
+      <w:proofErr w:type="gramStart"/>
+      <w:r>
+        <w:rPr>
+          <w:rFonts w:ascii="宋体" w:eastAsia="宋体" w:hAnsi="宋体" w:cs="Arial" w:hint="eastAsia"/>
           <w:b/>
           <w:sz w:val="30"/>
           <w:szCs w:val="30"/>
         </w:rPr>
         <w:t>减治</w:t>
       </w:r>
-      <w:r>
-        <w:rPr>
-          <w:rFonts w:ascii="宋体" w:hAnsi="宋体" w:eastAsia="宋体" w:cs="Arial"/>
+      <w:proofErr w:type="gramEnd"/>
+      <w:r>
+        <w:rPr>
+          <w:rFonts w:ascii="宋体" w:eastAsia="宋体" w:hAnsi="宋体" w:cs="Arial"/>
           <w:b/>
           <w:sz w:val="30"/>
           <w:szCs w:val="30"/>
@@ -1581,7 +1879,7 @@
       </w:r>
       <w:r>
         <w:rPr>
-          <w:rFonts w:hint="eastAsia" w:ascii="宋体" w:hAnsi="宋体" w:eastAsia="宋体" w:cs="Arial"/>
+          <w:rFonts w:ascii="宋体" w:eastAsia="宋体" w:hAnsi="宋体" w:cs="Arial" w:hint="eastAsia"/>
           <w:b/>
           <w:sz w:val="30"/>
           <w:szCs w:val="30"/>
@@ -1590,7 +1888,7 @@
       </w:r>
       <w:r>
         <w:rPr>
-          <w:rFonts w:ascii="宋体" w:hAnsi="宋体" w:eastAsia="宋体" w:cs="Arial"/>
+          <w:rFonts w:ascii="宋体" w:eastAsia="宋体" w:hAnsi="宋体" w:cs="Arial"/>
           <w:b/>
           <w:sz w:val="30"/>
           <w:szCs w:val="30"/>
@@ -1599,7 +1897,7 @@
       </w:r>
       <w:r>
         <w:rPr>
-          <w:rFonts w:hint="eastAsia" w:ascii="宋体" w:hAnsi="宋体" w:eastAsia="宋体" w:cs="Arial"/>
+          <w:rFonts w:ascii="宋体" w:eastAsia="宋体" w:hAnsi="宋体" w:cs="Arial" w:hint="eastAsia"/>
           <w:b/>
           <w:sz w:val="30"/>
           <w:szCs w:val="30"/>
@@ -1608,7 +1906,7 @@
       </w:r>
       <w:r>
         <w:rPr>
-          <w:rFonts w:ascii="宋体" w:hAnsi="宋体" w:eastAsia="宋体" w:cs="Arial"/>
+          <w:rFonts w:ascii="宋体" w:eastAsia="宋体" w:hAnsi="宋体" w:cs="Arial"/>
           <w:b/>
           <w:sz w:val="30"/>
           <w:szCs w:val="30"/>
@@ -1617,7 +1915,7 @@
       </w:r>
       <w:r>
         <w:rPr>
-          <w:rFonts w:hint="eastAsia" w:ascii="宋体" w:hAnsi="宋体" w:eastAsia="宋体" w:cs="Arial"/>
+          <w:rFonts w:ascii="宋体" w:eastAsia="宋体" w:hAnsi="宋体" w:cs="Arial" w:hint="eastAsia"/>
           <w:b/>
           <w:sz w:val="30"/>
           <w:szCs w:val="30"/>
@@ -1626,7 +1924,7 @@
       </w:r>
       <w:r>
         <w:rPr>
-          <w:rFonts w:ascii="宋体" w:hAnsi="宋体" w:eastAsia="宋体" w:cs="Arial"/>
+          <w:rFonts w:ascii="宋体" w:eastAsia="宋体" w:hAnsi="宋体" w:cs="Arial"/>
           <w:b/>
           <w:sz w:val="30"/>
           <w:szCs w:val="30"/>
@@ -1635,7 +1933,7 @@
       </w:r>
       <w:r>
         <w:rPr>
-          <w:rFonts w:hint="eastAsia" w:ascii="宋体" w:hAnsi="宋体" w:eastAsia="宋体" w:cs="Arial"/>
+          <w:rFonts w:ascii="宋体" w:eastAsia="宋体" w:hAnsi="宋体" w:cs="Arial" w:hint="eastAsia"/>
           <w:b/>
           <w:sz w:val="30"/>
           <w:szCs w:val="30"/>
@@ -1644,7 +1942,7 @@
       </w:r>
       <w:r>
         <w:rPr>
-          <w:rFonts w:ascii="宋体" w:hAnsi="宋体" w:eastAsia="宋体" w:cs="Arial"/>
+          <w:rFonts w:ascii="宋体" w:eastAsia="宋体" w:hAnsi="宋体" w:cs="Arial"/>
           <w:b/>
           <w:sz w:val="30"/>
           <w:szCs w:val="30"/>
@@ -1653,7 +1951,7 @@
       </w:r>
       <w:r>
         <w:rPr>
-          <w:rFonts w:hint="eastAsia" w:ascii="宋体" w:hAnsi="宋体" w:eastAsia="宋体" w:cs="Arial"/>
+          <w:rFonts w:ascii="宋体" w:eastAsia="宋体" w:hAnsi="宋体" w:cs="Arial" w:hint="eastAsia"/>
           <w:b/>
           <w:sz w:val="30"/>
           <w:szCs w:val="30"/>
@@ -1662,7 +1960,7 @@
       </w:r>
       <w:r>
         <w:rPr>
-          <w:rFonts w:ascii="宋体" w:hAnsi="宋体" w:eastAsia="宋体" w:cs="Arial"/>
+          <w:rFonts w:ascii="宋体" w:eastAsia="宋体" w:hAnsi="宋体" w:cs="Arial"/>
           <w:b/>
           <w:sz w:val="30"/>
           <w:szCs w:val="30"/>
@@ -1671,7 +1969,7 @@
       </w:r>
       <w:r>
         <w:rPr>
-          <w:rFonts w:hint="eastAsia" w:ascii="宋体" w:hAnsi="宋体" w:eastAsia="宋体" w:cs="Arial"/>
+          <w:rFonts w:ascii="宋体" w:eastAsia="宋体" w:hAnsi="宋体" w:cs="Arial" w:hint="eastAsia"/>
           <w:b/>
           <w:sz w:val="30"/>
           <w:szCs w:val="30"/>
@@ -1680,7 +1978,7 @@
       </w:r>
       <w:r>
         <w:rPr>
-          <w:rFonts w:ascii="宋体" w:hAnsi="宋体" w:eastAsia="宋体" w:cs="Arial"/>
+          <w:rFonts w:ascii="宋体" w:eastAsia="宋体" w:hAnsi="宋体" w:cs="Arial"/>
           <w:b/>
           <w:sz w:val="30"/>
           <w:szCs w:val="30"/>
@@ -1689,7 +1987,7 @@
       </w:r>
       <w:r>
         <w:rPr>
-          <w:rFonts w:hint="eastAsia" w:ascii="宋体" w:hAnsi="宋体" w:eastAsia="宋体" w:cs="Arial"/>
+          <w:rFonts w:ascii="宋体" w:eastAsia="宋体" w:hAnsi="宋体" w:cs="Arial" w:hint="eastAsia"/>
           <w:b/>
           <w:sz w:val="30"/>
           <w:szCs w:val="30"/>
@@ -1698,7 +1996,7 @@
       </w:r>
       <w:r>
         <w:rPr>
-          <w:rFonts w:ascii="宋体" w:hAnsi="宋体" w:eastAsia="宋体" w:cs="Arial"/>
+          <w:rFonts w:ascii="宋体" w:eastAsia="宋体" w:hAnsi="宋体" w:cs="Arial"/>
           <w:b/>
           <w:sz w:val="30"/>
           <w:szCs w:val="30"/>
@@ -1707,7 +2005,7 @@
       </w:r>
       <w:r>
         <w:rPr>
-          <w:rFonts w:hint="eastAsia" w:ascii="宋体" w:hAnsi="宋体" w:eastAsia="宋体" w:cs="Arial"/>
+          <w:rFonts w:ascii="宋体" w:eastAsia="宋体" w:hAnsi="宋体" w:cs="Arial" w:hint="eastAsia"/>
           <w:b/>
           <w:sz w:val="30"/>
           <w:szCs w:val="30"/>
@@ -1717,7 +2015,7 @@
       <w:bookmarkStart w:id="1" w:name="OLE_LINK3"/>
       <w:r>
         <w:rPr>
-          <w:rFonts w:hint="eastAsia" w:ascii="宋体" w:hAnsi="宋体" w:eastAsia="宋体" w:cs="Arial"/>
+          <w:rFonts w:ascii="宋体" w:eastAsia="宋体" w:hAnsi="宋体" w:cs="Arial" w:hint="eastAsia"/>
           <w:b/>
           <w:sz w:val="30"/>
           <w:szCs w:val="30"/>
@@ -1727,7 +2025,7 @@
       <w:bookmarkEnd w:id="1"/>
       <w:r>
         <w:rPr>
-          <w:rFonts w:ascii="宋体" w:hAnsi="宋体" w:eastAsia="宋体" w:cs="Arial"/>
+          <w:rFonts w:ascii="宋体" w:eastAsia="宋体" w:hAnsi="宋体" w:cs="Arial"/>
           <w:b/>
           <w:sz w:val="30"/>
           <w:szCs w:val="30"/>
@@ -1736,7 +2034,7 @@
       </w:r>
       <w:r>
         <w:rPr>
-          <w:rFonts w:hint="eastAsia" w:ascii="宋体" w:hAnsi="宋体" w:eastAsia="宋体" w:cs="Arial"/>
+          <w:rFonts w:ascii="宋体" w:eastAsia="宋体" w:hAnsi="宋体" w:cs="Arial" w:hint="eastAsia"/>
           <w:b/>
           <w:sz w:val="30"/>
           <w:szCs w:val="30"/>
@@ -1745,7 +2043,7 @@
       </w:r>
       <w:r>
         <w:rPr>
-          <w:rFonts w:ascii="宋体" w:hAnsi="宋体" w:eastAsia="宋体" w:cs="Arial"/>
+          <w:rFonts w:ascii="宋体" w:eastAsia="宋体" w:hAnsi="宋体" w:cs="Arial"/>
           <w:b/>
           <w:sz w:val="30"/>
           <w:szCs w:val="30"/>
@@ -1754,7 +2052,7 @@
       </w:r>
       <w:r>
         <w:rPr>
-          <w:rFonts w:hint="eastAsia" w:ascii="宋体" w:hAnsi="宋体" w:eastAsia="宋体" w:cs="Arial"/>
+          <w:rFonts w:ascii="宋体" w:eastAsia="宋体" w:hAnsi="宋体" w:cs="Arial" w:hint="eastAsia"/>
           <w:b/>
           <w:sz w:val="30"/>
           <w:szCs w:val="30"/>
@@ -1769,23 +2067,43 @@
           <w:numId w:val="1"/>
         </w:numPr>
         <w:rPr>
-          <w:rFonts w:ascii="Arial" w:hAnsi="Arial" w:eastAsia="宋体" w:cs="Arial"/>
-          <w:sz w:val="30"/>
-          <w:szCs w:val="30"/>
-        </w:rPr>
-      </w:pPr>
-      <w:r>
-        <w:rPr>
-          <w:rFonts w:hint="eastAsia" w:ascii="宋体" w:hAnsi="宋体" w:eastAsia="宋体" w:cs="Arial"/>
-          <w:b/>
-          <w:sz w:val="30"/>
-          <w:szCs w:val="30"/>
-        </w:rPr>
-        <w:t>动规与备忘录方法</w:t>
-      </w:r>
-      <w:r>
-        <w:rPr>
-          <w:rFonts w:ascii="宋体" w:hAnsi="宋体" w:eastAsia="宋体" w:cs="Arial"/>
+          <w:rFonts w:ascii="Arial" w:eastAsia="宋体" w:hAnsi="Arial" w:cs="Arial"/>
+          <w:sz w:val="30"/>
+          <w:szCs w:val="30"/>
+        </w:rPr>
+      </w:pPr>
+      <w:r>
+        <w:rPr>
+          <w:rFonts w:ascii="宋体" w:eastAsia="宋体" w:hAnsi="宋体" w:cs="Arial" w:hint="eastAsia"/>
+          <w:b/>
+          <w:sz w:val="30"/>
+          <w:szCs w:val="30"/>
+        </w:rPr>
+        <w:t>动</w:t>
+      </w:r>
+      <w:proofErr w:type="gramStart"/>
+      <w:r>
+        <w:rPr>
+          <w:rFonts w:ascii="宋体" w:eastAsia="宋体" w:hAnsi="宋体" w:cs="Arial" w:hint="eastAsia"/>
+          <w:b/>
+          <w:sz w:val="30"/>
+          <w:szCs w:val="30"/>
+        </w:rPr>
+        <w:t>规</w:t>
+      </w:r>
+      <w:proofErr w:type="gramEnd"/>
+      <w:r>
+        <w:rPr>
+          <w:rFonts w:ascii="宋体" w:eastAsia="宋体" w:hAnsi="宋体" w:cs="Arial" w:hint="eastAsia"/>
+          <w:b/>
+          <w:sz w:val="30"/>
+          <w:szCs w:val="30"/>
+        </w:rPr>
+        <w:t>与备忘录方法</w:t>
+      </w:r>
+      <w:r>
+        <w:rPr>
+          <w:rFonts w:ascii="宋体" w:eastAsia="宋体" w:hAnsi="宋体" w:cs="Arial"/>
           <w:b/>
           <w:sz w:val="30"/>
           <w:szCs w:val="30"/>
@@ -1794,7 +2112,7 @@
       </w:r>
       <w:r>
         <w:rPr>
-          <w:rFonts w:hint="eastAsia" w:ascii="宋体" w:hAnsi="宋体" w:eastAsia="宋体" w:cs="Arial"/>
+          <w:rFonts w:ascii="宋体" w:eastAsia="宋体" w:hAnsi="宋体" w:cs="Arial" w:hint="eastAsia"/>
           <w:b/>
           <w:sz w:val="30"/>
           <w:szCs w:val="30"/>
@@ -1803,7 +2121,7 @@
       </w:r>
       <w:r>
         <w:rPr>
-          <w:rFonts w:ascii="宋体" w:hAnsi="宋体" w:eastAsia="宋体" w:cs="Arial"/>
+          <w:rFonts w:ascii="宋体" w:eastAsia="宋体" w:hAnsi="宋体" w:cs="Arial"/>
           <w:b/>
           <w:sz w:val="30"/>
           <w:szCs w:val="30"/>
@@ -1812,7 +2130,7 @@
       </w:r>
       <w:r>
         <w:rPr>
-          <w:rFonts w:hint="eastAsia" w:ascii="宋体" w:hAnsi="宋体" w:eastAsia="宋体" w:cs="Arial"/>
+          <w:rFonts w:ascii="宋体" w:eastAsia="宋体" w:hAnsi="宋体" w:cs="Arial" w:hint="eastAsia"/>
           <w:b/>
           <w:sz w:val="30"/>
           <w:szCs w:val="30"/>
@@ -1821,25 +2139,56 @@
       </w:r>
       <w:r>
         <w:rPr>
-          <w:rFonts w:ascii="宋体" w:hAnsi="宋体" w:eastAsia="宋体" w:cs="Arial"/>
+          <w:rFonts w:ascii="宋体" w:eastAsia="宋体" w:hAnsi="宋体" w:cs="Arial"/>
           <w:b/>
           <w:sz w:val="30"/>
           <w:szCs w:val="30"/>
         </w:rPr>
         <w:t xml:space="preserve"> </w:t>
       </w:r>
-      <w:r>
-        <w:rPr>
-          <w:rFonts w:hint="eastAsia" w:ascii="宋体" w:hAnsi="宋体" w:eastAsia="宋体" w:cs="Arial"/>
-          <w:b/>
-          <w:sz w:val="30"/>
-          <w:szCs w:val="30"/>
-        </w:rPr>
-        <w:t>正推与反推 带权区间调度</w:t>
-      </w:r>
-      <w:r>
-        <w:rPr>
-          <w:rFonts w:ascii="宋体" w:hAnsi="宋体" w:eastAsia="宋体" w:cs="Arial"/>
+      <w:proofErr w:type="gramStart"/>
+      <w:r>
+        <w:rPr>
+          <w:rFonts w:ascii="宋体" w:eastAsia="宋体" w:hAnsi="宋体" w:cs="Arial" w:hint="eastAsia"/>
+          <w:b/>
+          <w:sz w:val="30"/>
+          <w:szCs w:val="30"/>
+        </w:rPr>
+        <w:t>正推</w:t>
+      </w:r>
+      <w:proofErr w:type="gramEnd"/>
+      <w:r>
+        <w:rPr>
+          <w:rFonts w:ascii="宋体" w:eastAsia="宋体" w:hAnsi="宋体" w:cs="Arial" w:hint="eastAsia"/>
+          <w:b/>
+          <w:sz w:val="30"/>
+          <w:szCs w:val="30"/>
+        </w:rPr>
+        <w:t xml:space="preserve">与反推 </w:t>
+      </w:r>
+      <w:proofErr w:type="gramStart"/>
+      <w:r>
+        <w:rPr>
+          <w:rFonts w:ascii="宋体" w:eastAsia="宋体" w:hAnsi="宋体" w:cs="Arial" w:hint="eastAsia"/>
+          <w:b/>
+          <w:sz w:val="30"/>
+          <w:szCs w:val="30"/>
+        </w:rPr>
+        <w:t>带权区</w:t>
+      </w:r>
+      <w:proofErr w:type="gramEnd"/>
+      <w:r>
+        <w:rPr>
+          <w:rFonts w:ascii="宋体" w:eastAsia="宋体" w:hAnsi="宋体" w:cs="Arial" w:hint="eastAsia"/>
+          <w:b/>
+          <w:sz w:val="30"/>
+          <w:szCs w:val="30"/>
+        </w:rPr>
+        <w:t>间调度</w:t>
+      </w:r>
+      <w:r>
+        <w:rPr>
+          <w:rFonts w:ascii="宋体" w:eastAsia="宋体" w:hAnsi="宋体" w:cs="Arial"/>
           <w:b/>
           <w:sz w:val="30"/>
           <w:szCs w:val="30"/>
@@ -1848,7 +2197,7 @@
       </w:r>
       <w:r>
         <w:rPr>
-          <w:rFonts w:hint="eastAsia" w:ascii="宋体" w:hAnsi="宋体" w:eastAsia="宋体" w:cs="Arial"/>
+          <w:rFonts w:ascii="宋体" w:eastAsia="宋体" w:hAnsi="宋体" w:cs="Arial" w:hint="eastAsia"/>
           <w:b/>
           <w:sz w:val="30"/>
           <w:szCs w:val="30"/>
@@ -1857,7 +2206,7 @@
       </w:r>
       <w:r>
         <w:rPr>
-          <w:rFonts w:ascii="宋体" w:hAnsi="宋体" w:eastAsia="宋体" w:cs="Arial"/>
+          <w:rFonts w:ascii="宋体" w:eastAsia="宋体" w:hAnsi="宋体" w:cs="Arial"/>
           <w:b/>
           <w:sz w:val="30"/>
           <w:szCs w:val="30"/>
@@ -1866,7 +2215,7 @@
       </w:r>
       <w:r>
         <w:rPr>
-          <w:rFonts w:hint="eastAsia" w:ascii="宋体" w:hAnsi="宋体" w:eastAsia="宋体" w:cs="Arial"/>
+          <w:rFonts w:ascii="宋体" w:eastAsia="宋体" w:hAnsi="宋体" w:cs="Arial" w:hint="eastAsia"/>
           <w:b/>
           <w:sz w:val="30"/>
           <w:szCs w:val="30"/>
@@ -1875,7 +2224,7 @@
       </w:r>
       <w:r>
         <w:rPr>
-          <w:rFonts w:ascii="宋体" w:hAnsi="宋体" w:eastAsia="宋体" w:cs="Arial"/>
+          <w:rFonts w:ascii="宋体" w:eastAsia="宋体" w:hAnsi="宋体" w:cs="Arial"/>
           <w:b/>
           <w:sz w:val="30"/>
           <w:szCs w:val="30"/>
@@ -1884,7 +2233,7 @@
       </w:r>
       <w:r>
         <w:rPr>
-          <w:rFonts w:hint="eastAsia" w:ascii="宋体" w:hAnsi="宋体" w:eastAsia="宋体" w:cs="Arial"/>
+          <w:rFonts w:ascii="宋体" w:eastAsia="宋体" w:hAnsi="宋体" w:cs="Arial" w:hint="eastAsia"/>
           <w:b/>
           <w:sz w:val="30"/>
           <w:szCs w:val="30"/>
@@ -1893,7 +2242,7 @@
       </w:r>
       <w:r>
         <w:rPr>
-          <w:rFonts w:ascii="宋体" w:hAnsi="宋体" w:eastAsia="宋体" w:cs="Arial"/>
+          <w:rFonts w:ascii="宋体" w:eastAsia="宋体" w:hAnsi="宋体" w:cs="Arial"/>
           <w:b/>
           <w:sz w:val="30"/>
           <w:szCs w:val="30"/>
@@ -1902,7 +2251,7 @@
       </w:r>
       <w:r>
         <w:rPr>
-          <w:rFonts w:hint="eastAsia" w:ascii="宋体" w:hAnsi="宋体" w:eastAsia="宋体" w:cs="Arial"/>
+          <w:rFonts w:ascii="宋体" w:eastAsia="宋体" w:hAnsi="宋体" w:cs="Arial" w:hint="eastAsia"/>
           <w:b/>
           <w:sz w:val="30"/>
           <w:szCs w:val="30"/>
@@ -1911,7 +2260,7 @@
       </w:r>
       <w:r>
         <w:rPr>
-          <w:rFonts w:ascii="宋体" w:hAnsi="宋体" w:eastAsia="宋体" w:cs="Arial"/>
+          <w:rFonts w:ascii="宋体" w:eastAsia="宋体" w:hAnsi="宋体" w:cs="Arial"/>
           <w:b/>
           <w:sz w:val="30"/>
           <w:szCs w:val="30"/>
@@ -1920,7 +2269,7 @@
       </w:r>
       <w:r>
         <w:rPr>
-          <w:rFonts w:hint="eastAsia" w:ascii="宋体" w:hAnsi="宋体" w:eastAsia="宋体" w:cs="Arial"/>
+          <w:rFonts w:ascii="宋体" w:eastAsia="宋体" w:hAnsi="宋体" w:cs="Arial" w:hint="eastAsia"/>
           <w:b/>
           <w:sz w:val="30"/>
           <w:szCs w:val="30"/>
@@ -1929,7 +2278,7 @@
       </w:r>
       <w:r>
         <w:rPr>
-          <w:rFonts w:ascii="宋体" w:hAnsi="宋体" w:eastAsia="宋体" w:cs="Arial"/>
+          <w:rFonts w:ascii="宋体" w:eastAsia="宋体" w:hAnsi="宋体" w:cs="Arial"/>
           <w:b/>
           <w:sz w:val="30"/>
           <w:szCs w:val="30"/>
@@ -1938,7 +2287,7 @@
       </w:r>
       <w:r>
         <w:rPr>
-          <w:rFonts w:hint="eastAsia" w:ascii="宋体" w:hAnsi="宋体" w:eastAsia="宋体" w:cs="Arial"/>
+          <w:rFonts w:ascii="宋体" w:eastAsia="宋体" w:hAnsi="宋体" w:cs="Arial" w:hint="eastAsia"/>
           <w:b/>
           <w:sz w:val="30"/>
           <w:szCs w:val="30"/>
@@ -1953,15 +2302,15 @@
           <w:numId w:val="1"/>
         </w:numPr>
         <w:rPr>
-          <w:rFonts w:ascii="宋体" w:hAnsi="宋体" w:eastAsia="宋体" w:cs="Arial"/>
-          <w:b/>
-          <w:sz w:val="30"/>
-          <w:szCs w:val="30"/>
-        </w:rPr>
-      </w:pPr>
-      <w:r>
-        <w:rPr>
-          <w:rFonts w:hint="eastAsia" w:ascii="宋体" w:hAnsi="宋体" w:eastAsia="宋体" w:cs="Arial"/>
+          <w:rFonts w:ascii="宋体" w:eastAsia="宋体" w:hAnsi="宋体" w:cs="Arial"/>
+          <w:b/>
+          <w:sz w:val="30"/>
+          <w:szCs w:val="30"/>
+        </w:rPr>
+      </w:pPr>
+      <w:r>
+        <w:rPr>
+          <w:rFonts w:ascii="宋体" w:eastAsia="宋体" w:hAnsi="宋体" w:cs="Arial" w:hint="eastAsia"/>
           <w:b/>
           <w:sz w:val="30"/>
           <w:szCs w:val="30"/>
@@ -1970,7 +2319,7 @@
       </w:r>
       <w:r>
         <w:rPr>
-          <w:rFonts w:ascii="宋体" w:hAnsi="宋体" w:eastAsia="宋体" w:cs="Arial"/>
+          <w:rFonts w:ascii="宋体" w:eastAsia="宋体" w:hAnsi="宋体" w:cs="Arial"/>
           <w:b/>
           <w:sz w:val="30"/>
           <w:szCs w:val="30"/>
@@ -1979,7 +2328,7 @@
       </w:r>
       <w:r>
         <w:rPr>
-          <w:rFonts w:hint="eastAsia" w:ascii="宋体" w:hAnsi="宋体" w:eastAsia="宋体" w:cs="Arial"/>
+          <w:rFonts w:ascii="宋体" w:eastAsia="宋体" w:hAnsi="宋体" w:cs="Arial" w:hint="eastAsia"/>
           <w:b/>
           <w:sz w:val="30"/>
           <w:szCs w:val="30"/>
@@ -1988,7 +2337,7 @@
       </w:r>
       <w:r>
         <w:rPr>
-          <w:rFonts w:ascii="宋体" w:hAnsi="宋体" w:eastAsia="宋体" w:cs="Arial"/>
+          <w:rFonts w:ascii="宋体" w:eastAsia="宋体" w:hAnsi="宋体" w:cs="Arial"/>
           <w:b/>
           <w:sz w:val="30"/>
           <w:szCs w:val="30"/>
@@ -1997,7 +2346,7 @@
       </w:r>
       <w:r>
         <w:rPr>
-          <w:rFonts w:hint="eastAsia" w:ascii="宋体" w:hAnsi="宋体" w:eastAsia="宋体" w:cs="Arial"/>
+          <w:rFonts w:ascii="宋体" w:eastAsia="宋体" w:hAnsi="宋体" w:cs="Arial" w:hint="eastAsia"/>
           <w:b/>
           <w:sz w:val="30"/>
           <w:szCs w:val="30"/>
@@ -2006,7 +2355,7 @@
       </w:r>
       <w:r>
         <w:rPr>
-          <w:rFonts w:ascii="宋体" w:hAnsi="宋体" w:eastAsia="宋体" w:cs="Arial"/>
+          <w:rFonts w:ascii="宋体" w:eastAsia="宋体" w:hAnsi="宋体" w:cs="Arial"/>
           <w:b/>
           <w:sz w:val="30"/>
           <w:szCs w:val="30"/>
@@ -2015,7 +2364,7 @@
       </w:r>
       <w:r>
         <w:rPr>
-          <w:rFonts w:hint="eastAsia" w:ascii="宋体" w:hAnsi="宋体" w:eastAsia="宋体" w:cs="Arial"/>
+          <w:rFonts w:ascii="宋体" w:eastAsia="宋体" w:hAnsi="宋体" w:cs="Arial" w:hint="eastAsia"/>
           <w:b/>
           <w:sz w:val="30"/>
           <w:szCs w:val="30"/>
@@ -2024,7 +2373,7 @@
       </w:r>
       <w:r>
         <w:rPr>
-          <w:rFonts w:ascii="宋体" w:hAnsi="宋体" w:eastAsia="宋体" w:cs="Arial"/>
+          <w:rFonts w:ascii="宋体" w:eastAsia="宋体" w:hAnsi="宋体" w:cs="Arial"/>
           <w:b/>
           <w:sz w:val="30"/>
           <w:szCs w:val="30"/>
@@ -2033,7 +2382,7 @@
       </w:r>
       <w:r>
         <w:rPr>
-          <w:rFonts w:hint="eastAsia" w:ascii="宋体" w:hAnsi="宋体" w:eastAsia="宋体" w:cs="Arial"/>
+          <w:rFonts w:ascii="宋体" w:eastAsia="宋体" w:hAnsi="宋体" w:cs="Arial" w:hint="eastAsia"/>
           <w:b/>
           <w:sz w:val="30"/>
           <w:szCs w:val="30"/>
@@ -2042,7 +2391,7 @@
       </w:r>
       <w:r>
         <w:rPr>
-          <w:rFonts w:ascii="宋体" w:hAnsi="宋体" w:eastAsia="宋体" w:cs="Arial"/>
+          <w:rFonts w:ascii="宋体" w:eastAsia="宋体" w:hAnsi="宋体" w:cs="Arial"/>
           <w:b/>
           <w:sz w:val="30"/>
           <w:szCs w:val="30"/>
@@ -2051,7 +2400,7 @@
       </w:r>
       <w:r>
         <w:rPr>
-          <w:rFonts w:hint="eastAsia" w:ascii="宋体" w:hAnsi="宋体" w:eastAsia="宋体" w:cs="Arial"/>
+          <w:rFonts w:ascii="宋体" w:eastAsia="宋体" w:hAnsi="宋体" w:cs="Arial" w:hint="eastAsia"/>
           <w:b/>
           <w:sz w:val="30"/>
           <w:szCs w:val="30"/>
@@ -2060,7 +2409,7 @@
       </w:r>
       <w:r>
         <w:rPr>
-          <w:rFonts w:ascii="宋体" w:hAnsi="宋体" w:eastAsia="宋体" w:cs="Arial"/>
+          <w:rFonts w:ascii="宋体" w:eastAsia="宋体" w:hAnsi="宋体" w:cs="Arial"/>
           <w:b/>
           <w:sz w:val="30"/>
           <w:szCs w:val="30"/>
@@ -2069,7 +2418,7 @@
       </w:r>
       <w:r>
         <w:rPr>
-          <w:rFonts w:hint="eastAsia" w:ascii="宋体" w:hAnsi="宋体" w:eastAsia="宋体" w:cs="Arial"/>
+          <w:rFonts w:ascii="宋体" w:eastAsia="宋体" w:hAnsi="宋体" w:cs="Arial" w:hint="eastAsia"/>
           <w:b/>
           <w:sz w:val="30"/>
           <w:szCs w:val="30"/>
@@ -2078,7 +2427,7 @@
       </w:r>
       <w:r>
         <w:rPr>
-          <w:rFonts w:ascii="宋体" w:hAnsi="宋体" w:eastAsia="宋体" w:cs="Arial"/>
+          <w:rFonts w:ascii="宋体" w:eastAsia="宋体" w:hAnsi="宋体" w:cs="Arial"/>
           <w:b/>
           <w:sz w:val="30"/>
           <w:szCs w:val="30"/>
@@ -2087,7 +2436,7 @@
       </w:r>
       <w:r>
         <w:rPr>
-          <w:rFonts w:hint="eastAsia" w:ascii="宋体" w:hAnsi="宋体" w:eastAsia="宋体" w:cs="Arial"/>
+          <w:rFonts w:ascii="宋体" w:eastAsia="宋体" w:hAnsi="宋体" w:cs="Arial" w:hint="eastAsia"/>
           <w:b/>
           <w:sz w:val="30"/>
           <w:szCs w:val="30"/>
@@ -2096,7 +2445,7 @@
       </w:r>
       <w:r>
         <w:rPr>
-          <w:rFonts w:ascii="宋体" w:hAnsi="宋体" w:eastAsia="宋体" w:cs="Arial"/>
+          <w:rFonts w:ascii="宋体" w:eastAsia="宋体" w:hAnsi="宋体" w:cs="Arial"/>
           <w:b/>
           <w:sz w:val="30"/>
           <w:szCs w:val="30"/>
@@ -2105,7 +2454,7 @@
       </w:r>
       <w:r>
         <w:rPr>
-          <w:rFonts w:hint="eastAsia" w:ascii="宋体" w:hAnsi="宋体" w:eastAsia="宋体" w:cs="Arial"/>
+          <w:rFonts w:ascii="宋体" w:eastAsia="宋体" w:hAnsi="宋体" w:cs="Arial" w:hint="eastAsia"/>
           <w:b/>
           <w:sz w:val="30"/>
           <w:szCs w:val="30"/>
@@ -2114,7 +2463,7 @@
       </w:r>
       <w:r>
         <w:rPr>
-          <w:rFonts w:ascii="宋体" w:hAnsi="宋体" w:eastAsia="宋体" w:cs="Arial"/>
+          <w:rFonts w:ascii="宋体" w:eastAsia="宋体" w:hAnsi="宋体" w:cs="Arial"/>
           <w:b/>
           <w:sz w:val="30"/>
           <w:szCs w:val="30"/>
@@ -2123,7 +2472,7 @@
       </w:r>
       <w:r>
         <w:rPr>
-          <w:rFonts w:hint="eastAsia" w:ascii="宋体" w:hAnsi="宋体" w:eastAsia="宋体" w:cs="Arial"/>
+          <w:rFonts w:ascii="宋体" w:eastAsia="宋体" w:hAnsi="宋体" w:cs="Arial" w:hint="eastAsia"/>
           <w:b/>
           <w:sz w:val="30"/>
           <w:szCs w:val="30"/>
@@ -2132,7 +2481,7 @@
       </w:r>
       <w:r>
         <w:rPr>
-          <w:rFonts w:ascii="宋体" w:hAnsi="宋体" w:eastAsia="宋体" w:cs="Arial"/>
+          <w:rFonts w:ascii="宋体" w:eastAsia="宋体" w:hAnsi="宋体" w:cs="Arial"/>
           <w:b/>
           <w:sz w:val="30"/>
           <w:szCs w:val="30"/>
@@ -2147,15 +2496,15 @@
           <w:numId w:val="1"/>
         </w:numPr>
         <w:rPr>
-          <w:rFonts w:ascii="宋体" w:hAnsi="宋体" w:eastAsia="宋体" w:cs="Arial"/>
-          <w:b/>
-          <w:sz w:val="30"/>
-          <w:szCs w:val="30"/>
-        </w:rPr>
-      </w:pPr>
-      <w:r>
-        <w:rPr>
-          <w:rFonts w:hint="eastAsia" w:ascii="宋体" w:hAnsi="宋体" w:eastAsia="宋体" w:cs="Arial"/>
+          <w:rFonts w:ascii="宋体" w:eastAsia="宋体" w:hAnsi="宋体" w:cs="Arial"/>
+          <w:b/>
+          <w:sz w:val="30"/>
+          <w:szCs w:val="30"/>
+        </w:rPr>
+      </w:pPr>
+      <w:r>
+        <w:rPr>
+          <w:rFonts w:ascii="宋体" w:eastAsia="宋体" w:hAnsi="宋体" w:cs="Arial" w:hint="eastAsia"/>
           <w:b/>
           <w:sz w:val="30"/>
           <w:szCs w:val="30"/>
@@ -2164,7 +2513,7 @@
       </w:r>
       <w:r>
         <w:rPr>
-          <w:rFonts w:ascii="宋体" w:hAnsi="宋体" w:eastAsia="宋体" w:cs="Arial"/>
+          <w:rFonts w:ascii="宋体" w:eastAsia="宋体" w:hAnsi="宋体" w:cs="Arial"/>
           <w:b/>
           <w:sz w:val="30"/>
           <w:szCs w:val="30"/>
@@ -2173,7 +2522,7 @@
       </w:r>
       <w:r>
         <w:rPr>
-          <w:rFonts w:hint="eastAsia" w:ascii="宋体" w:hAnsi="宋体" w:eastAsia="宋体" w:cs="Arial"/>
+          <w:rFonts w:ascii="宋体" w:eastAsia="宋体" w:hAnsi="宋体" w:cs="Arial" w:hint="eastAsia"/>
           <w:b/>
           <w:sz w:val="30"/>
           <w:szCs w:val="30"/>
@@ -2182,7 +2531,7 @@
       </w:r>
       <w:r>
         <w:rPr>
-          <w:rFonts w:ascii="宋体" w:hAnsi="宋体" w:eastAsia="宋体" w:cs="Arial"/>
+          <w:rFonts w:ascii="宋体" w:eastAsia="宋体" w:hAnsi="宋体" w:cs="Arial"/>
           <w:b/>
           <w:sz w:val="30"/>
           <w:szCs w:val="30"/>
@@ -2191,7 +2540,7 @@
       </w:r>
       <w:r>
         <w:rPr>
-          <w:rFonts w:hint="eastAsia" w:ascii="宋体" w:hAnsi="宋体" w:eastAsia="宋体" w:cs="Arial"/>
+          <w:rFonts w:ascii="宋体" w:eastAsia="宋体" w:hAnsi="宋体" w:cs="Arial" w:hint="eastAsia"/>
           <w:b/>
           <w:sz w:val="30"/>
           <w:szCs w:val="30"/>
@@ -2200,7 +2549,7 @@
       </w:r>
       <w:r>
         <w:rPr>
-          <w:rFonts w:ascii="宋体" w:hAnsi="宋体" w:eastAsia="宋体" w:cs="Arial"/>
+          <w:rFonts w:ascii="宋体" w:eastAsia="宋体" w:hAnsi="宋体" w:cs="Arial"/>
           <w:b/>
           <w:sz w:val="30"/>
           <w:szCs w:val="30"/>
@@ -2209,7 +2558,7 @@
       </w:r>
       <w:r>
         <w:rPr>
-          <w:rFonts w:hint="eastAsia" w:ascii="宋体" w:hAnsi="宋体" w:eastAsia="宋体" w:cs="Arial"/>
+          <w:rFonts w:ascii="宋体" w:eastAsia="宋体" w:hAnsi="宋体" w:cs="Arial" w:hint="eastAsia"/>
           <w:b/>
           <w:sz w:val="30"/>
           <w:szCs w:val="30"/>
@@ -2218,7 +2567,7 @@
       </w:r>
       <w:r>
         <w:rPr>
-          <w:rFonts w:ascii="宋体" w:hAnsi="宋体" w:eastAsia="宋体" w:cs="Arial"/>
+          <w:rFonts w:ascii="宋体" w:eastAsia="宋体" w:hAnsi="宋体" w:cs="Arial"/>
           <w:b/>
           <w:sz w:val="30"/>
           <w:szCs w:val="30"/>
@@ -2227,7 +2576,7 @@
       </w:r>
       <w:r>
         <w:rPr>
-          <w:rFonts w:hint="eastAsia" w:ascii="宋体" w:hAnsi="宋体" w:eastAsia="宋体" w:cs="Arial"/>
+          <w:rFonts w:ascii="宋体" w:eastAsia="宋体" w:hAnsi="宋体" w:cs="Arial" w:hint="eastAsia"/>
           <w:b/>
           <w:sz w:val="30"/>
           <w:szCs w:val="30"/>
@@ -2236,7 +2585,7 @@
       </w:r>
       <w:r>
         <w:rPr>
-          <w:rFonts w:ascii="宋体" w:hAnsi="宋体" w:eastAsia="宋体" w:cs="Arial"/>
+          <w:rFonts w:ascii="宋体" w:eastAsia="宋体" w:hAnsi="宋体" w:cs="Arial"/>
           <w:b/>
           <w:sz w:val="30"/>
           <w:szCs w:val="30"/>
@@ -2245,7 +2594,7 @@
       </w:r>
       <w:r>
         <w:rPr>
-          <w:rFonts w:hint="eastAsia" w:ascii="宋体" w:hAnsi="宋体" w:eastAsia="宋体" w:cs="Arial"/>
+          <w:rFonts w:ascii="宋体" w:eastAsia="宋体" w:hAnsi="宋体" w:cs="Arial" w:hint="eastAsia"/>
           <w:b/>
           <w:sz w:val="30"/>
           <w:szCs w:val="30"/>
@@ -2254,7 +2603,7 @@
       </w:r>
       <w:r>
         <w:rPr>
-          <w:rFonts w:ascii="宋体" w:hAnsi="宋体" w:eastAsia="宋体" w:cs="Arial"/>
+          <w:rFonts w:ascii="宋体" w:eastAsia="宋体" w:hAnsi="宋体" w:cs="Arial"/>
           <w:b/>
           <w:sz w:val="30"/>
           <w:szCs w:val="30"/>
@@ -2263,7 +2612,7 @@
       </w:r>
       <w:r>
         <w:rPr>
-          <w:rFonts w:hint="eastAsia" w:ascii="宋体" w:hAnsi="宋体" w:eastAsia="宋体" w:cs="Arial"/>
+          <w:rFonts w:ascii="宋体" w:eastAsia="宋体" w:hAnsi="宋体" w:cs="Arial" w:hint="eastAsia"/>
           <w:b/>
           <w:sz w:val="30"/>
           <w:szCs w:val="30"/>
@@ -2278,15 +2627,15 @@
           <w:numId w:val="1"/>
         </w:numPr>
         <w:rPr>
-          <w:rFonts w:ascii="宋体" w:hAnsi="宋体" w:eastAsia="宋体" w:cs="Arial"/>
-          <w:b/>
-          <w:sz w:val="30"/>
-          <w:szCs w:val="30"/>
-        </w:rPr>
-      </w:pPr>
-      <w:r>
-        <w:rPr>
-          <w:rFonts w:hint="eastAsia" w:ascii="宋体" w:hAnsi="宋体" w:eastAsia="宋体" w:cs="Arial"/>
+          <w:rFonts w:ascii="宋体" w:eastAsia="宋体" w:hAnsi="宋体" w:cs="Arial"/>
+          <w:b/>
+          <w:sz w:val="30"/>
+          <w:szCs w:val="30"/>
+        </w:rPr>
+      </w:pPr>
+      <w:r>
+        <w:rPr>
+          <w:rFonts w:ascii="宋体" w:eastAsia="宋体" w:hAnsi="宋体" w:cs="Arial" w:hint="eastAsia"/>
           <w:b/>
           <w:sz w:val="30"/>
           <w:szCs w:val="30"/>
@@ -2295,7 +2644,7 @@
       </w:r>
       <w:r>
         <w:rPr>
-          <w:rFonts w:ascii="宋体" w:hAnsi="宋体" w:eastAsia="宋体" w:cs="Arial"/>
+          <w:rFonts w:ascii="宋体" w:eastAsia="宋体" w:hAnsi="宋体" w:cs="Arial"/>
           <w:b/>
           <w:sz w:val="30"/>
           <w:szCs w:val="30"/>
@@ -2304,7 +2653,7 @@
       </w:r>
       <w:r>
         <w:rPr>
-          <w:rFonts w:hint="eastAsia" w:ascii="宋体" w:hAnsi="宋体" w:eastAsia="宋体" w:cs="Arial"/>
+          <w:rFonts w:ascii="宋体" w:eastAsia="宋体" w:hAnsi="宋体" w:cs="Arial" w:hint="eastAsia"/>
           <w:b/>
           <w:sz w:val="30"/>
           <w:szCs w:val="30"/>
@@ -2313,7 +2662,7 @@
       </w:r>
       <w:r>
         <w:rPr>
-          <w:rFonts w:ascii="宋体" w:hAnsi="宋体" w:eastAsia="宋体" w:cs="Arial"/>
+          <w:rFonts w:ascii="宋体" w:eastAsia="宋体" w:hAnsi="宋体" w:cs="Arial"/>
           <w:b/>
           <w:sz w:val="30"/>
           <w:szCs w:val="30"/>
@@ -2322,7 +2671,7 @@
       </w:r>
       <w:r>
         <w:rPr>
-          <w:rFonts w:hint="eastAsia" w:ascii="宋体" w:hAnsi="宋体" w:eastAsia="宋体" w:cs="Arial"/>
+          <w:rFonts w:ascii="宋体" w:eastAsia="宋体" w:hAnsi="宋体" w:cs="Arial" w:hint="eastAsia"/>
           <w:b/>
           <w:sz w:val="30"/>
           <w:szCs w:val="30"/>
@@ -2331,25 +2680,36 @@
       </w:r>
       <w:r>
         <w:rPr>
-          <w:rFonts w:ascii="宋体" w:hAnsi="宋体" w:eastAsia="宋体" w:cs="Arial"/>
+          <w:rFonts w:ascii="宋体" w:eastAsia="宋体" w:hAnsi="宋体" w:cs="Arial"/>
           <w:b/>
           <w:sz w:val="30"/>
           <w:szCs w:val="30"/>
         </w:rPr>
         <w:t xml:space="preserve"> </w:t>
       </w:r>
-      <w:r>
-        <w:rPr>
-          <w:rFonts w:hint="eastAsia" w:ascii="宋体" w:hAnsi="宋体" w:eastAsia="宋体" w:cs="Arial"/>
-          <w:b/>
-          <w:sz w:val="30"/>
-          <w:szCs w:val="30"/>
-        </w:rPr>
-        <w:t xml:space="preserve">预流推进算法 </w:t>
-      </w:r>
-      <w:r>
-        <w:rPr>
-          <w:rFonts w:ascii="宋体" w:hAnsi="宋体" w:eastAsia="宋体" w:cs="Arial"/>
+      <w:proofErr w:type="gramStart"/>
+      <w:r>
+        <w:rPr>
+          <w:rFonts w:ascii="宋体" w:eastAsia="宋体" w:hAnsi="宋体" w:cs="Arial" w:hint="eastAsia"/>
+          <w:b/>
+          <w:sz w:val="30"/>
+          <w:szCs w:val="30"/>
+        </w:rPr>
+        <w:t>预流推进</w:t>
+      </w:r>
+      <w:proofErr w:type="gramEnd"/>
+      <w:r>
+        <w:rPr>
+          <w:rFonts w:ascii="宋体" w:eastAsia="宋体" w:hAnsi="宋体" w:cs="Arial" w:hint="eastAsia"/>
+          <w:b/>
+          <w:sz w:val="30"/>
+          <w:szCs w:val="30"/>
+        </w:rPr>
+        <w:t xml:space="preserve">算法 </w:t>
+      </w:r>
+      <w:r>
+        <w:rPr>
+          <w:rFonts w:ascii="宋体" w:eastAsia="宋体" w:hAnsi="宋体" w:cs="Arial"/>
           <w:b/>
           <w:sz w:val="30"/>
           <w:szCs w:val="30"/>
@@ -2358,7 +2718,7 @@
       </w:r>
       <w:r>
         <w:rPr>
-          <w:rFonts w:hint="eastAsia" w:ascii="宋体" w:hAnsi="宋体" w:eastAsia="宋体" w:cs="Arial"/>
+          <w:rFonts w:ascii="宋体" w:eastAsia="宋体" w:hAnsi="宋体" w:cs="Arial" w:hint="eastAsia"/>
           <w:b/>
           <w:sz w:val="30"/>
           <w:szCs w:val="30"/>
@@ -2370,15 +2730,15 @@
       <w:pPr>
         <w:ind w:left="360"/>
         <w:rPr>
-          <w:rFonts w:ascii="宋体" w:hAnsi="宋体" w:eastAsia="宋体" w:cs="Arial"/>
-          <w:b/>
-          <w:sz w:val="30"/>
-          <w:szCs w:val="30"/>
-        </w:rPr>
-      </w:pPr>
-      <w:r>
-        <w:rPr>
-          <w:rFonts w:hint="eastAsia" w:ascii="宋体" w:hAnsi="宋体" w:eastAsia="宋体" w:cs="Arial"/>
+          <w:rFonts w:ascii="宋体" w:eastAsia="宋体" w:hAnsi="宋体" w:cs="Arial"/>
+          <w:b/>
+          <w:sz w:val="30"/>
+          <w:szCs w:val="30"/>
+        </w:rPr>
+      </w:pPr>
+      <w:r>
+        <w:rPr>
+          <w:rFonts w:ascii="宋体" w:eastAsia="宋体" w:hAnsi="宋体" w:cs="Arial" w:hint="eastAsia"/>
           <w:b/>
           <w:sz w:val="30"/>
           <w:szCs w:val="30"/>
@@ -2387,7 +2747,7 @@
       </w:r>
       <w:r>
         <w:rPr>
-          <w:rFonts w:ascii="宋体" w:hAnsi="宋体" w:eastAsia="宋体" w:cs="Arial"/>
+          <w:rFonts w:ascii="宋体" w:eastAsia="宋体" w:hAnsi="宋体" w:cs="Arial"/>
           <w:b/>
           <w:sz w:val="30"/>
           <w:szCs w:val="30"/>
@@ -2396,7 +2756,7 @@
       </w:r>
       <w:r>
         <w:rPr>
-          <w:rFonts w:hint="eastAsia" w:ascii="宋体" w:hAnsi="宋体" w:eastAsia="宋体" w:cs="Arial"/>
+          <w:rFonts w:ascii="宋体" w:eastAsia="宋体" w:hAnsi="宋体" w:cs="Arial" w:hint="eastAsia"/>
           <w:b/>
           <w:sz w:val="30"/>
           <w:szCs w:val="30"/>
@@ -2405,7 +2765,7 @@
       </w:r>
       <w:r>
         <w:rPr>
-          <w:rFonts w:ascii="宋体" w:hAnsi="宋体" w:eastAsia="宋体" w:cs="Arial"/>
+          <w:rFonts w:ascii="宋体" w:eastAsia="宋体" w:hAnsi="宋体" w:cs="Arial"/>
           <w:b/>
           <w:sz w:val="30"/>
           <w:szCs w:val="30"/>
@@ -2414,7 +2774,7 @@
       </w:r>
       <w:r>
         <w:rPr>
-          <w:rFonts w:hint="eastAsia" w:ascii="宋体" w:hAnsi="宋体" w:eastAsia="宋体" w:cs="Arial"/>
+          <w:rFonts w:ascii="宋体" w:eastAsia="宋体" w:hAnsi="宋体" w:cs="Arial" w:hint="eastAsia"/>
           <w:b/>
           <w:sz w:val="30"/>
           <w:szCs w:val="30"/>
@@ -2423,7 +2783,7 @@
       </w:r>
       <w:r>
         <w:rPr>
-          <w:rFonts w:ascii="宋体" w:hAnsi="宋体" w:eastAsia="宋体" w:cs="Arial"/>
+          <w:rFonts w:ascii="宋体" w:eastAsia="宋体" w:hAnsi="宋体" w:cs="Arial"/>
           <w:b/>
           <w:sz w:val="30"/>
           <w:szCs w:val="30"/>
@@ -2432,7 +2792,7 @@
       </w:r>
       <w:r>
         <w:rPr>
-          <w:rFonts w:hint="eastAsia" w:ascii="宋体" w:hAnsi="宋体" w:eastAsia="宋体" w:cs="Arial"/>
+          <w:rFonts w:ascii="宋体" w:eastAsia="宋体" w:hAnsi="宋体" w:cs="Arial" w:hint="eastAsia"/>
           <w:b/>
           <w:sz w:val="30"/>
           <w:szCs w:val="30"/>
@@ -2441,7 +2801,7 @@
       </w:r>
       <w:r>
         <w:rPr>
-          <w:rFonts w:ascii="宋体" w:hAnsi="宋体" w:eastAsia="宋体" w:cs="Arial"/>
+          <w:rFonts w:ascii="宋体" w:eastAsia="宋体" w:hAnsi="宋体" w:cs="Arial"/>
           <w:b/>
           <w:sz w:val="30"/>
           <w:szCs w:val="30"/>
@@ -2450,7 +2810,7 @@
       </w:r>
       <w:r>
         <w:rPr>
-          <w:rFonts w:hint="eastAsia" w:ascii="宋体" w:hAnsi="宋体" w:eastAsia="宋体" w:cs="Arial"/>
+          <w:rFonts w:ascii="宋体" w:eastAsia="宋体" w:hAnsi="宋体" w:cs="Arial" w:hint="eastAsia"/>
           <w:b/>
           <w:sz w:val="30"/>
           <w:szCs w:val="30"/>
@@ -2459,7 +2819,7 @@
       </w:r>
       <w:r>
         <w:rPr>
-          <w:rFonts w:ascii="宋体" w:hAnsi="宋体" w:eastAsia="宋体" w:cs="Arial"/>
+          <w:rFonts w:ascii="宋体" w:eastAsia="宋体" w:hAnsi="宋体" w:cs="Arial"/>
           <w:b/>
           <w:sz w:val="30"/>
           <w:szCs w:val="30"/>
@@ -2468,7 +2828,7 @@
       </w:r>
       <w:r>
         <w:rPr>
-          <w:rFonts w:hint="eastAsia" w:ascii="宋体" w:hAnsi="宋体" w:eastAsia="宋体" w:cs="Arial"/>
+          <w:rFonts w:ascii="宋体" w:eastAsia="宋体" w:hAnsi="宋体" w:cs="Arial" w:hint="eastAsia"/>
           <w:b/>
           <w:sz w:val="30"/>
           <w:szCs w:val="30"/>
@@ -2477,7 +2837,7 @@
       </w:r>
       <w:r>
         <w:rPr>
-          <w:rFonts w:ascii="宋体" w:hAnsi="宋体" w:eastAsia="宋体" w:cs="Arial"/>
+          <w:rFonts w:ascii="宋体" w:eastAsia="宋体" w:hAnsi="宋体" w:cs="Arial"/>
           <w:b/>
           <w:sz w:val="30"/>
           <w:szCs w:val="30"/>
@@ -2486,7 +2846,7 @@
       </w:r>
       <w:r>
         <w:rPr>
-          <w:rFonts w:hint="eastAsia" w:ascii="宋体" w:hAnsi="宋体" w:eastAsia="宋体" w:cs="Arial"/>
+          <w:rFonts w:ascii="宋体" w:eastAsia="宋体" w:hAnsi="宋体" w:cs="Arial" w:hint="eastAsia"/>
           <w:b/>
           <w:sz w:val="30"/>
           <w:szCs w:val="30"/>
@@ -2501,24 +2861,25 @@
           <w:numId w:val="1"/>
         </w:numPr>
         <w:rPr>
-          <w:rFonts w:ascii="宋体" w:hAnsi="宋体" w:eastAsia="宋体" w:cs="Arial"/>
-          <w:b/>
-          <w:sz w:val="30"/>
-          <w:szCs w:val="30"/>
-        </w:rPr>
-      </w:pPr>
-      <w:r>
-        <w:rPr>
-          <w:rFonts w:hint="eastAsia" w:ascii="宋体" w:hAnsi="宋体" w:eastAsia="宋体" w:cs="Arial"/>
-          <w:b/>
-          <w:sz w:val="30"/>
-          <w:szCs w:val="30"/>
-        </w:rPr>
+          <w:rFonts w:ascii="宋体" w:eastAsia="宋体" w:hAnsi="宋体" w:cs="Arial"/>
+          <w:b/>
+          <w:sz w:val="30"/>
+          <w:szCs w:val="30"/>
+        </w:rPr>
+      </w:pPr>
+      <w:r>
+        <w:rPr>
+          <w:rFonts w:ascii="宋体" w:eastAsia="宋体" w:hAnsi="宋体" w:cs="Arial" w:hint="eastAsia"/>
+          <w:b/>
+          <w:sz w:val="30"/>
+          <w:szCs w:val="30"/>
+        </w:rPr>
+        <w:lastRenderedPageBreak/>
         <w:t>随机算法的分类及各自特点</w:t>
       </w:r>
       <w:r>
         <w:rPr>
-          <w:rFonts w:ascii="宋体" w:hAnsi="宋体" w:eastAsia="宋体" w:cs="Arial"/>
+          <w:rFonts w:ascii="宋体" w:eastAsia="宋体" w:hAnsi="宋体" w:cs="Arial"/>
           <w:b/>
           <w:sz w:val="30"/>
           <w:szCs w:val="30"/>
@@ -2527,7 +2888,7 @@
       </w:r>
       <w:r>
         <w:rPr>
-          <w:rFonts w:hint="eastAsia" w:ascii="宋体" w:hAnsi="宋体" w:eastAsia="宋体" w:cs="Arial"/>
+          <w:rFonts w:ascii="宋体" w:eastAsia="宋体" w:hAnsi="宋体" w:cs="Arial" w:hint="eastAsia"/>
           <w:b/>
           <w:sz w:val="30"/>
           <w:szCs w:val="30"/>
@@ -2536,7 +2897,7 @@
       </w:r>
       <w:r>
         <w:rPr>
-          <w:rFonts w:ascii="宋体" w:hAnsi="宋体" w:eastAsia="宋体" w:cs="Arial"/>
+          <w:rFonts w:ascii="宋体" w:eastAsia="宋体" w:hAnsi="宋体" w:cs="Arial"/>
           <w:b/>
           <w:sz w:val="30"/>
           <w:szCs w:val="30"/>
@@ -2545,7 +2906,7 @@
       </w:r>
       <w:r>
         <w:rPr>
-          <w:rFonts w:hint="eastAsia" w:ascii="宋体" w:hAnsi="宋体" w:eastAsia="宋体" w:cs="Arial"/>
+          <w:rFonts w:ascii="宋体" w:eastAsia="宋体" w:hAnsi="宋体" w:cs="Arial" w:hint="eastAsia"/>
           <w:b/>
           <w:sz w:val="30"/>
           <w:szCs w:val="30"/>
@@ -2560,15 +2921,15 @@
           <w:numId w:val="1"/>
         </w:numPr>
         <w:rPr>
-          <w:rFonts w:ascii="宋体" w:hAnsi="宋体" w:eastAsia="宋体" w:cs="Arial"/>
-          <w:b/>
-          <w:sz w:val="30"/>
-          <w:szCs w:val="30"/>
-        </w:rPr>
-      </w:pPr>
-      <w:r>
-        <w:rPr>
-          <w:rFonts w:ascii="宋体" w:hAnsi="宋体" w:eastAsia="宋体" w:cs="Arial"/>
+          <w:rFonts w:ascii="宋体" w:eastAsia="宋体" w:hAnsi="宋体" w:cs="Arial"/>
+          <w:b/>
+          <w:sz w:val="30"/>
+          <w:szCs w:val="30"/>
+        </w:rPr>
+      </w:pPr>
+      <w:r>
+        <w:rPr>
+          <w:rFonts w:ascii="宋体" w:eastAsia="宋体" w:hAnsi="宋体" w:cs="Arial"/>
           <w:b/>
           <w:sz w:val="30"/>
           <w:szCs w:val="30"/>
@@ -2577,7 +2938,7 @@
       </w:r>
       <w:r>
         <w:rPr>
-          <w:rFonts w:hint="eastAsia" w:ascii="宋体" w:hAnsi="宋体" w:eastAsia="宋体" w:cs="Arial"/>
+          <w:rFonts w:ascii="宋体" w:eastAsia="宋体" w:hAnsi="宋体" w:cs="Arial" w:hint="eastAsia"/>
           <w:b/>
           <w:sz w:val="30"/>
           <w:szCs w:val="30"/>
@@ -2586,7 +2947,7 @@
       </w:r>
       <w:r>
         <w:rPr>
-          <w:rFonts w:ascii="宋体" w:hAnsi="宋体" w:eastAsia="宋体" w:cs="Arial"/>
+          <w:rFonts w:ascii="宋体" w:eastAsia="宋体" w:hAnsi="宋体" w:cs="Arial"/>
           <w:b/>
           <w:sz w:val="30"/>
           <w:szCs w:val="30"/>
@@ -2595,7 +2956,7 @@
       </w:r>
       <w:r>
         <w:rPr>
-          <w:rFonts w:hint="eastAsia" w:ascii="宋体" w:hAnsi="宋体" w:eastAsia="宋体" w:cs="Arial"/>
+          <w:rFonts w:ascii="宋体" w:eastAsia="宋体" w:hAnsi="宋体" w:cs="Arial" w:hint="eastAsia"/>
           <w:b/>
           <w:sz w:val="30"/>
           <w:szCs w:val="30"/>
@@ -2604,7 +2965,7 @@
       </w:r>
       <w:r>
         <w:rPr>
-          <w:rFonts w:ascii="宋体" w:hAnsi="宋体" w:eastAsia="宋体" w:cs="Arial"/>
+          <w:rFonts w:ascii="宋体" w:eastAsia="宋体" w:hAnsi="宋体" w:cs="Arial"/>
           <w:b/>
           <w:sz w:val="30"/>
           <w:szCs w:val="30"/>
@@ -2613,7 +2974,7 @@
       </w:r>
       <w:r>
         <w:rPr>
-          <w:rFonts w:hint="eastAsia" w:ascii="宋体" w:hAnsi="宋体" w:eastAsia="宋体" w:cs="Arial"/>
+          <w:rFonts w:ascii="宋体" w:eastAsia="宋体" w:hAnsi="宋体" w:cs="Arial" w:hint="eastAsia"/>
           <w:b/>
           <w:sz w:val="30"/>
           <w:szCs w:val="30"/>
@@ -2622,7 +2983,7 @@
       </w:r>
       <w:r>
         <w:rPr>
-          <w:rFonts w:ascii="宋体" w:hAnsi="宋体" w:eastAsia="宋体" w:cs="Arial"/>
+          <w:rFonts w:ascii="宋体" w:eastAsia="宋体" w:hAnsi="宋体" w:cs="Arial"/>
           <w:b/>
           <w:sz w:val="30"/>
           <w:szCs w:val="30"/>
@@ -2631,7 +2992,7 @@
       </w:r>
       <w:r>
         <w:rPr>
-          <w:rFonts w:hint="eastAsia" w:ascii="宋体" w:hAnsi="宋体" w:eastAsia="宋体" w:cs="Arial"/>
+          <w:rFonts w:ascii="宋体" w:eastAsia="宋体" w:hAnsi="宋体" w:cs="Arial" w:hint="eastAsia"/>
           <w:b/>
           <w:sz w:val="30"/>
           <w:szCs w:val="30"/>
@@ -2640,7 +3001,7 @@
       </w:r>
       <w:r>
         <w:rPr>
-          <w:rFonts w:ascii="宋体" w:hAnsi="宋体" w:eastAsia="宋体" w:cs="Arial"/>
+          <w:rFonts w:ascii="宋体" w:eastAsia="宋体" w:hAnsi="宋体" w:cs="Arial"/>
           <w:b/>
           <w:sz w:val="30"/>
           <w:szCs w:val="30"/>
@@ -2649,7 +3010,7 @@
       </w:r>
       <w:r>
         <w:rPr>
-          <w:rFonts w:hint="eastAsia" w:ascii="宋体" w:hAnsi="宋体" w:eastAsia="宋体" w:cs="Arial"/>
+          <w:rFonts w:ascii="宋体" w:eastAsia="宋体" w:hAnsi="宋体" w:cs="Arial" w:hint="eastAsia"/>
           <w:b/>
           <w:sz w:val="30"/>
           <w:szCs w:val="30"/>
@@ -2658,7 +3019,7 @@
       </w:r>
       <w:r>
         <w:rPr>
-          <w:rFonts w:ascii="宋体" w:hAnsi="宋体" w:eastAsia="宋体" w:cs="Arial"/>
+          <w:rFonts w:ascii="宋体" w:eastAsia="宋体" w:hAnsi="宋体" w:cs="Arial"/>
           <w:b/>
           <w:sz w:val="30"/>
           <w:szCs w:val="30"/>
@@ -2667,7 +3028,7 @@
       </w:r>
       <w:r>
         <w:rPr>
-          <w:rFonts w:hint="eastAsia" w:ascii="宋体" w:hAnsi="宋体" w:eastAsia="宋体" w:cs="Arial"/>
+          <w:rFonts w:ascii="宋体" w:eastAsia="宋体" w:hAnsi="宋体" w:cs="Arial" w:hint="eastAsia"/>
           <w:b/>
           <w:sz w:val="30"/>
           <w:szCs w:val="30"/>
@@ -2676,7 +3037,7 @@
       </w:r>
       <w:r>
         <w:rPr>
-          <w:rFonts w:ascii="宋体" w:hAnsi="宋体" w:eastAsia="宋体" w:cs="Arial"/>
+          <w:rFonts w:ascii="宋体" w:eastAsia="宋体" w:hAnsi="宋体" w:cs="Arial"/>
           <w:b/>
           <w:sz w:val="30"/>
           <w:szCs w:val="30"/>
@@ -2688,7 +3049,7 @@
       <w:pPr>
         <w:ind w:left="360"/>
         <w:rPr>
-          <w:rFonts w:ascii="宋体" w:hAnsi="宋体" w:eastAsia="宋体" w:cs="Arial"/>
+          <w:rFonts w:ascii="宋体" w:eastAsia="宋体" w:hAnsi="宋体" w:cs="Arial"/>
           <w:b/>
           <w:sz w:val="30"/>
           <w:szCs w:val="30"/>
@@ -2702,17 +3063,17 @@
           <w:numId w:val="2"/>
         </w:numPr>
         <w:rPr>
-          <w:rFonts w:ascii="黑体" w:hAnsi="黑体" w:eastAsia="黑体"/>
-          <w:b/>
-          <w:bCs/>
-          <w:kern w:val="0"/>
-          <w:sz w:val="24"/>
-          <w:szCs w:val="24"/>
-        </w:rPr>
-      </w:pPr>
-      <w:r>
-        <w:rPr>
-          <w:rFonts w:hint="eastAsia" w:ascii="黑体" w:hAnsi="黑体" w:eastAsia="黑体"/>
+          <w:rFonts w:ascii="黑体" w:eastAsia="黑体" w:hAnsi="黑体"/>
+          <w:b/>
+          <w:bCs/>
+          <w:kern w:val="0"/>
+          <w:sz w:val="24"/>
+          <w:szCs w:val="24"/>
+        </w:rPr>
+      </w:pPr>
+      <w:r>
+        <w:rPr>
+          <w:rFonts w:ascii="黑体" w:eastAsia="黑体" w:hAnsi="黑体" w:hint="eastAsia"/>
           <w:b/>
           <w:bCs/>
           <w:kern w:val="0"/>
@@ -2723,7 +3084,7 @@
       </w:r>
       <w:r>
         <w:rPr>
-          <w:rFonts w:ascii="黑体" w:hAnsi="黑体" w:eastAsia="黑体"/>
+          <w:rFonts w:ascii="黑体" w:eastAsia="黑体" w:hAnsi="黑体"/>
           <w:b/>
           <w:bCs/>
           <w:kern w:val="0"/>
@@ -2734,7 +3095,7 @@
       </w:r>
       <w:r>
         <w:rPr>
-          <w:rFonts w:hint="eastAsia" w:ascii="黑体" w:hAnsi="黑体" w:eastAsia="黑体"/>
+          <w:rFonts w:ascii="黑体" w:eastAsia="黑体" w:hAnsi="黑体" w:hint="eastAsia"/>
           <w:b/>
           <w:bCs/>
           <w:kern w:val="0"/>
@@ -2745,7 +3106,7 @@
       </w:r>
       <w:r>
         <w:rPr>
-          <w:rFonts w:ascii="黑体" w:hAnsi="黑体" w:eastAsia="黑体"/>
+          <w:rFonts w:ascii="黑体" w:eastAsia="黑体" w:hAnsi="黑体"/>
           <w:b/>
           <w:bCs/>
           <w:kern w:val="0"/>
@@ -2756,7 +3117,7 @@
       </w:r>
       <w:r>
         <w:rPr>
-          <w:rFonts w:hint="eastAsia" w:ascii="黑体" w:hAnsi="黑体" w:eastAsia="黑体"/>
+          <w:rFonts w:ascii="黑体" w:eastAsia="黑体" w:hAnsi="黑体" w:hint="eastAsia"/>
           <w:b/>
           <w:bCs/>
           <w:kern w:val="0"/>
@@ -2773,7 +3134,7 @@
           <w:numId w:val="2"/>
         </w:numPr>
         <w:rPr>
-          <w:rFonts w:ascii="黑体" w:hAnsi="黑体" w:eastAsia="黑体"/>
+          <w:rFonts w:ascii="黑体" w:eastAsia="黑体" w:hAnsi="黑体"/>
           <w:b/>
           <w:bCs/>
           <w:kern w:val="0"/>
@@ -2784,18 +3145,29 @@
       <w:bookmarkStart w:id="2" w:name="_Hlk8593564"/>
       <w:r>
         <w:rPr>
-          <w:rFonts w:hint="eastAsia" w:ascii="黑体" w:hAnsi="黑体" w:eastAsia="黑体"/>
-          <w:b/>
-          <w:bCs/>
-          <w:kern w:val="0"/>
-          <w:sz w:val="24"/>
-          <w:szCs w:val="24"/>
-        </w:rPr>
-        <w:t>单选题（每题</w:t>
-      </w:r>
-      <w:r>
-        <w:rPr>
-          <w:rFonts w:ascii="黑体" w:hAnsi="黑体" w:eastAsia="黑体"/>
+          <w:rFonts w:ascii="黑体" w:eastAsia="黑体" w:hAnsi="黑体" w:hint="eastAsia"/>
+          <w:b/>
+          <w:bCs/>
+          <w:kern w:val="0"/>
+          <w:sz w:val="24"/>
+          <w:szCs w:val="24"/>
+        </w:rPr>
+        <w:t>单选题（</w:t>
+      </w:r>
+      <w:r>
+        <w:rPr>
+          <w:rFonts w:ascii="黑体" w:eastAsia="黑体" w:hAnsi="黑体" w:hint="eastAsia"/>
+          <w:b/>
+          <w:bCs/>
+          <w:kern w:val="0"/>
+          <w:sz w:val="24"/>
+          <w:szCs w:val="24"/>
+        </w:rPr>
+        <w:t>每题</w:t>
+      </w:r>
+      <w:r>
+        <w:rPr>
+          <w:rFonts w:ascii="黑体" w:eastAsia="黑体" w:hAnsi="黑体"/>
           <w:b/>
           <w:bCs/>
           <w:kern w:val="0"/>
@@ -2806,7 +3178,7 @@
       </w:r>
       <w:r>
         <w:rPr>
-          <w:rFonts w:hint="eastAsia" w:ascii="黑体" w:hAnsi="黑体" w:eastAsia="黑体"/>
+          <w:rFonts w:ascii="黑体" w:eastAsia="黑体" w:hAnsi="黑体" w:hint="eastAsia"/>
           <w:b/>
           <w:bCs/>
           <w:kern w:val="0"/>
@@ -2817,7 +3189,7 @@
       </w:r>
       <w:r>
         <w:rPr>
-          <w:rFonts w:ascii="黑体" w:hAnsi="黑体" w:eastAsia="黑体"/>
+          <w:rFonts w:ascii="黑体" w:eastAsia="黑体" w:hAnsi="黑体"/>
           <w:b/>
           <w:bCs/>
           <w:kern w:val="0"/>
@@ -2828,7 +3200,7 @@
       </w:r>
       <w:r>
         <w:rPr>
-          <w:rFonts w:hint="eastAsia" w:ascii="黑体" w:hAnsi="黑体" w:eastAsia="黑体"/>
+          <w:rFonts w:ascii="黑体" w:eastAsia="黑体" w:hAnsi="黑体" w:hint="eastAsia"/>
           <w:b/>
           <w:bCs/>
           <w:kern w:val="0"/>
@@ -2842,7 +3214,7 @@
     <w:p>
       <w:pPr>
         <w:rPr>
-          <w:rFonts w:ascii="黑体" w:hAnsi="黑体" w:eastAsia="黑体"/>
+          <w:rFonts w:ascii="黑体" w:eastAsia="黑体" w:hAnsi="黑体"/>
           <w:b/>
           <w:bCs/>
           <w:spacing w:val="-7"/>
@@ -2854,18 +3226,51 @@
       <w:bookmarkStart w:id="3" w:name="_Hlk8989971"/>
       <w:r>
         <w:rPr>
-          <w:rFonts w:hint="eastAsia" w:ascii="黑体" w:hAnsi="黑体" w:eastAsia="黑体"/>
-          <w:b/>
-          <w:bCs/>
-          <w:kern w:val="0"/>
-          <w:sz w:val="24"/>
-          <w:szCs w:val="24"/>
-        </w:rPr>
-        <w:t>三、 多选题（每题</w:t>
-      </w:r>
-      <w:r>
-        <w:rPr>
-          <w:rFonts w:ascii="黑体" w:hAnsi="黑体" w:eastAsia="黑体"/>
+          <w:rFonts w:ascii="黑体" w:eastAsia="黑体" w:hAnsi="黑体" w:hint="eastAsia"/>
+          <w:b/>
+          <w:bCs/>
+          <w:kern w:val="0"/>
+          <w:sz w:val="24"/>
+          <w:szCs w:val="24"/>
+        </w:rPr>
+        <w:t>三、</w:t>
+      </w:r>
+      <w:r>
+        <w:rPr>
+          <w:rFonts w:ascii="黑体" w:eastAsia="黑体" w:hAnsi="黑体" w:hint="eastAsia"/>
+          <w:b/>
+          <w:bCs/>
+          <w:kern w:val="0"/>
+          <w:sz w:val="24"/>
+          <w:szCs w:val="24"/>
+        </w:rPr>
+        <w:t xml:space="preserve"> </w:t>
+      </w:r>
+      <w:r>
+        <w:rPr>
+          <w:rFonts w:ascii="黑体" w:eastAsia="黑体" w:hAnsi="黑体" w:hint="eastAsia"/>
+          <w:b/>
+          <w:bCs/>
+          <w:kern w:val="0"/>
+          <w:sz w:val="24"/>
+          <w:szCs w:val="24"/>
+        </w:rPr>
+        <w:t>多选题（</w:t>
+      </w:r>
+      <w:r>
+        <w:rPr>
+          <w:rFonts w:ascii="黑体" w:eastAsia="黑体" w:hAnsi="黑体" w:hint="eastAsia"/>
+          <w:b/>
+          <w:bCs/>
+          <w:kern w:val="0"/>
+          <w:sz w:val="24"/>
+          <w:szCs w:val="24"/>
+        </w:rPr>
+        <w:t>每题</w:t>
+      </w:r>
+      <w:r>
+        <w:rPr>
+          <w:rFonts w:ascii="黑体" w:eastAsia="黑体" w:hAnsi="黑体"/>
           <w:b/>
           <w:bCs/>
           <w:kern w:val="0"/>
@@ -2876,7 +3281,7 @@
       </w:r>
       <w:r>
         <w:rPr>
-          <w:rFonts w:hint="eastAsia" w:ascii="黑体" w:hAnsi="黑体" w:eastAsia="黑体"/>
+          <w:rFonts w:ascii="黑体" w:eastAsia="黑体" w:hAnsi="黑体" w:hint="eastAsia"/>
           <w:b/>
           <w:bCs/>
           <w:kern w:val="0"/>
@@ -2887,7 +3292,7 @@
       </w:r>
       <w:r>
         <w:rPr>
-          <w:rFonts w:ascii="黑体" w:hAnsi="黑体" w:eastAsia="黑体"/>
+          <w:rFonts w:ascii="黑体" w:eastAsia="黑体" w:hAnsi="黑体"/>
           <w:b/>
           <w:bCs/>
           <w:kern w:val="0"/>
@@ -2898,7 +3303,7 @@
       </w:r>
       <w:r>
         <w:rPr>
-          <w:rFonts w:hint="eastAsia" w:ascii="黑体" w:hAnsi="黑体" w:eastAsia="黑体"/>
+          <w:rFonts w:ascii="黑体" w:eastAsia="黑体" w:hAnsi="黑体" w:hint="eastAsia"/>
           <w:b/>
           <w:bCs/>
           <w:kern w:val="0"/>
@@ -2915,30 +3320,41 @@
           <w:ilvl w:val="0"/>
           <w:numId w:val="3"/>
         </w:numPr>
-        <w:ind w:left="-92" w:leftChars="-44"/>
-        <w:rPr>
-          <w:rFonts w:ascii="黑体" w:hAnsi="黑体" w:eastAsia="黑体"/>
-          <w:b/>
-          <w:bCs/>
-          <w:kern w:val="0"/>
-          <w:sz w:val="24"/>
-          <w:szCs w:val="24"/>
-        </w:rPr>
-      </w:pPr>
-      <w:r>
-        <w:rPr>
-          <w:rFonts w:hint="eastAsia" w:ascii="黑体" w:hAnsi="黑体" w:eastAsia="黑体"/>
-          <w:b/>
-          <w:bCs/>
-          <w:kern w:val="0"/>
-          <w:sz w:val="24"/>
-          <w:szCs w:val="24"/>
-        </w:rPr>
-        <w:t>算法分析题（2道题，共</w:t>
-      </w:r>
-      <w:r>
-        <w:rPr>
-          <w:rFonts w:ascii="黑体" w:hAnsi="黑体" w:eastAsia="黑体"/>
+        <w:ind w:leftChars="-44" w:left="628"/>
+        <w:rPr>
+          <w:rFonts w:ascii="黑体" w:eastAsia="黑体" w:hAnsi="黑体"/>
+          <w:b/>
+          <w:bCs/>
+          <w:kern w:val="0"/>
+          <w:sz w:val="24"/>
+          <w:szCs w:val="24"/>
+        </w:rPr>
+      </w:pPr>
+      <w:r>
+        <w:rPr>
+          <w:rFonts w:ascii="黑体" w:eastAsia="黑体" w:hAnsi="黑体" w:hint="eastAsia"/>
+          <w:b/>
+          <w:bCs/>
+          <w:kern w:val="0"/>
+          <w:sz w:val="24"/>
+          <w:szCs w:val="24"/>
+        </w:rPr>
+        <w:t>算法分析题（</w:t>
+      </w:r>
+      <w:r>
+        <w:rPr>
+          <w:rFonts w:ascii="黑体" w:eastAsia="黑体" w:hAnsi="黑体" w:hint="eastAsia"/>
+          <w:b/>
+          <w:bCs/>
+          <w:kern w:val="0"/>
+          <w:sz w:val="24"/>
+          <w:szCs w:val="24"/>
+        </w:rPr>
+        <w:t>2道题，共</w:t>
+      </w:r>
+      <w:r>
+        <w:rPr>
+          <w:rFonts w:ascii="黑体" w:eastAsia="黑体" w:hAnsi="黑体"/>
           <w:b/>
           <w:bCs/>
           <w:kern w:val="0"/>
@@ -2949,7 +3365,7 @@
       </w:r>
       <w:r>
         <w:rPr>
-          <w:rFonts w:hint="eastAsia" w:ascii="黑体" w:hAnsi="黑体" w:eastAsia="黑体"/>
+          <w:rFonts w:ascii="黑体" w:eastAsia="黑体" w:hAnsi="黑体" w:hint="eastAsia"/>
           <w:b/>
           <w:bCs/>
           <w:kern w:val="0"/>
@@ -2963,17 +3379,17 @@
       <w:pPr>
         <w:ind w:left="-124"/>
         <w:rPr>
-          <w:rFonts w:ascii="黑体" w:hAnsi="黑体" w:eastAsia="黑体"/>
-          <w:b/>
-          <w:bCs/>
-          <w:kern w:val="0"/>
-          <w:sz w:val="24"/>
-          <w:szCs w:val="24"/>
-        </w:rPr>
-      </w:pPr>
-      <w:r>
-        <w:rPr>
-          <w:rFonts w:ascii="宋体" w:hAnsi="宋体" w:eastAsia="宋体"/>
+          <w:rFonts w:ascii="黑体" w:eastAsia="黑体" w:hAnsi="黑体"/>
+          <w:b/>
+          <w:bCs/>
+          <w:kern w:val="0"/>
+          <w:sz w:val="24"/>
+          <w:szCs w:val="24"/>
+        </w:rPr>
+      </w:pPr>
+      <w:r>
+        <w:rPr>
+          <w:rFonts w:ascii="宋体" w:eastAsia="宋体" w:hAnsi="宋体"/>
           <w:bCs/>
           <w:kern w:val="0"/>
           <w:sz w:val="24"/>
@@ -2983,7 +3399,7 @@
       </w:r>
       <w:r>
         <w:rPr>
-          <w:rFonts w:hint="eastAsia" w:ascii="宋体" w:hAnsi="宋体" w:eastAsia="宋体"/>
+          <w:rFonts w:ascii="宋体" w:eastAsia="宋体" w:hAnsi="宋体" w:hint="eastAsia"/>
           <w:bCs/>
           <w:kern w:val="0"/>
           <w:sz w:val="24"/>
@@ -2993,7 +3409,7 @@
       </w:r>
       <w:r>
         <w:rPr>
-          <w:rFonts w:ascii="宋体" w:hAnsi="宋体" w:eastAsia="宋体"/>
+          <w:rFonts w:ascii="宋体" w:eastAsia="宋体" w:hAnsi="宋体"/>
           <w:bCs/>
           <w:kern w:val="0"/>
           <w:sz w:val="24"/>
@@ -3003,7 +3419,7 @@
       </w:r>
       <w:r>
         <w:rPr>
-          <w:rFonts w:hint="eastAsia" w:ascii="宋体" w:hAnsi="宋体" w:eastAsia="宋体"/>
+          <w:rFonts w:ascii="宋体" w:eastAsia="宋体" w:hAnsi="宋体" w:hint="eastAsia"/>
           <w:bCs/>
           <w:kern w:val="0"/>
           <w:sz w:val="24"/>
@@ -3014,7 +3430,7 @@
       <w:bookmarkStart w:id="4" w:name="_Hlk8385151"/>
       <w:r>
         <w:rPr>
-          <w:rFonts w:hint="eastAsia" w:ascii="仿宋_GB2312" w:hAnsi="Symbol" w:eastAsia="仿宋_GB2312"/>
+          <w:rFonts w:ascii="仿宋_GB2312" w:eastAsia="仿宋_GB2312" w:hAnsi="Symbol" w:hint="eastAsia"/>
           <w:b/>
           <w:bCs/>
           <w:kern w:val="0"/>
@@ -3026,7 +3442,7 @@
       <w:bookmarkEnd w:id="4"/>
       <w:r>
         <w:rPr>
-          <w:rFonts w:hint="eastAsia" w:ascii="宋体" w:hAnsi="宋体" w:eastAsia="宋体"/>
+          <w:rFonts w:ascii="宋体" w:eastAsia="宋体" w:hAnsi="宋体" w:hint="eastAsia"/>
           <w:bCs/>
           <w:kern w:val="0"/>
           <w:sz w:val="24"/>
@@ -3038,13 +3454,13 @@
     <w:p>
       <w:pPr>
         <w:rPr>
-          <w:rFonts w:ascii="宋体" w:hAnsi="宋体" w:eastAsia="宋体"/>
-          <w:szCs w:val="21"/>
-        </w:rPr>
-      </w:pPr>
-      <w:r>
-        <w:rPr>
-          <w:rFonts w:ascii="宋体" w:hAnsi="宋体" w:eastAsia="宋体"/>
+          <w:rFonts w:ascii="宋体" w:eastAsia="宋体" w:hAnsi="宋体"/>
+          <w:szCs w:val="21"/>
+        </w:rPr>
+      </w:pPr>
+      <w:r>
+        <w:rPr>
+          <w:rFonts w:ascii="宋体" w:eastAsia="宋体" w:hAnsi="宋体"/>
           <w:szCs w:val="21"/>
         </w:rPr>
         <w:t>p=1</w:t>
@@ -3053,48 +3469,73 @@
     <w:p>
       <w:pPr>
         <w:rPr>
-          <w:rFonts w:ascii="宋体" w:hAnsi="宋体" w:eastAsia="宋体"/>
-          <w:szCs w:val="21"/>
-        </w:rPr>
-      </w:pPr>
-      <w:r>
-        <w:rPr>
-          <w:rFonts w:ascii="宋体" w:hAnsi="宋体" w:eastAsia="宋体"/>
-          <w:szCs w:val="21"/>
-        </w:rPr>
-        <w:t>for i=</w:t>
-      </w:r>
-      <w:r>
-        <w:rPr>
-          <w:rFonts w:hint="eastAsia" w:ascii="宋体" w:hAnsi="宋体" w:eastAsia="宋体"/>
-          <w:szCs w:val="21"/>
-        </w:rPr>
-        <w:t xml:space="preserve">  n </w:t>
-      </w:r>
-      <w:r>
-        <w:rPr>
-          <w:rFonts w:ascii="宋体" w:hAnsi="宋体" w:eastAsia="宋体"/>
+          <w:rFonts w:ascii="宋体" w:eastAsia="宋体" w:hAnsi="宋体"/>
+          <w:szCs w:val="21"/>
+        </w:rPr>
+      </w:pPr>
+      <w:r>
+        <w:rPr>
+          <w:rFonts w:ascii="宋体" w:eastAsia="宋体" w:hAnsi="宋体"/>
+          <w:szCs w:val="21"/>
+        </w:rPr>
+        <w:t xml:space="preserve">for </w:t>
+      </w:r>
+      <w:proofErr w:type="spellStart"/>
+      <w:r>
+        <w:rPr>
+          <w:rFonts w:ascii="宋体" w:eastAsia="宋体" w:hAnsi="宋体"/>
+          <w:szCs w:val="21"/>
+        </w:rPr>
+        <w:t>i</w:t>
+      </w:r>
+      <w:proofErr w:type="spellEnd"/>
+      <w:proofErr w:type="gramStart"/>
+      <w:r>
+        <w:rPr>
+          <w:rFonts w:ascii="宋体" w:eastAsia="宋体" w:hAnsi="宋体"/>
+          <w:szCs w:val="21"/>
+        </w:rPr>
+        <w:t>=</w:t>
+      </w:r>
+      <w:r>
+        <w:rPr>
+          <w:rFonts w:ascii="宋体" w:eastAsia="宋体" w:hAnsi="宋体" w:hint="eastAsia"/>
+          <w:szCs w:val="21"/>
+        </w:rPr>
+        <w:t xml:space="preserve">  n</w:t>
+      </w:r>
+      <w:proofErr w:type="gramEnd"/>
+      <w:r>
+        <w:rPr>
+          <w:rFonts w:ascii="宋体" w:eastAsia="宋体" w:hAnsi="宋体" w:hint="eastAsia"/>
+          <w:szCs w:val="21"/>
+        </w:rPr>
+        <w:t xml:space="preserve"> </w:t>
+      </w:r>
+      <w:r>
+        <w:rPr>
+          <w:rFonts w:ascii="宋体" w:eastAsia="宋体" w:hAnsi="宋体"/>
           <w:szCs w:val="21"/>
         </w:rPr>
         <w:t xml:space="preserve">to 1 do     // </w:t>
       </w:r>
       <w:r>
         <w:rPr>
-          <w:rFonts w:hint="eastAsia" w:ascii="宋体" w:hAnsi="宋体" w:eastAsia="宋体"/>
+          <w:rFonts w:ascii="宋体" w:eastAsia="宋体" w:hAnsi="宋体" w:hint="eastAsia"/>
           <w:szCs w:val="21"/>
         </w:rPr>
         <w:t>n</w:t>
       </w:r>
       <w:r>
         <w:rPr>
-          <w:rFonts w:ascii="宋体" w:hAnsi="宋体" w:eastAsia="宋体"/>
+          <w:rFonts w:ascii="宋体" w:eastAsia="宋体" w:hAnsi="宋体"/>
           <w:szCs w:val="21"/>
         </w:rPr>
         <w:t>/2</w:t>
       </w:r>
       <w:r>
         <w:rPr>
-          <w:rFonts w:ascii="宋体" w:hAnsi="宋体" w:eastAsia="宋体"/>
+          <w:rFonts w:ascii="宋体" w:eastAsia="宋体" w:hAnsi="宋体"/>
           <w:szCs w:val="21"/>
           <w:vertAlign w:val="superscript"/>
         </w:rPr>
@@ -3102,74 +3543,131 @@
       </w:r>
       <w:r>
         <w:rPr>
-          <w:rFonts w:ascii="宋体" w:hAnsi="宋体" w:eastAsia="宋体"/>
+          <w:rFonts w:ascii="宋体" w:eastAsia="宋体" w:hAnsi="宋体"/>
           <w:szCs w:val="21"/>
         </w:rPr>
         <w:t xml:space="preserve">=1  </w:t>
       </w:r>
       <w:r>
         <w:rPr>
-          <w:rFonts w:hint="eastAsia" w:ascii="宋体" w:hAnsi="宋体" w:eastAsia="宋体"/>
+          <w:rFonts w:ascii="宋体" w:eastAsia="宋体" w:hAnsi="宋体" w:hint="eastAsia"/>
           <w:szCs w:val="21"/>
         </w:rPr>
         <w:t>x</w:t>
       </w:r>
       <w:r>
         <w:rPr>
-          <w:rFonts w:ascii="宋体" w:hAnsi="宋体" w:eastAsia="宋体"/>
-          <w:szCs w:val="21"/>
-        </w:rPr>
-        <w:t xml:space="preserve">=logn </w:t>
-      </w:r>
-    </w:p>
-    <w:p>
-      <w:pPr>
-        <w:rPr>
-          <w:rFonts w:ascii="宋体" w:hAnsi="宋体" w:eastAsia="宋体"/>
-          <w:szCs w:val="21"/>
-        </w:rPr>
-      </w:pPr>
-      <w:r>
-        <w:rPr>
-          <w:rFonts w:ascii="宋体" w:hAnsi="宋体" w:eastAsia="宋体"/>
-          <w:szCs w:val="21"/>
-        </w:rPr>
-        <w:t xml:space="preserve">      p=p+i</w:t>
-      </w:r>
-    </w:p>
-    <w:p>
-      <w:pPr>
-        <w:rPr>
-          <w:rFonts w:ascii="宋体" w:hAnsi="宋体" w:eastAsia="宋体"/>
-          <w:szCs w:val="21"/>
-        </w:rPr>
-      </w:pPr>
-      <w:r>
-        <w:rPr>
-          <w:rFonts w:ascii="宋体" w:hAnsi="宋体" w:eastAsia="宋体"/>
-          <w:szCs w:val="21"/>
-        </w:rPr>
-        <w:t xml:space="preserve">      i=i/2</w:t>
-      </w:r>
-    </w:p>
-    <w:p>
-      <w:pPr>
-        <w:rPr>
-          <w:rFonts w:ascii="宋体" w:hAnsi="宋体" w:eastAsia="宋体"/>
-          <w:szCs w:val="21"/>
-        </w:rPr>
-      </w:pPr>
-    </w:p>
-    <w:p>
-      <w:pPr>
-        <w:rPr>
-          <w:rFonts w:ascii="宋体" w:hAnsi="宋体" w:eastAsia="宋体"/>
-          <w:szCs w:val="21"/>
-        </w:rPr>
-      </w:pPr>
-      <w:r>
-        <w:rPr>
-          <w:rFonts w:ascii="宋体" w:hAnsi="宋体" w:eastAsia="宋体"/>
+          <w:rFonts w:ascii="宋体" w:eastAsia="宋体" w:hAnsi="宋体"/>
+          <w:szCs w:val="21"/>
+        </w:rPr>
+        <w:t>=</w:t>
+      </w:r>
+      <w:proofErr w:type="spellStart"/>
+      <w:r>
+        <w:rPr>
+          <w:rFonts w:ascii="宋体" w:eastAsia="宋体" w:hAnsi="宋体"/>
+          <w:szCs w:val="21"/>
+        </w:rPr>
+        <w:t>logn</w:t>
+      </w:r>
+      <w:proofErr w:type="spellEnd"/>
+      <w:r>
+        <w:rPr>
+          <w:rFonts w:ascii="宋体" w:eastAsia="宋体" w:hAnsi="宋体"/>
+          <w:szCs w:val="21"/>
+        </w:rPr>
+        <w:t xml:space="preserve"> </w:t>
+      </w:r>
+    </w:p>
+    <w:p>
+      <w:pPr>
+        <w:rPr>
+          <w:rFonts w:ascii="宋体" w:eastAsia="宋体" w:hAnsi="宋体"/>
+          <w:szCs w:val="21"/>
+        </w:rPr>
+      </w:pPr>
+      <w:r>
+        <w:rPr>
+          <w:rFonts w:ascii="宋体" w:eastAsia="宋体" w:hAnsi="宋体"/>
+          <w:szCs w:val="21"/>
+        </w:rPr>
+        <w:t xml:space="preserve">      p=</w:t>
+      </w:r>
+      <w:proofErr w:type="spellStart"/>
+      <w:r>
+        <w:rPr>
+          <w:rFonts w:ascii="宋体" w:eastAsia="宋体" w:hAnsi="宋体"/>
+          <w:szCs w:val="21"/>
+        </w:rPr>
+        <w:t>p+i</w:t>
+      </w:r>
+      <w:proofErr w:type="spellEnd"/>
+    </w:p>
+    <w:p>
+      <w:pPr>
+        <w:rPr>
+          <w:rFonts w:ascii="宋体" w:eastAsia="宋体" w:hAnsi="宋体"/>
+          <w:szCs w:val="21"/>
+        </w:rPr>
+      </w:pPr>
+      <w:r>
+        <w:rPr>
+          <w:rFonts w:ascii="宋体" w:eastAsia="宋体" w:hAnsi="宋体"/>
+          <w:szCs w:val="21"/>
+        </w:rPr>
+        <w:t xml:space="preserve">      </w:t>
+      </w:r>
+      <w:proofErr w:type="spellStart"/>
+      <w:r>
+        <w:rPr>
+          <w:rFonts w:ascii="宋体" w:eastAsia="宋体" w:hAnsi="宋体"/>
+          <w:szCs w:val="21"/>
+        </w:rPr>
+        <w:t>i</w:t>
+      </w:r>
+      <w:proofErr w:type="spellEnd"/>
+      <w:r>
+        <w:rPr>
+          <w:rFonts w:ascii="宋体" w:eastAsia="宋体" w:hAnsi="宋体"/>
+          <w:szCs w:val="21"/>
+        </w:rPr>
+        <w:t>=</w:t>
+      </w:r>
+      <w:proofErr w:type="spellStart"/>
+      <w:r>
+        <w:rPr>
+          <w:rFonts w:ascii="宋体" w:eastAsia="宋体" w:hAnsi="宋体"/>
+          <w:szCs w:val="21"/>
+        </w:rPr>
+        <w:t>i</w:t>
+      </w:r>
+      <w:proofErr w:type="spellEnd"/>
+      <w:r>
+        <w:rPr>
+          <w:rFonts w:ascii="宋体" w:eastAsia="宋体" w:hAnsi="宋体"/>
+          <w:szCs w:val="21"/>
+        </w:rPr>
+        <w:t>/2</w:t>
+      </w:r>
+    </w:p>
+    <w:p>
+      <w:pPr>
+        <w:rPr>
+          <w:rFonts w:ascii="宋体" w:eastAsia="宋体" w:hAnsi="宋体"/>
+          <w:szCs w:val="21"/>
+        </w:rPr>
+      </w:pPr>
+    </w:p>
+    <w:p>
+      <w:pPr>
+        <w:rPr>
+          <w:rFonts w:ascii="宋体" w:eastAsia="宋体" w:hAnsi="宋体"/>
+          <w:szCs w:val="21"/>
+        </w:rPr>
+      </w:pPr>
+      <w:r>
+        <w:rPr>
+          <w:rFonts w:ascii="宋体" w:eastAsia="宋体" w:hAnsi="宋体"/>
           <w:iCs/>
           <w:szCs w:val="21"/>
         </w:rPr>
@@ -3177,7 +3675,7 @@
       </w:r>
       <w:r>
         <w:rPr>
-          <w:rFonts w:ascii="宋体" w:hAnsi="宋体" w:eastAsia="宋体"/>
+          <w:rFonts w:ascii="宋体" w:eastAsia="宋体" w:hAnsi="宋体"/>
           <w:szCs w:val="21"/>
         </w:rPr>
         <w:t xml:space="preserve"> = 0.0</w:t>
@@ -3186,35 +3684,37 @@
     <w:p>
       <w:pPr>
         <w:rPr>
-          <w:rFonts w:ascii="宋体" w:hAnsi="宋体" w:eastAsia="宋体"/>
-          <w:szCs w:val="21"/>
-        </w:rPr>
-      </w:pPr>
-      <w:r>
-        <w:rPr>
-          <w:rFonts w:ascii="宋体" w:hAnsi="宋体" w:eastAsia="宋体"/>
+          <w:rFonts w:ascii="宋体" w:eastAsia="宋体" w:hAnsi="宋体"/>
+          <w:szCs w:val="21"/>
+        </w:rPr>
+      </w:pPr>
+      <w:r>
+        <w:rPr>
+          <w:rFonts w:ascii="宋体" w:eastAsia="宋体" w:hAnsi="宋体"/>
           <w:szCs w:val="21"/>
         </w:rPr>
         <w:t xml:space="preserve">for </w:t>
       </w:r>
-      <w:r>
-        <w:rPr>
-          <w:rFonts w:ascii="宋体" w:hAnsi="宋体" w:eastAsia="宋体"/>
+      <w:proofErr w:type="spellStart"/>
+      <w:r>
+        <w:rPr>
+          <w:rFonts w:ascii="宋体" w:eastAsia="宋体" w:hAnsi="宋体"/>
           <w:iCs/>
           <w:szCs w:val="21"/>
         </w:rPr>
         <w:t>i</w:t>
       </w:r>
-      <w:r>
-        <w:rPr>
-          <w:rFonts w:ascii="宋体" w:hAnsi="宋体" w:eastAsia="宋体"/>
+      <w:proofErr w:type="spellEnd"/>
+      <w:r>
+        <w:rPr>
+          <w:rFonts w:ascii="宋体" w:eastAsia="宋体" w:hAnsi="宋体"/>
           <w:szCs w:val="21"/>
         </w:rPr>
         <w:t xml:space="preserve"> = </w:t>
       </w:r>
       <w:r>
         <w:rPr>
-          <w:rFonts w:ascii="宋体" w:hAnsi="宋体" w:eastAsia="宋体"/>
+          <w:rFonts w:ascii="宋体" w:eastAsia="宋体" w:hAnsi="宋体"/>
           <w:iCs/>
           <w:szCs w:val="21"/>
         </w:rPr>
@@ -3222,7 +3722,7 @@
       </w:r>
       <w:r>
         <w:rPr>
-          <w:rFonts w:ascii="宋体" w:hAnsi="宋体" w:eastAsia="宋体"/>
+          <w:rFonts w:ascii="宋体" w:eastAsia="宋体" w:hAnsi="宋体"/>
           <w:szCs w:val="21"/>
         </w:rPr>
         <w:t xml:space="preserve"> down to 0 do</w:t>
@@ -3231,13 +3731,13 @@
     <w:p>
       <w:pPr>
         <w:rPr>
-          <w:rFonts w:ascii="宋体" w:hAnsi="宋体" w:eastAsia="宋体"/>
-          <w:szCs w:val="21"/>
-        </w:rPr>
-      </w:pPr>
-      <w:r>
-        <w:rPr>
-          <w:rFonts w:ascii="宋体" w:hAnsi="宋体" w:eastAsia="宋体"/>
+          <w:rFonts w:ascii="宋体" w:eastAsia="宋体" w:hAnsi="宋体"/>
+          <w:szCs w:val="21"/>
+        </w:rPr>
+      </w:pPr>
+      <w:r>
+        <w:rPr>
+          <w:rFonts w:ascii="宋体" w:eastAsia="宋体" w:hAnsi="宋体"/>
           <w:szCs w:val="21"/>
         </w:rPr>
         <w:t xml:space="preserve">      power = 1</w:t>
@@ -3246,20 +3746,20 @@
     <w:p>
       <w:pPr>
         <w:rPr>
-          <w:rFonts w:ascii="宋体" w:hAnsi="宋体" w:eastAsia="宋体"/>
-          <w:szCs w:val="21"/>
-        </w:rPr>
-      </w:pPr>
-      <w:r>
-        <w:rPr>
-          <w:rFonts w:ascii="宋体" w:hAnsi="宋体" w:eastAsia="宋体"/>
+          <w:rFonts w:ascii="宋体" w:eastAsia="宋体" w:hAnsi="宋体"/>
+          <w:szCs w:val="21"/>
+        </w:rPr>
+      </w:pPr>
+      <w:r>
+        <w:rPr>
+          <w:rFonts w:ascii="宋体" w:eastAsia="宋体" w:hAnsi="宋体"/>
           <w:szCs w:val="21"/>
         </w:rPr>
         <w:t xml:space="preserve">      for  </w:t>
       </w:r>
       <w:r>
         <w:rPr>
-          <w:rFonts w:ascii="宋体" w:hAnsi="宋体" w:eastAsia="宋体"/>
+          <w:rFonts w:ascii="宋体" w:eastAsia="宋体" w:hAnsi="宋体"/>
           <w:iCs/>
           <w:szCs w:val="21"/>
         </w:rPr>
@@ -3267,57 +3767,68 @@
       </w:r>
       <w:r>
         <w:rPr>
-          <w:rFonts w:ascii="宋体" w:hAnsi="宋体" w:eastAsia="宋体"/>
+          <w:rFonts w:ascii="宋体" w:eastAsia="宋体" w:hAnsi="宋体"/>
           <w:szCs w:val="21"/>
         </w:rPr>
         <w:t xml:space="preserve"> = 1 to </w:t>
       </w:r>
-      <w:r>
-        <w:rPr>
-          <w:rFonts w:ascii="宋体" w:hAnsi="宋体" w:eastAsia="宋体"/>
+      <w:proofErr w:type="spellStart"/>
+      <w:r>
+        <w:rPr>
+          <w:rFonts w:ascii="宋体" w:eastAsia="宋体" w:hAnsi="宋体"/>
           <w:iCs/>
           <w:szCs w:val="21"/>
         </w:rPr>
         <w:t>i</w:t>
       </w:r>
-      <w:r>
-        <w:rPr>
-          <w:rFonts w:ascii="宋体" w:hAnsi="宋体" w:eastAsia="宋体"/>
+      <w:proofErr w:type="spellEnd"/>
+      <w:r>
+        <w:rPr>
+          <w:rFonts w:ascii="宋体" w:eastAsia="宋体" w:hAnsi="宋体"/>
           <w:szCs w:val="21"/>
         </w:rPr>
         <w:t xml:space="preserve"> do             //</w:t>
       </w:r>
       <w:r>
         <w:rPr>
-          <w:rFonts w:hint="eastAsia" w:ascii="宋体" w:hAnsi="宋体" w:eastAsia="宋体"/>
+          <w:rFonts w:ascii="宋体" w:eastAsia="宋体" w:hAnsi="宋体" w:hint="eastAsia"/>
           <w:szCs w:val="21"/>
         </w:rPr>
         <w:t>∑</w:t>
       </w:r>
-      <w:r>
-        <w:rPr>
-          <w:rFonts w:ascii="宋体" w:hAnsi="宋体" w:eastAsia="宋体"/>
-          <w:szCs w:val="21"/>
-        </w:rPr>
-        <w:t>i=(n+n-1+…+1) =</w:t>
-      </w:r>
-      <w:r>
-        <w:rPr>
-          <w:rFonts w:hint="eastAsia" w:ascii="宋体" w:hAnsi="宋体" w:eastAsia="宋体"/>
+      <w:proofErr w:type="spellStart"/>
+      <w:r>
+        <w:rPr>
+          <w:rFonts w:ascii="宋体" w:eastAsia="宋体" w:hAnsi="宋体"/>
+          <w:szCs w:val="21"/>
+        </w:rPr>
+        <w:t>i</w:t>
+      </w:r>
+      <w:proofErr w:type="spellEnd"/>
+      <w:r>
+        <w:rPr>
+          <w:rFonts w:ascii="宋体" w:eastAsia="宋体" w:hAnsi="宋体"/>
+          <w:szCs w:val="21"/>
+        </w:rPr>
+        <w:t>=(n+n-1+…+1) =</w:t>
+      </w:r>
+      <w:r>
+        <w:rPr>
+          <w:rFonts w:ascii="宋体" w:eastAsia="宋体" w:hAnsi="宋体" w:hint="eastAsia"/>
           <w:szCs w:val="21"/>
         </w:rPr>
         <w:t>θ(</w:t>
       </w:r>
       <w:r>
         <w:rPr>
-          <w:rFonts w:ascii="宋体" w:hAnsi="宋体" w:eastAsia="宋体"/>
+          <w:rFonts w:ascii="宋体" w:eastAsia="宋体" w:hAnsi="宋体"/>
           <w:szCs w:val="21"/>
         </w:rPr>
         <w:t>n</w:t>
       </w:r>
       <w:r>
         <w:rPr>
-          <w:rFonts w:ascii="宋体" w:hAnsi="宋体" w:eastAsia="宋体"/>
+          <w:rFonts w:ascii="宋体" w:eastAsia="宋体" w:hAnsi="宋体"/>
           <w:szCs w:val="21"/>
           <w:vertAlign w:val="superscript"/>
         </w:rPr>
@@ -3325,7 +3836,7 @@
       </w:r>
       <w:r>
         <w:rPr>
-          <w:rFonts w:ascii="宋体" w:hAnsi="宋体" w:eastAsia="宋体"/>
+          <w:rFonts w:ascii="宋体" w:eastAsia="宋体" w:hAnsi="宋体"/>
           <w:szCs w:val="21"/>
         </w:rPr>
         <w:t>)</w:t>
@@ -3334,21 +3845,37 @@
     <w:p>
       <w:pPr>
         <w:rPr>
-          <w:rFonts w:ascii="宋体" w:hAnsi="宋体" w:eastAsia="宋体"/>
+          <w:rFonts w:ascii="宋体" w:eastAsia="宋体" w:hAnsi="宋体"/>
           <w:iCs/>
           <w:szCs w:val="21"/>
         </w:rPr>
       </w:pPr>
       <w:r>
         <w:rPr>
-          <w:rFonts w:ascii="宋体" w:hAnsi="宋体" w:eastAsia="宋体"/>
-          <w:szCs w:val="21"/>
-        </w:rPr>
-        <w:t xml:space="preserve">             power =  power *</w:t>
-      </w:r>
-      <w:r>
-        <w:rPr>
-          <w:rFonts w:ascii="宋体" w:hAnsi="宋体" w:eastAsia="宋体"/>
+          <w:rFonts w:ascii="宋体" w:eastAsia="宋体" w:hAnsi="宋体"/>
+          <w:szCs w:val="21"/>
+        </w:rPr>
+        <w:t xml:space="preserve">             power </w:t>
+      </w:r>
+      <w:proofErr w:type="gramStart"/>
+      <w:r>
+        <w:rPr>
+          <w:rFonts w:ascii="宋体" w:eastAsia="宋体" w:hAnsi="宋体"/>
+          <w:szCs w:val="21"/>
+        </w:rPr>
+        <w:t>=  power</w:t>
+      </w:r>
+      <w:proofErr w:type="gramEnd"/>
+      <w:r>
+        <w:rPr>
+          <w:rFonts w:ascii="宋体" w:eastAsia="宋体" w:hAnsi="宋体"/>
+          <w:szCs w:val="21"/>
+        </w:rPr>
+        <w:t xml:space="preserve"> *</w:t>
+      </w:r>
+      <w:r>
+        <w:rPr>
+          <w:rFonts w:ascii="宋体" w:eastAsia="宋体" w:hAnsi="宋体"/>
           <w:iCs/>
           <w:szCs w:val="21"/>
         </w:rPr>
@@ -3358,20 +3885,20 @@
     <w:p>
       <w:pPr>
         <w:rPr>
-          <w:rFonts w:ascii="宋体" w:hAnsi="宋体" w:eastAsia="宋体"/>
-          <w:szCs w:val="21"/>
-        </w:rPr>
-      </w:pPr>
-      <w:r>
-        <w:rPr>
-          <w:rFonts w:ascii="宋体" w:hAnsi="宋体" w:eastAsia="宋体"/>
+          <w:rFonts w:ascii="宋体" w:eastAsia="宋体" w:hAnsi="宋体"/>
+          <w:szCs w:val="21"/>
+        </w:rPr>
+      </w:pPr>
+      <w:r>
+        <w:rPr>
+          <w:rFonts w:ascii="宋体" w:eastAsia="宋体" w:hAnsi="宋体"/>
           <w:szCs w:val="21"/>
         </w:rPr>
         <w:t xml:space="preserve">      </w:t>
       </w:r>
       <w:r>
         <w:rPr>
-          <w:rFonts w:ascii="宋体" w:hAnsi="宋体" w:eastAsia="宋体"/>
+          <w:rFonts w:ascii="宋体" w:eastAsia="宋体" w:hAnsi="宋体"/>
           <w:iCs/>
           <w:szCs w:val="21"/>
         </w:rPr>
@@ -3379,14 +3906,14 @@
       </w:r>
       <w:r>
         <w:rPr>
-          <w:rFonts w:ascii="宋体" w:hAnsi="宋体" w:eastAsia="宋体"/>
+          <w:rFonts w:ascii="宋体" w:eastAsia="宋体" w:hAnsi="宋体"/>
           <w:szCs w:val="21"/>
         </w:rPr>
         <w:t xml:space="preserve"> =</w:t>
       </w:r>
       <w:r>
         <w:rPr>
-          <w:rFonts w:ascii="宋体" w:hAnsi="宋体" w:eastAsia="宋体"/>
+          <w:rFonts w:ascii="宋体" w:eastAsia="宋体" w:hAnsi="宋体"/>
           <w:iCs/>
           <w:szCs w:val="21"/>
         </w:rPr>
@@ -3394,14 +3921,14 @@
       </w:r>
       <w:r>
         <w:rPr>
-          <w:rFonts w:ascii="宋体" w:hAnsi="宋体" w:eastAsia="宋体"/>
+          <w:rFonts w:ascii="宋体" w:eastAsia="宋体" w:hAnsi="宋体"/>
           <w:szCs w:val="21"/>
         </w:rPr>
         <w:t xml:space="preserve"> + </w:t>
       </w:r>
       <w:r>
         <w:rPr>
-          <w:rFonts w:ascii="宋体" w:hAnsi="宋体" w:eastAsia="宋体"/>
+          <w:rFonts w:ascii="宋体" w:eastAsia="宋体" w:hAnsi="宋体"/>
           <w:iCs/>
           <w:szCs w:val="21"/>
         </w:rPr>
@@ -3409,22 +3936,24 @@
       </w:r>
       <w:r>
         <w:rPr>
-          <w:rFonts w:ascii="宋体" w:hAnsi="宋体" w:eastAsia="宋体"/>
+          <w:rFonts w:ascii="宋体" w:eastAsia="宋体" w:hAnsi="宋体"/>
           <w:szCs w:val="21"/>
         </w:rPr>
         <w:t>[</w:t>
       </w:r>
-      <w:r>
-        <w:rPr>
-          <w:rFonts w:ascii="宋体" w:hAnsi="宋体" w:eastAsia="宋体"/>
+      <w:proofErr w:type="spellStart"/>
+      <w:r>
+        <w:rPr>
+          <w:rFonts w:ascii="宋体" w:eastAsia="宋体" w:hAnsi="宋体"/>
           <w:iCs/>
           <w:szCs w:val="21"/>
         </w:rPr>
         <w:t>i</w:t>
       </w:r>
-      <w:r>
-        <w:rPr>
-          <w:rFonts w:ascii="宋体" w:hAnsi="宋体" w:eastAsia="宋体"/>
+      <w:proofErr w:type="spellEnd"/>
+      <w:r>
+        <w:rPr>
+          <w:rFonts w:ascii="宋体" w:eastAsia="宋体" w:hAnsi="宋体"/>
           <w:szCs w:val="21"/>
         </w:rPr>
         <w:t xml:space="preserve">] * power </w:t>
@@ -3433,21 +3962,21 @@
     <w:p>
       <w:pPr>
         <w:rPr>
-          <w:rFonts w:ascii="宋体" w:hAnsi="宋体" w:eastAsia="宋体"/>
+          <w:rFonts w:ascii="宋体" w:eastAsia="宋体" w:hAnsi="宋体"/>
           <w:iCs/>
           <w:szCs w:val="21"/>
         </w:rPr>
       </w:pPr>
       <w:r>
         <w:rPr>
-          <w:rFonts w:ascii="宋体" w:hAnsi="宋体" w:eastAsia="宋体"/>
+          <w:rFonts w:ascii="宋体" w:eastAsia="宋体" w:hAnsi="宋体"/>
           <w:szCs w:val="21"/>
         </w:rPr>
         <w:t xml:space="preserve">return </w:t>
       </w:r>
       <w:r>
         <w:rPr>
-          <w:rFonts w:ascii="宋体" w:hAnsi="宋体" w:eastAsia="宋体"/>
+          <w:rFonts w:ascii="宋体" w:eastAsia="宋体" w:hAnsi="宋体"/>
           <w:iCs/>
           <w:szCs w:val="21"/>
         </w:rPr>
@@ -3457,15 +3986,15 @@
     <w:p>
       <w:pPr>
         <w:rPr>
-          <w:rFonts w:ascii="宋体" w:hAnsi="宋体" w:eastAsia="宋体"/>
-          <w:szCs w:val="21"/>
-        </w:rPr>
-      </w:pPr>
-    </w:p>
-    <w:p>
-      <w:pPr>
-        <w:pStyle w:val="10"/>
-        <w:ind w:left="1260" w:firstLine="0" w:firstLineChars="0"/>
+          <w:rFonts w:ascii="宋体" w:eastAsia="宋体" w:hAnsi="宋体"/>
+          <w:szCs w:val="21"/>
+        </w:rPr>
+      </w:pPr>
+    </w:p>
+    <w:p>
+      <w:pPr>
+        <w:pStyle w:val="ad"/>
+        <w:ind w:left="1260" w:firstLineChars="0" w:firstLine="0"/>
         <w:textAlignment w:val="baseline"/>
         <w:rPr>
           <w:rFonts w:cs="Times New Roman"/>
@@ -3486,8 +4015,8 @@
     </w:p>
     <w:p>
       <w:pPr>
-        <w:pStyle w:val="10"/>
-        <w:ind w:left="840" w:leftChars="400"/>
+        <w:pStyle w:val="ad"/>
+        <w:ind w:leftChars="400" w:left="840"/>
         <w:textAlignment w:val="baseline"/>
         <w:rPr>
           <w:rFonts w:cs="Times New Roman"/>
@@ -3503,21 +4032,19 @@
           <w:sz w:val="21"/>
           <w:szCs w:val="21"/>
         </w:rPr>
-        <w:t>for i=1 to n  do</w:t>
-      </w:r>
-    </w:p>
-    <w:p>
-      <w:pPr>
-        <w:pStyle w:val="10"/>
-        <w:ind w:left="1260" w:firstLine="0" w:firstLineChars="0"/>
-        <w:textAlignment w:val="baseline"/>
+        <w:t xml:space="preserve">for </w:t>
+      </w:r>
+      <w:proofErr w:type="spellStart"/>
+      <w:r>
         <w:rPr>
           <w:rFonts w:cs="Times New Roman"/>
           <w:kern w:val="2"/>
           <w:sz w:val="21"/>
           <w:szCs w:val="21"/>
         </w:rPr>
-      </w:pPr>
+        <w:t>i</w:t>
+      </w:r>
+      <w:proofErr w:type="spellEnd"/>
       <w:r>
         <w:rPr>
           <w:rFonts w:cs="Times New Roman"/>
@@ -3525,12 +4052,65 @@
           <w:sz w:val="21"/>
           <w:szCs w:val="21"/>
         </w:rPr>
+        <w:t xml:space="preserve">=1 </w:t>
+      </w:r>
+      <w:proofErr w:type="spellStart"/>
+      <w:r>
+        <w:rPr>
+          <w:rFonts w:cs="Times New Roman"/>
+          <w:kern w:val="2"/>
+          <w:sz w:val="21"/>
+          <w:szCs w:val="21"/>
+        </w:rPr>
+        <w:t xml:space="preserve">to </w:t>
+      </w:r>
+      <w:proofErr w:type="gramStart"/>
+      <w:r>
+        <w:rPr>
+          <w:rFonts w:cs="Times New Roman"/>
+          <w:kern w:val="2"/>
+          <w:sz w:val="21"/>
+          <w:szCs w:val="21"/>
+        </w:rPr>
+        <w:t>n</w:t>
+      </w:r>
+      <w:proofErr w:type="spellEnd"/>
+      <w:r>
+        <w:rPr>
+          <w:rFonts w:cs="Times New Roman"/>
+          <w:kern w:val="2"/>
+          <w:sz w:val="21"/>
+          <w:szCs w:val="21"/>
+        </w:rPr>
+        <w:t xml:space="preserve">  do</w:t>
+      </w:r>
+      <w:proofErr w:type="gramEnd"/>
+    </w:p>
+    <w:p>
+      <w:pPr>
+        <w:pStyle w:val="ad"/>
+        <w:ind w:left="1260" w:firstLineChars="0" w:firstLine="0"/>
+        <w:textAlignment w:val="baseline"/>
+        <w:rPr>
+          <w:rFonts w:cs="Times New Roman"/>
+          <w:kern w:val="2"/>
+          <w:sz w:val="21"/>
+          <w:szCs w:val="21"/>
+        </w:rPr>
+      </w:pPr>
+      <w:r>
+        <w:rPr>
+          <w:rFonts w:cs="Times New Roman"/>
+          <w:kern w:val="2"/>
+          <w:sz w:val="21"/>
+          <w:szCs w:val="21"/>
+        </w:rPr>
         <w:t xml:space="preserve">       m=</w:t>
       </w:r>
       <w:bookmarkStart w:id="5" w:name="_Hlk4796299"/>
       <w:r>
         <w:rPr>
-          <w:rFonts w:hint="eastAsia" w:hAnsi="Symbol" w:cs="Times New Roman"/>
+          <w:rFonts w:hAnsi="Symbol" w:cs="Times New Roman" w:hint="eastAsia"/>
           <w:kern w:val="2"/>
           <w:sz w:val="21"/>
           <w:szCs w:val="20"/>
@@ -3544,11 +4124,22 @@
           <w:sz w:val="21"/>
           <w:szCs w:val="21"/>
         </w:rPr>
-        <w:t>n/i</w:t>
-      </w:r>
-      <w:r>
-        <w:rPr>
-          <w:rFonts w:hint="eastAsia" w:hAnsi="Symbol" w:cs="Times New Roman"/>
+        <w:t>n/</w:t>
+      </w:r>
+      <w:proofErr w:type="spellStart"/>
+      <w:r>
+        <w:rPr>
+          <w:rFonts w:cs="Times New Roman"/>
+          <w:kern w:val="2"/>
+          <w:sz w:val="21"/>
+          <w:szCs w:val="21"/>
+        </w:rPr>
+        <w:t>i</w:t>
+      </w:r>
+      <w:proofErr w:type="spellEnd"/>
+      <w:r>
+        <w:rPr>
+          <w:rFonts w:hAnsi="Symbol" w:cs="Times New Roman" w:hint="eastAsia"/>
           <w:kern w:val="2"/>
           <w:sz w:val="21"/>
           <w:szCs w:val="20"/>
@@ -3559,9 +4150,9 @@
     </w:p>
     <w:p>
       <w:pPr>
-        <w:ind w:firstLine="1995" w:firstLineChars="950"/>
-        <w:rPr>
-          <w:rFonts w:ascii="宋体" w:hAnsi="宋体" w:eastAsia="宋体"/>
+        <w:ind w:firstLineChars="950" w:firstLine="1995"/>
+        <w:rPr>
+          <w:rFonts w:ascii="宋体" w:eastAsia="宋体" w:hAnsi="宋体"/>
           <w:szCs w:val="21"/>
         </w:rPr>
       </w:pPr>
@@ -3573,37 +4164,62 @@
       </w:r>
       <w:r>
         <w:rPr>
-          <w:rFonts w:hint="eastAsia" w:ascii="宋体" w:hAnsi="宋体" w:eastAsia="宋体"/>
+          <w:rFonts w:ascii="宋体" w:eastAsia="宋体" w:hAnsi="宋体" w:hint="eastAsia"/>
           <w:szCs w:val="21"/>
         </w:rPr>
         <w:t>∑n</w:t>
       </w:r>
       <w:r>
         <w:rPr>
-          <w:rFonts w:ascii="宋体" w:hAnsi="宋体" w:eastAsia="宋体"/>
-          <w:szCs w:val="21"/>
-        </w:rPr>
-        <w:t>/i=</w:t>
-      </w:r>
-      <w:r>
-        <w:rPr>
-          <w:rFonts w:hint="eastAsia" w:ascii="宋体" w:hAnsi="宋体" w:eastAsia="宋体"/>
+          <w:rFonts w:ascii="宋体" w:eastAsia="宋体" w:hAnsi="宋体"/>
+          <w:szCs w:val="21"/>
+        </w:rPr>
+        <w:t>/</w:t>
+      </w:r>
+      <w:proofErr w:type="spellStart"/>
+      <w:r>
+        <w:rPr>
+          <w:rFonts w:ascii="宋体" w:eastAsia="宋体" w:hAnsi="宋体"/>
+          <w:szCs w:val="21"/>
+        </w:rPr>
+        <w:t>i</w:t>
+      </w:r>
+      <w:proofErr w:type="spellEnd"/>
+      <w:r>
+        <w:rPr>
+          <w:rFonts w:ascii="宋体" w:eastAsia="宋体" w:hAnsi="宋体"/>
+          <w:szCs w:val="21"/>
+        </w:rPr>
+        <w:t>=</w:t>
+      </w:r>
+      <w:r>
+        <w:rPr>
+          <w:rFonts w:ascii="宋体" w:eastAsia="宋体" w:hAnsi="宋体" w:hint="eastAsia"/>
           <w:szCs w:val="21"/>
         </w:rPr>
         <w:t>θ(</w:t>
       </w:r>
-      <w:r>
-        <w:rPr>
-          <w:rFonts w:ascii="宋体" w:hAnsi="宋体" w:eastAsia="宋体"/>
-          <w:szCs w:val="21"/>
-        </w:rPr>
-        <w:t xml:space="preserve">nlnn) </w:t>
-      </w:r>
-    </w:p>
-    <w:p>
-      <w:pPr>
-        <w:pStyle w:val="10"/>
-        <w:ind w:firstLine="2415" w:firstLineChars="1150"/>
+      <w:proofErr w:type="spellStart"/>
+      <w:r>
+        <w:rPr>
+          <w:rFonts w:ascii="宋体" w:eastAsia="宋体" w:hAnsi="宋体"/>
+          <w:szCs w:val="21"/>
+        </w:rPr>
+        <w:t>nlnn</w:t>
+      </w:r>
+      <w:proofErr w:type="spellEnd"/>
+      <w:r>
+        <w:rPr>
+          <w:rFonts w:ascii="宋体" w:eastAsia="宋体" w:hAnsi="宋体"/>
+          <w:szCs w:val="21"/>
+        </w:rPr>
+        <w:t xml:space="preserve">) </w:t>
+      </w:r>
+    </w:p>
+    <w:p>
+      <w:pPr>
+        <w:pStyle w:val="ad"/>
+        <w:ind w:firstLineChars="1150" w:firstLine="2415"/>
         <w:textAlignment w:val="baseline"/>
         <w:rPr>
           <w:rFonts w:cs="Times New Roman"/>
@@ -3624,8 +4240,8 @@
     </w:p>
     <w:p>
       <w:pPr>
-        <w:pStyle w:val="10"/>
-        <w:ind w:left="1260" w:firstLine="105" w:firstLineChars="50"/>
+        <w:pStyle w:val="ad"/>
+        <w:ind w:left="1260" w:firstLineChars="50" w:firstLine="105"/>
         <w:textAlignment w:val="baseline"/>
         <w:rPr>
           <w:rFonts w:cs="Times New Roman"/>
@@ -3648,17 +4264,17 @@
       <w:pPr>
         <w:ind w:left="-124"/>
         <w:rPr>
-          <w:rFonts w:ascii="黑体" w:hAnsi="黑体" w:eastAsia="黑体"/>
-          <w:b/>
-          <w:bCs/>
-          <w:kern w:val="0"/>
-          <w:sz w:val="24"/>
-          <w:szCs w:val="24"/>
-        </w:rPr>
-      </w:pPr>
-      <w:r>
-        <w:rPr>
-          <w:rFonts w:ascii="宋体" w:hAnsi="宋体" w:eastAsia="宋体"/>
+          <w:rFonts w:ascii="黑体" w:eastAsia="黑体" w:hAnsi="黑体"/>
+          <w:b/>
+          <w:bCs/>
+          <w:kern w:val="0"/>
+          <w:sz w:val="24"/>
+          <w:szCs w:val="24"/>
+        </w:rPr>
+      </w:pPr>
+      <w:r>
+        <w:rPr>
+          <w:rFonts w:ascii="宋体" w:eastAsia="宋体" w:hAnsi="宋体"/>
           <w:bCs/>
           <w:kern w:val="0"/>
           <w:sz w:val="24"/>
@@ -3668,7 +4284,7 @@
       </w:r>
       <w:r>
         <w:rPr>
-          <w:rFonts w:hint="eastAsia" w:ascii="宋体" w:hAnsi="宋体" w:eastAsia="宋体"/>
+          <w:rFonts w:ascii="宋体" w:eastAsia="宋体" w:hAnsi="宋体" w:hint="eastAsia"/>
           <w:bCs/>
           <w:kern w:val="0"/>
           <w:sz w:val="24"/>
@@ -3678,7 +4294,7 @@
       </w:r>
       <w:r>
         <w:rPr>
-          <w:rFonts w:ascii="宋体" w:hAnsi="宋体" w:eastAsia="宋体"/>
+          <w:rFonts w:ascii="宋体" w:eastAsia="宋体" w:hAnsi="宋体"/>
           <w:bCs/>
           <w:kern w:val="0"/>
           <w:sz w:val="24"/>
@@ -3688,7 +4304,7 @@
       </w:r>
       <w:r>
         <w:rPr>
-          <w:rFonts w:hint="eastAsia" w:ascii="宋体" w:hAnsi="宋体" w:eastAsia="宋体"/>
+          <w:rFonts w:ascii="宋体" w:eastAsia="宋体" w:hAnsi="宋体" w:hint="eastAsia"/>
           <w:bCs/>
           <w:kern w:val="0"/>
           <w:sz w:val="24"/>
@@ -3698,7 +4314,7 @@
       </w:r>
       <w:r>
         <w:rPr>
-          <w:rFonts w:hint="eastAsia" w:ascii="仿宋_GB2312" w:hAnsi="Symbol" w:eastAsia="仿宋_GB2312"/>
+          <w:rFonts w:ascii="仿宋_GB2312" w:eastAsia="仿宋_GB2312" w:hAnsi="Symbol" w:hint="eastAsia"/>
           <w:b/>
           <w:bCs/>
           <w:kern w:val="0"/>
@@ -3709,7 +4325,7 @@
       </w:r>
       <w:r>
         <w:rPr>
-          <w:rFonts w:hint="eastAsia" w:ascii="宋体" w:hAnsi="宋体" w:eastAsia="宋体"/>
+          <w:rFonts w:ascii="宋体" w:eastAsia="宋体" w:hAnsi="宋体" w:hint="eastAsia"/>
           <w:bCs/>
           <w:kern w:val="0"/>
           <w:sz w:val="24"/>
@@ -3720,18 +4336,18 @@
     </w:p>
     <w:p>
       <w:pPr>
-        <w:ind w:left="-92" w:leftChars="-44"/>
-        <w:rPr>
-          <w:rFonts w:ascii="宋体" w:hAnsi="宋体" w:eastAsia="宋体"/>
-          <w:bCs/>
-          <w:kern w:val="0"/>
-          <w:sz w:val="24"/>
-          <w:szCs w:val="24"/>
-        </w:rPr>
-      </w:pPr>
-      <w:r>
-        <w:rPr>
-          <w:rFonts w:ascii="宋体" w:hAnsi="宋体" w:eastAsia="宋体"/>
+        <w:ind w:leftChars="-44" w:left="-92"/>
+        <w:rPr>
+          <w:rFonts w:ascii="宋体" w:eastAsia="宋体" w:hAnsi="宋体"/>
+          <w:bCs/>
+          <w:kern w:val="0"/>
+          <w:sz w:val="24"/>
+          <w:szCs w:val="24"/>
+        </w:rPr>
+      </w:pPr>
+      <w:r>
+        <w:rPr>
+          <w:rFonts w:ascii="宋体" w:eastAsia="宋体" w:hAnsi="宋体"/>
           <w:bCs/>
           <w:kern w:val="0"/>
           <w:sz w:val="24"/>
@@ -3741,7 +4357,7 @@
       </w:r>
       <w:r>
         <w:rPr>
-          <w:rFonts w:ascii="宋体" w:hAnsi="宋体" w:eastAsia="宋体"/>
+          <w:rFonts w:ascii="宋体" w:eastAsia="宋体" w:hAnsi="宋体"/>
           <w:bCs/>
           <w:i/>
           <w:iCs/>
@@ -3753,7 +4369,7 @@
       </w:r>
       <w:r>
         <w:rPr>
-          <w:rFonts w:ascii="宋体" w:hAnsi="宋体" w:eastAsia="宋体"/>
+          <w:rFonts w:ascii="宋体" w:eastAsia="宋体" w:hAnsi="宋体"/>
           <w:bCs/>
           <w:kern w:val="0"/>
           <w:sz w:val="24"/>
@@ -3763,7 +4379,7 @@
       </w:r>
       <w:r>
         <w:rPr>
-          <w:rFonts w:ascii="宋体" w:hAnsi="宋体" w:eastAsia="宋体"/>
+          <w:rFonts w:ascii="宋体" w:eastAsia="宋体" w:hAnsi="宋体"/>
           <w:bCs/>
           <w:i/>
           <w:iCs/>
@@ -3775,7 +4391,7 @@
       </w:r>
       <w:r>
         <w:rPr>
-          <w:rFonts w:ascii="宋体" w:hAnsi="宋体" w:eastAsia="宋体"/>
+          <w:rFonts w:ascii="宋体" w:eastAsia="宋体" w:hAnsi="宋体"/>
           <w:bCs/>
           <w:kern w:val="0"/>
           <w:sz w:val="24"/>
@@ -3785,7 +4401,7 @@
       </w:r>
       <w:r>
         <w:rPr>
-          <w:rFonts w:hint="eastAsia" w:ascii="宋体" w:hAnsi="宋体" w:eastAsia="宋体"/>
+          <w:rFonts w:ascii="宋体" w:eastAsia="宋体" w:hAnsi="宋体" w:hint="eastAsia"/>
           <w:bCs/>
           <w:kern w:val="0"/>
           <w:sz w:val="24"/>
@@ -3795,7 +4411,7 @@
       </w:r>
       <w:r>
         <w:rPr>
-          <w:rFonts w:ascii="宋体" w:hAnsi="宋体" w:eastAsia="宋体"/>
+          <w:rFonts w:ascii="宋体" w:eastAsia="宋体" w:hAnsi="宋体"/>
           <w:bCs/>
           <w:kern w:val="0"/>
           <w:sz w:val="24"/>
@@ -3806,26 +4422,27 @@
     </w:p>
     <w:p>
       <w:pPr>
-        <w:ind w:left="-92" w:leftChars="-44"/>
-        <w:rPr>
-          <w:rFonts w:ascii="宋体" w:hAnsi="宋体" w:eastAsia="宋体"/>
-          <w:bCs/>
-          <w:kern w:val="0"/>
-          <w:sz w:val="24"/>
-          <w:szCs w:val="24"/>
-        </w:rPr>
-      </w:pPr>
-      <w:r>
-        <w:rPr>
-          <w:rFonts w:ascii="宋体" w:hAnsi="宋体" w:eastAsia="宋体"/>
+        <w:ind w:leftChars="-44" w:left="-92"/>
+        <w:rPr>
+          <w:rFonts w:ascii="宋体" w:eastAsia="宋体" w:hAnsi="宋体"/>
+          <w:bCs/>
+          <w:kern w:val="0"/>
+          <w:sz w:val="24"/>
+          <w:szCs w:val="24"/>
+        </w:rPr>
+      </w:pPr>
+      <w:r>
+        <w:rPr>
+          <w:rFonts w:ascii="宋体" w:eastAsia="宋体" w:hAnsi="宋体"/>
           <w:sz w:val="24"/>
           <w:szCs w:val="24"/>
         </w:rPr>
         <w:t>T(</w:t>
       </w:r>
-      <w:r>
-        <w:rPr>
-          <w:rFonts w:ascii="宋体" w:hAnsi="宋体" w:eastAsia="宋体"/>
+      <w:proofErr w:type="gramStart"/>
+      <w:r>
+        <w:rPr>
+          <w:rFonts w:ascii="宋体" w:eastAsia="宋体" w:hAnsi="宋体"/>
           <w:i/>
           <w:iCs/>
           <w:sz w:val="24"/>
@@ -3835,27 +4452,36 @@
       </w:r>
       <w:r>
         <w:rPr>
-          <w:rFonts w:ascii="宋体" w:hAnsi="宋体" w:eastAsia="宋体"/>
-          <w:sz w:val="24"/>
-          <w:szCs w:val="24"/>
-        </w:rPr>
-        <w:t>)   = 2T(n-1) + n</w:t>
-      </w:r>
-    </w:p>
-    <w:p>
-      <w:pPr>
-        <w:ind w:left="-92" w:leftChars="-44"/>
-        <w:rPr>
-          <w:rFonts w:ascii="宋体" w:hAnsi="宋体" w:eastAsia="宋体"/>
-          <w:bCs/>
-          <w:kern w:val="0"/>
-          <w:sz w:val="24"/>
-          <w:szCs w:val="24"/>
-        </w:rPr>
-      </w:pPr>
-      <w:r>
-        <w:rPr>
-          <w:rFonts w:hint="eastAsia" w:ascii="宋体" w:hAnsi="宋体" w:eastAsia="宋体"/>
+          <w:rFonts w:ascii="宋体" w:eastAsia="宋体" w:hAnsi="宋体"/>
+          <w:sz w:val="24"/>
+          <w:szCs w:val="24"/>
+        </w:rPr>
+        <w:t xml:space="preserve">)   </w:t>
+      </w:r>
+      <w:proofErr w:type="gramEnd"/>
+      <w:r>
+        <w:rPr>
+          <w:rFonts w:ascii="宋体" w:eastAsia="宋体" w:hAnsi="宋体"/>
+          <w:sz w:val="24"/>
+          <w:szCs w:val="24"/>
+        </w:rPr>
+        <w:t>= 2T(n-1) + n</w:t>
+      </w:r>
+    </w:p>
+    <w:p>
+      <w:pPr>
+        <w:ind w:leftChars="-44" w:left="-92"/>
+        <w:rPr>
+          <w:rFonts w:ascii="宋体" w:eastAsia="宋体" w:hAnsi="宋体"/>
+          <w:bCs/>
+          <w:kern w:val="0"/>
+          <w:sz w:val="24"/>
+          <w:szCs w:val="24"/>
+        </w:rPr>
+      </w:pPr>
+      <w:r>
+        <w:rPr>
+          <w:rFonts w:ascii="宋体" w:eastAsia="宋体" w:hAnsi="宋体" w:hint="eastAsia"/>
           <w:bCs/>
           <w:kern w:val="0"/>
           <w:sz w:val="24"/>
@@ -3865,7 +4491,7 @@
       </w:r>
       <w:r>
         <w:rPr>
-          <w:rFonts w:ascii="宋体" w:hAnsi="宋体" w:eastAsia="宋体"/>
+          <w:rFonts w:ascii="宋体" w:eastAsia="宋体" w:hAnsi="宋体"/>
           <w:bCs/>
           <w:kern w:val="0"/>
           <w:sz w:val="24"/>
@@ -3876,16 +4502,16 @@
     </w:p>
     <w:p>
       <w:pPr>
-        <w:ind w:left="-92" w:leftChars="-44" w:firstLine="840" w:firstLineChars="350"/>
-        <w:rPr>
-          <w:rFonts w:ascii="宋体" w:hAnsi="宋体" w:eastAsia="宋体"/>
-          <w:sz w:val="24"/>
-          <w:szCs w:val="24"/>
-        </w:rPr>
-      </w:pPr>
-      <w:r>
-        <w:rPr>
-          <w:rFonts w:ascii="宋体" w:hAnsi="宋体" w:eastAsia="宋体"/>
+        <w:ind w:leftChars="-44" w:left="-92" w:firstLineChars="350" w:firstLine="840"/>
+        <w:rPr>
+          <w:rFonts w:ascii="宋体" w:eastAsia="宋体" w:hAnsi="宋体"/>
+          <w:sz w:val="24"/>
+          <w:szCs w:val="24"/>
+        </w:rPr>
+      </w:pPr>
+      <w:r>
+        <w:rPr>
+          <w:rFonts w:ascii="宋体" w:eastAsia="宋体" w:hAnsi="宋体"/>
           <w:bCs/>
           <w:kern w:val="0"/>
           <w:sz w:val="24"/>
@@ -3895,27 +4521,45 @@
       </w:r>
       <w:r>
         <w:rPr>
-          <w:rFonts w:ascii="宋体" w:hAnsi="宋体" w:eastAsia="宋体"/>
-          <w:sz w:val="24"/>
-          <w:szCs w:val="24"/>
-        </w:rPr>
-        <w:t>4T(n-2) +2(n-1)+ n</w:t>
-      </w:r>
-    </w:p>
-    <w:p>
-      <w:pPr>
-        <w:ind w:left="-92" w:leftChars="-44"/>
-        <w:rPr>
-          <w:rFonts w:ascii="宋体" w:hAnsi="宋体" w:eastAsia="宋体"/>
-          <w:bCs/>
-          <w:kern w:val="0"/>
-          <w:sz w:val="24"/>
-          <w:szCs w:val="24"/>
-        </w:rPr>
-      </w:pPr>
-      <w:r>
-        <w:rPr>
-          <w:rFonts w:ascii="宋体" w:hAnsi="宋体" w:eastAsia="宋体"/>
+          <w:rFonts w:ascii="宋体" w:eastAsia="宋体" w:hAnsi="宋体"/>
+          <w:sz w:val="24"/>
+          <w:szCs w:val="24"/>
+        </w:rPr>
+        <w:t>4T(n-2) +2(n-</w:t>
+      </w:r>
+      <w:proofErr w:type="gramStart"/>
+      <w:r>
+        <w:rPr>
+          <w:rFonts w:ascii="宋体" w:eastAsia="宋体" w:hAnsi="宋体"/>
+          <w:sz w:val="24"/>
+          <w:szCs w:val="24"/>
+        </w:rPr>
+        <w:t>1)+</w:t>
+      </w:r>
+      <w:proofErr w:type="gramEnd"/>
+      <w:r>
+        <w:rPr>
+          <w:rFonts w:ascii="宋体" w:eastAsia="宋体" w:hAnsi="宋体"/>
+          <w:sz w:val="24"/>
+          <w:szCs w:val="24"/>
+        </w:rPr>
+        <w:t xml:space="preserve"> n</w:t>
+      </w:r>
+    </w:p>
+    <w:p>
+      <w:pPr>
+        <w:ind w:leftChars="-44" w:left="-92"/>
+        <w:rPr>
+          <w:rFonts w:ascii="宋体" w:eastAsia="宋体" w:hAnsi="宋体"/>
+          <w:bCs/>
+          <w:kern w:val="0"/>
+          <w:sz w:val="24"/>
+          <w:szCs w:val="24"/>
+        </w:rPr>
+      </w:pPr>
+      <w:r>
+        <w:rPr>
+          <w:rFonts w:ascii="宋体" w:eastAsia="宋体" w:hAnsi="宋体"/>
           <w:sz w:val="24"/>
           <w:szCs w:val="24"/>
         </w:rPr>
@@ -3923,24 +4567,34 @@
       </w:r>
       <w:r>
         <w:rPr>
-          <w:rFonts w:ascii="宋体" w:hAnsi="宋体" w:eastAsia="宋体"/>
+          <w:rFonts w:ascii="宋体" w:eastAsia="宋体" w:hAnsi="宋体"/>
           <w:sz w:val="24"/>
           <w:szCs w:val="24"/>
           <w:vertAlign w:val="superscript"/>
         </w:rPr>
         <w:t>n-1</w:t>
       </w:r>
-      <w:r>
-        <w:rPr>
-          <w:rFonts w:ascii="宋体" w:hAnsi="宋体" w:eastAsia="宋体"/>
-          <w:sz w:val="24"/>
-          <w:szCs w:val="24"/>
-        </w:rPr>
-        <w:t>T(1)+2</w:t>
-      </w:r>
-      <w:r>
-        <w:rPr>
-          <w:rFonts w:ascii="宋体" w:hAnsi="宋体" w:eastAsia="宋体"/>
+      <w:proofErr w:type="gramStart"/>
+      <w:r>
+        <w:rPr>
+          <w:rFonts w:ascii="宋体" w:eastAsia="宋体" w:hAnsi="宋体"/>
+          <w:sz w:val="24"/>
+          <w:szCs w:val="24"/>
+        </w:rPr>
+        <w:t>T(</w:t>
+      </w:r>
+      <w:proofErr w:type="gramEnd"/>
+      <w:r>
+        <w:rPr>
+          <w:rFonts w:ascii="宋体" w:eastAsia="宋体" w:hAnsi="宋体"/>
+          <w:sz w:val="24"/>
+          <w:szCs w:val="24"/>
+        </w:rPr>
+        <w:t>1)+2</w:t>
+      </w:r>
+      <w:r>
+        <w:rPr>
+          <w:rFonts w:ascii="宋体" w:eastAsia="宋体" w:hAnsi="宋体"/>
           <w:sz w:val="24"/>
           <w:szCs w:val="24"/>
           <w:vertAlign w:val="superscript"/>
@@ -3949,7 +4603,7 @@
       </w:r>
       <w:r>
         <w:rPr>
-          <w:rFonts w:ascii="宋体" w:hAnsi="宋体" w:eastAsia="宋体"/>
+          <w:rFonts w:ascii="宋体" w:eastAsia="宋体" w:hAnsi="宋体"/>
           <w:sz w:val="24"/>
           <w:szCs w:val="24"/>
         </w:rPr>
@@ -3957,7 +4611,7 @@
       </w:r>
       <w:r>
         <w:rPr>
-          <w:rFonts w:ascii="宋体" w:hAnsi="宋体" w:eastAsia="宋体"/>
+          <w:rFonts w:ascii="宋体" w:eastAsia="宋体" w:hAnsi="宋体"/>
           <w:sz w:val="24"/>
           <w:szCs w:val="24"/>
           <w:vertAlign w:val="superscript"/>
@@ -3966,7 +4620,7 @@
       </w:r>
       <w:r>
         <w:rPr>
-          <w:rFonts w:ascii="宋体" w:hAnsi="宋体" w:eastAsia="宋体"/>
+          <w:rFonts w:ascii="宋体" w:eastAsia="宋体" w:hAnsi="宋体"/>
           <w:sz w:val="24"/>
           <w:szCs w:val="24"/>
         </w:rPr>
@@ -3974,7 +4628,7 @@
       </w:r>
       <w:r>
         <w:rPr>
-          <w:rFonts w:ascii="宋体" w:hAnsi="宋体" w:eastAsia="宋体"/>
+          <w:rFonts w:ascii="宋体" w:eastAsia="宋体" w:hAnsi="宋体"/>
           <w:sz w:val="24"/>
           <w:szCs w:val="24"/>
           <w:vertAlign w:val="superscript"/>
@@ -3983,7 +4637,7 @@
       </w:r>
       <w:r>
         <w:rPr>
-          <w:rFonts w:ascii="宋体" w:hAnsi="宋体" w:eastAsia="宋体"/>
+          <w:rFonts w:ascii="宋体" w:eastAsia="宋体" w:hAnsi="宋体"/>
           <w:sz w:val="24"/>
           <w:szCs w:val="24"/>
         </w:rPr>
@@ -3992,26 +4646,38 @@
     </w:p>
     <w:p>
       <w:pPr>
-        <w:ind w:left="-92" w:leftChars="-44"/>
-        <w:rPr>
-          <w:rFonts w:ascii="宋体" w:hAnsi="宋体" w:eastAsia="宋体"/>
-          <w:sz w:val="24"/>
-          <w:szCs w:val="24"/>
-        </w:rPr>
-      </w:pPr>
-      <w:r>
-        <w:rPr>
-          <w:rFonts w:ascii="宋体" w:hAnsi="宋体" w:eastAsia="宋体"/>
-          <w:bCs/>
-          <w:kern w:val="0"/>
-          <w:sz w:val="24"/>
-          <w:szCs w:val="24"/>
-        </w:rPr>
-        <w:t>2T(n)  =</w:t>
-      </w:r>
-      <w:r>
-        <w:rPr>
-          <w:rFonts w:ascii="宋体" w:hAnsi="宋体" w:eastAsia="宋体"/>
+        <w:ind w:leftChars="-44" w:left="-92"/>
+        <w:rPr>
+          <w:rFonts w:ascii="宋体" w:eastAsia="宋体" w:hAnsi="宋体"/>
+          <w:sz w:val="24"/>
+          <w:szCs w:val="24"/>
+        </w:rPr>
+      </w:pPr>
+      <w:r>
+        <w:rPr>
+          <w:rFonts w:ascii="宋体" w:eastAsia="宋体" w:hAnsi="宋体"/>
+          <w:bCs/>
+          <w:kern w:val="0"/>
+          <w:sz w:val="24"/>
+          <w:szCs w:val="24"/>
+        </w:rPr>
+        <w:t>2T(</w:t>
+      </w:r>
+      <w:proofErr w:type="gramStart"/>
+      <w:r>
+        <w:rPr>
+          <w:rFonts w:ascii="宋体" w:eastAsia="宋体" w:hAnsi="宋体"/>
+          <w:bCs/>
+          <w:kern w:val="0"/>
+          <w:sz w:val="24"/>
+          <w:szCs w:val="24"/>
+        </w:rPr>
+        <w:t>n)  =</w:t>
+      </w:r>
+      <w:proofErr w:type="gramEnd"/>
+      <w:r>
+        <w:rPr>
+          <w:rFonts w:ascii="宋体" w:eastAsia="宋体" w:hAnsi="宋体"/>
           <w:sz w:val="24"/>
           <w:szCs w:val="24"/>
         </w:rPr>
@@ -4019,7 +4685,7 @@
       </w:r>
       <w:r>
         <w:rPr>
-          <w:rFonts w:ascii="宋体" w:hAnsi="宋体" w:eastAsia="宋体"/>
+          <w:rFonts w:ascii="宋体" w:eastAsia="宋体" w:hAnsi="宋体"/>
           <w:sz w:val="24"/>
           <w:szCs w:val="24"/>
           <w:vertAlign w:val="superscript"/>
@@ -4028,7 +4694,7 @@
       </w:r>
       <w:r>
         <w:rPr>
-          <w:rFonts w:ascii="宋体" w:hAnsi="宋体" w:eastAsia="宋体"/>
+          <w:rFonts w:ascii="宋体" w:eastAsia="宋体" w:hAnsi="宋体"/>
           <w:sz w:val="24"/>
           <w:szCs w:val="24"/>
         </w:rPr>
@@ -4036,7 +4702,7 @@
       </w:r>
       <w:r>
         <w:rPr>
-          <w:rFonts w:ascii="宋体" w:hAnsi="宋体" w:eastAsia="宋体"/>
+          <w:rFonts w:ascii="宋体" w:eastAsia="宋体" w:hAnsi="宋体"/>
           <w:sz w:val="24"/>
           <w:szCs w:val="24"/>
           <w:vertAlign w:val="superscript"/>
@@ -4045,7 +4711,7 @@
       </w:r>
       <w:r>
         <w:rPr>
-          <w:rFonts w:ascii="宋体" w:hAnsi="宋体" w:eastAsia="宋体"/>
+          <w:rFonts w:ascii="宋体" w:eastAsia="宋体" w:hAnsi="宋体"/>
           <w:sz w:val="24"/>
           <w:szCs w:val="24"/>
         </w:rPr>
@@ -4053,7 +4719,7 @@
       </w:r>
       <w:r>
         <w:rPr>
-          <w:rFonts w:ascii="宋体" w:hAnsi="宋体" w:eastAsia="宋体"/>
+          <w:rFonts w:ascii="宋体" w:eastAsia="宋体" w:hAnsi="宋体"/>
           <w:sz w:val="24"/>
           <w:szCs w:val="24"/>
           <w:vertAlign w:val="superscript"/>
@@ -4062,7 +4728,7 @@
       </w:r>
       <w:r>
         <w:rPr>
-          <w:rFonts w:ascii="宋体" w:hAnsi="宋体" w:eastAsia="宋体"/>
+          <w:rFonts w:ascii="宋体" w:eastAsia="宋体" w:hAnsi="宋体"/>
           <w:sz w:val="24"/>
           <w:szCs w:val="24"/>
         </w:rPr>
@@ -4070,7 +4736,7 @@
       </w:r>
       <w:r>
         <w:rPr>
-          <w:rFonts w:ascii="宋体" w:hAnsi="宋体" w:eastAsia="宋体"/>
+          <w:rFonts w:ascii="宋体" w:eastAsia="宋体" w:hAnsi="宋体"/>
           <w:sz w:val="24"/>
           <w:szCs w:val="24"/>
           <w:vertAlign w:val="superscript"/>
@@ -4079,7 +4745,7 @@
       </w:r>
       <w:r>
         <w:rPr>
-          <w:rFonts w:ascii="宋体" w:hAnsi="宋体" w:eastAsia="宋体"/>
+          <w:rFonts w:ascii="宋体" w:eastAsia="宋体" w:hAnsi="宋体"/>
           <w:sz w:val="24"/>
           <w:szCs w:val="24"/>
         </w:rPr>
@@ -4087,7 +4753,7 @@
       </w:r>
       <w:r>
         <w:rPr>
-          <w:rFonts w:ascii="宋体" w:hAnsi="宋体" w:eastAsia="宋体"/>
+          <w:rFonts w:ascii="宋体" w:eastAsia="宋体" w:hAnsi="宋体"/>
           <w:sz w:val="24"/>
           <w:szCs w:val="24"/>
           <w:vertAlign w:val="superscript"/>
@@ -4096,7 +4762,7 @@
       </w:r>
       <w:r>
         <w:rPr>
-          <w:rFonts w:ascii="宋体" w:hAnsi="宋体" w:eastAsia="宋体"/>
+          <w:rFonts w:ascii="宋体" w:eastAsia="宋体" w:hAnsi="宋体"/>
           <w:sz w:val="24"/>
           <w:szCs w:val="24"/>
         </w:rPr>
@@ -4105,16 +4771,16 @@
     </w:p>
     <w:p>
       <w:pPr>
-        <w:ind w:left="-92" w:leftChars="-44"/>
-        <w:rPr>
-          <w:rFonts w:ascii="宋体" w:hAnsi="宋体" w:eastAsia="宋体"/>
-          <w:sz w:val="24"/>
-          <w:szCs w:val="24"/>
-        </w:rPr>
-      </w:pPr>
-      <w:r>
-        <w:rPr>
-          <w:rFonts w:ascii="宋体" w:hAnsi="宋体" w:eastAsia="宋体"/>
+        <w:ind w:leftChars="-44" w:left="-92"/>
+        <w:rPr>
+          <w:rFonts w:ascii="宋体" w:eastAsia="宋体" w:hAnsi="宋体"/>
+          <w:sz w:val="24"/>
+          <w:szCs w:val="24"/>
+        </w:rPr>
+      </w:pPr>
+      <w:r>
+        <w:rPr>
+          <w:rFonts w:ascii="宋体" w:eastAsia="宋体" w:hAnsi="宋体"/>
           <w:sz w:val="24"/>
           <w:szCs w:val="24"/>
         </w:rPr>
@@ -4122,7 +4788,7 @@
       </w:r>
       <w:r>
         <w:rPr>
-          <w:rFonts w:ascii="宋体" w:hAnsi="宋体" w:eastAsia="宋体"/>
+          <w:rFonts w:ascii="宋体" w:eastAsia="宋体" w:hAnsi="宋体"/>
           <w:i/>
           <w:iCs/>
           <w:sz w:val="24"/>
@@ -4132,7 +4798,7 @@
       </w:r>
       <w:r>
         <w:rPr>
-          <w:rFonts w:ascii="宋体" w:hAnsi="宋体" w:eastAsia="宋体"/>
+          <w:rFonts w:ascii="宋体" w:eastAsia="宋体" w:hAnsi="宋体"/>
           <w:sz w:val="24"/>
           <w:szCs w:val="24"/>
         </w:rPr>
@@ -4140,7 +4806,7 @@
       </w:r>
       <w:r>
         <w:rPr>
-          <w:rFonts w:ascii="宋体" w:hAnsi="宋体" w:eastAsia="宋体"/>
+          <w:rFonts w:ascii="宋体" w:eastAsia="宋体" w:hAnsi="宋体"/>
           <w:i/>
           <w:iCs/>
           <w:sz w:val="24"/>
@@ -4150,7 +4816,7 @@
       </w:r>
       <w:r>
         <w:rPr>
-          <w:rFonts w:ascii="宋体" w:hAnsi="宋体" w:eastAsia="宋体"/>
+          <w:rFonts w:ascii="宋体" w:eastAsia="宋体" w:hAnsi="宋体"/>
           <w:sz w:val="24"/>
           <w:szCs w:val="24"/>
         </w:rPr>
@@ -4158,7 +4824,7 @@
       </w:r>
       <w:r>
         <w:rPr>
-          <w:rFonts w:ascii="宋体" w:hAnsi="宋体" w:eastAsia="宋体"/>
+          <w:rFonts w:ascii="宋体" w:eastAsia="宋体" w:hAnsi="宋体"/>
           <w:sz w:val="24"/>
           <w:szCs w:val="24"/>
           <w:vertAlign w:val="superscript"/>
@@ -4167,7 +4833,7 @@
       </w:r>
       <w:r>
         <w:rPr>
-          <w:rFonts w:ascii="宋体" w:hAnsi="宋体" w:eastAsia="宋体"/>
+          <w:rFonts w:ascii="宋体" w:eastAsia="宋体" w:hAnsi="宋体"/>
           <w:sz w:val="24"/>
           <w:szCs w:val="24"/>
         </w:rPr>
@@ -4175,7 +4841,7 @@
       </w:r>
       <w:r>
         <w:rPr>
-          <w:rFonts w:ascii="宋体" w:hAnsi="宋体" w:eastAsia="宋体"/>
+          <w:rFonts w:ascii="宋体" w:eastAsia="宋体" w:hAnsi="宋体"/>
           <w:sz w:val="24"/>
           <w:szCs w:val="24"/>
           <w:vertAlign w:val="superscript"/>
@@ -4184,7 +4850,7 @@
       </w:r>
       <w:r>
         <w:rPr>
-          <w:rFonts w:ascii="宋体" w:hAnsi="宋体" w:eastAsia="宋体"/>
+          <w:rFonts w:ascii="宋体" w:eastAsia="宋体" w:hAnsi="宋体"/>
           <w:sz w:val="24"/>
           <w:szCs w:val="24"/>
         </w:rPr>
@@ -4192,7 +4858,7 @@
       </w:r>
       <w:r>
         <w:rPr>
-          <w:rFonts w:ascii="宋体" w:hAnsi="宋体" w:eastAsia="宋体"/>
+          <w:rFonts w:ascii="宋体" w:eastAsia="宋体" w:hAnsi="宋体"/>
           <w:sz w:val="24"/>
           <w:szCs w:val="24"/>
           <w:vertAlign w:val="superscript"/>
@@ -4201,7 +4867,7 @@
       </w:r>
       <w:r>
         <w:rPr>
-          <w:rFonts w:ascii="宋体" w:hAnsi="宋体" w:eastAsia="宋体"/>
+          <w:rFonts w:ascii="宋体" w:eastAsia="宋体" w:hAnsi="宋体"/>
           <w:sz w:val="24"/>
           <w:szCs w:val="24"/>
         </w:rPr>
@@ -4209,7 +4875,7 @@
       </w:r>
       <w:r>
         <w:rPr>
-          <w:rFonts w:ascii="宋体" w:hAnsi="宋体" w:eastAsia="宋体"/>
+          <w:rFonts w:ascii="宋体" w:eastAsia="宋体" w:hAnsi="宋体"/>
           <w:sz w:val="24"/>
           <w:szCs w:val="24"/>
           <w:vertAlign w:val="superscript"/>
@@ -4218,7 +4884,7 @@
       </w:r>
       <w:r>
         <w:rPr>
-          <w:rFonts w:ascii="宋体" w:hAnsi="宋体" w:eastAsia="宋体"/>
+          <w:rFonts w:ascii="宋体" w:eastAsia="宋体" w:hAnsi="宋体"/>
           <w:sz w:val="24"/>
           <w:szCs w:val="24"/>
         </w:rPr>
@@ -4226,7 +4892,7 @@
       </w:r>
       <w:r>
         <w:rPr>
-          <w:rFonts w:ascii="宋体" w:hAnsi="宋体" w:eastAsia="宋体"/>
+          <w:rFonts w:ascii="宋体" w:eastAsia="宋体" w:hAnsi="宋体"/>
           <w:sz w:val="24"/>
           <w:szCs w:val="24"/>
           <w:vertAlign w:val="superscript"/>
@@ -4235,7 +4901,7 @@
       </w:r>
       <w:r>
         <w:rPr>
-          <w:rFonts w:ascii="宋体" w:hAnsi="宋体" w:eastAsia="宋体"/>
+          <w:rFonts w:ascii="宋体" w:eastAsia="宋体" w:hAnsi="宋体"/>
           <w:sz w:val="24"/>
           <w:szCs w:val="24"/>
         </w:rPr>
@@ -4245,10 +4911,10 @@
     <w:p>
       <w:pPr>
         <w:widowControl/>
-        <w:ind w:left="630" w:leftChars="300"/>
+        <w:ind w:leftChars="300" w:left="630"/>
         <w:jc w:val="left"/>
         <w:rPr>
-          <w:rFonts w:ascii="黑体" w:hAnsi="黑体" w:eastAsia="黑体" w:cs="宋体"/>
+          <w:rFonts w:ascii="黑体" w:eastAsia="黑体" w:hAnsi="黑体" w:cs="宋体"/>
           <w:spacing w:val="-11"/>
           <w:kern w:val="0"/>
           <w:sz w:val="30"/>
@@ -4257,21 +4923,35 @@
       </w:pPr>
       <w:r>
         <w:rPr>
-          <w:rFonts w:ascii="黑体" w:hAnsi="黑体" w:eastAsia="黑体" w:cs="宋体"/>
+          <w:rFonts w:ascii="黑体" w:eastAsia="黑体" w:hAnsi="黑体" w:cs="宋体"/>
           <w:spacing w:val="-11"/>
           <w:kern w:val="0"/>
           <w:sz w:val="30"/>
           <w:szCs w:val="30"/>
         </w:rPr>
+        <w:lastRenderedPageBreak/>
         <w:pict>
-          <v:shape id="_x0000_i1025" o:spt="75" type="#_x0000_t75" style="height:201.75pt;width:414pt;" filled="f" o:preferrelative="t" stroked="f" coordsize="21600,21600">
-            <v:path/>
-            <v:fill on="f" focussize="0,0"/>
-            <v:stroke on="f" joinstyle="miter"/>
-            <v:imagedata r:id="rId4" cropleft="8458f" croptop="16234f" cropright="7526f" cropbottom="18746f" o:title=""/>
+          <v:shapetype id="_x0000_t75" coordsize="21600,21600" o:spt="75" o:preferrelative="t" path="m@4@5l@4@11@9@11@9@5xe" filled="f" stroked="f">
+            <v:stroke joinstyle="miter"/>
+            <v:formulas>
+              <v:f eqn="if lineDrawn pixelLineWidth 0"/>
+              <v:f eqn="sum @0 1 0"/>
+              <v:f eqn="sum 0 0 @1"/>
+              <v:f eqn="prod @2 1 2"/>
+              <v:f eqn="prod @3 21600 pixelWidth"/>
+              <v:f eqn="prod @3 21600 pixelHeight"/>
+              <v:f eqn="sum @0 0 1"/>
+              <v:f eqn="prod @6 1 2"/>
+              <v:f eqn="prod @7 21600 pixelWidth"/>
+              <v:f eqn="sum @8 21600 0"/>
+              <v:f eqn="prod @7 21600 pixelHeight"/>
+              <v:f eqn="sum @10 21600 0"/>
+            </v:formulas>
+            <v:path o:extrusionok="f" gradientshapeok="t" o:connecttype="rect"/>
             <o:lock v:ext="edit" aspectratio="t"/>
-            <w10:wrap type="none"/>
-            <w10:anchorlock/>
+          </v:shapetype>
+          <v:shape id="_x0000_i1025" type="#_x0000_t75" style="width:414pt;height:201.75pt">
+            <v:imagedata r:id="rId8" o:title="" croptop="16234f" cropbottom="18746f" cropleft="8458f" cropright="7526f"/>
           </v:shape>
         </w:pict>
       </w:r>
@@ -4279,39 +4959,51 @@
     <w:p>
       <w:pPr>
         <w:widowControl/>
-        <w:ind w:left="630" w:leftChars="300"/>
+        <w:ind w:leftChars="300" w:left="630"/>
         <w:jc w:val="left"/>
         <w:rPr>
-          <w:rFonts w:ascii="黑体" w:hAnsi="黑体" w:eastAsia="黑体" w:cs="宋体"/>
+          <w:rFonts w:ascii="黑体" w:eastAsia="黑体" w:hAnsi="黑体" w:cs="宋体"/>
           <w:spacing w:val="-11"/>
           <w:kern w:val="0"/>
           <w:sz w:val="30"/>
           <w:szCs w:val="30"/>
         </w:rPr>
       </w:pPr>
-      <w:r>
-        <w:rPr>
-          <w:rFonts w:ascii="黑体" w:hAnsi="黑体" w:eastAsia="黑体" w:cs="宋体"/>
+      <w:proofErr w:type="spellStart"/>
+      <w:r>
+        <w:rPr>
+          <w:rFonts w:ascii="黑体" w:eastAsia="黑体" w:hAnsi="黑体" w:cs="宋体"/>
           <w:spacing w:val="-11"/>
           <w:kern w:val="0"/>
           <w:sz w:val="30"/>
           <w:szCs w:val="30"/>
         </w:rPr>
-        <w:t>aT(</w:t>
-      </w:r>
-      <w:r>
-        <w:rPr>
-          <w:rFonts w:hint="eastAsia" w:ascii="黑体" w:hAnsi="黑体" w:eastAsia="黑体" w:cs="宋体"/>
+        <w:t>aT</w:t>
+      </w:r>
+      <w:proofErr w:type="spellEnd"/>
+      <w:r>
+        <w:rPr>
+          <w:rFonts w:ascii="黑体" w:eastAsia="黑体" w:hAnsi="黑体" w:cs="宋体"/>
           <w:spacing w:val="-11"/>
           <w:kern w:val="0"/>
           <w:sz w:val="30"/>
           <w:szCs w:val="30"/>
         </w:rPr>
+        <w:t>(</w:t>
+      </w:r>
+      <w:r>
+        <w:rPr>
+          <w:rFonts w:ascii="黑体" w:eastAsia="黑体" w:hAnsi="黑体" w:cs="宋体" w:hint="eastAsia"/>
+          <w:spacing w:val="-11"/>
+          <w:kern w:val="0"/>
+          <w:sz w:val="30"/>
+          <w:szCs w:val="30"/>
+        </w:rPr>
         <w:t>n</w:t>
       </w:r>
       <w:r>
         <w:rPr>
-          <w:rFonts w:ascii="黑体" w:hAnsi="黑体" w:eastAsia="黑体" w:cs="宋体"/>
+          <w:rFonts w:ascii="黑体" w:eastAsia="黑体" w:hAnsi="黑体" w:cs="宋体"/>
           <w:spacing w:val="-11"/>
           <w:kern w:val="0"/>
           <w:sz w:val="30"/>
@@ -4321,28 +5013,39 @@
       </w:r>
       <w:r>
         <w:rPr>
-          <w:rFonts w:hint="eastAsia" w:ascii="黑体" w:hAnsi="黑体" w:eastAsia="黑体" w:cs="宋体"/>
+          <w:rFonts w:ascii="黑体" w:eastAsia="黑体" w:hAnsi="黑体" w:cs="宋体" w:hint="eastAsia"/>
           <w:spacing w:val="-11"/>
           <w:kern w:val="0"/>
           <w:sz w:val="30"/>
           <w:szCs w:val="30"/>
         </w:rPr>
-        <w:t>时间复杂度 n</w:t>
-      </w:r>
-      <w:r>
-        <w:rPr>
-          <w:rFonts w:ascii="黑体" w:hAnsi="黑体" w:eastAsia="黑体" w:cs="宋体"/>
+        <w:t xml:space="preserve">时间复杂度 </w:t>
+      </w:r>
+      <w:proofErr w:type="spellStart"/>
+      <w:r>
+        <w:rPr>
+          <w:rFonts w:ascii="黑体" w:eastAsia="黑体" w:hAnsi="黑体" w:cs="宋体" w:hint="eastAsia"/>
           <w:spacing w:val="-11"/>
           <w:kern w:val="0"/>
           <w:sz w:val="30"/>
           <w:szCs w:val="30"/>
+        </w:rPr>
+        <w:t>n</w:t>
+      </w:r>
+      <w:r>
+        <w:rPr>
+          <w:rFonts w:ascii="黑体" w:eastAsia="黑体" w:hAnsi="黑体" w:cs="宋体"/>
+          <w:spacing w:val="-11"/>
+          <w:kern w:val="0"/>
+          <w:sz w:val="30"/>
+          <w:szCs w:val="30"/>
           <w:vertAlign w:val="superscript"/>
         </w:rPr>
         <w:t>log</w:t>
       </w:r>
       <w:r>
         <w:rPr>
-          <w:rFonts w:ascii="黑体" w:hAnsi="黑体" w:eastAsia="黑体" w:cs="宋体"/>
+          <w:rFonts w:ascii="黑体" w:eastAsia="黑体" w:hAnsi="黑体" w:cs="宋体"/>
           <w:spacing w:val="-11"/>
           <w:kern w:val="0"/>
           <w:sz w:val="30"/>
@@ -4352,28 +5055,40 @@
       </w:r>
       <w:r>
         <w:rPr>
-          <w:rFonts w:ascii="黑体" w:hAnsi="黑体" w:eastAsia="黑体" w:cs="宋体"/>
+          <w:rFonts w:ascii="黑体" w:eastAsia="黑体" w:hAnsi="黑体" w:cs="宋体"/>
           <w:spacing w:val="-11"/>
           <w:kern w:val="0"/>
           <w:sz w:val="30"/>
           <w:szCs w:val="30"/>
           <w:vertAlign w:val="superscript"/>
         </w:rPr>
-        <w:t xml:space="preserve">a    </w:t>
-      </w:r>
-      <w:r>
-        <w:rPr>
-          <w:rFonts w:hint="eastAsia" w:ascii="黑体" w:hAnsi="黑体" w:eastAsia="黑体" w:cs="宋体"/>
+        <w:t>a</w:t>
+      </w:r>
+      <w:proofErr w:type="spellEnd"/>
+      <w:r>
+        <w:rPr>
+          <w:rFonts w:ascii="黑体" w:eastAsia="黑体" w:hAnsi="黑体" w:cs="宋体"/>
           <w:spacing w:val="-11"/>
           <w:kern w:val="0"/>
           <w:sz w:val="30"/>
           <w:szCs w:val="30"/>
+          <w:vertAlign w:val="superscript"/>
+        </w:rPr>
+        <w:t xml:space="preserve">    </w:t>
+      </w:r>
+      <w:r>
+        <w:rPr>
+          <w:rFonts w:ascii="黑体" w:eastAsia="黑体" w:hAnsi="黑体" w:cs="宋体" w:hint="eastAsia"/>
+          <w:spacing w:val="-11"/>
+          <w:kern w:val="0"/>
+          <w:sz w:val="30"/>
+          <w:szCs w:val="30"/>
         </w:rPr>
         <w:t>和</w:t>
       </w:r>
       <w:r>
         <w:rPr>
-          <w:rFonts w:ascii="黑体" w:hAnsi="黑体" w:eastAsia="黑体" w:cs="宋体"/>
+          <w:rFonts w:ascii="黑体" w:eastAsia="黑体" w:hAnsi="黑体" w:cs="宋体"/>
           <w:spacing w:val="-11"/>
           <w:kern w:val="0"/>
           <w:sz w:val="30"/>
@@ -4383,7 +5098,7 @@
       </w:r>
       <w:r>
         <w:rPr>
-          <w:rFonts w:hint="eastAsia" w:ascii="黑体" w:hAnsi="黑体" w:eastAsia="黑体" w:cs="宋体"/>
+          <w:rFonts w:ascii="黑体" w:eastAsia="黑体" w:hAnsi="黑体" w:cs="宋体" w:hint="eastAsia"/>
           <w:spacing w:val="-11"/>
           <w:kern w:val="0"/>
           <w:sz w:val="30"/>
@@ -4393,7 +5108,7 @@
       </w:r>
       <w:r>
         <w:rPr>
-          <w:rFonts w:ascii="黑体" w:hAnsi="黑体" w:eastAsia="黑体" w:cs="宋体"/>
+          <w:rFonts w:ascii="黑体" w:eastAsia="黑体" w:hAnsi="黑体" w:cs="宋体"/>
           <w:spacing w:val="-11"/>
           <w:kern w:val="0"/>
           <w:sz w:val="30"/>
@@ -4403,7 +5118,7 @@
       </w:r>
       <w:r>
         <w:rPr>
-          <w:rFonts w:hint="eastAsia" w:ascii="黑体" w:hAnsi="黑体" w:eastAsia="黑体" w:cs="宋体"/>
+          <w:rFonts w:ascii="黑体" w:eastAsia="黑体" w:hAnsi="黑体" w:cs="宋体" w:hint="eastAsia"/>
           <w:spacing w:val="-11"/>
           <w:kern w:val="0"/>
           <w:sz w:val="30"/>
@@ -4413,7 +5128,7 @@
       </w:r>
       <w:r>
         <w:rPr>
-          <w:rFonts w:ascii="黑体" w:hAnsi="黑体" w:eastAsia="黑体" w:cs="宋体"/>
+          <w:rFonts w:ascii="黑体" w:eastAsia="黑体" w:hAnsi="黑体" w:cs="宋体"/>
           <w:spacing w:val="-11"/>
           <w:kern w:val="0"/>
           <w:sz w:val="30"/>
@@ -4424,7 +5139,7 @@
       </w:r>
       <w:r>
         <w:rPr>
-          <w:rFonts w:ascii="黑体" w:hAnsi="黑体" w:eastAsia="黑体" w:cs="宋体"/>
+          <w:rFonts w:ascii="黑体" w:eastAsia="黑体" w:hAnsi="黑体" w:cs="宋体"/>
           <w:spacing w:val="-11"/>
           <w:kern w:val="0"/>
           <w:sz w:val="30"/>
@@ -4434,7 +5149,7 @@
       </w:r>
       <w:r>
         <w:rPr>
-          <w:rFonts w:hint="eastAsia" w:ascii="黑体" w:hAnsi="黑体" w:eastAsia="黑体" w:cs="宋体"/>
+          <w:rFonts w:ascii="黑体" w:eastAsia="黑体" w:hAnsi="黑体" w:cs="宋体" w:hint="eastAsia"/>
           <w:spacing w:val="-11"/>
           <w:kern w:val="0"/>
           <w:sz w:val="30"/>
@@ -4444,7 +5159,7 @@
       </w:r>
       <w:r>
         <w:rPr>
-          <w:rFonts w:ascii="黑体" w:hAnsi="黑体" w:eastAsia="黑体" w:cs="宋体"/>
+          <w:rFonts w:ascii="黑体" w:eastAsia="黑体" w:hAnsi="黑体" w:cs="宋体"/>
           <w:spacing w:val="-11"/>
           <w:kern w:val="0"/>
           <w:sz w:val="30"/>
@@ -4454,31 +5169,43 @@
       </w:r>
       <w:r>
         <w:rPr>
-          <w:rFonts w:hint="eastAsia" w:ascii="黑体" w:hAnsi="黑体" w:eastAsia="黑体" w:cs="宋体"/>
+          <w:rFonts w:ascii="黑体" w:eastAsia="黑体" w:hAnsi="黑体" w:cs="宋体" w:hint="eastAsia"/>
           <w:spacing w:val="-11"/>
           <w:kern w:val="0"/>
           <w:sz w:val="30"/>
           <w:szCs w:val="30"/>
         </w:rPr>
-        <w:t>)log</w:t>
-      </w:r>
-      <w:r>
-        <w:rPr>
-          <w:rFonts w:ascii="黑体" w:hAnsi="黑体" w:eastAsia="黑体" w:cs="宋体"/>
+        <w:t>)</w:t>
+      </w:r>
+      <w:proofErr w:type="spellStart"/>
+      <w:r>
+        <w:rPr>
+          <w:rFonts w:ascii="黑体" w:eastAsia="黑体" w:hAnsi="黑体" w:cs="宋体" w:hint="eastAsia"/>
           <w:spacing w:val="-11"/>
           <w:kern w:val="0"/>
           <w:sz w:val="30"/>
           <w:szCs w:val="30"/>
         </w:rPr>
+        <w:t>log</w:t>
+      </w:r>
+      <w:r>
+        <w:rPr>
+          <w:rFonts w:ascii="黑体" w:eastAsia="黑体" w:hAnsi="黑体" w:cs="宋体"/>
+          <w:spacing w:val="-11"/>
+          <w:kern w:val="0"/>
+          <w:sz w:val="30"/>
+          <w:szCs w:val="30"/>
+        </w:rPr>
         <w:t>n</w:t>
       </w:r>
+      <w:proofErr w:type="spellEnd"/>
     </w:p>
     <w:p>
       <w:pPr>
         <w:widowControl/>
         <w:jc w:val="left"/>
         <w:rPr>
-          <w:rFonts w:ascii="黑体" w:hAnsi="黑体" w:eastAsia="黑体" w:cs="宋体"/>
+          <w:rFonts w:ascii="黑体" w:eastAsia="黑体" w:hAnsi="黑体" w:cs="宋体"/>
           <w:spacing w:val="-11"/>
           <w:kern w:val="0"/>
           <w:sz w:val="30"/>
@@ -4487,7 +5214,7 @@
       </w:pPr>
       <w:r>
         <w:rPr>
-          <w:rFonts w:ascii="黑体" w:hAnsi="黑体" w:eastAsia="黑体" w:cs="宋体"/>
+          <w:rFonts w:ascii="黑体" w:eastAsia="黑体" w:hAnsi="黑体" w:cs="宋体"/>
           <w:spacing w:val="-11"/>
           <w:kern w:val="0"/>
           <w:sz w:val="30"/>
@@ -4497,7 +5224,7 @@
       </w:r>
       <w:r>
         <w:rPr>
-          <w:rFonts w:hint="eastAsia" w:ascii="黑体" w:hAnsi="黑体" w:eastAsia="黑体" w:cs="宋体"/>
+          <w:rFonts w:ascii="黑体" w:eastAsia="黑体" w:hAnsi="黑体" w:cs="宋体" w:hint="eastAsia"/>
           <w:spacing w:val="-11"/>
           <w:kern w:val="0"/>
           <w:sz w:val="30"/>
@@ -4511,7 +5238,7 @@
         <w:widowControl/>
         <w:jc w:val="left"/>
         <w:rPr>
-          <w:rFonts w:ascii="黑体" w:hAnsi="黑体" w:eastAsia="黑体" w:cs="宋体"/>
+          <w:rFonts w:ascii="黑体" w:eastAsia="黑体" w:hAnsi="黑体" w:cs="宋体"/>
           <w:spacing w:val="-11"/>
           <w:kern w:val="0"/>
           <w:sz w:val="30"/>
@@ -4520,7 +5247,7 @@
       </w:pPr>
       <w:r>
         <w:rPr>
-          <w:rFonts w:ascii="黑体" w:hAnsi="黑体" w:eastAsia="黑体" w:cs="宋体"/>
+          <w:rFonts w:ascii="黑体" w:eastAsia="黑体" w:hAnsi="黑体" w:cs="宋体"/>
           <w:spacing w:val="-11"/>
           <w:kern w:val="0"/>
           <w:sz w:val="30"/>
@@ -4530,39 +5257,49 @@
       </w:r>
       <w:r>
         <w:rPr>
-          <w:rFonts w:hint="eastAsia" w:ascii="黑体" w:hAnsi="黑体" w:eastAsia="黑体" w:cs="宋体"/>
+          <w:rFonts w:ascii="黑体" w:eastAsia="黑体" w:hAnsi="黑体" w:cs="宋体" w:hint="eastAsia"/>
           <w:spacing w:val="-11"/>
           <w:kern w:val="0"/>
           <w:sz w:val="30"/>
           <w:szCs w:val="30"/>
         </w:rPr>
-        <w:t xml:space="preserve">）分析下列复杂性函数的偏序关系 </w:t>
-      </w:r>
-      <w:r>
-        <w:rPr>
-          <w:rFonts w:ascii="黑体" w:hAnsi="黑体" w:eastAsia="黑体" w:cs="宋体"/>
+        <w:t>）分析下列复杂性函数的偏序关系</w:t>
+      </w:r>
+      <w:r>
+        <w:rPr>
+          <w:rFonts w:ascii="黑体" w:eastAsia="黑体" w:hAnsi="黑体" w:cs="宋体" w:hint="eastAsia"/>
           <w:spacing w:val="-11"/>
           <w:kern w:val="0"/>
           <w:sz w:val="30"/>
           <w:szCs w:val="30"/>
         </w:rPr>
+        <w:t xml:space="preserve"> </w:t>
+      </w:r>
+      <w:r>
+        <w:rPr>
+          <w:rFonts w:ascii="黑体" w:eastAsia="黑体" w:hAnsi="黑体" w:cs="宋体"/>
+          <w:spacing w:val="-11"/>
+          <w:kern w:val="0"/>
+          <w:sz w:val="30"/>
+          <w:szCs w:val="30"/>
+        </w:rPr>
         <w:t xml:space="preserve"> O</w:t>
       </w:r>
     </w:p>
     <w:p>
       <w:pPr>
         <w:spacing w:line="360" w:lineRule="auto"/>
-        <w:ind w:left="368" w:leftChars="175" w:firstLine="78" w:firstLineChars="26"/>
-        <w:rPr>
-          <w:rFonts w:ascii="Arial" w:hAnsi="Arial" w:eastAsia="宋体" w:cs="Arial"/>
-          <w:b/>
-          <w:sz w:val="30"/>
-          <w:szCs w:val="30"/>
-        </w:rPr>
-      </w:pPr>
-      <w:r>
-        <w:rPr>
-          <w:rFonts w:ascii="Arial" w:hAnsi="Arial" w:eastAsia="宋体" w:cs="Arial"/>
+        <w:ind w:leftChars="175" w:left="368" w:firstLineChars="26" w:firstLine="78"/>
+        <w:rPr>
+          <w:rFonts w:ascii="Arial" w:eastAsia="宋体" w:hAnsi="Arial" w:cs="Arial"/>
+          <w:b/>
+          <w:sz w:val="30"/>
+          <w:szCs w:val="30"/>
+        </w:rPr>
+      </w:pPr>
+      <w:r>
+        <w:rPr>
+          <w:rFonts w:ascii="Arial" w:eastAsia="宋体" w:hAnsi="Arial" w:cs="Arial"/>
           <w:b/>
           <w:sz w:val="30"/>
           <w:szCs w:val="30"/>
@@ -4571,16 +5308,16 @@
       </w:r>
       <w:r>
         <w:rPr>
-          <w:rFonts w:hint="eastAsia" w:ascii="Arial" w:hAnsi="Arial" w:eastAsia="宋体" w:cs="Arial"/>
-          <w:b/>
-          <w:sz w:val="30"/>
-          <w:szCs w:val="30"/>
-        </w:rPr>
-        <w:t>　</w:t>
-      </w:r>
-      <w:r>
-        <w:rPr>
-          <w:rFonts w:ascii="Arial" w:hAnsi="Arial" w:eastAsia="宋体" w:cs="Arial"/>
+          <w:rFonts w:ascii="Arial" w:eastAsia="宋体" w:hAnsi="Arial" w:cs="Arial" w:hint="eastAsia"/>
+          <w:b/>
+          <w:sz w:val="30"/>
+          <w:szCs w:val="30"/>
+        </w:rPr>
+        <w:t xml:space="preserve">　</w:t>
+      </w:r>
+      <w:r>
+        <w:rPr>
+          <w:rFonts w:ascii="Arial" w:eastAsia="宋体" w:hAnsi="Arial" w:cs="Arial"/>
           <w:b/>
           <w:sz w:val="30"/>
           <w:szCs w:val="30"/>
@@ -4589,30 +5326,22 @@
       </w:r>
       <w:r>
         <w:rPr>
-          <w:rFonts w:ascii="Times New Roman" w:hAnsi="Times New Roman" w:eastAsia="宋体"/>
+          <w:rFonts w:ascii="Times New Roman" w:eastAsia="宋体" w:hAnsi="Times New Roman"/>
           <w:b/>
           <w:position w:val="-6"/>
           <w:sz w:val="30"/>
           <w:szCs w:val="30"/>
         </w:rPr>
-        <w:object>
-          <v:shape id="_x0000_i1026" o:spt="75" type="#_x0000_t75" style="height:17.25pt;width:24pt;" o:ole="t" filled="f" o:preferrelative="t" stroked="f" coordsize="21600,21600">
-            <v:path/>
-            <v:fill on="f" focussize="0,0"/>
-            <v:stroke on="f" joinstyle="miter"/>
-            <v:imagedata r:id="rId6" o:title=""/>
-            <o:lock v:ext="edit" aspectratio="t"/>
-            <w10:wrap type="none"/>
-            <w10:anchorlock/>
+        <w:object w:dxaOrig="480" w:dyaOrig="345">
+          <v:shape id="_x0000_i1026" type="#_x0000_t75" style="width:24pt;height:17.25pt" o:ole="">
+            <v:imagedata r:id="rId9" o:title=""/>
           </v:shape>
-          <o:OLEObject Type="Embed" ProgID="Equation.3" ShapeID="_x0000_i1026" DrawAspect="Content" ObjectID="_1468075725" r:id="rId5">
-            <o:LockedField>false</o:LockedField>
-          </o:OLEObject>
+          <o:OLEObject Type="Embed" ProgID="Equation.3" ShapeID="_x0000_i1026" DrawAspect="Content" ObjectID="_1747155080" r:id="rId10"/>
         </w:object>
       </w:r>
       <w:r>
         <w:rPr>
-          <w:rFonts w:ascii="Arial" w:hAnsi="Arial" w:eastAsia="宋体" w:cs="Arial"/>
+          <w:rFonts w:ascii="Arial" w:eastAsia="宋体" w:hAnsi="Arial" w:cs="Arial"/>
           <w:b/>
           <w:sz w:val="30"/>
           <w:szCs w:val="30"/>
@@ -4623,17 +5352,17 @@
     <w:p>
       <w:pPr>
         <w:spacing w:line="360" w:lineRule="auto"/>
-        <w:ind w:left="368" w:leftChars="175" w:firstLine="78" w:firstLineChars="26"/>
-        <w:rPr>
-          <w:rFonts w:ascii="Arial" w:hAnsi="Arial" w:eastAsia="宋体" w:cs="Arial"/>
-          <w:b/>
-          <w:sz w:val="30"/>
-          <w:szCs w:val="30"/>
-        </w:rPr>
-      </w:pPr>
-      <w:r>
-        <w:rPr>
-          <w:rFonts w:ascii="Arial" w:hAnsi="Arial" w:eastAsia="宋体" w:cs="Arial"/>
+        <w:ind w:leftChars="175" w:left="368" w:firstLineChars="26" w:firstLine="78"/>
+        <w:rPr>
+          <w:rFonts w:ascii="Arial" w:eastAsia="宋体" w:hAnsi="Arial" w:cs="Arial"/>
+          <w:b/>
+          <w:sz w:val="30"/>
+          <w:szCs w:val="30"/>
+        </w:rPr>
+      </w:pPr>
+      <w:r>
+        <w:rPr>
+          <w:rFonts w:ascii="Arial" w:eastAsia="宋体" w:hAnsi="Arial" w:cs="Arial"/>
           <w:b/>
           <w:sz w:val="30"/>
           <w:szCs w:val="30"/>
@@ -4642,30 +5371,22 @@
       </w:r>
       <w:r>
         <w:rPr>
-          <w:rFonts w:ascii="Times New Roman" w:hAnsi="Times New Roman" w:eastAsia="宋体"/>
+          <w:rFonts w:ascii="Times New Roman" w:eastAsia="宋体" w:hAnsi="Times New Roman"/>
           <w:b/>
           <w:position w:val="-10"/>
           <w:sz w:val="30"/>
           <w:szCs w:val="30"/>
         </w:rPr>
-        <w:object>
-          <v:shape id="_x0000_i1027" o:spt="75" type="#_x0000_t75" style="height:15.75pt;width:32.25pt;" o:ole="t" filled="f" o:preferrelative="t" stroked="f" coordsize="21600,21600">
-            <v:path/>
-            <v:fill on="f" focussize="0,0"/>
-            <v:stroke on="f" joinstyle="miter"/>
-            <v:imagedata r:id="rId8" o:title=""/>
-            <o:lock v:ext="edit" aspectratio="t"/>
-            <w10:wrap type="none"/>
-            <w10:anchorlock/>
+        <w:object w:dxaOrig="645" w:dyaOrig="315">
+          <v:shape id="_x0000_i1027" type="#_x0000_t75" style="width:32.25pt;height:15.75pt" o:ole="">
+            <v:imagedata r:id="rId11" o:title=""/>
           </v:shape>
-          <o:OLEObject Type="Embed" ProgID="Equation.3" ShapeID="_x0000_i1027" DrawAspect="Content" ObjectID="_1468075726" r:id="rId7">
-            <o:LockedField>false</o:LockedField>
-          </o:OLEObject>
+          <o:OLEObject Type="Embed" ProgID="Equation.3" ShapeID="_x0000_i1027" DrawAspect="Content" ObjectID="_1747155081" r:id="rId12"/>
         </w:object>
       </w:r>
       <w:r>
         <w:rPr>
-          <w:rFonts w:ascii="Arial" w:hAnsi="Arial" w:eastAsia="宋体" w:cs="Arial"/>
+          <w:rFonts w:ascii="Arial" w:eastAsia="宋体" w:hAnsi="Arial" w:cs="Arial"/>
           <w:b/>
           <w:sz w:val="30"/>
           <w:szCs w:val="30"/>
@@ -4676,17 +5397,17 @@
     <w:p>
       <w:pPr>
         <w:spacing w:line="360" w:lineRule="auto"/>
-        <w:ind w:left="368" w:leftChars="175" w:firstLine="78" w:firstLineChars="26"/>
-        <w:rPr>
-          <w:rFonts w:ascii="Arial" w:hAnsi="Arial" w:eastAsia="宋体" w:cs="Arial"/>
-          <w:b/>
-          <w:sz w:val="30"/>
-          <w:szCs w:val="30"/>
-        </w:rPr>
-      </w:pPr>
-      <w:r>
-        <w:rPr>
-          <w:rFonts w:ascii="Arial" w:hAnsi="Arial" w:eastAsia="宋体" w:cs="Arial"/>
+        <w:ind w:leftChars="175" w:left="368" w:firstLineChars="26" w:firstLine="78"/>
+        <w:rPr>
+          <w:rFonts w:ascii="Arial" w:eastAsia="宋体" w:hAnsi="Arial" w:cs="Arial"/>
+          <w:b/>
+          <w:sz w:val="30"/>
+          <w:szCs w:val="30"/>
+        </w:rPr>
+      </w:pPr>
+      <w:r>
+        <w:rPr>
+          <w:rFonts w:ascii="Arial" w:eastAsia="宋体" w:hAnsi="Arial" w:cs="Arial"/>
           <w:b/>
           <w:sz w:val="30"/>
           <w:szCs w:val="30"/>
@@ -4695,42 +5416,34 @@
       </w:r>
       <w:r>
         <w:rPr>
-          <w:rFonts w:ascii="Times New Roman" w:hAnsi="Times New Roman" w:eastAsia="宋体"/>
+          <w:rFonts w:ascii="Times New Roman" w:eastAsia="宋体" w:hAnsi="Times New Roman"/>
           <w:b/>
           <w:position w:val="-8"/>
           <w:sz w:val="30"/>
           <w:szCs w:val="30"/>
         </w:rPr>
-        <w:object>
-          <v:shape id="_x0000_i1028" o:spt="75" type="#_x0000_t75" style="height:18pt;width:24.75pt;" o:ole="t" filled="f" o:preferrelative="t" stroked="f" coordsize="21600,21600">
-            <v:path/>
-            <v:fill on="f" focussize="0,0"/>
-            <v:stroke on="f" joinstyle="miter"/>
-            <v:imagedata r:id="rId10" o:title=""/>
-            <o:lock v:ext="edit" aspectratio="t"/>
-            <w10:wrap type="none"/>
-            <w10:anchorlock/>
+        <w:object w:dxaOrig="495" w:dyaOrig="360">
+          <v:shape id="_x0000_i1028" type="#_x0000_t75" style="width:24.75pt;height:18pt" o:ole="">
+            <v:imagedata r:id="rId13" o:title=""/>
           </v:shape>
-          <o:OLEObject Type="Embed" ProgID="Equation.3" ShapeID="_x0000_i1028" DrawAspect="Content" ObjectID="_1468075727" r:id="rId9">
-            <o:LockedField>false</o:LockedField>
-          </o:OLEObject>
+          <o:OLEObject Type="Embed" ProgID="Equation.3" ShapeID="_x0000_i1028" DrawAspect="Content" ObjectID="_1747155082" r:id="rId14"/>
         </w:object>
       </w:r>
     </w:p>
     <w:p>
       <w:pPr>
         <w:spacing w:line="360" w:lineRule="auto"/>
-        <w:ind w:left="368" w:leftChars="175" w:firstLine="78" w:firstLineChars="26"/>
-        <w:rPr>
-          <w:rFonts w:ascii="Arial" w:hAnsi="Arial" w:eastAsia="宋体" w:cs="Arial"/>
-          <w:b/>
-          <w:sz w:val="30"/>
-          <w:szCs w:val="30"/>
-        </w:rPr>
-      </w:pPr>
-      <w:r>
-        <w:rPr>
-          <w:rFonts w:ascii="Arial" w:hAnsi="Arial" w:eastAsia="宋体" w:cs="Arial"/>
+        <w:ind w:leftChars="175" w:left="368" w:firstLineChars="26" w:firstLine="78"/>
+        <w:rPr>
+          <w:rFonts w:ascii="Arial" w:eastAsia="宋体" w:hAnsi="Arial" w:cs="Arial"/>
+          <w:b/>
+          <w:sz w:val="30"/>
+          <w:szCs w:val="30"/>
+        </w:rPr>
+      </w:pPr>
+      <w:r>
+        <w:rPr>
+          <w:rFonts w:ascii="Arial" w:eastAsia="宋体" w:hAnsi="Arial" w:cs="Arial"/>
           <w:b/>
           <w:sz w:val="30"/>
           <w:szCs w:val="30"/>
@@ -4739,30 +5452,22 @@
       </w:r>
       <w:r>
         <w:rPr>
-          <w:rFonts w:ascii="Times New Roman" w:hAnsi="Times New Roman" w:eastAsia="宋体"/>
+          <w:rFonts w:ascii="Times New Roman" w:eastAsia="宋体" w:hAnsi="Times New Roman"/>
           <w:b/>
           <w:position w:val="-6"/>
           <w:sz w:val="30"/>
           <w:szCs w:val="30"/>
         </w:rPr>
-        <w:object>
-          <v:shape id="_x0000_i1029" o:spt="75" type="#_x0000_t75" style="height:15.75pt;width:38.25pt;" o:ole="t" filled="f" o:preferrelative="t" stroked="f" coordsize="21600,21600">
-            <v:path/>
-            <v:fill on="f" focussize="0,0"/>
-            <v:stroke on="f" joinstyle="miter"/>
-            <v:imagedata r:id="rId12" o:title=""/>
-            <o:lock v:ext="edit" aspectratio="t"/>
-            <w10:wrap type="none"/>
-            <w10:anchorlock/>
+        <w:object w:dxaOrig="765" w:dyaOrig="315">
+          <v:shape id="_x0000_i1029" type="#_x0000_t75" style="width:38.25pt;height:15.75pt" o:ole="">
+            <v:imagedata r:id="rId15" o:title=""/>
           </v:shape>
-          <o:OLEObject Type="Embed" ProgID="Equation.3" ShapeID="_x0000_i1029" DrawAspect="Content" ObjectID="_1468075728" r:id="rId11">
-            <o:LockedField>false</o:LockedField>
-          </o:OLEObject>
+          <o:OLEObject Type="Embed" ProgID="Equation.3" ShapeID="_x0000_i1029" DrawAspect="Content" ObjectID="_1747155083" r:id="rId16"/>
         </w:object>
       </w:r>
       <w:r>
         <w:rPr>
-          <w:rFonts w:ascii="Arial" w:hAnsi="Arial" w:eastAsia="宋体" w:cs="Arial"/>
+          <w:rFonts w:ascii="Arial" w:eastAsia="宋体" w:hAnsi="Arial" w:cs="Arial"/>
           <w:b/>
           <w:sz w:val="30"/>
           <w:szCs w:val="30"/>
@@ -4771,34 +5476,26 @@
       </w:r>
       <w:r>
         <w:rPr>
-          <w:rFonts w:ascii="Times New Roman" w:hAnsi="Times New Roman" w:eastAsia="宋体"/>
+          <w:rFonts w:ascii="Times New Roman" w:eastAsia="宋体" w:hAnsi="Times New Roman"/>
           <w:b/>
           <w:position w:val="-6"/>
           <w:sz w:val="30"/>
           <w:szCs w:val="30"/>
         </w:rPr>
-        <w:object>
-          <v:shape id="_x0000_i1030" o:spt="75" type="#_x0000_t75" style="height:15.75pt;width:14.25pt;" o:ole="t" filled="f" o:preferrelative="t" stroked="f" coordsize="21600,21600">
-            <v:path/>
-            <v:fill on="f" focussize="0,0"/>
-            <v:stroke on="f" joinstyle="miter"/>
-            <v:imagedata r:id="rId14" o:title=""/>
-            <o:lock v:ext="edit" aspectratio="t"/>
-            <w10:wrap type="none"/>
-            <w10:anchorlock/>
+        <w:object w:dxaOrig="285" w:dyaOrig="315">
+          <v:shape id="_x0000_i1030" type="#_x0000_t75" style="width:14.25pt;height:15.75pt" o:ole="">
+            <v:imagedata r:id="rId17" o:title=""/>
           </v:shape>
-          <o:OLEObject Type="Embed" ProgID="Equation.3" ShapeID="_x0000_i1030" DrawAspect="Content" ObjectID="_1468075729" r:id="rId13">
-            <o:LockedField>false</o:LockedField>
-          </o:OLEObject>
+          <o:OLEObject Type="Embed" ProgID="Equation.3" ShapeID="_x0000_i1030" DrawAspect="Content" ObjectID="_1747155084" r:id="rId18"/>
         </w:object>
       </w:r>
     </w:p>
     <w:p>
       <w:pPr>
         <w:spacing w:line="360" w:lineRule="auto"/>
-        <w:ind w:left="368" w:leftChars="175" w:firstLine="78" w:firstLineChars="26"/>
-        <w:rPr>
-          <w:rFonts w:ascii="Arial" w:hAnsi="Arial" w:eastAsia="宋体" w:cs="Arial"/>
+        <w:ind w:leftChars="175" w:left="368" w:firstLineChars="26" w:firstLine="78"/>
+        <w:rPr>
+          <w:rFonts w:ascii="Arial" w:eastAsia="宋体" w:hAnsi="Arial" w:cs="Arial"/>
           <w:sz w:val="24"/>
           <w:szCs w:val="24"/>
           <w:vertAlign w:val="superscript"/>
@@ -4806,7 +5503,7 @@
       </w:pPr>
       <w:r>
         <w:rPr>
-          <w:rFonts w:ascii="Arial" w:hAnsi="Arial" w:eastAsia="宋体" w:cs="Arial"/>
+          <w:rFonts w:ascii="Arial" w:eastAsia="宋体" w:hAnsi="Arial" w:cs="Arial"/>
           <w:b/>
           <w:sz w:val="30"/>
           <w:szCs w:val="30"/>
@@ -4815,30 +5512,22 @@
       </w:r>
       <w:r>
         <w:rPr>
-          <w:rFonts w:ascii="Times New Roman" w:hAnsi="Times New Roman" w:eastAsia="宋体"/>
+          <w:rFonts w:ascii="Times New Roman" w:eastAsia="宋体" w:hAnsi="Times New Roman"/>
           <w:b/>
           <w:position w:val="-12"/>
           <w:sz w:val="30"/>
           <w:szCs w:val="30"/>
         </w:rPr>
-        <w:object>
-          <v:shape id="_x0000_i1031" o:spt="75" type="#_x0000_t75" style="height:18pt;width:32.25pt;" o:ole="t" filled="f" o:preferrelative="t" stroked="f" coordsize="21600,21600">
-            <v:path/>
-            <v:fill on="f" focussize="0,0"/>
-            <v:stroke on="f" joinstyle="miter"/>
-            <v:imagedata r:id="rId16" o:title=""/>
-            <o:lock v:ext="edit" aspectratio="t"/>
-            <w10:wrap type="none"/>
-            <w10:anchorlock/>
+        <w:object w:dxaOrig="645" w:dyaOrig="360">
+          <v:shape id="_x0000_i1031" type="#_x0000_t75" style="width:32.25pt;height:18pt" o:ole="">
+            <v:imagedata r:id="rId19" o:title=""/>
           </v:shape>
-          <o:OLEObject Type="Embed" ProgID="Equation.3" ShapeID="_x0000_i1031" DrawAspect="Content" ObjectID="_1468075730" r:id="rId15">
-            <o:LockedField>false</o:LockedField>
-          </o:OLEObject>
+          <o:OLEObject Type="Embed" ProgID="Equation.3" ShapeID="_x0000_i1031" DrawAspect="Content" ObjectID="_1747155085" r:id="rId20"/>
         </w:object>
       </w:r>
       <w:r>
         <w:rPr>
-          <w:rFonts w:ascii="Arial" w:hAnsi="Arial" w:eastAsia="宋体" w:cs="Arial"/>
+          <w:rFonts w:ascii="Arial" w:eastAsia="宋体" w:hAnsi="Arial" w:cs="Arial"/>
           <w:b/>
           <w:sz w:val="30"/>
           <w:szCs w:val="30"/>
@@ -4847,30 +5536,22 @@
       </w:r>
       <w:r>
         <w:rPr>
-          <w:rFonts w:ascii="Times New Roman" w:hAnsi="Times New Roman" w:eastAsia="宋体"/>
+          <w:rFonts w:ascii="Times New Roman" w:eastAsia="宋体" w:hAnsi="Times New Roman"/>
           <w:b/>
           <w:position w:val="-10"/>
           <w:sz w:val="30"/>
           <w:szCs w:val="30"/>
         </w:rPr>
-        <w:object>
-          <v:shape id="_x0000_i1032" o:spt="75" type="#_x0000_t75" style="height:17.25pt;width:32.25pt;" o:ole="t" filled="f" o:preferrelative="t" stroked="f" coordsize="21600,21600">
-            <v:path/>
-            <v:fill on="f" focussize="0,0"/>
-            <v:stroke on="f" joinstyle="miter"/>
-            <v:imagedata r:id="rId18" o:title=""/>
-            <o:lock v:ext="edit" aspectratio="t"/>
-            <w10:wrap type="none"/>
-            <w10:anchorlock/>
+        <w:object w:dxaOrig="645" w:dyaOrig="345">
+          <v:shape id="_x0000_i1032" type="#_x0000_t75" style="width:32.25pt;height:17.25pt" o:ole="">
+            <v:imagedata r:id="rId21" o:title=""/>
           </v:shape>
-          <o:OLEObject Type="Embed" ProgID="Equation.3" ShapeID="_x0000_i1032" DrawAspect="Content" ObjectID="_1468075731" r:id="rId17">
-            <o:LockedField>false</o:LockedField>
-          </o:OLEObject>
+          <o:OLEObject Type="Embed" ProgID="Equation.3" ShapeID="_x0000_i1032" DrawAspect="Content" ObjectID="_1747155086" r:id="rId22"/>
         </w:object>
       </w:r>
       <w:r>
         <w:rPr>
-          <w:rFonts w:ascii="Arial" w:hAnsi="Arial" w:eastAsia="宋体" w:cs="Arial"/>
+          <w:rFonts w:ascii="Arial" w:eastAsia="宋体" w:hAnsi="Arial" w:cs="Arial"/>
           <w:b/>
           <w:sz w:val="30"/>
           <w:szCs w:val="30"/>
@@ -4879,7 +5560,7 @@
       </w:r>
       <w:r>
         <w:rPr>
-          <w:rFonts w:ascii="Arial" w:hAnsi="Arial" w:eastAsia="宋体" w:cs="Arial"/>
+          <w:rFonts w:ascii="Arial" w:eastAsia="宋体" w:hAnsi="Arial" w:cs="Arial"/>
           <w:szCs w:val="24"/>
           <w:vertAlign w:val="superscript"/>
         </w:rPr>
@@ -4889,18 +5570,18 @@
     <w:p>
       <w:pPr>
         <w:widowControl/>
-        <w:ind w:firstLine="300" w:firstLineChars="100"/>
+        <w:ind w:firstLineChars="100" w:firstLine="300"/>
         <w:jc w:val="left"/>
         <w:rPr>
-          <w:rFonts w:ascii="黑体" w:hAnsi="黑体" w:eastAsia="黑体" w:cs="宋体"/>
-          <w:kern w:val="0"/>
-          <w:sz w:val="30"/>
-          <w:szCs w:val="30"/>
-        </w:rPr>
-      </w:pPr>
-      <w:r>
-        <w:rPr>
-          <w:rFonts w:hint="eastAsia" w:ascii="黑体" w:hAnsi="黑体" w:eastAsia="黑体" w:cs="宋体"/>
+          <w:rFonts w:ascii="黑体" w:eastAsia="黑体" w:hAnsi="黑体" w:cs="宋体"/>
+          <w:kern w:val="0"/>
+          <w:sz w:val="30"/>
+          <w:szCs w:val="30"/>
+        </w:rPr>
+      </w:pPr>
+      <w:r>
+        <w:rPr>
+          <w:rFonts w:ascii="黑体" w:eastAsia="黑体" w:hAnsi="黑体" w:cs="宋体" w:hint="eastAsia"/>
           <w:kern w:val="0"/>
           <w:sz w:val="30"/>
           <w:szCs w:val="30"/>
@@ -4909,7 +5590,7 @@
       </w:r>
       <w:r>
         <w:rPr>
-          <w:rFonts w:ascii="黑体" w:hAnsi="黑体" w:eastAsia="黑体" w:cs="宋体"/>
+          <w:rFonts w:ascii="黑体" w:eastAsia="黑体" w:hAnsi="黑体" w:cs="宋体"/>
           <w:kern w:val="0"/>
           <w:sz w:val="30"/>
           <w:szCs w:val="30"/>
@@ -4918,7 +5599,7 @@
       </w:r>
       <w:r>
         <w:rPr>
-          <w:rFonts w:hint="eastAsia" w:ascii="黑体" w:hAnsi="黑体" w:eastAsia="黑体" w:cs="宋体"/>
+          <w:rFonts w:ascii="黑体" w:eastAsia="黑体" w:hAnsi="黑体" w:cs="宋体" w:hint="eastAsia"/>
           <w:kern w:val="0"/>
           <w:sz w:val="30"/>
           <w:szCs w:val="30"/>
@@ -4931,15 +5612,15 @@
         <w:widowControl/>
         <w:jc w:val="left"/>
         <w:rPr>
-          <w:rFonts w:ascii="黑体" w:hAnsi="黑体" w:eastAsia="黑体" w:cs="宋体"/>
-          <w:kern w:val="0"/>
-          <w:sz w:val="30"/>
-          <w:szCs w:val="30"/>
-        </w:rPr>
-      </w:pPr>
-      <w:r>
-        <w:rPr>
-          <w:rFonts w:ascii="黑体" w:hAnsi="黑体" w:eastAsia="黑体" w:cs="宋体"/>
+          <w:rFonts w:ascii="黑体" w:eastAsia="黑体" w:hAnsi="黑体" w:cs="宋体"/>
+          <w:kern w:val="0"/>
+          <w:sz w:val="30"/>
+          <w:szCs w:val="30"/>
+        </w:rPr>
+      </w:pPr>
+      <w:r>
+        <w:rPr>
+          <w:rFonts w:ascii="黑体" w:eastAsia="黑体" w:hAnsi="黑体" w:cs="宋体"/>
           <w:spacing w:val="-11"/>
           <w:kern w:val="0"/>
           <w:sz w:val="30"/>
@@ -4949,22 +5630,32 @@
       </w:r>
       <w:r>
         <w:rPr>
-          <w:rFonts w:hint="eastAsia" w:ascii="黑体" w:hAnsi="黑体" w:eastAsia="黑体" w:cs="宋体"/>
+          <w:rFonts w:ascii="黑体" w:eastAsia="黑体" w:hAnsi="黑体" w:cs="宋体" w:hint="eastAsia"/>
           <w:spacing w:val="-11"/>
           <w:kern w:val="0"/>
           <w:sz w:val="30"/>
           <w:szCs w:val="30"/>
         </w:rPr>
-        <w:t>）求下列函数的渐近表达式并比较复杂度大小 O</w:t>
+        <w:t>）求下列函数的渐近表达式并比较复杂度大小</w:t>
+      </w:r>
+      <w:r>
+        <w:rPr>
+          <w:rFonts w:ascii="黑体" w:eastAsia="黑体" w:hAnsi="黑体" w:cs="宋体" w:hint="eastAsia"/>
+          <w:spacing w:val="-11"/>
+          <w:kern w:val="0"/>
+          <w:sz w:val="30"/>
+          <w:szCs w:val="30"/>
+        </w:rPr>
+        <w:t xml:space="preserve"> O</w:t>
       </w:r>
     </w:p>
     <w:p>
       <w:pPr>
         <w:widowControl/>
-        <w:ind w:firstLine="602" w:firstLineChars="200"/>
+        <w:ind w:firstLineChars="200" w:firstLine="602"/>
         <w:jc w:val="left"/>
         <w:rPr>
-          <w:rFonts w:ascii="黑体" w:hAnsi="黑体" w:eastAsia="黑体" w:cs="宋体"/>
+          <w:rFonts w:ascii="黑体" w:eastAsia="黑体" w:hAnsi="黑体" w:cs="宋体"/>
           <w:spacing w:val="-11"/>
           <w:kern w:val="0"/>
           <w:sz w:val="30"/>
@@ -4973,7 +5664,7 @@
       </w:pPr>
       <w:r>
         <w:rPr>
-          <w:rFonts w:ascii="Arial" w:hAnsi="Arial" w:eastAsia="宋体" w:cs="Arial"/>
+          <w:rFonts w:ascii="Arial" w:eastAsia="宋体" w:hAnsi="Arial" w:cs="Arial"/>
           <w:b/>
           <w:sz w:val="30"/>
           <w:szCs w:val="30"/>
@@ -4982,30 +5673,22 @@
       </w:r>
       <w:r>
         <w:rPr>
-          <w:rFonts w:ascii="Times New Roman" w:hAnsi="Times New Roman" w:eastAsia="宋体"/>
+          <w:rFonts w:ascii="Times New Roman" w:eastAsia="宋体" w:hAnsi="Times New Roman"/>
           <w:b/>
           <w:position w:val="-10"/>
           <w:sz w:val="30"/>
           <w:szCs w:val="30"/>
         </w:rPr>
-        <w:object>
-          <v:shape id="_x0000_i1033" o:spt="75" type="#_x0000_t75" style="height:15.75pt;width:32.25pt;" o:ole="t" filled="f" o:preferrelative="t" stroked="f" coordsize="21600,21600">
-            <v:path/>
-            <v:fill on="f" focussize="0,0"/>
-            <v:stroke on="f" joinstyle="miter"/>
-            <v:imagedata r:id="rId8" o:title=""/>
-            <o:lock v:ext="edit" aspectratio="t"/>
-            <w10:wrap type="none"/>
-            <w10:anchorlock/>
+        <w:object w:dxaOrig="645" w:dyaOrig="315">
+          <v:shape id="_x0000_i1033" type="#_x0000_t75" style="width:32.25pt;height:15.75pt" o:ole="">
+            <v:imagedata r:id="rId11" o:title=""/>
           </v:shape>
-          <o:OLEObject Type="Embed" ProgID="Equation.3" ShapeID="_x0000_i1033" DrawAspect="Content" ObjectID="_1468075732" r:id="rId19">
-            <o:LockedField>false</o:LockedField>
-          </o:OLEObject>
+          <o:OLEObject Type="Embed" ProgID="Equation.3" ShapeID="_x0000_i1033" DrawAspect="Content" ObjectID="_1747155087" r:id="rId23"/>
         </w:object>
       </w:r>
       <w:r>
         <w:rPr>
-          <w:rFonts w:ascii="Times New Roman" w:hAnsi="Times New Roman" w:eastAsia="宋体"/>
+          <w:rFonts w:ascii="Times New Roman" w:eastAsia="宋体" w:hAnsi="Times New Roman"/>
           <w:b/>
           <w:sz w:val="30"/>
           <w:szCs w:val="30"/>
@@ -5014,7 +5697,7 @@
       </w:r>
       <w:r>
         <w:rPr>
-          <w:rFonts w:ascii="Arial" w:hAnsi="Arial" w:eastAsia="宋体" w:cs="Arial"/>
+          <w:rFonts w:ascii="Arial" w:eastAsia="宋体" w:hAnsi="Arial" w:cs="Arial"/>
           <w:b/>
           <w:sz w:val="30"/>
           <w:szCs w:val="30"/>
@@ -5023,7 +5706,7 @@
       </w:r>
       <w:r>
         <w:rPr>
-          <w:rFonts w:ascii="Times New Roman" w:hAnsi="Times New Roman" w:eastAsia="宋体"/>
+          <w:rFonts w:ascii="Times New Roman" w:eastAsia="宋体" w:hAnsi="Times New Roman"/>
           <w:b/>
           <w:sz w:val="30"/>
           <w:szCs w:val="30"/>
@@ -5036,7 +5719,7 @@
         <w:widowControl/>
         <w:jc w:val="left"/>
         <w:rPr>
-          <w:rFonts w:ascii="黑体" w:hAnsi="黑体" w:eastAsia="黑体" w:cs="宋体"/>
+          <w:rFonts w:ascii="黑体" w:eastAsia="黑体" w:hAnsi="黑体" w:cs="宋体"/>
           <w:spacing w:val="-11"/>
           <w:kern w:val="0"/>
           <w:sz w:val="30"/>
@@ -5045,7 +5728,7 @@
       </w:pPr>
       <w:r>
         <w:rPr>
-          <w:rFonts w:ascii="黑体" w:hAnsi="黑体" w:eastAsia="黑体" w:cs="宋体"/>
+          <w:rFonts w:ascii="黑体" w:eastAsia="黑体" w:hAnsi="黑体" w:cs="宋体"/>
           <w:spacing w:val="-11"/>
           <w:kern w:val="0"/>
           <w:sz w:val="30"/>
@@ -5055,7 +5738,7 @@
       </w:r>
       <w:r>
         <w:rPr>
-          <w:rFonts w:hint="eastAsia" w:ascii="黑体" w:hAnsi="黑体" w:eastAsia="黑体"/>
+          <w:rFonts w:ascii="黑体" w:eastAsia="黑体" w:hAnsi="黑体" w:hint="eastAsia"/>
           <w:bCs/>
           <w:sz w:val="30"/>
           <w:szCs w:val="30"/>
@@ -5064,7 +5747,7 @@
       </w:r>
       <w:r>
         <w:rPr>
-          <w:rFonts w:ascii="黑体" w:hAnsi="黑体" w:eastAsia="黑体"/>
+          <w:rFonts w:ascii="黑体" w:eastAsia="黑体" w:hAnsi="黑体"/>
           <w:bCs/>
           <w:sz w:val="30"/>
           <w:szCs w:val="30"/>
@@ -5073,7 +5756,7 @@
       </w:r>
       <w:r>
         <w:rPr>
-          <w:rFonts w:hint="eastAsia" w:ascii="黑体" w:hAnsi="黑体" w:eastAsia="黑体"/>
+          <w:rFonts w:ascii="黑体" w:eastAsia="黑体" w:hAnsi="黑体" w:hint="eastAsia"/>
           <w:bCs/>
           <w:sz w:val="30"/>
           <w:szCs w:val="30"/>
@@ -5082,7 +5765,7 @@
       </w:r>
       <w:r>
         <w:rPr>
-          <w:rFonts w:ascii="黑体" w:hAnsi="黑体" w:eastAsia="黑体"/>
+          <w:rFonts w:ascii="黑体" w:eastAsia="黑体" w:hAnsi="黑体"/>
           <w:bCs/>
           <w:sz w:val="30"/>
           <w:szCs w:val="30"/>
@@ -5091,7 +5774,7 @@
       </w:r>
       <w:r>
         <w:rPr>
-          <w:rFonts w:hint="eastAsia" w:ascii="黑体" w:hAnsi="黑体" w:eastAsia="黑体"/>
+          <w:rFonts w:ascii="黑体" w:eastAsia="黑体" w:hAnsi="黑体" w:hint="eastAsia"/>
           <w:bCs/>
           <w:sz w:val="30"/>
           <w:szCs w:val="30"/>
@@ -5100,7 +5783,7 @@
       </w:r>
       <w:r>
         <w:rPr>
-          <w:rFonts w:ascii="黑体" w:hAnsi="黑体" w:eastAsia="黑体"/>
+          <w:rFonts w:ascii="黑体" w:eastAsia="黑体" w:hAnsi="黑体"/>
           <w:bCs/>
           <w:sz w:val="30"/>
           <w:szCs w:val="30"/>
@@ -5109,7 +5792,7 @@
       </w:r>
       <w:r>
         <w:rPr>
-          <w:rFonts w:hint="eastAsia" w:ascii="黑体" w:hAnsi="黑体" w:eastAsia="黑体"/>
+          <w:rFonts w:ascii="黑体" w:eastAsia="黑体" w:hAnsi="黑体" w:hint="eastAsia"/>
           <w:bCs/>
           <w:sz w:val="30"/>
           <w:szCs w:val="30"/>
@@ -5118,67 +5801,102 @@
       </w:r>
       <w:r>
         <w:rPr>
-          <w:rFonts w:ascii="黑体" w:hAnsi="黑体" w:eastAsia="黑体"/>
+          <w:rFonts w:ascii="黑体" w:eastAsia="黑体" w:hAnsi="黑体"/>
           <w:bCs/>
           <w:sz w:val="30"/>
           <w:szCs w:val="30"/>
         </w:rPr>
         <w:t xml:space="preserve"> </w:t>
       </w:r>
-      <w:r>
-        <w:rPr>
-          <w:rFonts w:hint="eastAsia" w:ascii="黑体" w:hAnsi="黑体" w:eastAsia="黑体"/>
-          <w:bCs/>
-          <w:sz w:val="30"/>
-          <w:szCs w:val="30"/>
-        </w:rPr>
-        <w:t>动归算法复杂度-给出程序，求复杂度（同类型1）</w:t>
-      </w:r>
-    </w:p>
-    <w:p>
-      <w:pPr>
-        <w:ind w:left="-92" w:leftChars="-44"/>
-        <w:rPr>
-          <w:rFonts w:ascii="黑体" w:hAnsi="黑体" w:eastAsia="黑体"/>
-          <w:b/>
-          <w:sz w:val="30"/>
-          <w:szCs w:val="30"/>
-        </w:rPr>
-      </w:pPr>
-      <w:r>
-        <w:rPr>
-          <w:rFonts w:ascii="黑体" w:hAnsi="黑体" w:eastAsia="黑体"/>
-          <w:b/>
-          <w:sz w:val="30"/>
-          <w:szCs w:val="30"/>
-        </w:rPr>
+      <w:proofErr w:type="gramStart"/>
+      <w:r>
+        <w:rPr>
+          <w:rFonts w:ascii="黑体" w:eastAsia="黑体" w:hAnsi="黑体" w:hint="eastAsia"/>
+          <w:bCs/>
+          <w:sz w:val="30"/>
+          <w:szCs w:val="30"/>
+        </w:rPr>
+        <w:t>动归算法</w:t>
+      </w:r>
+      <w:proofErr w:type="gramEnd"/>
+      <w:r>
+        <w:rPr>
+          <w:rFonts w:ascii="黑体" w:eastAsia="黑体" w:hAnsi="黑体" w:hint="eastAsia"/>
+          <w:bCs/>
+          <w:sz w:val="30"/>
+          <w:szCs w:val="30"/>
+        </w:rPr>
+        <w:t>复杂度</w:t>
+      </w:r>
+      <w:r>
+        <w:rPr>
+          <w:rFonts w:ascii="黑体" w:eastAsia="黑体" w:hAnsi="黑体" w:hint="eastAsia"/>
+          <w:bCs/>
+          <w:sz w:val="30"/>
+          <w:szCs w:val="30"/>
+        </w:rPr>
+        <w:t>-给出程序，</w:t>
+      </w:r>
+      <w:proofErr w:type="gramStart"/>
+      <w:r>
+        <w:rPr>
+          <w:rFonts w:ascii="黑体" w:eastAsia="黑体" w:hAnsi="黑体" w:hint="eastAsia"/>
+          <w:bCs/>
+          <w:sz w:val="30"/>
+          <w:szCs w:val="30"/>
+        </w:rPr>
+        <w:t>求复</w:t>
+      </w:r>
+      <w:proofErr w:type="gramEnd"/>
+      <w:r>
+        <w:rPr>
+          <w:rFonts w:ascii="黑体" w:eastAsia="黑体" w:hAnsi="黑体" w:hint="eastAsia"/>
+          <w:bCs/>
+          <w:sz w:val="30"/>
+          <w:szCs w:val="30"/>
+        </w:rPr>
+        <w:t>杂度（同类型1）</w:t>
+      </w:r>
+    </w:p>
+    <w:p>
+      <w:pPr>
+        <w:ind w:leftChars="-44" w:left="-92"/>
+        <w:rPr>
+          <w:rFonts w:ascii="黑体" w:eastAsia="黑体" w:hAnsi="黑体"/>
+          <w:b/>
+          <w:sz w:val="30"/>
+          <w:szCs w:val="30"/>
+        </w:rPr>
+      </w:pPr>
+      <w:r>
+        <w:rPr>
+          <w:rFonts w:ascii="黑体" w:eastAsia="黑体" w:hAnsi="黑体"/>
+          <w:b/>
+          <w:sz w:val="30"/>
+          <w:szCs w:val="30"/>
+        </w:rPr>
+        <w:lastRenderedPageBreak/>
         <w:pict>
-          <v:shape id="_x0000_i1034" o:spt="75" type="#_x0000_t75" style="height:252.75pt;width:411.75pt;" filled="f" o:preferrelative="t" stroked="f" coordsize="21600,21600">
-            <v:path/>
-            <v:fill on="f" focussize="0,0"/>
-            <v:stroke on="f" joinstyle="miter"/>
-            <v:imagedata r:id="rId20" o:title=""/>
-            <o:lock v:ext="edit" aspectratio="t"/>
-            <w10:wrap type="none"/>
-            <w10:anchorlock/>
+          <v:shape id="_x0000_i1034" type="#_x0000_t75" style="width:411.75pt;height:252.75pt">
+            <v:imagedata r:id="rId24" o:title=""/>
           </v:shape>
         </w:pict>
       </w:r>
     </w:p>
     <w:p>
       <w:pPr>
-        <w:ind w:left="-92" w:leftChars="-44"/>
-        <w:rPr>
-          <w:rFonts w:ascii="宋体" w:hAnsi="宋体" w:eastAsia="宋体"/>
-          <w:bCs/>
-          <w:kern w:val="0"/>
-          <w:sz w:val="24"/>
-          <w:szCs w:val="24"/>
-        </w:rPr>
-      </w:pPr>
-      <w:r>
-        <w:rPr>
-          <w:rFonts w:hint="eastAsia" w:ascii="黑体" w:hAnsi="黑体" w:eastAsia="黑体"/>
+        <w:ind w:leftChars="-44" w:left="-92"/>
+        <w:rPr>
+          <w:rFonts w:ascii="宋体" w:eastAsia="宋体" w:hAnsi="宋体"/>
+          <w:bCs/>
+          <w:kern w:val="0"/>
+          <w:sz w:val="24"/>
+          <w:szCs w:val="24"/>
+        </w:rPr>
+      </w:pPr>
+      <w:r>
+        <w:rPr>
+          <w:rFonts w:ascii="黑体" w:eastAsia="黑体" w:hAnsi="黑体" w:hint="eastAsia"/>
           <w:b/>
           <w:sz w:val="30"/>
           <w:szCs w:val="30"/>
@@ -5194,28 +5912,39 @@
         </w:numPr>
         <w:ind w:left="567" w:hanging="567"/>
         <w:rPr>
-          <w:rFonts w:ascii="黑体" w:hAnsi="黑体" w:eastAsia="黑体"/>
-          <w:b/>
-          <w:bCs/>
-          <w:kern w:val="0"/>
-          <w:sz w:val="24"/>
-          <w:szCs w:val="24"/>
-        </w:rPr>
-      </w:pPr>
-      <w:r>
-        <w:rPr>
-          <w:rFonts w:hint="eastAsia" w:ascii="黑体" w:hAnsi="黑体" w:eastAsia="黑体"/>
-          <w:b/>
-          <w:bCs/>
-          <w:kern w:val="0"/>
-          <w:sz w:val="24"/>
-          <w:szCs w:val="24"/>
-        </w:rPr>
-        <w:t>算法理解题（2道题，共</w:t>
-      </w:r>
-      <w:r>
-        <w:rPr>
-          <w:rFonts w:ascii="黑体" w:hAnsi="黑体" w:eastAsia="黑体"/>
+          <w:rFonts w:ascii="黑体" w:eastAsia="黑体" w:hAnsi="黑体"/>
+          <w:b/>
+          <w:bCs/>
+          <w:kern w:val="0"/>
+          <w:sz w:val="24"/>
+          <w:szCs w:val="24"/>
+        </w:rPr>
+      </w:pPr>
+      <w:r>
+        <w:rPr>
+          <w:rFonts w:ascii="黑体" w:eastAsia="黑体" w:hAnsi="黑体" w:hint="eastAsia"/>
+          <w:b/>
+          <w:bCs/>
+          <w:kern w:val="0"/>
+          <w:sz w:val="24"/>
+          <w:szCs w:val="24"/>
+        </w:rPr>
+        <w:t>算法理解题（</w:t>
+      </w:r>
+      <w:r>
+        <w:rPr>
+          <w:rFonts w:ascii="黑体" w:eastAsia="黑体" w:hAnsi="黑体" w:hint="eastAsia"/>
+          <w:b/>
+          <w:bCs/>
+          <w:kern w:val="0"/>
+          <w:sz w:val="24"/>
+          <w:szCs w:val="24"/>
+        </w:rPr>
+        <w:t>2道题，共</w:t>
+      </w:r>
+      <w:r>
+        <w:rPr>
+          <w:rFonts w:ascii="黑体" w:eastAsia="黑体" w:hAnsi="黑体"/>
           <w:b/>
           <w:bCs/>
           <w:kern w:val="0"/>
@@ -5226,7 +5955,7 @@
       </w:r>
       <w:r>
         <w:rPr>
-          <w:rFonts w:hint="eastAsia" w:ascii="黑体" w:hAnsi="黑体" w:eastAsia="黑体"/>
+          <w:rFonts w:ascii="黑体" w:eastAsia="黑体" w:hAnsi="黑体" w:hint="eastAsia"/>
           <w:b/>
           <w:bCs/>
           <w:kern w:val="0"/>
@@ -5240,15 +5969,15 @@
       <w:pPr>
         <w:spacing w:line="360" w:lineRule="exact"/>
         <w:rPr>
-          <w:rFonts w:ascii="黑体" w:hAnsi="黑体" w:eastAsia="黑体"/>
-          <w:bCs/>
-          <w:sz w:val="24"/>
-          <w:szCs w:val="24"/>
-        </w:rPr>
-      </w:pPr>
-      <w:r>
-        <w:rPr>
-          <w:rFonts w:hint="eastAsia" w:ascii="黑体" w:hAnsi="黑体" w:eastAsia="黑体"/>
+          <w:rFonts w:ascii="黑体" w:eastAsia="黑体" w:hAnsi="黑体"/>
+          <w:bCs/>
+          <w:sz w:val="24"/>
+          <w:szCs w:val="24"/>
+        </w:rPr>
+      </w:pPr>
+      <w:r>
+        <w:rPr>
+          <w:rFonts w:ascii="黑体" w:eastAsia="黑体" w:hAnsi="黑体" w:hint="eastAsia"/>
           <w:bCs/>
           <w:sz w:val="24"/>
           <w:szCs w:val="24"/>
@@ -5258,22 +5987,22 @@
     </w:p>
     <w:p>
       <w:pPr>
-        <w:spacing w:before="156" w:beforeLines="50"/>
-        <w:rPr>
-          <w:rFonts w:ascii="宋体" w:hAnsi="宋体" w:eastAsia="宋体" w:cs="Arial"/>
-          <w:szCs w:val="21"/>
-        </w:rPr>
-      </w:pPr>
-      <w:r>
-        <w:rPr>
-          <w:rFonts w:ascii="宋体" w:hAnsi="宋体" w:eastAsia="宋体" w:cs="Arial"/>
+        <w:spacing w:beforeLines="50" w:before="156"/>
+        <w:rPr>
+          <w:rFonts w:ascii="宋体" w:eastAsia="宋体" w:hAnsi="宋体" w:cs="Arial"/>
+          <w:szCs w:val="21"/>
+        </w:rPr>
+      </w:pPr>
+      <w:r>
+        <w:rPr>
+          <w:rFonts w:ascii="宋体" w:eastAsia="宋体" w:hAnsi="宋体" w:cs="Arial"/>
           <w:szCs w:val="21"/>
         </w:rPr>
         <w:t>1.</w:t>
       </w:r>
       <w:r>
         <w:rPr>
-          <w:rFonts w:hint="eastAsia" w:ascii="宋体" w:hAnsi="宋体" w:eastAsia="宋体" w:cs="Arial"/>
+          <w:rFonts w:ascii="宋体" w:eastAsia="宋体" w:hAnsi="宋体" w:cs="Arial" w:hint="eastAsia"/>
           <w:szCs w:val="21"/>
         </w:rPr>
         <w:t>给定一个数字三角形，从顶至底有多条路径，每一步可沿左斜线向下或沿右斜线向下，路径所经过的数字之和为路径得分，请求出最小路径得分和相应路径。</w:t>
@@ -5282,81 +6011,72 @@
     <w:p>
       <w:pPr>
         <w:rPr>
-          <w:rFonts w:ascii="宋体" w:hAnsi="宋体" w:eastAsia="宋体" w:cs="Arial"/>
-          <w:bCs/>
-          <w:szCs w:val="21"/>
-        </w:rPr>
-      </w:pPr>
-    </w:p>
-    <w:p>
-      <w:pPr>
-        <w:rPr>
-          <w:rFonts w:ascii="宋体" w:hAnsi="宋体" w:eastAsia="宋体"/>
-          <w:color w:val="0000FF"/>
-          <w:szCs w:val="21"/>
-        </w:rPr>
-      </w:pPr>
-      <w:r>
-        <w:rPr>
-          <w:rFonts w:ascii="宋体" w:hAnsi="宋体" w:eastAsia="宋体" w:cs="Arial"/>
-          <w:bCs/>
-          <w:color w:val="0000FF"/>
+          <w:rFonts w:ascii="宋体" w:eastAsia="宋体" w:hAnsi="宋体" w:cs="Arial"/>
+          <w:bCs/>
+          <w:szCs w:val="21"/>
+        </w:rPr>
+      </w:pPr>
+    </w:p>
+    <w:p>
+      <w:pPr>
+        <w:rPr>
+          <w:rFonts w:ascii="宋体" w:eastAsia="宋体" w:hAnsi="宋体"/>
+          <w:szCs w:val="21"/>
+        </w:rPr>
+      </w:pPr>
+      <w:r>
+        <w:rPr>
+          <w:rFonts w:ascii="宋体" w:eastAsia="宋体" w:hAnsi="宋体" w:cs="Arial"/>
+          <w:bCs/>
           <w:szCs w:val="21"/>
         </w:rPr>
         <w:t>2.</w:t>
       </w:r>
       <w:r>
         <w:rPr>
-          <w:rFonts w:hint="eastAsia" w:ascii="宋体" w:hAnsi="宋体" w:eastAsia="宋体"/>
-          <w:color w:val="0000FF"/>
+          <w:rFonts w:ascii="宋体" w:eastAsia="宋体" w:hAnsi="宋体" w:hint="eastAsia"/>
           <w:szCs w:val="21"/>
         </w:rPr>
         <w:t>背包问题，背包容量</w:t>
       </w:r>
       <w:r>
         <w:rPr>
-          <w:rFonts w:ascii="宋体" w:hAnsi="宋体" w:eastAsia="宋体"/>
-          <w:color w:val="0000FF"/>
+          <w:rFonts w:ascii="宋体" w:eastAsia="宋体" w:hAnsi="宋体"/>
           <w:szCs w:val="21"/>
         </w:rPr>
         <w:t xml:space="preserve">C= </w:t>
       </w:r>
       <w:r>
         <w:rPr>
-          <w:rFonts w:hint="eastAsia" w:ascii="宋体" w:hAnsi="宋体" w:eastAsia="宋体"/>
-          <w:color w:val="0000FF"/>
+          <w:rFonts w:ascii="宋体" w:eastAsia="宋体" w:hAnsi="宋体" w:hint="eastAsia"/>
           <w:szCs w:val="21"/>
         </w:rPr>
         <w:t>，物品价值</w:t>
       </w:r>
       <w:r>
         <w:rPr>
-          <w:rFonts w:ascii="宋体" w:hAnsi="宋体" w:eastAsia="宋体"/>
-          <w:color w:val="0000FF"/>
+          <w:rFonts w:ascii="宋体" w:eastAsia="宋体" w:hAnsi="宋体"/>
           <w:szCs w:val="21"/>
         </w:rPr>
         <w:t xml:space="preserve">p =[], </w:t>
       </w:r>
       <w:r>
         <w:rPr>
-          <w:rFonts w:hint="eastAsia" w:ascii="宋体" w:hAnsi="宋体" w:eastAsia="宋体"/>
-          <w:color w:val="0000FF"/>
+          <w:rFonts w:ascii="宋体" w:eastAsia="宋体" w:hAnsi="宋体" w:hint="eastAsia"/>
           <w:szCs w:val="21"/>
         </w:rPr>
         <w:t>物品重量</w:t>
       </w:r>
       <w:r>
         <w:rPr>
-          <w:rFonts w:ascii="宋体" w:hAnsi="宋体" w:eastAsia="宋体"/>
-          <w:color w:val="0000FF"/>
+          <w:rFonts w:ascii="宋体" w:eastAsia="宋体" w:hAnsi="宋体"/>
           <w:szCs w:val="21"/>
         </w:rPr>
         <w:t>w=[]</w:t>
       </w:r>
       <w:r>
         <w:rPr>
-          <w:rFonts w:hint="eastAsia" w:ascii="宋体" w:hAnsi="宋体" w:eastAsia="宋体"/>
-          <w:color w:val="0000FF"/>
+          <w:rFonts w:ascii="宋体" w:eastAsia="宋体" w:hAnsi="宋体" w:hint="eastAsia"/>
           <w:szCs w:val="21"/>
         </w:rPr>
         <w:t>，</w:t>
@@ -5369,39 +6089,34 @@
           <w:numId w:val="4"/>
         </w:numPr>
         <w:rPr>
-          <w:rFonts w:ascii="宋体" w:hAnsi="宋体" w:eastAsia="宋体"/>
-          <w:color w:val="0000FF"/>
-          <w:szCs w:val="21"/>
-        </w:rPr>
-      </w:pPr>
-      <w:r>
-        <w:rPr>
-          <w:rFonts w:ascii="宋体" w:hAnsi="宋体" w:eastAsia="宋体"/>
-          <w:color w:val="0000FF"/>
+          <w:rFonts w:ascii="宋体" w:eastAsia="宋体" w:hAnsi="宋体"/>
+          <w:szCs w:val="21"/>
+        </w:rPr>
+      </w:pPr>
+      <w:r>
+        <w:rPr>
+          <w:rFonts w:ascii="宋体" w:eastAsia="宋体" w:hAnsi="宋体"/>
           <w:szCs w:val="21"/>
         </w:rPr>
         <w:t xml:space="preserve"> </w:t>
       </w:r>
       <w:r>
         <w:rPr>
-          <w:rFonts w:hint="eastAsia" w:ascii="宋体" w:hAnsi="宋体" w:eastAsia="宋体"/>
-          <w:color w:val="0000FF"/>
+          <w:rFonts w:ascii="宋体" w:eastAsia="宋体" w:hAnsi="宋体" w:hint="eastAsia"/>
           <w:szCs w:val="21"/>
         </w:rPr>
         <w:t>如果是部分背包问题，求装入背包的最大价值</w:t>
       </w:r>
       <w:r>
         <w:rPr>
-          <w:rFonts w:hint="eastAsia" w:ascii="宋体" w:hAnsi="宋体" w:eastAsia="宋体" w:cs="Arial"/>
-          <w:color w:val="0000FF"/>
+          <w:rFonts w:ascii="宋体" w:eastAsia="宋体" w:hAnsi="宋体" w:cs="Arial" w:hint="eastAsia"/>
           <w:szCs w:val="21"/>
         </w:rPr>
         <w:t>和相应</w:t>
       </w:r>
       <w:r>
         <w:rPr>
-          <w:rFonts w:hint="eastAsia" w:ascii="宋体" w:hAnsi="宋体" w:eastAsia="宋体"/>
-          <w:color w:val="0000FF"/>
+          <w:rFonts w:ascii="宋体" w:eastAsia="宋体" w:hAnsi="宋体" w:hint="eastAsia"/>
           <w:szCs w:val="21"/>
         </w:rPr>
         <w:t>装入物品。</w:t>
@@ -5414,43 +6129,38 @@
           <w:numId w:val="4"/>
         </w:numPr>
         <w:rPr>
-          <w:rFonts w:ascii="宋体" w:hAnsi="宋体" w:eastAsia="宋体"/>
-          <w:color w:val="0000FF"/>
-          <w:szCs w:val="21"/>
-        </w:rPr>
-      </w:pPr>
-      <w:r>
-        <w:rPr>
-          <w:rFonts w:ascii="宋体" w:hAnsi="宋体" w:eastAsia="宋体"/>
-          <w:bCs/>
-          <w:color w:val="0000FF"/>
+          <w:rFonts w:ascii="宋体" w:eastAsia="宋体" w:hAnsi="宋体"/>
+          <w:szCs w:val="21"/>
+        </w:rPr>
+      </w:pPr>
+      <w:r>
+        <w:rPr>
+          <w:rFonts w:ascii="宋体" w:eastAsia="宋体" w:hAnsi="宋体"/>
+          <w:bCs/>
           <w:szCs w:val="21"/>
         </w:rPr>
         <w:t xml:space="preserve"> </w:t>
       </w:r>
       <w:r>
         <w:rPr>
-          <w:rFonts w:hint="eastAsia" w:ascii="宋体" w:hAnsi="宋体" w:eastAsia="宋体"/>
-          <w:bCs/>
-          <w:color w:val="0000FF"/>
+          <w:rFonts w:ascii="宋体" w:eastAsia="宋体" w:hAnsi="宋体" w:hint="eastAsia"/>
+          <w:bCs/>
           <w:szCs w:val="21"/>
         </w:rPr>
         <w:t>如果是</w:t>
       </w:r>
       <w:r>
         <w:rPr>
-          <w:rFonts w:ascii="宋体" w:hAnsi="宋体" w:eastAsia="宋体"/>
-          <w:bCs/>
-          <w:color w:val="0000FF"/>
+          <w:rFonts w:ascii="宋体" w:eastAsia="宋体" w:hAnsi="宋体"/>
+          <w:bCs/>
           <w:szCs w:val="21"/>
         </w:rPr>
         <w:t>0-1</w:t>
       </w:r>
       <w:r>
         <w:rPr>
-          <w:rFonts w:hint="eastAsia" w:ascii="宋体" w:hAnsi="宋体" w:eastAsia="宋体"/>
-          <w:bCs/>
-          <w:color w:val="0000FF"/>
+          <w:rFonts w:ascii="宋体" w:eastAsia="宋体" w:hAnsi="宋体" w:hint="eastAsia"/>
+          <w:bCs/>
           <w:szCs w:val="21"/>
         </w:rPr>
         <w:t>背包问题，</w:t>
@@ -5458,24 +6168,21 @@
       <w:bookmarkStart w:id="6" w:name="_Hlk8993255"/>
       <w:r>
         <w:rPr>
-          <w:rFonts w:hint="eastAsia" w:ascii="宋体" w:hAnsi="宋体" w:eastAsia="宋体"/>
-          <w:color w:val="0000FF"/>
+          <w:rFonts w:ascii="宋体" w:eastAsia="宋体" w:hAnsi="宋体" w:hint="eastAsia"/>
           <w:szCs w:val="21"/>
         </w:rPr>
         <w:t>求装入背包的最大价值</w:t>
       </w:r>
       <w:r>
         <w:rPr>
-          <w:rFonts w:hint="eastAsia" w:ascii="宋体" w:hAnsi="宋体" w:eastAsia="宋体" w:cs="Arial"/>
-          <w:color w:val="0000FF"/>
+          <w:rFonts w:ascii="宋体" w:eastAsia="宋体" w:hAnsi="宋体" w:cs="Arial" w:hint="eastAsia"/>
           <w:szCs w:val="21"/>
         </w:rPr>
         <w:t>和相应</w:t>
       </w:r>
       <w:r>
         <w:rPr>
-          <w:rFonts w:hint="eastAsia" w:ascii="宋体" w:hAnsi="宋体" w:eastAsia="宋体"/>
-          <w:color w:val="0000FF"/>
+          <w:rFonts w:ascii="宋体" w:eastAsia="宋体" w:hAnsi="宋体" w:hint="eastAsia"/>
           <w:szCs w:val="21"/>
         </w:rPr>
         <w:t>装入物品。</w:t>
@@ -5485,47 +6192,43 @@
     <w:p>
       <w:pPr>
         <w:rPr>
-          <w:rFonts w:ascii="宋体" w:hAnsi="宋体" w:eastAsia="宋体"/>
-          <w:color w:val="0000FF"/>
-          <w:szCs w:val="21"/>
-        </w:rPr>
-      </w:pPr>
-      <w:r>
-        <w:rPr>
-          <w:rFonts w:hint="eastAsia" w:ascii="宋体" w:hAnsi="宋体" w:eastAsia="宋体"/>
-          <w:color w:val="0000FF"/>
+          <w:rFonts w:ascii="宋体" w:eastAsia="宋体" w:hAnsi="宋体"/>
+          <w:szCs w:val="21"/>
+        </w:rPr>
+      </w:pPr>
+      <w:proofErr w:type="gramStart"/>
+      <w:r>
+        <w:rPr>
+          <w:rFonts w:ascii="宋体" w:eastAsia="宋体" w:hAnsi="宋体" w:hint="eastAsia"/>
           <w:szCs w:val="21"/>
         </w:rPr>
         <w:t>动归</w:t>
       </w:r>
-      <w:r>
-        <w:rPr>
-          <w:rFonts w:ascii="宋体" w:hAnsi="宋体" w:eastAsia="宋体"/>
-          <w:color w:val="0000FF"/>
+      <w:proofErr w:type="gramEnd"/>
+      <w:r>
+        <w:rPr>
+          <w:rFonts w:ascii="宋体" w:eastAsia="宋体" w:hAnsi="宋体"/>
           <w:szCs w:val="21"/>
         </w:rPr>
         <w:t xml:space="preserve"> </w:t>
       </w:r>
       <w:r>
         <w:rPr>
-          <w:rFonts w:hint="eastAsia" w:ascii="宋体" w:hAnsi="宋体" w:eastAsia="宋体"/>
-          <w:color w:val="0000FF"/>
+          <w:rFonts w:ascii="宋体" w:eastAsia="宋体" w:hAnsi="宋体" w:hint="eastAsia"/>
           <w:szCs w:val="21"/>
         </w:rPr>
         <w:t>回溯</w:t>
       </w:r>
       <w:r>
         <w:rPr>
-          <w:rFonts w:ascii="宋体" w:hAnsi="宋体" w:eastAsia="宋体"/>
-          <w:color w:val="0000FF"/>
+          <w:rFonts w:ascii="宋体" w:eastAsia="宋体" w:hAnsi="宋体"/>
           <w:szCs w:val="21"/>
         </w:rPr>
         <w:t xml:space="preserve"> </w:t>
       </w:r>
       <w:r>
         <w:rPr>
-          <w:rFonts w:hint="eastAsia" w:ascii="宋体" w:hAnsi="宋体" w:eastAsia="宋体"/>
-          <w:color w:val="0000FF"/>
+          <w:rFonts w:ascii="宋体" w:eastAsia="宋体" w:hAnsi="宋体" w:hint="eastAsia"/>
           <w:szCs w:val="21"/>
         </w:rPr>
         <w:t>分支限界</w:t>
@@ -5534,7 +6237,7 @@
     <w:p>
       <w:pPr>
         <w:rPr>
-          <w:rFonts w:ascii="宋体" w:hAnsi="宋体" w:eastAsia="宋体"/>
+          <w:rFonts w:ascii="宋体" w:eastAsia="宋体" w:hAnsi="宋体"/>
           <w:szCs w:val="21"/>
         </w:rPr>
       </w:pPr>
@@ -5557,64 +6260,46 @@
     </w:p>
     <w:p>
       <w:pPr>
-        <w:spacing w:before="156" w:beforeLines="50"/>
-        <w:rPr>
-          <w:rFonts w:ascii="宋体" w:hAnsi="宋体" w:eastAsia="宋体"/>
-          <w:color w:val="C0504D" w:themeColor="accent2"/>
-          <w:kern w:val="0"/>
-          <w:sz w:val="24"/>
-          <w:szCs w:val="24"/>
-          <w14:textFill>
-            <w14:solidFill>
-              <w14:schemeClr w14:val="accent2"/>
-            </w14:solidFill>
-          </w14:textFill>
-        </w:rPr>
-      </w:pPr>
-      <w:r>
-        <w:rPr>
-          <w:rFonts w:ascii="宋体" w:hAnsi="宋体" w:eastAsia="宋体"/>
-          <w:color w:val="C0504D" w:themeColor="accent2"/>
-          <w:kern w:val="0"/>
-          <w:sz w:val="24"/>
-          <w:szCs w:val="24"/>
-          <w14:textFill>
-            <w14:solidFill>
-              <w14:schemeClr w14:val="accent2"/>
-            </w14:solidFill>
-          </w14:textFill>
+        <w:spacing w:beforeLines="50" w:before="156"/>
+        <w:rPr>
+          <w:rFonts w:ascii="宋体" w:eastAsia="宋体" w:hAnsi="宋体"/>
+          <w:kern w:val="0"/>
+          <w:sz w:val="24"/>
+          <w:szCs w:val="24"/>
+        </w:rPr>
+      </w:pPr>
+      <w:r>
+        <w:rPr>
+          <w:rFonts w:ascii="宋体" w:eastAsia="宋体" w:hAnsi="宋体"/>
+          <w:kern w:val="0"/>
+          <w:sz w:val="24"/>
+          <w:szCs w:val="24"/>
         </w:rPr>
         <w:t>4</w:t>
       </w:r>
       <w:r>
         <w:rPr>
-          <w:rFonts w:hint="eastAsia" w:ascii="宋体" w:hAnsi="宋体" w:eastAsia="宋体"/>
-          <w:color w:val="C0504D" w:themeColor="accent2"/>
-          <w:kern w:val="0"/>
-          <w:sz w:val="24"/>
-          <w:szCs w:val="24"/>
-          <w14:textFill>
-            <w14:solidFill>
-              <w14:schemeClr w14:val="accent2"/>
-            </w14:solidFill>
-          </w14:textFill>
+          <w:rFonts w:ascii="宋体" w:eastAsia="宋体" w:hAnsi="宋体" w:hint="eastAsia"/>
+          <w:kern w:val="0"/>
+          <w:sz w:val="24"/>
+          <w:szCs w:val="24"/>
         </w:rPr>
         <w:t>哈夫曼编码</w:t>
       </w:r>
     </w:p>
     <w:p>
       <w:pPr>
-        <w:spacing w:before="156" w:beforeLines="50"/>
-        <w:rPr>
-          <w:rFonts w:ascii="宋体" w:hAnsi="宋体" w:eastAsia="宋体"/>
-          <w:kern w:val="0"/>
-          <w:sz w:val="24"/>
-          <w:szCs w:val="24"/>
-        </w:rPr>
-      </w:pPr>
-      <w:r>
-        <w:rPr>
-          <w:rFonts w:ascii="宋体" w:hAnsi="宋体" w:eastAsia="宋体"/>
+        <w:spacing w:beforeLines="50" w:before="156"/>
+        <w:rPr>
+          <w:rFonts w:ascii="宋体" w:eastAsia="宋体" w:hAnsi="宋体"/>
+          <w:kern w:val="0"/>
+          <w:sz w:val="24"/>
+          <w:szCs w:val="24"/>
+        </w:rPr>
+      </w:pPr>
+      <w:r>
+        <w:rPr>
+          <w:rFonts w:ascii="宋体" w:eastAsia="宋体" w:hAnsi="宋体"/>
           <w:kern w:val="0"/>
           <w:sz w:val="24"/>
           <w:szCs w:val="24"/>
@@ -5623,7 +6308,7 @@
       </w:r>
       <w:r>
         <w:rPr>
-          <w:rFonts w:hint="eastAsia" w:ascii="宋体" w:hAnsi="宋体" w:eastAsia="宋体"/>
+          <w:rFonts w:ascii="宋体" w:eastAsia="宋体" w:hAnsi="宋体" w:hint="eastAsia"/>
           <w:kern w:val="0"/>
           <w:sz w:val="24"/>
           <w:szCs w:val="24"/>
@@ -5632,7 +6317,7 @@
       </w:r>
       <w:r>
         <w:rPr>
-          <w:rFonts w:ascii="宋体" w:hAnsi="宋体" w:eastAsia="宋体"/>
+          <w:rFonts w:ascii="宋体" w:eastAsia="宋体" w:hAnsi="宋体"/>
           <w:kern w:val="0"/>
           <w:sz w:val="24"/>
           <w:szCs w:val="24"/>
@@ -5641,7 +6326,7 @@
       </w:r>
       <w:r>
         <w:rPr>
-          <w:rFonts w:hint="eastAsia" w:ascii="宋体" w:hAnsi="宋体" w:eastAsia="宋体"/>
+          <w:rFonts w:ascii="宋体" w:eastAsia="宋体" w:hAnsi="宋体" w:hint="eastAsia"/>
           <w:kern w:val="0"/>
           <w:sz w:val="24"/>
           <w:szCs w:val="24"/>
@@ -5651,64 +6336,50 @@
     </w:p>
     <w:p>
       <w:pPr>
-        <w:spacing w:before="156" w:beforeLines="50"/>
-        <w:rPr>
-          <w:rFonts w:ascii="宋体" w:hAnsi="宋体" w:eastAsia="宋体" w:cs="Arial"/>
-          <w:bCs/>
-          <w:szCs w:val="21"/>
-        </w:rPr>
-      </w:pPr>
-      <w:r>
-        <w:rPr>
-          <w:rFonts w:ascii="宋体" w:hAnsi="宋体" w:eastAsia="宋体" w:cs="Arial"/>
-          <w:bCs/>
-          <w:color w:val="C0504D" w:themeColor="accent2"/>
-          <w:szCs w:val="21"/>
-          <w14:textFill>
-            <w14:solidFill>
-              <w14:schemeClr w14:val="accent2"/>
-            </w14:solidFill>
-          </w14:textFill>
+        <w:spacing w:beforeLines="50" w:before="156"/>
+        <w:rPr>
+          <w:rFonts w:ascii="宋体" w:eastAsia="宋体" w:hAnsi="宋体" w:cs="Arial"/>
+          <w:bCs/>
+          <w:szCs w:val="21"/>
+        </w:rPr>
+      </w:pPr>
+      <w:r>
+        <w:rPr>
+          <w:rFonts w:ascii="宋体" w:eastAsia="宋体" w:hAnsi="宋体" w:cs="Arial"/>
+          <w:bCs/>
+          <w:szCs w:val="21"/>
         </w:rPr>
         <w:t>6</w:t>
       </w:r>
       <w:r>
         <w:rPr>
-          <w:rFonts w:hint="eastAsia" w:ascii="宋体" w:hAnsi="宋体" w:eastAsia="宋体" w:cs="Arial"/>
-          <w:bCs/>
-          <w:color w:val="C0504D" w:themeColor="accent2"/>
-          <w:szCs w:val="21"/>
-          <w14:textFill>
-            <w14:solidFill>
-              <w14:schemeClr w14:val="accent2"/>
-            </w14:solidFill>
-          </w14:textFill>
+          <w:rFonts w:ascii="宋体" w:eastAsia="宋体" w:hAnsi="宋体" w:cs="Arial" w:hint="eastAsia"/>
+          <w:bCs/>
+          <w:szCs w:val="21"/>
         </w:rPr>
         <w:t>矩阵连乘</w:t>
       </w:r>
       <w:r>
         <w:rPr>
-          <w:rFonts w:ascii="宋体" w:hAnsi="宋体" w:eastAsia="宋体" w:cs="Arial"/>
+          <w:rFonts w:ascii="宋体" w:eastAsia="宋体" w:hAnsi="宋体" w:cs="Arial"/>
           <w:bCs/>
           <w:szCs w:val="21"/>
         </w:rPr>
         <w:t xml:space="preserve">  </w:t>
       </w:r>
-      <w:bookmarkStart w:id="8" w:name="_GoBack"/>
-      <w:bookmarkEnd w:id="8"/>
-    </w:p>
-    <w:p>
-      <w:pPr>
-        <w:spacing w:before="156" w:beforeLines="50"/>
-        <w:rPr>
-          <w:rFonts w:ascii="宋体" w:hAnsi="宋体" w:eastAsia="宋体" w:cs="Arial"/>
-          <w:bCs/>
-          <w:szCs w:val="21"/>
-        </w:rPr>
-      </w:pPr>
-      <w:r>
-        <w:rPr>
-          <w:rFonts w:ascii="宋体" w:hAnsi="宋体" w:eastAsia="宋体" w:cs="Arial"/>
+    </w:p>
+    <w:p>
+      <w:pPr>
+        <w:spacing w:beforeLines="50" w:before="156"/>
+        <w:rPr>
+          <w:rFonts w:ascii="宋体" w:eastAsia="宋体" w:hAnsi="宋体" w:cs="Arial"/>
+          <w:bCs/>
+          <w:szCs w:val="21"/>
+        </w:rPr>
+      </w:pPr>
+      <w:r>
+        <w:rPr>
+          <w:rFonts w:ascii="宋体" w:eastAsia="宋体" w:hAnsi="宋体" w:cs="Arial"/>
           <w:bCs/>
           <w:szCs w:val="21"/>
         </w:rPr>
@@ -5716,7 +6387,7 @@
       </w:r>
       <w:r>
         <w:rPr>
-          <w:rFonts w:hint="eastAsia" w:ascii="宋体" w:hAnsi="宋体" w:eastAsia="宋体" w:cs="Arial"/>
+          <w:rFonts w:ascii="宋体" w:eastAsia="宋体" w:hAnsi="宋体" w:cs="Arial" w:hint="eastAsia"/>
           <w:bCs/>
           <w:szCs w:val="21"/>
         </w:rPr>
@@ -5725,16 +6396,16 @@
     </w:p>
     <w:p>
       <w:pPr>
-        <w:spacing w:before="156" w:beforeLines="50"/>
-        <w:rPr>
-          <w:rFonts w:ascii="宋体" w:hAnsi="宋体" w:eastAsia="宋体" w:cs="Arial"/>
-          <w:bCs/>
-          <w:szCs w:val="21"/>
-        </w:rPr>
-      </w:pPr>
-      <w:r>
-        <w:rPr>
-          <w:rFonts w:ascii="宋体" w:hAnsi="宋体" w:eastAsia="宋体" w:cs="Arial"/>
+        <w:spacing w:beforeLines="50" w:before="156"/>
+        <w:rPr>
+          <w:rFonts w:ascii="宋体" w:eastAsia="宋体" w:hAnsi="宋体" w:cs="Arial"/>
+          <w:bCs/>
+          <w:szCs w:val="21"/>
+        </w:rPr>
+      </w:pPr>
+      <w:r>
+        <w:rPr>
+          <w:rFonts w:ascii="宋体" w:eastAsia="宋体" w:hAnsi="宋体" w:cs="Arial"/>
           <w:bCs/>
           <w:szCs w:val="21"/>
         </w:rPr>
@@ -5742,7 +6413,7 @@
       </w:r>
       <w:r>
         <w:rPr>
-          <w:rFonts w:hint="eastAsia" w:ascii="宋体" w:hAnsi="宋体" w:eastAsia="宋体" w:cs="Arial"/>
+          <w:rFonts w:ascii="宋体" w:eastAsia="宋体" w:hAnsi="宋体" w:cs="Arial" w:hint="eastAsia"/>
           <w:bCs/>
           <w:szCs w:val="21"/>
         </w:rPr>
@@ -5751,16 +6422,16 @@
     </w:p>
     <w:p>
       <w:pPr>
-        <w:spacing w:before="156" w:beforeLines="50"/>
-        <w:rPr>
-          <w:rFonts w:ascii="宋体" w:hAnsi="宋体" w:eastAsia="宋体" w:cs="Arial"/>
-          <w:bCs/>
-          <w:szCs w:val="21"/>
-        </w:rPr>
-      </w:pPr>
-      <w:r>
-        <w:rPr>
-          <w:rFonts w:ascii="宋体" w:hAnsi="宋体" w:eastAsia="宋体"/>
+        <w:spacing w:beforeLines="50" w:before="156"/>
+        <w:rPr>
+          <w:rFonts w:ascii="宋体" w:eastAsia="宋体" w:hAnsi="宋体" w:cs="Arial"/>
+          <w:bCs/>
+          <w:szCs w:val="21"/>
+        </w:rPr>
+      </w:pPr>
+      <w:r>
+        <w:rPr>
+          <w:rFonts w:ascii="宋体" w:eastAsia="宋体" w:hAnsi="宋体"/>
           <w:kern w:val="0"/>
           <w:sz w:val="24"/>
           <w:szCs w:val="24"/>
@@ -5769,7 +6440,7 @@
       </w:r>
       <w:r>
         <w:rPr>
-          <w:rFonts w:hint="eastAsia" w:ascii="宋体" w:hAnsi="宋体" w:eastAsia="宋体"/>
+          <w:rFonts w:ascii="宋体" w:eastAsia="宋体" w:hAnsi="宋体" w:hint="eastAsia"/>
           <w:kern w:val="0"/>
           <w:sz w:val="24"/>
           <w:szCs w:val="24"/>
@@ -5779,16 +6450,16 @@
     </w:p>
     <w:p>
       <w:pPr>
-        <w:spacing w:before="156" w:beforeLines="50"/>
-        <w:rPr>
-          <w:rFonts w:ascii="宋体" w:hAnsi="宋体" w:eastAsia="宋体" w:cs="Arial"/>
-          <w:bCs/>
-          <w:szCs w:val="21"/>
-        </w:rPr>
-      </w:pPr>
-      <w:r>
-        <w:rPr>
-          <w:rFonts w:ascii="宋体" w:hAnsi="宋体" w:eastAsia="宋体" w:cs="Arial"/>
+        <w:spacing w:beforeLines="50" w:before="156"/>
+        <w:rPr>
+          <w:rFonts w:ascii="宋体" w:eastAsia="宋体" w:hAnsi="宋体" w:cs="Arial"/>
+          <w:bCs/>
+          <w:szCs w:val="21"/>
+        </w:rPr>
+      </w:pPr>
+      <w:r>
+        <w:rPr>
+          <w:rFonts w:ascii="宋体" w:eastAsia="宋体" w:hAnsi="宋体" w:cs="Arial"/>
           <w:bCs/>
           <w:szCs w:val="21"/>
         </w:rPr>
@@ -5796,7 +6467,7 @@
       </w:r>
       <w:r>
         <w:rPr>
-          <w:rFonts w:hint="eastAsia" w:ascii="宋体" w:hAnsi="宋体" w:eastAsia="宋体" w:cs="Arial"/>
+          <w:rFonts w:ascii="宋体" w:eastAsia="宋体" w:hAnsi="宋体" w:cs="Arial" w:hint="eastAsia"/>
           <w:bCs/>
           <w:szCs w:val="21"/>
         </w:rPr>
@@ -5817,7 +6488,7 @@
       <w:pPr>
         <w:ind w:firstLine="420"/>
         <w:rPr>
-          <w:rFonts w:ascii="宋体" w:hAnsi="宋体" w:eastAsia="宋体"/>
+          <w:rFonts w:ascii="宋体" w:eastAsia="宋体" w:hAnsi="宋体"/>
           <w:b/>
           <w:bCs/>
           <w:color w:val="FF0000"/>
@@ -5827,7 +6498,7 @@
       </w:pPr>
       <w:r>
         <w:rPr>
-          <w:rFonts w:hint="eastAsia" w:ascii="黑体" w:hAnsi="黑体" w:eastAsia="黑体"/>
+          <w:rFonts w:ascii="黑体" w:eastAsia="黑体" w:hAnsi="黑体" w:hint="eastAsia"/>
           <w:b/>
           <w:bCs/>
           <w:kern w:val="0"/>
@@ -5838,7 +6509,7 @@
       </w:r>
       <w:r>
         <w:rPr>
-          <w:rFonts w:ascii="黑体" w:hAnsi="黑体" w:eastAsia="黑体"/>
+          <w:rFonts w:ascii="黑体" w:eastAsia="黑体" w:hAnsi="黑体"/>
           <w:b/>
           <w:bCs/>
           <w:kern w:val="0"/>
@@ -5849,7 +6520,7 @@
       </w:r>
       <w:r>
         <w:rPr>
-          <w:rFonts w:hint="eastAsia" w:ascii="黑体" w:hAnsi="黑体" w:eastAsia="黑体"/>
+          <w:rFonts w:ascii="黑体" w:eastAsia="黑体" w:hAnsi="黑体" w:hint="eastAsia"/>
           <w:b/>
           <w:bCs/>
           <w:kern w:val="0"/>
@@ -5860,7 +6531,7 @@
       </w:r>
       <w:r>
         <w:rPr>
-          <w:rFonts w:ascii="黑体" w:hAnsi="黑体" w:eastAsia="黑体"/>
+          <w:rFonts w:ascii="黑体" w:eastAsia="黑体" w:hAnsi="黑体"/>
           <w:b/>
           <w:bCs/>
           <w:kern w:val="0"/>
@@ -5871,7 +6542,7 @@
       </w:r>
       <w:r>
         <w:rPr>
-          <w:rFonts w:hint="eastAsia" w:ascii="黑体" w:hAnsi="黑体" w:eastAsia="黑体"/>
+          <w:rFonts w:ascii="黑体" w:eastAsia="黑体" w:hAnsi="黑体" w:hint="eastAsia"/>
           <w:b/>
           <w:bCs/>
           <w:kern w:val="0"/>
@@ -5882,7 +6553,7 @@
       </w:r>
       <w:r>
         <w:rPr>
-          <w:rFonts w:ascii="黑体" w:hAnsi="黑体" w:eastAsia="黑体"/>
+          <w:rFonts w:ascii="黑体" w:eastAsia="黑体" w:hAnsi="黑体"/>
           <w:b/>
           <w:bCs/>
           <w:kern w:val="0"/>
@@ -5896,22 +6567,30 @@
       <w:pPr>
         <w:ind w:left="420"/>
         <w:rPr>
-          <w:rFonts w:ascii="黑体" w:hAnsi="黑体" w:eastAsia="黑体"/>
-          <w:sz w:val="24"/>
-          <w:szCs w:val="24"/>
-        </w:rPr>
-      </w:pPr>
-      <w:r>
-        <w:rPr>
-          <w:rFonts w:hint="eastAsia" w:ascii="黑体" w:hAnsi="黑体" w:eastAsia="黑体"/>
-          <w:sz w:val="24"/>
-          <w:szCs w:val="24"/>
-        </w:rPr>
-        <w:t>给出5道题，第一题必做，从剩余题目中任意选择其中</w:t>
-      </w:r>
-      <w:r>
-        <w:rPr>
-          <w:rFonts w:ascii="黑体" w:hAnsi="黑体" w:eastAsia="黑体"/>
+          <w:rFonts w:ascii="黑体" w:eastAsia="黑体" w:hAnsi="黑体"/>
+          <w:sz w:val="24"/>
+          <w:szCs w:val="24"/>
+        </w:rPr>
+      </w:pPr>
+      <w:r>
+        <w:rPr>
+          <w:rFonts w:ascii="黑体" w:eastAsia="黑体" w:hAnsi="黑体" w:hint="eastAsia"/>
+          <w:sz w:val="24"/>
+          <w:szCs w:val="24"/>
+        </w:rPr>
+        <w:t>给出5道题，</w:t>
+      </w:r>
+      <w:r>
+        <w:rPr>
+          <w:rFonts w:ascii="黑体" w:eastAsia="黑体" w:hAnsi="黑体" w:hint="eastAsia"/>
+          <w:sz w:val="24"/>
+          <w:szCs w:val="24"/>
+        </w:rPr>
+        <w:t>第一题必做，从剩余题目中任意选择其中</w:t>
+      </w:r>
+      <w:r>
+        <w:rPr>
+          <w:rFonts w:ascii="黑体" w:eastAsia="黑体" w:hAnsi="黑体"/>
           <w:sz w:val="24"/>
           <w:szCs w:val="24"/>
         </w:rPr>
@@ -5919,15 +6598,24 @@
       </w:r>
       <w:r>
         <w:rPr>
-          <w:rFonts w:hint="eastAsia" w:ascii="黑体" w:hAnsi="黑体" w:eastAsia="黑体"/>
-          <w:sz w:val="24"/>
-          <w:szCs w:val="24"/>
-        </w:rPr>
-        <w:t>题，选择合适的算法策略</w:t>
-      </w:r>
-      <w:r>
-        <w:rPr>
-          <w:rFonts w:ascii="黑体" w:hAnsi="黑体" w:eastAsia="黑体"/>
+          <w:rFonts w:ascii="黑体" w:eastAsia="黑体" w:hAnsi="黑体" w:hint="eastAsia"/>
+          <w:sz w:val="24"/>
+          <w:szCs w:val="24"/>
+        </w:rPr>
+        <w:t>题，选择合适的算</w:t>
+      </w:r>
+      <w:r>
+        <w:rPr>
+          <w:rFonts w:ascii="黑体" w:eastAsia="黑体" w:hAnsi="黑体" w:hint="eastAsia"/>
+          <w:sz w:val="24"/>
+          <w:szCs w:val="24"/>
+        </w:rPr>
+        <w:lastRenderedPageBreak/>
+        <w:t>法策略</w:t>
+      </w:r>
+      <w:r>
+        <w:rPr>
+          <w:rFonts w:ascii="黑体" w:eastAsia="黑体" w:hAnsi="黑体"/>
           <w:sz w:val="24"/>
           <w:szCs w:val="24"/>
         </w:rPr>
@@ -5935,7 +6623,7 @@
       </w:r>
       <w:r>
         <w:rPr>
-          <w:rFonts w:hint="eastAsia" w:ascii="黑体" w:hAnsi="黑体" w:eastAsia="黑体"/>
+          <w:rFonts w:ascii="黑体" w:eastAsia="黑体" w:hAnsi="黑体" w:hint="eastAsia"/>
           <w:sz w:val="24"/>
           <w:szCs w:val="24"/>
         </w:rPr>
@@ -5944,16 +6632,16 @@
     </w:p>
     <w:p>
       <w:pPr>
-        <w:ind w:left="420" w:firstLine="240" w:firstLineChars="100"/>
-        <w:rPr>
-          <w:rFonts w:ascii="黑体" w:hAnsi="黑体" w:eastAsia="黑体"/>
-          <w:sz w:val="24"/>
-          <w:szCs w:val="24"/>
-        </w:rPr>
-      </w:pPr>
-      <w:r>
-        <w:rPr>
-          <w:rFonts w:hint="eastAsia" w:ascii="黑体" w:hAnsi="黑体" w:eastAsia="黑体"/>
+        <w:ind w:left="420" w:firstLineChars="100" w:firstLine="240"/>
+        <w:rPr>
+          <w:rFonts w:ascii="黑体" w:eastAsia="黑体" w:hAnsi="黑体"/>
+          <w:sz w:val="24"/>
+          <w:szCs w:val="24"/>
+        </w:rPr>
+      </w:pPr>
+      <w:r>
+        <w:rPr>
+          <w:rFonts w:ascii="黑体" w:eastAsia="黑体" w:hAnsi="黑体" w:hint="eastAsia"/>
           <w:sz w:val="24"/>
           <w:szCs w:val="24"/>
         </w:rPr>
@@ -5961,7 +6649,7 @@
       </w:r>
       <w:r>
         <w:rPr>
-          <w:rFonts w:ascii="黑体" w:hAnsi="黑体" w:eastAsia="黑体"/>
+          <w:rFonts w:ascii="黑体" w:eastAsia="黑体" w:hAnsi="黑体"/>
           <w:sz w:val="24"/>
           <w:szCs w:val="24"/>
         </w:rPr>
@@ -5969,7 +6657,7 @@
       </w:r>
       <w:r>
         <w:rPr>
-          <w:rFonts w:hint="eastAsia" w:ascii="黑体" w:hAnsi="黑体" w:eastAsia="黑体"/>
+          <w:rFonts w:ascii="黑体" w:eastAsia="黑体" w:hAnsi="黑体" w:hint="eastAsia"/>
           <w:sz w:val="24"/>
           <w:szCs w:val="24"/>
         </w:rPr>
@@ -5979,17 +6667,17 @@
     <w:p>
       <w:pPr>
         <w:spacing w:line="380" w:lineRule="exact"/>
-        <w:ind w:firstLine="1440" w:firstLineChars="600"/>
-        <w:rPr>
-          <w:rFonts w:ascii="黑体" w:hAnsi="黑体" w:eastAsia="黑体"/>
-          <w:kern w:val="0"/>
-          <w:sz w:val="24"/>
-          <w:szCs w:val="24"/>
-        </w:rPr>
-      </w:pPr>
-      <w:r>
-        <w:rPr>
-          <w:rFonts w:ascii="黑体" w:hAnsi="黑体" w:eastAsia="黑体"/>
+        <w:ind w:firstLineChars="600" w:firstLine="1440"/>
+        <w:rPr>
+          <w:rFonts w:ascii="黑体" w:eastAsia="黑体" w:hAnsi="黑体"/>
+          <w:kern w:val="0"/>
+          <w:sz w:val="24"/>
+          <w:szCs w:val="24"/>
+        </w:rPr>
+      </w:pPr>
+      <w:r>
+        <w:rPr>
+          <w:rFonts w:ascii="黑体" w:eastAsia="黑体" w:hAnsi="黑体"/>
           <w:sz w:val="24"/>
           <w:szCs w:val="24"/>
         </w:rPr>
@@ -5997,7 +6685,7 @@
       </w:r>
       <w:r>
         <w:rPr>
-          <w:rFonts w:hint="eastAsia" w:ascii="黑体" w:hAnsi="黑体" w:eastAsia="黑体"/>
+          <w:rFonts w:ascii="黑体" w:eastAsia="黑体" w:hAnsi="黑体" w:hint="eastAsia"/>
           <w:sz w:val="24"/>
           <w:szCs w:val="24"/>
         </w:rPr>
@@ -6005,7 +6693,7 @@
       </w:r>
       <w:r>
         <w:rPr>
-          <w:rFonts w:ascii="黑体" w:hAnsi="黑体" w:eastAsia="黑体"/>
+          <w:rFonts w:ascii="黑体" w:eastAsia="黑体" w:hAnsi="黑体"/>
           <w:sz w:val="24"/>
           <w:szCs w:val="24"/>
         </w:rPr>
@@ -6013,7 +6701,7 @@
       </w:r>
       <w:r>
         <w:rPr>
-          <w:rFonts w:hint="eastAsia" w:ascii="黑体" w:hAnsi="黑体" w:eastAsia="黑体"/>
+          <w:rFonts w:ascii="黑体" w:eastAsia="黑体" w:hAnsi="黑体" w:hint="eastAsia"/>
           <w:kern w:val="0"/>
           <w:sz w:val="24"/>
           <w:szCs w:val="24"/>
@@ -6022,7 +6710,7 @@
       </w:r>
       <w:r>
         <w:rPr>
-          <w:rFonts w:ascii="黑体" w:hAnsi="黑体" w:eastAsia="黑体"/>
+          <w:rFonts w:ascii="黑体" w:eastAsia="黑体" w:hAnsi="黑体"/>
           <w:kern w:val="0"/>
           <w:sz w:val="24"/>
           <w:szCs w:val="24"/>
@@ -6031,7 +6719,7 @@
       </w:r>
       <w:r>
         <w:rPr>
-          <w:rFonts w:hint="eastAsia" w:ascii="黑体" w:hAnsi="黑体" w:eastAsia="黑体"/>
+          <w:rFonts w:ascii="黑体" w:eastAsia="黑体" w:hAnsi="黑体" w:hint="eastAsia"/>
           <w:kern w:val="0"/>
           <w:sz w:val="24"/>
           <w:szCs w:val="24"/>
@@ -6040,7 +6728,7 @@
       </w:r>
       <w:r>
         <w:rPr>
-          <w:rFonts w:ascii="黑体" w:hAnsi="黑体" w:eastAsia="黑体"/>
+          <w:rFonts w:ascii="黑体" w:eastAsia="黑体" w:hAnsi="黑体"/>
           <w:kern w:val="0"/>
           <w:sz w:val="24"/>
           <w:szCs w:val="24"/>
@@ -6049,7 +6737,7 @@
       </w:r>
       <w:r>
         <w:rPr>
-          <w:rFonts w:hint="eastAsia" w:ascii="黑体" w:hAnsi="黑体" w:eastAsia="黑体"/>
+          <w:rFonts w:ascii="黑体" w:eastAsia="黑体" w:hAnsi="黑体" w:hint="eastAsia"/>
           <w:kern w:val="0"/>
           <w:sz w:val="24"/>
           <w:szCs w:val="24"/>
@@ -6058,7 +6746,7 @@
       </w:r>
       <w:r>
         <w:rPr>
-          <w:rFonts w:ascii="黑体" w:hAnsi="黑体" w:eastAsia="黑体"/>
+          <w:rFonts w:ascii="黑体" w:eastAsia="黑体" w:hAnsi="黑体"/>
           <w:kern w:val="0"/>
           <w:sz w:val="24"/>
           <w:szCs w:val="24"/>
@@ -6067,7 +6755,7 @@
       </w:r>
       <w:r>
         <w:rPr>
-          <w:rFonts w:hint="eastAsia" w:ascii="黑体" w:hAnsi="黑体" w:eastAsia="黑体"/>
+          <w:rFonts w:ascii="黑体" w:eastAsia="黑体" w:hAnsi="黑体" w:hint="eastAsia"/>
           <w:kern w:val="0"/>
           <w:sz w:val="24"/>
           <w:szCs w:val="24"/>
@@ -6076,7 +6764,7 @@
       </w:r>
       <w:r>
         <w:rPr>
-          <w:rFonts w:ascii="黑体" w:hAnsi="黑体" w:eastAsia="黑体"/>
+          <w:rFonts w:ascii="黑体" w:eastAsia="黑体" w:hAnsi="黑体"/>
           <w:kern w:val="0"/>
           <w:sz w:val="24"/>
           <w:szCs w:val="24"/>
@@ -6085,7 +6773,7 @@
       </w:r>
       <w:r>
         <w:rPr>
-          <w:rFonts w:hint="eastAsia" w:ascii="黑体" w:hAnsi="黑体" w:eastAsia="黑体"/>
+          <w:rFonts w:ascii="黑体" w:eastAsia="黑体" w:hAnsi="黑体" w:hint="eastAsia"/>
           <w:sz w:val="24"/>
           <w:szCs w:val="24"/>
         </w:rPr>
@@ -6094,16 +6782,16 @@
     </w:p>
     <w:p>
       <w:pPr>
-        <w:ind w:firstLine="1440" w:firstLineChars="600"/>
-        <w:rPr>
-          <w:rFonts w:ascii="黑体" w:hAnsi="黑体" w:eastAsia="黑体"/>
-          <w:sz w:val="24"/>
-          <w:szCs w:val="24"/>
-        </w:rPr>
-      </w:pPr>
-      <w:r>
-        <w:rPr>
-          <w:rFonts w:ascii="黑体" w:hAnsi="黑体" w:eastAsia="黑体"/>
+        <w:ind w:firstLineChars="600" w:firstLine="1440"/>
+        <w:rPr>
+          <w:rFonts w:ascii="黑体" w:eastAsia="黑体" w:hAnsi="黑体"/>
+          <w:sz w:val="24"/>
+          <w:szCs w:val="24"/>
+        </w:rPr>
+      </w:pPr>
+      <w:r>
+        <w:rPr>
+          <w:rFonts w:ascii="黑体" w:eastAsia="黑体" w:hAnsi="黑体"/>
           <w:sz w:val="24"/>
           <w:szCs w:val="24"/>
         </w:rPr>
@@ -6111,7 +6799,7 @@
       </w:r>
       <w:r>
         <w:rPr>
-          <w:rFonts w:hint="eastAsia" w:ascii="黑体" w:hAnsi="黑体" w:eastAsia="黑体"/>
+          <w:rFonts w:ascii="黑体" w:eastAsia="黑体" w:hAnsi="黑体" w:hint="eastAsia"/>
           <w:sz w:val="24"/>
           <w:szCs w:val="24"/>
         </w:rPr>
@@ -6120,7 +6808,7 @@
     </w:p>
     <w:p>
       <w:pPr>
-        <w:pStyle w:val="10"/>
+        <w:pStyle w:val="ad"/>
         <w:ind w:firstLineChars="0"/>
         <w:rPr>
           <w:b/>
@@ -6147,7 +6835,19 @@
         <w:rPr>
           <w:rFonts w:hint="eastAsia"/>
         </w:rPr>
-        <w:t xml:space="preserve">法。考察一题多解，多种思路，多种算法。 第二章 第十一章拓展类似题：主元素  </w:t>
+        <w:t>法。考察一题多解，多种思路，多种算法。 第二章 第十一章拓展类似题</w:t>
+      </w:r>
+      <w:r>
+        <w:rPr>
+          <w:rFonts w:hint="eastAsia"/>
+        </w:rPr>
+        <w:t>：</w:t>
+      </w:r>
+      <w:r>
+        <w:rPr>
+          <w:rFonts w:hint="eastAsia"/>
+        </w:rPr>
+        <w:t xml:space="preserve">主元素  </w:t>
       </w:r>
       <w:r>
         <w:t>S</w:t>
@@ -6171,17 +6871,17 @@
     <w:p>
       <w:pPr>
         <w:rPr>
-          <w:rFonts w:ascii="宋体" w:hAnsi="宋体" w:eastAsia="宋体"/>
-          <w:b/>
-          <w:bCs/>
-          <w:kern w:val="0"/>
-          <w:sz w:val="24"/>
-          <w:szCs w:val="24"/>
-        </w:rPr>
-      </w:pPr>
-      <w:r>
-        <w:rPr>
-          <w:rFonts w:hint="eastAsia" w:ascii="宋体" w:hAnsi="宋体" w:eastAsia="宋体"/>
+          <w:rFonts w:ascii="宋体" w:eastAsia="宋体" w:hAnsi="宋体"/>
+          <w:b/>
+          <w:bCs/>
+          <w:kern w:val="0"/>
+          <w:sz w:val="24"/>
+          <w:szCs w:val="24"/>
+        </w:rPr>
+      </w:pPr>
+      <w:r>
+        <w:rPr>
+          <w:rFonts w:ascii="宋体" w:eastAsia="宋体" w:hAnsi="宋体" w:hint="eastAsia"/>
           <w:b/>
           <w:bCs/>
           <w:kern w:val="0"/>
@@ -6192,18 +6892,29 @@
       </w:r>
       <w:r>
         <w:rPr>
-          <w:rFonts w:ascii="宋体" w:hAnsi="宋体" w:eastAsia="宋体"/>
-          <w:b/>
-          <w:bCs/>
-          <w:kern w:val="0"/>
-          <w:sz w:val="24"/>
-          <w:szCs w:val="24"/>
-        </w:rPr>
-        <w:t xml:space="preserve">  2.    </w:t>
-      </w:r>
-      <w:r>
-        <w:rPr>
-          <w:rFonts w:hint="eastAsia" w:ascii="宋体" w:hAnsi="宋体" w:eastAsia="宋体"/>
+          <w:rFonts w:ascii="宋体" w:eastAsia="宋体" w:hAnsi="宋体"/>
+          <w:b/>
+          <w:bCs/>
+          <w:kern w:val="0"/>
+          <w:sz w:val="24"/>
+          <w:szCs w:val="24"/>
+        </w:rPr>
+        <w:t xml:space="preserve">  </w:t>
+      </w:r>
+      <w:r>
+        <w:rPr>
+          <w:rFonts w:ascii="宋体" w:eastAsia="宋体" w:hAnsi="宋体"/>
+          <w:b/>
+          <w:bCs/>
+          <w:kern w:val="0"/>
+          <w:sz w:val="24"/>
+          <w:szCs w:val="24"/>
+        </w:rPr>
+        <w:t xml:space="preserve">2.    </w:t>
+      </w:r>
+      <w:r>
+        <w:rPr>
+          <w:rFonts w:ascii="宋体" w:eastAsia="宋体" w:hAnsi="宋体" w:hint="eastAsia"/>
           <w:b/>
           <w:bCs/>
           <w:kern w:val="0"/>
@@ -6214,33 +6925,46 @@
       </w:r>
       <w:r>
         <w:rPr>
-          <w:rFonts w:hint="eastAsia" w:ascii="宋体" w:hAnsi="宋体" w:eastAsia="宋体"/>
+          <w:rFonts w:ascii="宋体" w:eastAsia="宋体" w:hAnsi="宋体" w:hint="eastAsia"/>
           <w:b/>
           <w:bCs/>
           <w:color w:val="FF0000"/>
           <w:sz w:val="24"/>
           <w:szCs w:val="24"/>
         </w:rPr>
-        <w:t>以讨论和拓展题为主</w:t>
+        <w:t>以讨论和拓展</w:t>
+      </w:r>
+      <w:r>
+        <w:rPr>
+          <w:rFonts w:ascii="宋体" w:eastAsia="宋体" w:hAnsi="宋体" w:hint="eastAsia"/>
+          <w:b/>
+          <w:bCs/>
+          <w:color w:val="FF0000"/>
+          <w:sz w:val="24"/>
+          <w:szCs w:val="24"/>
+        </w:rPr>
+        <w:t>题为主</w:t>
       </w:r>
     </w:p>
     <w:p>
       <w:pPr>
         <w:ind w:firstLine="420"/>
         <w:rPr>
-          <w:rFonts w:ascii="宋体" w:hAnsi="宋体" w:eastAsia="宋体"/>
-          <w:b/>
-          <w:bCs/>
-          <w:sz w:val="24"/>
-          <w:szCs w:val="24"/>
-        </w:rPr>
-      </w:pPr>
+          <w:rFonts w:ascii="宋体" w:eastAsia="宋体" w:hAnsi="宋体"/>
+          <w:b/>
+          <w:bCs/>
+          <w:sz w:val="24"/>
+          <w:szCs w:val="24"/>
+        </w:rPr>
+      </w:pPr>
+      <w:bookmarkStart w:id="8" w:name="_GoBack"/>
+      <w:bookmarkEnd w:id="8"/>
     </w:p>
     <w:p>
       <w:pPr>
         <w:ind w:firstLine="420"/>
         <w:rPr>
-          <w:rFonts w:ascii="宋体" w:hAnsi="宋体" w:eastAsia="宋体"/>
+          <w:rFonts w:ascii="宋体" w:eastAsia="宋体" w:hAnsi="宋体"/>
           <w:b/>
           <w:bCs/>
           <w:sz w:val="24"/>
@@ -6252,7 +6976,7 @@
       <w:pPr>
         <w:ind w:firstLine="420"/>
         <w:rPr>
-          <w:rFonts w:ascii="宋体" w:hAnsi="宋体" w:eastAsia="宋体"/>
+          <w:rFonts w:ascii="宋体" w:eastAsia="宋体" w:hAnsi="宋体"/>
           <w:b/>
           <w:bCs/>
           <w:sz w:val="24"/>
@@ -6263,20 +6987,58 @@
     <w:sectPr>
       <w:pgSz w:w="11906" w:h="16838"/>
       <w:pgMar w:top="1440" w:right="1800" w:bottom="1440" w:left="1800" w:header="851" w:footer="992" w:gutter="0"/>
-      <w:cols w:space="425" w:num="1"/>
-      <w:docGrid w:type="lines" w:linePitch="312" w:charSpace="0"/>
+      <w:cols w:space="425"/>
+      <w:docGrid w:type="lines" w:linePitch="312"/>
     </w:sectPr>
   </w:body>
 </w:document>
 </file>
 
+<file path=word/endnotes.xml><?xml version="1.0" encoding="utf-8"?>
+<w:endnotes xmlns:wpc="http://schemas.microsoft.com/office/word/2010/wordprocessingCanvas" xmlns:cx="http://schemas.microsoft.com/office/drawing/2014/chartex" xmlns:cx1="http://schemas.microsoft.com/office/drawing/2015/9/8/chartex" xmlns:cx2="http://schemas.microsoft.com/office/drawing/2015/10/21/chartex" xmlns:cx3="http://schemas.microsoft.com/office/drawing/2016/5/9/chartex" xmlns:cx4="http://schemas.microsoft.com/office/drawing/2016/5/10/chartex" xmlns:cx5="http://schemas.microsoft.com/office/drawing/2016/5/11/chartex" xmlns:cx6="http://schemas.microsoft.com/office/drawing/2016/5/12/chartex" xmlns:cx7="http://schemas.microsoft.com/office/drawing/2016/5/13/chartex" xmlns:cx8="http://schemas.microsoft.com/office/drawing/2016/5/14/chartex" xmlns:mc="http://schemas.openxmlformats.org/markup-compatibility/2006" xmlns:aink="http://schemas.microsoft.com/office/drawing/2016/ink" xmlns:am3d="http://schemas.microsoft.com/office/drawing/2017/model3d" xmlns:o="urn:schemas-microsoft-com:office:office" xmlns:r="http://schemas.openxmlformats.org/officeDocument/2006/relationships" xmlns:m="http://schemas.openxmlformats.org/officeDocument/2006/math" xmlns:v="urn:schemas-microsoft-com:vml" xmlns:wp14="http://schemas.microsoft.com/office/word/2010/wordprocessingDrawing" xmlns:wp="http://schemas.openxmlformats.org/drawingml/2006/wordprocessingDrawing" xmlns:w10="urn:schemas-microsoft-com:office:word" xmlns:w="http://schemas.openxmlformats.org/wordprocessingml/2006/main" xmlns:w14="http://schemas.microsoft.com/office/word/2010/wordml" xmlns:w15="http://schemas.microsoft.com/office/word/2012/wordml" xmlns:w16cid="http://schemas.microsoft.com/office/word/2016/wordml/cid" xmlns:w16se="http://schemas.microsoft.com/office/word/2015/wordml/symex" xmlns:wpg="http://schemas.microsoft.com/office/word/2010/wordprocessingGroup" xmlns:wpi="http://schemas.microsoft.com/office/word/2010/wordprocessingInk" xmlns:wne="http://schemas.microsoft.com/office/word/2006/wordml" xmlns:wps="http://schemas.microsoft.com/office/word/2010/wordprocessingShape" mc:Ignorable="w14 w15 w16se w16cid wp14">
+  <w:endnote w:type="separator" w:id="-1">
+    <w:p>
+      <w:r>
+        <w:separator/>
+      </w:r>
+    </w:p>
+  </w:endnote>
+  <w:endnote w:type="continuationSeparator" w:id="0">
+    <w:p>
+      <w:r>
+        <w:continuationSeparator/>
+      </w:r>
+    </w:p>
+  </w:endnote>
+</w:endnotes>
+</file>
+
+<file path=word/footnotes.xml><?xml version="1.0" encoding="utf-8"?>
+<w:footnotes xmlns:wpc="http://schemas.microsoft.com/office/word/2010/wordprocessingCanvas" xmlns:cx="http://schemas.microsoft.com/office/drawing/2014/chartex" xmlns:cx1="http://schemas.microsoft.com/office/drawing/2015/9/8/chartex" xmlns:cx2="http://schemas.microsoft.com/office/drawing/2015/10/21/chartex" xmlns:cx3="http://schemas.microsoft.com/office/drawing/2016/5/9/chartex" xmlns:cx4="http://schemas.microsoft.com/office/drawing/2016/5/10/chartex" xmlns:cx5="http://schemas.microsoft.com/office/drawing/2016/5/11/chartex" xmlns:cx6="http://schemas.microsoft.com/office/drawing/2016/5/12/chartex" xmlns:cx7="http://schemas.microsoft.com/office/drawing/2016/5/13/chartex" xmlns:cx8="http://schemas.microsoft.com/office/drawing/2016/5/14/chartex" xmlns:mc="http://schemas.openxmlformats.org/markup-compatibility/2006" xmlns:aink="http://schemas.microsoft.com/office/drawing/2016/ink" xmlns:am3d="http://schemas.microsoft.com/office/drawing/2017/model3d" xmlns:o="urn:schemas-microsoft-com:office:office" xmlns:r="http://schemas.openxmlformats.org/officeDocument/2006/relationships" xmlns:m="http://schemas.openxmlformats.org/officeDocument/2006/math" xmlns:v="urn:schemas-microsoft-com:vml" xmlns:wp14="http://schemas.microsoft.com/office/word/2010/wordprocessingDrawing" xmlns:wp="http://schemas.openxmlformats.org/drawingml/2006/wordprocessingDrawing" xmlns:w10="urn:schemas-microsoft-com:office:word" xmlns:w="http://schemas.openxmlformats.org/wordprocessingml/2006/main" xmlns:w14="http://schemas.microsoft.com/office/word/2010/wordml" xmlns:w15="http://schemas.microsoft.com/office/word/2012/wordml" xmlns:w16cid="http://schemas.microsoft.com/office/word/2016/wordml/cid" xmlns:w16se="http://schemas.microsoft.com/office/word/2015/wordml/symex" xmlns:wpg="http://schemas.microsoft.com/office/word/2010/wordprocessingGroup" xmlns:wpi="http://schemas.microsoft.com/office/word/2010/wordprocessingInk" xmlns:wne="http://schemas.microsoft.com/office/word/2006/wordml" xmlns:wps="http://schemas.microsoft.com/office/word/2010/wordprocessingShape" mc:Ignorable="w14 w15 w16se w16cid wp14">
+  <w:footnote w:type="separator" w:id="-1">
+    <w:p>
+      <w:r>
+        <w:separator/>
+      </w:r>
+    </w:p>
+  </w:footnote>
+  <w:footnote w:type="continuationSeparator" w:id="0">
+    <w:p>
+      <w:r>
+        <w:continuationSeparator/>
+      </w:r>
+    </w:p>
+  </w:footnote>
+</w:footnotes>
+</file>
+
 <file path=word/numbering.xml><?xml version="1.0" encoding="utf-8"?>
-<w:numbering xmlns:wpc="http://schemas.microsoft.com/office/word/2010/wordprocessingCanvas" xmlns:mc="http://schemas.openxmlformats.org/markup-compatibility/2006" xmlns:o="urn:schemas-microsoft-com:office:office" xmlns:r="http://schemas.openxmlformats.org/officeDocument/2006/relationships" xmlns:m="http://schemas.openxmlformats.org/officeDocument/2006/math" xmlns:v="urn:schemas-microsoft-com:vml" xmlns:wp14="http://schemas.microsoft.com/office/word/2010/wordprocessingDrawing" xmlns:wp="http://schemas.openxmlformats.org/drawingml/2006/wordprocessingDrawing" xmlns:w10="urn:schemas-microsoft-com:office:word" xmlns:w="http://schemas.openxmlformats.org/wordprocessingml/2006/main" xmlns:w14="http://schemas.microsoft.com/office/word/2010/wordml" xmlns:wpg="http://schemas.microsoft.com/office/word/2010/wordprocessingGroup" xmlns:wpi="http://schemas.microsoft.com/office/word/2010/wordprocessingInk" xmlns:wne="http://schemas.microsoft.com/office/word/2006/wordml" xmlns:wps="http://schemas.microsoft.com/office/word/2010/wordprocessingShape" xmlns:wpsCustomData="http://www.wps.cn/officeDocument/2013/wpsCustomData" mc:Ignorable="w14 wp14">
-  <w:abstractNum w:abstractNumId="0">
+<w:numbering xmlns:wpc="http://schemas.microsoft.com/office/word/2010/wordprocessingCanvas" xmlns:cx="http://schemas.microsoft.com/office/drawing/2014/chartex" xmlns:cx1="http://schemas.microsoft.com/office/drawing/2015/9/8/chartex" xmlns:cx2="http://schemas.microsoft.com/office/drawing/2015/10/21/chartex" xmlns:cx3="http://schemas.microsoft.com/office/drawing/2016/5/9/chartex" xmlns:cx4="http://schemas.microsoft.com/office/drawing/2016/5/10/chartex" xmlns:cx5="http://schemas.microsoft.com/office/drawing/2016/5/11/chartex" xmlns:cx6="http://schemas.microsoft.com/office/drawing/2016/5/12/chartex" xmlns:cx7="http://schemas.microsoft.com/office/drawing/2016/5/13/chartex" xmlns:cx8="http://schemas.microsoft.com/office/drawing/2016/5/14/chartex" xmlns:mc="http://schemas.openxmlformats.org/markup-compatibility/2006" xmlns:aink="http://schemas.microsoft.com/office/drawing/2016/ink" xmlns:am3d="http://schemas.microsoft.com/office/drawing/2017/model3d" xmlns:o="urn:schemas-microsoft-com:office:office" xmlns:r="http://schemas.openxmlformats.org/officeDocument/2006/relationships" xmlns:m="http://schemas.openxmlformats.org/officeDocument/2006/math" xmlns:v="urn:schemas-microsoft-com:vml" xmlns:wp14="http://schemas.microsoft.com/office/word/2010/wordprocessingDrawing" xmlns:wp="http://schemas.openxmlformats.org/drawingml/2006/wordprocessingDrawing" xmlns:w10="urn:schemas-microsoft-com:office:word" xmlns:w="http://schemas.openxmlformats.org/wordprocessingml/2006/main" xmlns:w14="http://schemas.microsoft.com/office/word/2010/wordml" xmlns:w15="http://schemas.microsoft.com/office/word/2012/wordml" xmlns:w16cid="http://schemas.microsoft.com/office/word/2016/wordml/cid" xmlns:w16se="http://schemas.microsoft.com/office/word/2015/wordml/symex" xmlns:wpg="http://schemas.microsoft.com/office/word/2010/wordprocessingGroup" xmlns:wpi="http://schemas.microsoft.com/office/word/2010/wordprocessingInk" xmlns:wne="http://schemas.microsoft.com/office/word/2006/wordml" xmlns:wps="http://schemas.microsoft.com/office/word/2010/wordprocessingShape" mc:Ignorable="w14 w15 w16se w16cid wp14">
+  <w:abstractNum w:abstractNumId="0" w15:restartNumberingAfterBreak="0">
     <w:nsid w:val="047231DF"/>
     <w:multiLevelType w:val="multilevel"/>
     <w:tmpl w:val="047231DF"/>
-    <w:lvl w:ilvl="0" w:tentative="0">
+    <w:lvl w:ilvl="0">
       <w:start w:val="4"/>
       <w:numFmt w:val="japaneseCounting"/>
       <w:lvlText w:val="%1、"/>
@@ -6285,10 +7047,10 @@
         <w:ind w:left="1440" w:hanging="720"/>
       </w:pPr>
       <w:rPr>
-        <w:rFonts w:hint="default" w:cs="Times New Roman"/>
+        <w:rFonts w:cs="Times New Roman" w:hint="default"/>
       </w:rPr>
     </w:lvl>
-    <w:lvl w:ilvl="1" w:tentative="0">
+    <w:lvl w:ilvl="1">
       <w:start w:val="1"/>
       <w:numFmt w:val="lowerLetter"/>
       <w:lvlText w:val="%2)"/>
@@ -6300,7 +7062,7 @@
         <w:rFonts w:cs="Times New Roman"/>
       </w:rPr>
     </w:lvl>
-    <w:lvl w:ilvl="2" w:tentative="0">
+    <w:lvl w:ilvl="2">
       <w:start w:val="1"/>
       <w:numFmt w:val="lowerRoman"/>
       <w:lvlText w:val="%3."/>
@@ -6312,7 +7074,7 @@
         <w:rFonts w:cs="Times New Roman"/>
       </w:rPr>
     </w:lvl>
-    <w:lvl w:ilvl="3" w:tentative="0">
+    <w:lvl w:ilvl="3">
       <w:start w:val="1"/>
       <w:numFmt w:val="decimal"/>
       <w:lvlText w:val="%4."/>
@@ -6324,7 +7086,7 @@
         <w:rFonts w:cs="Times New Roman"/>
       </w:rPr>
     </w:lvl>
-    <w:lvl w:ilvl="4" w:tentative="0">
+    <w:lvl w:ilvl="4">
       <w:start w:val="1"/>
       <w:numFmt w:val="lowerLetter"/>
       <w:lvlText w:val="%5)"/>
@@ -6336,7 +7098,7 @@
         <w:rFonts w:cs="Times New Roman"/>
       </w:rPr>
     </w:lvl>
-    <w:lvl w:ilvl="5" w:tentative="0">
+    <w:lvl w:ilvl="5">
       <w:start w:val="1"/>
       <w:numFmt w:val="lowerRoman"/>
       <w:lvlText w:val="%6."/>
@@ -6348,7 +7110,7 @@
         <w:rFonts w:cs="Times New Roman"/>
       </w:rPr>
     </w:lvl>
-    <w:lvl w:ilvl="6" w:tentative="0">
+    <w:lvl w:ilvl="6">
       <w:start w:val="1"/>
       <w:numFmt w:val="decimal"/>
       <w:lvlText w:val="%7."/>
@@ -6360,7 +7122,7 @@
         <w:rFonts w:cs="Times New Roman"/>
       </w:rPr>
     </w:lvl>
-    <w:lvl w:ilvl="7" w:tentative="0">
+    <w:lvl w:ilvl="7">
       <w:start w:val="1"/>
       <w:numFmt w:val="lowerLetter"/>
       <w:lvlText w:val="%8)"/>
@@ -6372,7 +7134,7 @@
         <w:rFonts w:cs="Times New Roman"/>
       </w:rPr>
     </w:lvl>
-    <w:lvl w:ilvl="8" w:tentative="0">
+    <w:lvl w:ilvl="8">
       <w:start w:val="1"/>
       <w:numFmt w:val="lowerRoman"/>
       <w:lvlText w:val="%9."/>
@@ -6385,11 +7147,11 @@
       </w:rPr>
     </w:lvl>
   </w:abstractNum>
-  <w:abstractNum w:abstractNumId="1">
+  <w:abstractNum w:abstractNumId="1" w15:restartNumberingAfterBreak="0">
     <w:nsid w:val="165868D3"/>
     <w:multiLevelType w:val="multilevel"/>
     <w:tmpl w:val="165868D3"/>
-    <w:lvl w:ilvl="0" w:tentative="0">
+    <w:lvl w:ilvl="0">
       <w:start w:val="1"/>
       <w:numFmt w:val="japaneseCounting"/>
       <w:lvlText w:val="%1、"/>
@@ -6398,10 +7160,10 @@
         <w:ind w:left="720" w:hanging="720"/>
       </w:pPr>
       <w:rPr>
-        <w:rFonts w:hint="default" w:cs="Times New Roman"/>
+        <w:rFonts w:cs="Times New Roman" w:hint="default"/>
       </w:rPr>
     </w:lvl>
-    <w:lvl w:ilvl="1" w:tentative="0">
+    <w:lvl w:ilvl="1">
       <w:start w:val="1"/>
       <w:numFmt w:val="lowerLetter"/>
       <w:lvlText w:val="%2)"/>
@@ -6413,7 +7175,7 @@
         <w:rFonts w:cs="Times New Roman"/>
       </w:rPr>
     </w:lvl>
-    <w:lvl w:ilvl="2" w:tentative="0">
+    <w:lvl w:ilvl="2">
       <w:start w:val="1"/>
       <w:numFmt w:val="lowerRoman"/>
       <w:lvlText w:val="%3."/>
@@ -6425,7 +7187,7 @@
         <w:rFonts w:cs="Times New Roman"/>
       </w:rPr>
     </w:lvl>
-    <w:lvl w:ilvl="3" w:tentative="0">
+    <w:lvl w:ilvl="3">
       <w:start w:val="1"/>
       <w:numFmt w:val="decimal"/>
       <w:lvlText w:val="%4."/>
@@ -6437,7 +7199,7 @@
         <w:rFonts w:cs="Times New Roman"/>
       </w:rPr>
     </w:lvl>
-    <w:lvl w:ilvl="4" w:tentative="0">
+    <w:lvl w:ilvl="4">
       <w:start w:val="1"/>
       <w:numFmt w:val="lowerLetter"/>
       <w:lvlText w:val="%5)"/>
@@ -6449,7 +7211,7 @@
         <w:rFonts w:cs="Times New Roman"/>
       </w:rPr>
     </w:lvl>
-    <w:lvl w:ilvl="5" w:tentative="0">
+    <w:lvl w:ilvl="5">
       <w:start w:val="1"/>
       <w:numFmt w:val="lowerRoman"/>
       <w:lvlText w:val="%6."/>
@@ -6461,7 +7223,7 @@
         <w:rFonts w:cs="Times New Roman"/>
       </w:rPr>
     </w:lvl>
-    <w:lvl w:ilvl="6" w:tentative="0">
+    <w:lvl w:ilvl="6">
       <w:start w:val="1"/>
       <w:numFmt w:val="decimal"/>
       <w:lvlText w:val="%7."/>
@@ -6473,7 +7235,7 @@
         <w:rFonts w:cs="Times New Roman"/>
       </w:rPr>
     </w:lvl>
-    <w:lvl w:ilvl="7" w:tentative="0">
+    <w:lvl w:ilvl="7">
       <w:start w:val="1"/>
       <w:numFmt w:val="lowerLetter"/>
       <w:lvlText w:val="%8)"/>
@@ -6485,7 +7247,7 @@
         <w:rFonts w:cs="Times New Roman"/>
       </w:rPr>
     </w:lvl>
-    <w:lvl w:ilvl="8" w:tentative="0">
+    <w:lvl w:ilvl="8">
       <w:start w:val="1"/>
       <w:numFmt w:val="lowerRoman"/>
       <w:lvlText w:val="%9."/>
@@ -6498,11 +7260,11 @@
       </w:rPr>
     </w:lvl>
   </w:abstractNum>
-  <w:abstractNum w:abstractNumId="2">
+  <w:abstractNum w:abstractNumId="2" w15:restartNumberingAfterBreak="0">
     <w:nsid w:val="3CA67066"/>
     <w:multiLevelType w:val="multilevel"/>
     <w:tmpl w:val="3CA67066"/>
-    <w:lvl w:ilvl="0" w:tentative="0">
+    <w:lvl w:ilvl="0">
       <w:start w:val="1"/>
       <w:numFmt w:val="decimal"/>
       <w:lvlText w:val="%1."/>
@@ -6514,10 +7276,10 @@
         <w:ind w:left="360" w:hanging="360"/>
       </w:pPr>
       <w:rPr>
-        <w:rFonts w:hint="eastAsia" w:cs="Times New Roman"/>
+        <w:rFonts w:cs="Times New Roman" w:hint="eastAsia"/>
       </w:rPr>
     </w:lvl>
-    <w:lvl w:ilvl="1" w:tentative="0">
+    <w:lvl w:ilvl="1">
       <w:start w:val="1"/>
       <w:numFmt w:val="lowerLetter"/>
       <w:lvlText w:val="%2)"/>
@@ -6532,7 +7294,7 @@
         <w:rFonts w:cs="Times New Roman"/>
       </w:rPr>
     </w:lvl>
-    <w:lvl w:ilvl="2" w:tentative="0">
+    <w:lvl w:ilvl="2">
       <w:start w:val="1"/>
       <w:numFmt w:val="lowerRoman"/>
       <w:lvlText w:val="%3."/>
@@ -6547,7 +7309,7 @@
         <w:rFonts w:cs="Times New Roman"/>
       </w:rPr>
     </w:lvl>
-    <w:lvl w:ilvl="3" w:tentative="0">
+    <w:lvl w:ilvl="3">
       <w:start w:val="1"/>
       <w:numFmt w:val="decimal"/>
       <w:lvlText w:val="%4."/>
@@ -6562,7 +7324,7 @@
         <w:rFonts w:cs="Times New Roman"/>
       </w:rPr>
     </w:lvl>
-    <w:lvl w:ilvl="4" w:tentative="0">
+    <w:lvl w:ilvl="4">
       <w:start w:val="1"/>
       <w:numFmt w:val="lowerLetter"/>
       <w:lvlText w:val="%5)"/>
@@ -6577,7 +7339,7 @@
         <w:rFonts w:cs="Times New Roman"/>
       </w:rPr>
     </w:lvl>
-    <w:lvl w:ilvl="5" w:tentative="0">
+    <w:lvl w:ilvl="5">
       <w:start w:val="1"/>
       <w:numFmt w:val="lowerRoman"/>
       <w:lvlText w:val="%6."/>
@@ -6592,7 +7354,7 @@
         <w:rFonts w:cs="Times New Roman"/>
       </w:rPr>
     </w:lvl>
-    <w:lvl w:ilvl="6" w:tentative="0">
+    <w:lvl w:ilvl="6">
       <w:start w:val="1"/>
       <w:numFmt w:val="decimal"/>
       <w:lvlText w:val="%7."/>
@@ -6607,7 +7369,7 @@
         <w:rFonts w:cs="Times New Roman"/>
       </w:rPr>
     </w:lvl>
-    <w:lvl w:ilvl="7" w:tentative="0">
+    <w:lvl w:ilvl="7">
       <w:start w:val="1"/>
       <w:numFmt w:val="lowerLetter"/>
       <w:lvlText w:val="%8)"/>
@@ -6622,7 +7384,7 @@
         <w:rFonts w:cs="Times New Roman"/>
       </w:rPr>
     </w:lvl>
-    <w:lvl w:ilvl="8" w:tentative="0">
+    <w:lvl w:ilvl="8">
       <w:start w:val="1"/>
       <w:numFmt w:val="lowerRoman"/>
       <w:lvlText w:val="%9."/>
@@ -6638,11 +7400,11 @@
       </w:rPr>
     </w:lvl>
   </w:abstractNum>
-  <w:abstractNum w:abstractNumId="3">
+  <w:abstractNum w:abstractNumId="3" w15:restartNumberingAfterBreak="0">
     <w:nsid w:val="3D616A10"/>
     <w:multiLevelType w:val="multilevel"/>
     <w:tmpl w:val="3D616A10"/>
-    <w:lvl w:ilvl="0" w:tentative="0">
+    <w:lvl w:ilvl="0">
       <w:start w:val="1"/>
       <w:numFmt w:val="decimal"/>
       <w:lvlText w:val="%1)"/>
@@ -6651,10 +7413,10 @@
         <w:ind w:left="360" w:hanging="360"/>
       </w:pPr>
       <w:rPr>
-        <w:rFonts w:hint="default" w:cs="Times New Roman"/>
+        <w:rFonts w:cs="Times New Roman" w:hint="default"/>
       </w:rPr>
     </w:lvl>
-    <w:lvl w:ilvl="1" w:tentative="0">
+    <w:lvl w:ilvl="1">
       <w:start w:val="1"/>
       <w:numFmt w:val="lowerLetter"/>
       <w:lvlText w:val="%2)"/>
@@ -6666,7 +7428,7 @@
         <w:rFonts w:cs="Times New Roman"/>
       </w:rPr>
     </w:lvl>
-    <w:lvl w:ilvl="2" w:tentative="0">
+    <w:lvl w:ilvl="2">
       <w:start w:val="1"/>
       <w:numFmt w:val="lowerRoman"/>
       <w:lvlText w:val="%3."/>
@@ -6678,7 +7440,7 @@
         <w:rFonts w:cs="Times New Roman"/>
       </w:rPr>
     </w:lvl>
-    <w:lvl w:ilvl="3" w:tentative="0">
+    <w:lvl w:ilvl="3">
       <w:start w:val="1"/>
       <w:numFmt w:val="decimal"/>
       <w:lvlText w:val="%4."/>
@@ -6690,7 +7452,7 @@
         <w:rFonts w:cs="Times New Roman"/>
       </w:rPr>
     </w:lvl>
-    <w:lvl w:ilvl="4" w:tentative="0">
+    <w:lvl w:ilvl="4">
       <w:start w:val="1"/>
       <w:numFmt w:val="lowerLetter"/>
       <w:lvlText w:val="%5)"/>
@@ -6702,7 +7464,7 @@
         <w:rFonts w:cs="Times New Roman"/>
       </w:rPr>
     </w:lvl>
-    <w:lvl w:ilvl="5" w:tentative="0">
+    <w:lvl w:ilvl="5">
       <w:start w:val="1"/>
       <w:numFmt w:val="lowerRoman"/>
       <w:lvlText w:val="%6."/>
@@ -6714,7 +7476,7 @@
         <w:rFonts w:cs="Times New Roman"/>
       </w:rPr>
     </w:lvl>
-    <w:lvl w:ilvl="6" w:tentative="0">
+    <w:lvl w:ilvl="6">
       <w:start w:val="1"/>
       <w:numFmt w:val="decimal"/>
       <w:lvlText w:val="%7."/>
@@ -6726,7 +7488,7 @@
         <w:rFonts w:cs="Times New Roman"/>
       </w:rPr>
     </w:lvl>
-    <w:lvl w:ilvl="7" w:tentative="0">
+    <w:lvl w:ilvl="7">
       <w:start w:val="1"/>
       <w:numFmt w:val="lowerLetter"/>
       <w:lvlText w:val="%8)"/>
@@ -6738,7 +7500,7 @@
         <w:rFonts w:cs="Times New Roman"/>
       </w:rPr>
     </w:lvl>
-    <w:lvl w:ilvl="8" w:tentative="0">
+    <w:lvl w:ilvl="8">
       <w:start w:val="1"/>
       <w:numFmt w:val="lowerRoman"/>
       <w:lvlText w:val="%9."/>
@@ -6767,295 +7529,413 @@
 </file>
 
 <file path=word/styles.xml><?xml version="1.0" encoding="utf-8"?>
-<w:styles xmlns:mc="http://schemas.openxmlformats.org/markup-compatibility/2006" xmlns:o="urn:schemas-microsoft-com:office:office" xmlns:r="http://schemas.openxmlformats.org/officeDocument/2006/relationships" xmlns:m="http://schemas.openxmlformats.org/officeDocument/2006/math" xmlns:v="urn:schemas-microsoft-com:vml" xmlns:w="http://schemas.openxmlformats.org/wordprocessingml/2006/main" xmlns:w14="http://schemas.microsoft.com/office/word/2010/wordml" xmlns:w10="urn:schemas-microsoft-com:office:word" xmlns:sl="http://schemas.openxmlformats.org/schemaLibrary/2006/main" xmlns:wpsCustomData="http://www.wps.cn/officeDocument/2013/wpsCustomData" mc:Ignorable="w14">
+<w:styles xmlns:mc="http://schemas.openxmlformats.org/markup-compatibility/2006" xmlns:r="http://schemas.openxmlformats.org/officeDocument/2006/relationships" xmlns:w="http://schemas.openxmlformats.org/wordprocessingml/2006/main" xmlns:w14="http://schemas.microsoft.com/office/word/2010/wordml" xmlns:w15="http://schemas.microsoft.com/office/word/2012/wordml" xmlns:w16cid="http://schemas.microsoft.com/office/word/2016/wordml/cid" xmlns:w16se="http://schemas.microsoft.com/office/word/2015/wordml/symex" mc:Ignorable="w14 w15 w16se w16cid">
   <w:docDefaults>
     <w:rPrDefault>
       <w:rPr>
-        <w:rFonts w:ascii="等线" w:hAnsi="等线" w:eastAsia="等线" w:cs="Times New Roman"/>
+        <w:rFonts w:ascii="等线" w:eastAsia="等线" w:hAnsi="等线" w:cs="Times New Roman"/>
+        <w:lang w:val="en-US" w:eastAsia="zh-CN" w:bidi="ar-SA"/>
       </w:rPr>
     </w:rPrDefault>
     <w:pPrDefault/>
   </w:docDefaults>
-  <w:latentStyles w:count="260" w:defQFormat="0" w:defUnhideWhenUsed="1" w:defSemiHidden="1" w:defUIPriority="99" w:defLockedState="0">
-    <w:lsdException w:qFormat="1" w:unhideWhenUsed="0" w:uiPriority="0" w:semiHidden="0" w:name="Normal"/>
-    <w:lsdException w:qFormat="1" w:unhideWhenUsed="0" w:uiPriority="0" w:semiHidden="0" w:name="heading 1" w:locked="1"/>
-    <w:lsdException w:qFormat="1" w:uiPriority="0" w:name="heading 2" w:locked="1"/>
-    <w:lsdException w:qFormat="1" w:uiPriority="0" w:name="heading 3" w:locked="1"/>
-    <w:lsdException w:qFormat="1" w:uiPriority="0" w:name="heading 4" w:locked="1"/>
-    <w:lsdException w:qFormat="1" w:uiPriority="0" w:name="heading 5" w:locked="1"/>
-    <w:lsdException w:qFormat="1" w:uiPriority="0" w:name="heading 6" w:locked="1"/>
-    <w:lsdException w:qFormat="1" w:uiPriority="0" w:name="heading 7" w:locked="1"/>
-    <w:lsdException w:qFormat="1" w:uiPriority="0" w:name="heading 8" w:locked="1"/>
-    <w:lsdException w:qFormat="1" w:uiPriority="0" w:name="heading 9" w:locked="1"/>
-    <w:lsdException w:uiPriority="99" w:name="index 1"/>
-    <w:lsdException w:uiPriority="99" w:name="index 2"/>
-    <w:lsdException w:uiPriority="99" w:name="index 3"/>
-    <w:lsdException w:uiPriority="99" w:name="index 4"/>
-    <w:lsdException w:uiPriority="99" w:name="index 5"/>
-    <w:lsdException w:uiPriority="99" w:name="index 6"/>
-    <w:lsdException w:uiPriority="99" w:name="index 7"/>
-    <w:lsdException w:uiPriority="99" w:name="index 8"/>
-    <w:lsdException w:uiPriority="99" w:name="index 9"/>
-    <w:lsdException w:unhideWhenUsed="0" w:uiPriority="0" w:semiHidden="0" w:name="toc 1" w:locked="1"/>
-    <w:lsdException w:unhideWhenUsed="0" w:uiPriority="0" w:semiHidden="0" w:name="toc 2" w:locked="1"/>
-    <w:lsdException w:unhideWhenUsed="0" w:uiPriority="0" w:semiHidden="0" w:name="toc 3" w:locked="1"/>
-    <w:lsdException w:unhideWhenUsed="0" w:uiPriority="0" w:semiHidden="0" w:name="toc 4" w:locked="1"/>
-    <w:lsdException w:unhideWhenUsed="0" w:uiPriority="0" w:semiHidden="0" w:name="toc 5" w:locked="1"/>
-    <w:lsdException w:unhideWhenUsed="0" w:uiPriority="0" w:semiHidden="0" w:name="toc 6" w:locked="1"/>
-    <w:lsdException w:unhideWhenUsed="0" w:uiPriority="0" w:semiHidden="0" w:name="toc 7" w:locked="1"/>
-    <w:lsdException w:unhideWhenUsed="0" w:uiPriority="0" w:semiHidden="0" w:name="toc 8" w:locked="1"/>
-    <w:lsdException w:unhideWhenUsed="0" w:uiPriority="0" w:semiHidden="0" w:name="toc 9" w:locked="1"/>
-    <w:lsdException w:uiPriority="99" w:name="Normal Indent"/>
-    <w:lsdException w:uiPriority="99" w:name="footnote text"/>
-    <w:lsdException w:uiPriority="99" w:name="annotation text"/>
-    <w:lsdException w:qFormat="1" w:unhideWhenUsed="0" w:uiPriority="99" w:semiHidden="0" w:name="header"/>
-    <w:lsdException w:unhideWhenUsed="0" w:uiPriority="99" w:semiHidden="0" w:name="footer"/>
-    <w:lsdException w:uiPriority="99" w:name="index heading"/>
-    <w:lsdException w:qFormat="1" w:uiPriority="0" w:name="caption" w:locked="1"/>
-    <w:lsdException w:uiPriority="99" w:name="table of figures"/>
-    <w:lsdException w:uiPriority="99" w:name="envelope address"/>
-    <w:lsdException w:uiPriority="99" w:name="envelope return"/>
-    <w:lsdException w:uiPriority="99" w:name="footnote reference"/>
-    <w:lsdException w:uiPriority="99" w:name="annotation reference"/>
-    <w:lsdException w:uiPriority="99" w:name="line number"/>
-    <w:lsdException w:uiPriority="99" w:name="page number"/>
-    <w:lsdException w:uiPriority="99" w:name="endnote reference"/>
-    <w:lsdException w:uiPriority="99" w:name="endnote text"/>
-    <w:lsdException w:uiPriority="99" w:name="table of authorities"/>
-    <w:lsdException w:uiPriority="99" w:name="macro"/>
-    <w:lsdException w:uiPriority="99" w:name="toa heading"/>
-    <w:lsdException w:uiPriority="99" w:name="List"/>
-    <w:lsdException w:uiPriority="99" w:name="List Bullet"/>
-    <w:lsdException w:uiPriority="99" w:name="List Number"/>
-    <w:lsdException w:uiPriority="99" w:name="List 2"/>
-    <w:lsdException w:uiPriority="99" w:name="List 3"/>
-    <w:lsdException w:uiPriority="99" w:name="List 4"/>
-    <w:lsdException w:uiPriority="99" w:name="List 5"/>
-    <w:lsdException w:uiPriority="99" w:name="List Bullet 2"/>
-    <w:lsdException w:uiPriority="99" w:name="List Bullet 3"/>
-    <w:lsdException w:uiPriority="99" w:name="List Bullet 4"/>
-    <w:lsdException w:uiPriority="99" w:name="List Bullet 5"/>
-    <w:lsdException w:uiPriority="99" w:name="List Number 2"/>
-    <w:lsdException w:uiPriority="99" w:name="List Number 3"/>
-    <w:lsdException w:uiPriority="99" w:name="List Number 4"/>
-    <w:lsdException w:uiPriority="99" w:name="List Number 5"/>
-    <w:lsdException w:qFormat="1" w:unhideWhenUsed="0" w:uiPriority="0" w:semiHidden="0" w:name="Title" w:locked="1"/>
-    <w:lsdException w:uiPriority="99" w:name="Closing"/>
-    <w:lsdException w:uiPriority="99" w:name="Signature"/>
-    <w:lsdException w:uiPriority="1" w:name="Default Paragraph Font"/>
-    <w:lsdException w:uiPriority="99" w:name="Body Text"/>
-    <w:lsdException w:uiPriority="99" w:name="Body Text Indent"/>
-    <w:lsdException w:uiPriority="99" w:name="List Continue"/>
-    <w:lsdException w:uiPriority="99" w:name="List Continue 2"/>
-    <w:lsdException w:uiPriority="99" w:name="List Continue 3"/>
-    <w:lsdException w:uiPriority="99" w:name="List Continue 4"/>
-    <w:lsdException w:uiPriority="99" w:name="List Continue 5"/>
-    <w:lsdException w:uiPriority="99" w:name="Message Header"/>
-    <w:lsdException w:qFormat="1" w:unhideWhenUsed="0" w:uiPriority="0" w:semiHidden="0" w:name="Subtitle" w:locked="1"/>
-    <w:lsdException w:uiPriority="99" w:name="Salutation"/>
-    <w:lsdException w:unhideWhenUsed="0" w:uiPriority="99" w:name="Date"/>
-    <w:lsdException w:uiPriority="99" w:name="Body Text First Indent"/>
-    <w:lsdException w:uiPriority="99" w:name="Body Text First Indent 2"/>
-    <w:lsdException w:uiPriority="99" w:name="Note Heading"/>
-    <w:lsdException w:uiPriority="99" w:name="Body Text 2"/>
-    <w:lsdException w:uiPriority="99" w:name="Body Text 3"/>
-    <w:lsdException w:uiPriority="99" w:name="Body Text Indent 2"/>
-    <w:lsdException w:uiPriority="99" w:name="Body Text Indent 3"/>
-    <w:lsdException w:uiPriority="99" w:name="Block Text"/>
-    <w:lsdException w:uiPriority="99" w:name="Hyperlink"/>
-    <w:lsdException w:uiPriority="99" w:name="FollowedHyperlink"/>
-    <w:lsdException w:qFormat="1" w:unhideWhenUsed="0" w:uiPriority="0" w:semiHidden="0" w:name="Strong" w:locked="1"/>
-    <w:lsdException w:qFormat="1" w:unhideWhenUsed="0" w:uiPriority="0" w:semiHidden="0" w:name="Emphasis" w:locked="1"/>
-    <w:lsdException w:uiPriority="99" w:name="Document Map"/>
-    <w:lsdException w:uiPriority="99" w:name="Plain Text"/>
-    <w:lsdException w:uiPriority="99" w:name="E-mail Signature"/>
-    <w:lsdException w:unhideWhenUsed="0" w:uiPriority="99" w:semiHidden="0" w:name="Normal (Web)"/>
-    <w:lsdException w:uiPriority="99" w:name="HTML Acronym"/>
-    <w:lsdException w:uiPriority="99" w:name="HTML Address"/>
-    <w:lsdException w:uiPriority="99" w:name="HTML Cite"/>
-    <w:lsdException w:uiPriority="99" w:name="HTML Code"/>
-    <w:lsdException w:uiPriority="99" w:name="HTML Definition"/>
-    <w:lsdException w:uiPriority="99" w:name="HTML Keyboard"/>
-    <w:lsdException w:uiPriority="99" w:name="HTML Preformatted"/>
-    <w:lsdException w:uiPriority="99" w:name="HTML Sample"/>
-    <w:lsdException w:uiPriority="99" w:name="HTML Typewriter"/>
-    <w:lsdException w:uiPriority="99" w:name="HTML Variable"/>
-    <w:lsdException w:uiPriority="99" w:name="Normal Table"/>
-    <w:lsdException w:uiPriority="99" w:name="annotation subject"/>
-    <w:lsdException w:uiPriority="99" w:name="Table Simple 1"/>
-    <w:lsdException w:uiPriority="99" w:name="Table Simple 2"/>
-    <w:lsdException w:uiPriority="99" w:name="Table Simple 3"/>
-    <w:lsdException w:uiPriority="99" w:name="Table Classic 1"/>
-    <w:lsdException w:uiPriority="99" w:name="Table Classic 2"/>
-    <w:lsdException w:uiPriority="99" w:name="Table Classic 3"/>
-    <w:lsdException w:uiPriority="99" w:name="Table Classic 4"/>
-    <w:lsdException w:uiPriority="99" w:name="Table Colorful 1"/>
-    <w:lsdException w:uiPriority="99" w:name="Table Colorful 2"/>
-    <w:lsdException w:uiPriority="99" w:name="Table Colorful 3"/>
-    <w:lsdException w:uiPriority="99" w:name="Table Columns 1"/>
-    <w:lsdException w:uiPriority="99" w:name="Table Columns 2"/>
-    <w:lsdException w:uiPriority="99" w:name="Table Columns 3"/>
-    <w:lsdException w:uiPriority="99" w:name="Table Columns 4"/>
-    <w:lsdException w:uiPriority="99" w:name="Table Columns 5"/>
-    <w:lsdException w:uiPriority="99" w:name="Table Grid 1"/>
-    <w:lsdException w:uiPriority="99" w:name="Table Grid 2"/>
-    <w:lsdException w:uiPriority="99" w:name="Table Grid 3"/>
-    <w:lsdException w:uiPriority="99" w:name="Table Grid 4"/>
-    <w:lsdException w:uiPriority="99" w:name="Table Grid 5"/>
-    <w:lsdException w:uiPriority="99" w:name="Table Grid 6"/>
-    <w:lsdException w:uiPriority="99" w:name="Table Grid 7"/>
-    <w:lsdException w:uiPriority="99" w:name="Table Grid 8"/>
-    <w:lsdException w:uiPriority="99" w:name="Table List 1"/>
-    <w:lsdException w:uiPriority="99" w:name="Table List 2"/>
-    <w:lsdException w:uiPriority="99" w:name="Table List 3"/>
-    <w:lsdException w:uiPriority="99" w:name="Table List 4"/>
-    <w:lsdException w:uiPriority="99" w:name="Table List 5"/>
-    <w:lsdException w:uiPriority="99" w:name="Table List 6"/>
-    <w:lsdException w:uiPriority="99" w:name="Table List 7"/>
-    <w:lsdException w:uiPriority="99" w:name="Table List 8"/>
-    <w:lsdException w:uiPriority="99" w:name="Table 3D effects 1"/>
-    <w:lsdException w:uiPriority="99" w:name="Table 3D effects 2"/>
-    <w:lsdException w:uiPriority="99" w:name="Table 3D effects 3"/>
-    <w:lsdException w:uiPriority="99" w:name="Table Contemporary"/>
-    <w:lsdException w:uiPriority="99" w:name="Table Elegant"/>
-    <w:lsdException w:uiPriority="99" w:name="Table Professional"/>
-    <w:lsdException w:uiPriority="99" w:name="Table Subtle 1"/>
-    <w:lsdException w:uiPriority="99" w:name="Table Subtle 2"/>
-    <w:lsdException w:uiPriority="99" w:name="Table Web 1"/>
-    <w:lsdException w:uiPriority="99" w:name="Table Web 2"/>
-    <w:lsdException w:uiPriority="99" w:name="Table Web 3"/>
-    <w:lsdException w:unhideWhenUsed="0" w:uiPriority="99" w:name="Balloon Text"/>
-    <w:lsdException w:qFormat="1" w:unhideWhenUsed="0" w:uiPriority="99" w:semiHidden="0" w:name="Table Grid"/>
-    <w:lsdException w:uiPriority="99" w:name="Table Theme"/>
-    <w:lsdException w:qFormat="1" w:unhideWhenUsed="0" w:uiPriority="99" w:name="Placeholder Text"/>
-    <w:lsdException w:unhideWhenUsed="0" w:uiPriority="60" w:semiHidden="0" w:name="Light Shading"/>
-    <w:lsdException w:unhideWhenUsed="0" w:uiPriority="61" w:semiHidden="0" w:name="Light List"/>
-    <w:lsdException w:unhideWhenUsed="0" w:uiPriority="62" w:semiHidden="0" w:name="Light Grid"/>
-    <w:lsdException w:unhideWhenUsed="0" w:uiPriority="63" w:semiHidden="0" w:name="Medium Shading 1"/>
-    <w:lsdException w:unhideWhenUsed="0" w:uiPriority="64" w:semiHidden="0" w:name="Medium Shading 2"/>
-    <w:lsdException w:unhideWhenUsed="0" w:uiPriority="65" w:semiHidden="0" w:name="Medium List 1"/>
-    <w:lsdException w:unhideWhenUsed="0" w:uiPriority="66" w:semiHidden="0" w:name="Medium List 2"/>
-    <w:lsdException w:unhideWhenUsed="0" w:uiPriority="67" w:semiHidden="0" w:name="Medium Grid 1"/>
-    <w:lsdException w:unhideWhenUsed="0" w:uiPriority="68" w:semiHidden="0" w:name="Medium Grid 2"/>
-    <w:lsdException w:unhideWhenUsed="0" w:uiPriority="69" w:semiHidden="0" w:name="Medium Grid 3"/>
-    <w:lsdException w:unhideWhenUsed="0" w:uiPriority="70" w:semiHidden="0" w:name="Dark List"/>
-    <w:lsdException w:unhideWhenUsed="0" w:uiPriority="71" w:semiHidden="0" w:name="Colorful Shading"/>
-    <w:lsdException w:unhideWhenUsed="0" w:uiPriority="72" w:semiHidden="0" w:name="Colorful List"/>
-    <w:lsdException w:unhideWhenUsed="0" w:uiPriority="73" w:semiHidden="0" w:name="Colorful Grid"/>
-    <w:lsdException w:unhideWhenUsed="0" w:uiPriority="60" w:semiHidden="0" w:name="Light Shading Accent 1"/>
-    <w:lsdException w:unhideWhenUsed="0" w:uiPriority="61" w:semiHidden="0" w:name="Light List Accent 1"/>
-    <w:lsdException w:unhideWhenUsed="0" w:uiPriority="62" w:semiHidden="0" w:name="Light Grid Accent 1"/>
-    <w:lsdException w:unhideWhenUsed="0" w:uiPriority="63" w:semiHidden="0" w:name="Medium Shading 1 Accent 1"/>
-    <w:lsdException w:unhideWhenUsed="0" w:uiPriority="64" w:semiHidden="0" w:name="Medium Shading 2 Accent 1"/>
-    <w:lsdException w:unhideWhenUsed="0" w:uiPriority="65" w:semiHidden="0" w:name="Medium List 1 Accent 1"/>
-    <w:lsdException w:qFormat="1" w:unhideWhenUsed="0" w:uiPriority="34" w:semiHidden="0" w:name="List Paragraph"/>
-    <w:lsdException w:unhideWhenUsed="0" w:uiPriority="66" w:semiHidden="0" w:name="Medium List 2 Accent 1"/>
-    <w:lsdException w:unhideWhenUsed="0" w:uiPriority="67" w:semiHidden="0" w:name="Medium Grid 1 Accent 1"/>
-    <w:lsdException w:unhideWhenUsed="0" w:uiPriority="68" w:semiHidden="0" w:name="Medium Grid 2 Accent 1"/>
-    <w:lsdException w:unhideWhenUsed="0" w:uiPriority="69" w:semiHidden="0" w:name="Medium Grid 3 Accent 1"/>
-    <w:lsdException w:unhideWhenUsed="0" w:uiPriority="70" w:semiHidden="0" w:name="Dark List Accent 1"/>
-    <w:lsdException w:unhideWhenUsed="0" w:uiPriority="71" w:semiHidden="0" w:name="Colorful Shading Accent 1"/>
-    <w:lsdException w:unhideWhenUsed="0" w:uiPriority="72" w:semiHidden="0" w:name="Colorful List Accent 1"/>
-    <w:lsdException w:unhideWhenUsed="0" w:uiPriority="73" w:semiHidden="0" w:name="Colorful Grid Accent 1"/>
-    <w:lsdException w:unhideWhenUsed="0" w:uiPriority="60" w:semiHidden="0" w:name="Light Shading Accent 2"/>
-    <w:lsdException w:unhideWhenUsed="0" w:uiPriority="61" w:semiHidden="0" w:name="Light List Accent 2"/>
-    <w:lsdException w:unhideWhenUsed="0" w:uiPriority="62" w:semiHidden="0" w:name="Light Grid Accent 2"/>
-    <w:lsdException w:unhideWhenUsed="0" w:uiPriority="63" w:semiHidden="0" w:name="Medium Shading 1 Accent 2"/>
-    <w:lsdException w:unhideWhenUsed="0" w:uiPriority="64" w:semiHidden="0" w:name="Medium Shading 2 Accent 2"/>
-    <w:lsdException w:unhideWhenUsed="0" w:uiPriority="65" w:semiHidden="0" w:name="Medium List 1 Accent 2"/>
-    <w:lsdException w:unhideWhenUsed="0" w:uiPriority="66" w:semiHidden="0" w:name="Medium List 2 Accent 2"/>
-    <w:lsdException w:unhideWhenUsed="0" w:uiPriority="67" w:semiHidden="0" w:name="Medium Grid 1 Accent 2"/>
-    <w:lsdException w:unhideWhenUsed="0" w:uiPriority="68" w:semiHidden="0" w:name="Medium Grid 2 Accent 2"/>
-    <w:lsdException w:unhideWhenUsed="0" w:uiPriority="69" w:semiHidden="0" w:name="Medium Grid 3 Accent 2"/>
-    <w:lsdException w:unhideWhenUsed="0" w:uiPriority="70" w:semiHidden="0" w:name="Dark List Accent 2"/>
-    <w:lsdException w:unhideWhenUsed="0" w:uiPriority="71" w:semiHidden="0" w:name="Colorful Shading Accent 2"/>
-    <w:lsdException w:unhideWhenUsed="0" w:uiPriority="72" w:semiHidden="0" w:name="Colorful List Accent 2"/>
-    <w:lsdException w:unhideWhenUsed="0" w:uiPriority="73" w:semiHidden="0" w:name="Colorful Grid Accent 2"/>
-    <w:lsdException w:unhideWhenUsed="0" w:uiPriority="60" w:semiHidden="0" w:name="Light Shading Accent 3"/>
-    <w:lsdException w:unhideWhenUsed="0" w:uiPriority="61" w:semiHidden="0" w:name="Light List Accent 3"/>
-    <w:lsdException w:unhideWhenUsed="0" w:uiPriority="62" w:semiHidden="0" w:name="Light Grid Accent 3"/>
-    <w:lsdException w:unhideWhenUsed="0" w:uiPriority="63" w:semiHidden="0" w:name="Medium Shading 1 Accent 3"/>
-    <w:lsdException w:unhideWhenUsed="0" w:uiPriority="64" w:semiHidden="0" w:name="Medium Shading 2 Accent 3"/>
-    <w:lsdException w:unhideWhenUsed="0" w:uiPriority="65" w:semiHidden="0" w:name="Medium List 1 Accent 3"/>
-    <w:lsdException w:unhideWhenUsed="0" w:uiPriority="66" w:semiHidden="0" w:name="Medium List 2 Accent 3"/>
-    <w:lsdException w:unhideWhenUsed="0" w:uiPriority="67" w:semiHidden="0" w:name="Medium Grid 1 Accent 3"/>
-    <w:lsdException w:unhideWhenUsed="0" w:uiPriority="68" w:semiHidden="0" w:name="Medium Grid 2 Accent 3"/>
-    <w:lsdException w:unhideWhenUsed="0" w:uiPriority="69" w:semiHidden="0" w:name="Medium Grid 3 Accent 3"/>
-    <w:lsdException w:unhideWhenUsed="0" w:uiPriority="70" w:semiHidden="0" w:name="Dark List Accent 3"/>
-    <w:lsdException w:unhideWhenUsed="0" w:uiPriority="71" w:semiHidden="0" w:name="Colorful Shading Accent 3"/>
-    <w:lsdException w:unhideWhenUsed="0" w:uiPriority="72" w:semiHidden="0" w:name="Colorful List Accent 3"/>
-    <w:lsdException w:unhideWhenUsed="0" w:uiPriority="73" w:semiHidden="0" w:name="Colorful Grid Accent 3"/>
-    <w:lsdException w:unhideWhenUsed="0" w:uiPriority="60" w:semiHidden="0" w:name="Light Shading Accent 4"/>
-    <w:lsdException w:unhideWhenUsed="0" w:uiPriority="61" w:semiHidden="0" w:name="Light List Accent 4"/>
-    <w:lsdException w:unhideWhenUsed="0" w:uiPriority="62" w:semiHidden="0" w:name="Light Grid Accent 4"/>
-    <w:lsdException w:unhideWhenUsed="0" w:uiPriority="63" w:semiHidden="0" w:name="Medium Shading 1 Accent 4"/>
-    <w:lsdException w:unhideWhenUsed="0" w:uiPriority="64" w:semiHidden="0" w:name="Medium Shading 2 Accent 4"/>
-    <w:lsdException w:unhideWhenUsed="0" w:uiPriority="65" w:semiHidden="0" w:name="Medium List 1 Accent 4"/>
-    <w:lsdException w:unhideWhenUsed="0" w:uiPriority="66" w:semiHidden="0" w:name="Medium List 2 Accent 4"/>
-    <w:lsdException w:unhideWhenUsed="0" w:uiPriority="67" w:semiHidden="0" w:name="Medium Grid 1 Accent 4"/>
-    <w:lsdException w:unhideWhenUsed="0" w:uiPriority="68" w:semiHidden="0" w:name="Medium Grid 2 Accent 4"/>
-    <w:lsdException w:unhideWhenUsed="0" w:uiPriority="69" w:semiHidden="0" w:name="Medium Grid 3 Accent 4"/>
-    <w:lsdException w:unhideWhenUsed="0" w:uiPriority="70" w:semiHidden="0" w:name="Dark List Accent 4"/>
-    <w:lsdException w:unhideWhenUsed="0" w:uiPriority="71" w:semiHidden="0" w:name="Colorful Shading Accent 4"/>
-    <w:lsdException w:unhideWhenUsed="0" w:uiPriority="72" w:semiHidden="0" w:name="Colorful List Accent 4"/>
-    <w:lsdException w:unhideWhenUsed="0" w:uiPriority="73" w:semiHidden="0" w:name="Colorful Grid Accent 4"/>
-    <w:lsdException w:unhideWhenUsed="0" w:uiPriority="60" w:semiHidden="0" w:name="Light Shading Accent 5"/>
-    <w:lsdException w:unhideWhenUsed="0" w:uiPriority="61" w:semiHidden="0" w:name="Light List Accent 5"/>
-    <w:lsdException w:unhideWhenUsed="0" w:uiPriority="62" w:semiHidden="0" w:name="Light Grid Accent 5"/>
-    <w:lsdException w:unhideWhenUsed="0" w:uiPriority="63" w:semiHidden="0" w:name="Medium Shading 1 Accent 5"/>
-    <w:lsdException w:unhideWhenUsed="0" w:uiPriority="64" w:semiHidden="0" w:name="Medium Shading 2 Accent 5"/>
-    <w:lsdException w:unhideWhenUsed="0" w:uiPriority="65" w:semiHidden="0" w:name="Medium List 1 Accent 5"/>
-    <w:lsdException w:unhideWhenUsed="0" w:uiPriority="66" w:semiHidden="0" w:name="Medium List 2 Accent 5"/>
-    <w:lsdException w:unhideWhenUsed="0" w:uiPriority="67" w:semiHidden="0" w:name="Medium Grid 1 Accent 5"/>
-    <w:lsdException w:unhideWhenUsed="0" w:uiPriority="68" w:semiHidden="0" w:name="Medium Grid 2 Accent 5"/>
-    <w:lsdException w:unhideWhenUsed="0" w:uiPriority="69" w:semiHidden="0" w:name="Medium Grid 3 Accent 5"/>
-    <w:lsdException w:unhideWhenUsed="0" w:uiPriority="70" w:semiHidden="0" w:name="Dark List Accent 5"/>
-    <w:lsdException w:unhideWhenUsed="0" w:uiPriority="71" w:semiHidden="0" w:name="Colorful Shading Accent 5"/>
-    <w:lsdException w:unhideWhenUsed="0" w:uiPriority="72" w:semiHidden="0" w:name="Colorful List Accent 5"/>
-    <w:lsdException w:unhideWhenUsed="0" w:uiPriority="73" w:semiHidden="0" w:name="Colorful Grid Accent 5"/>
-    <w:lsdException w:unhideWhenUsed="0" w:uiPriority="60" w:semiHidden="0" w:name="Light Shading Accent 6"/>
-    <w:lsdException w:unhideWhenUsed="0" w:uiPriority="61" w:semiHidden="0" w:name="Light List Accent 6"/>
-    <w:lsdException w:unhideWhenUsed="0" w:uiPriority="62" w:semiHidden="0" w:name="Light Grid Accent 6"/>
-    <w:lsdException w:unhideWhenUsed="0" w:uiPriority="63" w:semiHidden="0" w:name="Medium Shading 1 Accent 6"/>
-    <w:lsdException w:unhideWhenUsed="0" w:uiPriority="64" w:semiHidden="0" w:name="Medium Shading 2 Accent 6"/>
-    <w:lsdException w:unhideWhenUsed="0" w:uiPriority="65" w:semiHidden="0" w:name="Medium List 1 Accent 6"/>
-    <w:lsdException w:unhideWhenUsed="0" w:uiPriority="66" w:semiHidden="0" w:name="Medium List 2 Accent 6"/>
-    <w:lsdException w:unhideWhenUsed="0" w:uiPriority="67" w:semiHidden="0" w:name="Medium Grid 1 Accent 6"/>
-    <w:lsdException w:unhideWhenUsed="0" w:uiPriority="68" w:semiHidden="0" w:name="Medium Grid 2 Accent 6"/>
-    <w:lsdException w:unhideWhenUsed="0" w:uiPriority="69" w:semiHidden="0" w:name="Medium Grid 3 Accent 6"/>
-    <w:lsdException w:unhideWhenUsed="0" w:uiPriority="70" w:semiHidden="0" w:name="Dark List Accent 6"/>
-    <w:lsdException w:unhideWhenUsed="0" w:uiPriority="71" w:semiHidden="0" w:name="Colorful Shading Accent 6"/>
-    <w:lsdException w:unhideWhenUsed="0" w:uiPriority="72" w:semiHidden="0" w:name="Colorful List Accent 6"/>
-    <w:lsdException w:unhideWhenUsed="0" w:uiPriority="73" w:semiHidden="0" w:name="Colorful Grid Accent 6"/>
+  <w:latentStyles w:defLockedState="0" w:defUIPriority="99" w:defSemiHidden="0" w:defUnhideWhenUsed="0" w:defQFormat="0" w:count="375">
+    <w:lsdException w:name="Normal" w:uiPriority="0" w:qFormat="1"/>
+    <w:lsdException w:name="heading 1" w:locked="1" w:uiPriority="0" w:qFormat="1"/>
+    <w:lsdException w:name="heading 2" w:locked="1" w:semiHidden="1" w:uiPriority="0" w:unhideWhenUsed="1" w:qFormat="1"/>
+    <w:lsdException w:name="heading 3" w:locked="1" w:semiHidden="1" w:uiPriority="0" w:unhideWhenUsed="1" w:qFormat="1"/>
+    <w:lsdException w:name="heading 4" w:locked="1" w:semiHidden="1" w:uiPriority="0" w:unhideWhenUsed="1" w:qFormat="1"/>
+    <w:lsdException w:name="heading 5" w:locked="1" w:semiHidden="1" w:uiPriority="0" w:unhideWhenUsed="1" w:qFormat="1"/>
+    <w:lsdException w:name="heading 6" w:locked="1" w:semiHidden="1" w:uiPriority="0" w:unhideWhenUsed="1" w:qFormat="1"/>
+    <w:lsdException w:name="heading 7" w:locked="1" w:semiHidden="1" w:uiPriority="0" w:unhideWhenUsed="1" w:qFormat="1"/>
+    <w:lsdException w:name="heading 8" w:locked="1" w:semiHidden="1" w:uiPriority="0" w:unhideWhenUsed="1" w:qFormat="1"/>
+    <w:lsdException w:name="heading 9" w:locked="1" w:semiHidden="1" w:uiPriority="0" w:unhideWhenUsed="1" w:qFormat="1"/>
+    <w:lsdException w:name="index 1" w:semiHidden="1" w:unhideWhenUsed="1"/>
+    <w:lsdException w:name="index 2" w:semiHidden="1" w:unhideWhenUsed="1"/>
+    <w:lsdException w:name="index 3" w:semiHidden="1" w:unhideWhenUsed="1"/>
+    <w:lsdException w:name="index 4" w:semiHidden="1" w:unhideWhenUsed="1"/>
+    <w:lsdException w:name="index 5" w:semiHidden="1" w:unhideWhenUsed="1"/>
+    <w:lsdException w:name="index 6" w:semiHidden="1" w:unhideWhenUsed="1"/>
+    <w:lsdException w:name="index 7" w:semiHidden="1" w:unhideWhenUsed="1"/>
+    <w:lsdException w:name="index 8" w:semiHidden="1" w:unhideWhenUsed="1"/>
+    <w:lsdException w:name="index 9" w:semiHidden="1" w:unhideWhenUsed="1"/>
+    <w:lsdException w:name="toc 1" w:locked="1" w:uiPriority="0"/>
+    <w:lsdException w:name="toc 2" w:locked="1" w:uiPriority="0"/>
+    <w:lsdException w:name="toc 3" w:locked="1" w:uiPriority="0"/>
+    <w:lsdException w:name="toc 4" w:locked="1" w:uiPriority="0"/>
+    <w:lsdException w:name="toc 5" w:locked="1" w:uiPriority="0"/>
+    <w:lsdException w:name="toc 6" w:locked="1" w:uiPriority="0"/>
+    <w:lsdException w:name="toc 7" w:locked="1" w:uiPriority="0"/>
+    <w:lsdException w:name="toc 8" w:locked="1" w:uiPriority="0"/>
+    <w:lsdException w:name="toc 9" w:locked="1" w:uiPriority="0"/>
+    <w:lsdException w:name="Normal Indent" w:semiHidden="1" w:unhideWhenUsed="1"/>
+    <w:lsdException w:name="footnote text" w:semiHidden="1" w:unhideWhenUsed="1"/>
+    <w:lsdException w:name="annotation text" w:semiHidden="1" w:unhideWhenUsed="1"/>
+    <w:lsdException w:name="index heading" w:semiHidden="1" w:unhideWhenUsed="1"/>
+    <w:lsdException w:name="caption" w:locked="1" w:semiHidden="1" w:uiPriority="0" w:unhideWhenUsed="1" w:qFormat="1"/>
+    <w:lsdException w:name="table of figures" w:semiHidden="1" w:unhideWhenUsed="1"/>
+    <w:lsdException w:name="envelope address" w:semiHidden="1" w:unhideWhenUsed="1"/>
+    <w:lsdException w:name="envelope return" w:semiHidden="1" w:unhideWhenUsed="1"/>
+    <w:lsdException w:name="footnote reference" w:semiHidden="1" w:unhideWhenUsed="1"/>
+    <w:lsdException w:name="annotation reference" w:semiHidden="1" w:unhideWhenUsed="1"/>
+    <w:lsdException w:name="line number" w:semiHidden="1" w:unhideWhenUsed="1"/>
+    <w:lsdException w:name="page number" w:semiHidden="1" w:unhideWhenUsed="1"/>
+    <w:lsdException w:name="endnote reference" w:semiHidden="1" w:unhideWhenUsed="1"/>
+    <w:lsdException w:name="endnote text" w:semiHidden="1" w:unhideWhenUsed="1"/>
+    <w:lsdException w:name="table of authorities" w:semiHidden="1" w:unhideWhenUsed="1"/>
+    <w:lsdException w:name="macro" w:semiHidden="1" w:unhideWhenUsed="1"/>
+    <w:lsdException w:name="toa heading" w:semiHidden="1" w:unhideWhenUsed="1"/>
+    <w:lsdException w:name="List" w:semiHidden="1" w:unhideWhenUsed="1"/>
+    <w:lsdException w:name="List Bullet" w:semiHidden="1" w:unhideWhenUsed="1"/>
+    <w:lsdException w:name="List Number" w:semiHidden="1" w:unhideWhenUsed="1"/>
+    <w:lsdException w:name="List 2" w:semiHidden="1" w:unhideWhenUsed="1"/>
+    <w:lsdException w:name="List 3" w:semiHidden="1" w:unhideWhenUsed="1"/>
+    <w:lsdException w:name="List 4" w:semiHidden="1" w:unhideWhenUsed="1"/>
+    <w:lsdException w:name="List 5" w:semiHidden="1" w:unhideWhenUsed="1"/>
+    <w:lsdException w:name="List Bullet 2" w:semiHidden="1" w:unhideWhenUsed="1"/>
+    <w:lsdException w:name="List Bullet 3" w:semiHidden="1" w:unhideWhenUsed="1"/>
+    <w:lsdException w:name="List Bullet 4" w:semiHidden="1" w:unhideWhenUsed="1"/>
+    <w:lsdException w:name="List Bullet 5" w:semiHidden="1" w:unhideWhenUsed="1"/>
+    <w:lsdException w:name="List Number 2" w:semiHidden="1" w:unhideWhenUsed="1"/>
+    <w:lsdException w:name="List Number 3" w:semiHidden="1" w:unhideWhenUsed="1"/>
+    <w:lsdException w:name="List Number 4" w:semiHidden="1" w:unhideWhenUsed="1"/>
+    <w:lsdException w:name="List Number 5" w:semiHidden="1" w:unhideWhenUsed="1"/>
+    <w:lsdException w:name="Title" w:locked="1" w:uiPriority="0" w:qFormat="1"/>
+    <w:lsdException w:name="Closing" w:semiHidden="1" w:unhideWhenUsed="1"/>
+    <w:lsdException w:name="Signature" w:semiHidden="1" w:unhideWhenUsed="1"/>
+    <w:lsdException w:name="Default Paragraph Font" w:semiHidden="1" w:uiPriority="1" w:unhideWhenUsed="1"/>
+    <w:lsdException w:name="Body Text" w:semiHidden="1" w:unhideWhenUsed="1"/>
+    <w:lsdException w:name="Body Text Indent" w:semiHidden="1" w:unhideWhenUsed="1"/>
+    <w:lsdException w:name="List Continue" w:semiHidden="1" w:unhideWhenUsed="1"/>
+    <w:lsdException w:name="List Continue 2" w:semiHidden="1" w:unhideWhenUsed="1"/>
+    <w:lsdException w:name="List Continue 3" w:semiHidden="1" w:unhideWhenUsed="1"/>
+    <w:lsdException w:name="List Continue 4" w:semiHidden="1" w:unhideWhenUsed="1"/>
+    <w:lsdException w:name="List Continue 5" w:semiHidden="1" w:unhideWhenUsed="1"/>
+    <w:lsdException w:name="Message Header" w:semiHidden="1" w:unhideWhenUsed="1"/>
+    <w:lsdException w:name="Subtitle" w:locked="1" w:uiPriority="0" w:qFormat="1"/>
+    <w:lsdException w:name="Salutation" w:semiHidden="1" w:unhideWhenUsed="1"/>
+    <w:lsdException w:name="Date" w:semiHidden="1"/>
+    <w:lsdException w:name="Body Text First Indent" w:semiHidden="1" w:unhideWhenUsed="1"/>
+    <w:lsdException w:name="Body Text First Indent 2" w:semiHidden="1" w:unhideWhenUsed="1"/>
+    <w:lsdException w:name="Note Heading" w:semiHidden="1" w:unhideWhenUsed="1"/>
+    <w:lsdException w:name="Body Text 2" w:semiHidden="1" w:unhideWhenUsed="1"/>
+    <w:lsdException w:name="Body Text 3" w:semiHidden="1" w:unhideWhenUsed="1"/>
+    <w:lsdException w:name="Body Text Indent 2" w:semiHidden="1" w:unhideWhenUsed="1"/>
+    <w:lsdException w:name="Body Text Indent 3" w:semiHidden="1" w:unhideWhenUsed="1"/>
+    <w:lsdException w:name="Block Text" w:semiHidden="1" w:unhideWhenUsed="1"/>
+    <w:lsdException w:name="Hyperlink" w:semiHidden="1" w:unhideWhenUsed="1"/>
+    <w:lsdException w:name="FollowedHyperlink" w:semiHidden="1" w:unhideWhenUsed="1"/>
+    <w:lsdException w:name="Strong" w:locked="1" w:uiPriority="0" w:qFormat="1"/>
+    <w:lsdException w:name="Emphasis" w:locked="1" w:uiPriority="0" w:qFormat="1"/>
+    <w:lsdException w:name="Document Map" w:semiHidden="1" w:unhideWhenUsed="1"/>
+    <w:lsdException w:name="Plain Text" w:semiHidden="1" w:unhideWhenUsed="1"/>
+    <w:lsdException w:name="E-mail Signature" w:semiHidden="1" w:unhideWhenUsed="1"/>
+    <w:lsdException w:name="HTML Top of Form" w:semiHidden="1" w:unhideWhenUsed="1"/>
+    <w:lsdException w:name="HTML Bottom of Form" w:semiHidden="1" w:unhideWhenUsed="1"/>
+    <w:lsdException w:name="HTML Acronym" w:semiHidden="1" w:unhideWhenUsed="1"/>
+    <w:lsdException w:name="HTML Address" w:semiHidden="1" w:unhideWhenUsed="1"/>
+    <w:lsdException w:name="HTML Cite" w:semiHidden="1" w:unhideWhenUsed="1"/>
+    <w:lsdException w:name="HTML Code" w:semiHidden="1" w:unhideWhenUsed="1"/>
+    <w:lsdException w:name="HTML Definition" w:semiHidden="1" w:unhideWhenUsed="1"/>
+    <w:lsdException w:name="HTML Keyboard" w:semiHidden="1" w:unhideWhenUsed="1"/>
+    <w:lsdException w:name="HTML Preformatted" w:semiHidden="1" w:unhideWhenUsed="1"/>
+    <w:lsdException w:name="HTML Sample" w:semiHidden="1" w:unhideWhenUsed="1"/>
+    <w:lsdException w:name="HTML Typewriter" w:semiHidden="1" w:unhideWhenUsed="1"/>
+    <w:lsdException w:name="HTML Variable" w:semiHidden="1" w:unhideWhenUsed="1"/>
+    <w:lsdException w:name="Normal Table" w:semiHidden="1" w:unhideWhenUsed="1" w:qFormat="1"/>
+    <w:lsdException w:name="annotation subject" w:semiHidden="1" w:unhideWhenUsed="1"/>
+    <w:lsdException w:name="No List" w:semiHidden="1" w:unhideWhenUsed="1"/>
+    <w:lsdException w:name="Outline List 1" w:semiHidden="1" w:unhideWhenUsed="1"/>
+    <w:lsdException w:name="Outline List 2" w:semiHidden="1" w:unhideWhenUsed="1"/>
+    <w:lsdException w:name="Outline List 3" w:semiHidden="1" w:unhideWhenUsed="1"/>
+    <w:lsdException w:name="Table Simple 1" w:semiHidden="1" w:unhideWhenUsed="1"/>
+    <w:lsdException w:name="Table Simple 2" w:semiHidden="1" w:unhideWhenUsed="1"/>
+    <w:lsdException w:name="Table Simple 3" w:semiHidden="1" w:unhideWhenUsed="1"/>
+    <w:lsdException w:name="Table Classic 1" w:semiHidden="1" w:unhideWhenUsed="1"/>
+    <w:lsdException w:name="Table Classic 2" w:semiHidden="1" w:unhideWhenUsed="1"/>
+    <w:lsdException w:name="Table Classic 3" w:semiHidden="1" w:unhideWhenUsed="1"/>
+    <w:lsdException w:name="Table Classic 4" w:semiHidden="1" w:unhideWhenUsed="1"/>
+    <w:lsdException w:name="Table Colorful 1" w:semiHidden="1" w:unhideWhenUsed="1"/>
+    <w:lsdException w:name="Table Colorful 2" w:semiHidden="1" w:unhideWhenUsed="1"/>
+    <w:lsdException w:name="Table Colorful 3" w:semiHidden="1" w:unhideWhenUsed="1"/>
+    <w:lsdException w:name="Table Columns 1" w:semiHidden="1" w:unhideWhenUsed="1"/>
+    <w:lsdException w:name="Table Columns 2" w:semiHidden="1" w:unhideWhenUsed="1"/>
+    <w:lsdException w:name="Table Columns 3" w:semiHidden="1" w:unhideWhenUsed="1"/>
+    <w:lsdException w:name="Table Columns 4" w:semiHidden="1" w:unhideWhenUsed="1"/>
+    <w:lsdException w:name="Table Columns 5" w:semiHidden="1" w:unhideWhenUsed="1"/>
+    <w:lsdException w:name="Table Grid 1" w:semiHidden="1" w:unhideWhenUsed="1"/>
+    <w:lsdException w:name="Table Grid 2" w:semiHidden="1" w:unhideWhenUsed="1"/>
+    <w:lsdException w:name="Table Grid 3" w:semiHidden="1" w:unhideWhenUsed="1"/>
+    <w:lsdException w:name="Table Grid 4" w:semiHidden="1" w:unhideWhenUsed="1"/>
+    <w:lsdException w:name="Table Grid 5" w:semiHidden="1" w:unhideWhenUsed="1"/>
+    <w:lsdException w:name="Table Grid 6" w:semiHidden="1" w:unhideWhenUsed="1"/>
+    <w:lsdException w:name="Table Grid 7" w:semiHidden="1" w:unhideWhenUsed="1"/>
+    <w:lsdException w:name="Table Grid 8" w:semiHidden="1" w:unhideWhenUsed="1"/>
+    <w:lsdException w:name="Table List 1" w:semiHidden="1" w:unhideWhenUsed="1"/>
+    <w:lsdException w:name="Table List 2" w:semiHidden="1" w:unhideWhenUsed="1"/>
+    <w:lsdException w:name="Table List 3" w:semiHidden="1" w:unhideWhenUsed="1"/>
+    <w:lsdException w:name="Table List 4" w:semiHidden="1" w:unhideWhenUsed="1"/>
+    <w:lsdException w:name="Table List 5" w:semiHidden="1" w:unhideWhenUsed="1"/>
+    <w:lsdException w:name="Table List 6" w:semiHidden="1" w:unhideWhenUsed="1"/>
+    <w:lsdException w:name="Table List 7" w:semiHidden="1" w:unhideWhenUsed="1"/>
+    <w:lsdException w:name="Table List 8" w:semiHidden="1" w:unhideWhenUsed="1"/>
+    <w:lsdException w:name="Table 3D effects 1" w:semiHidden="1" w:unhideWhenUsed="1"/>
+    <w:lsdException w:name="Table 3D effects 2" w:semiHidden="1" w:unhideWhenUsed="1"/>
+    <w:lsdException w:name="Table 3D effects 3" w:semiHidden="1" w:unhideWhenUsed="1"/>
+    <w:lsdException w:name="Table Contemporary" w:semiHidden="1" w:unhideWhenUsed="1"/>
+    <w:lsdException w:name="Table Elegant" w:semiHidden="1" w:unhideWhenUsed="1"/>
+    <w:lsdException w:name="Table Professional" w:semiHidden="1" w:unhideWhenUsed="1"/>
+    <w:lsdException w:name="Table Subtle 1" w:semiHidden="1" w:unhideWhenUsed="1"/>
+    <w:lsdException w:name="Table Subtle 2" w:semiHidden="1" w:unhideWhenUsed="1"/>
+    <w:lsdException w:name="Table Web 1" w:semiHidden="1" w:unhideWhenUsed="1"/>
+    <w:lsdException w:name="Table Web 2" w:semiHidden="1" w:unhideWhenUsed="1"/>
+    <w:lsdException w:name="Table Web 3" w:semiHidden="1" w:unhideWhenUsed="1"/>
+    <w:lsdException w:name="Balloon Text" w:semiHidden="1"/>
+    <w:lsdException w:name="Table Grid" w:qFormat="1"/>
+    <w:lsdException w:name="Table Theme" w:semiHidden="1" w:unhideWhenUsed="1"/>
+    <w:lsdException w:name="Placeholder Text" w:semiHidden="1"/>
+    <w:lsdException w:name="Light Shading" w:uiPriority="60"/>
+    <w:lsdException w:name="Light List" w:uiPriority="61"/>
+    <w:lsdException w:name="Light Grid" w:uiPriority="62"/>
+    <w:lsdException w:name="Medium Shading 1" w:uiPriority="63"/>
+    <w:lsdException w:name="Medium Shading 2" w:uiPriority="64"/>
+    <w:lsdException w:name="Medium List 1" w:uiPriority="65"/>
+    <w:lsdException w:name="Medium List 2" w:uiPriority="66"/>
+    <w:lsdException w:name="Medium Grid 1" w:uiPriority="67"/>
+    <w:lsdException w:name="Medium Grid 2" w:uiPriority="68"/>
+    <w:lsdException w:name="Medium Grid 3" w:uiPriority="69"/>
+    <w:lsdException w:name="Dark List" w:uiPriority="70"/>
+    <w:lsdException w:name="Colorful Shading" w:uiPriority="71"/>
+    <w:lsdException w:name="Colorful List" w:uiPriority="72"/>
+    <w:lsdException w:name="Colorful Grid" w:uiPriority="73"/>
+    <w:lsdException w:name="Light Shading Accent 1" w:uiPriority="60"/>
+    <w:lsdException w:name="Light List Accent 1" w:uiPriority="61"/>
+    <w:lsdException w:name="Light Grid Accent 1" w:uiPriority="62"/>
+    <w:lsdException w:name="Medium Shading 1 Accent 1" w:uiPriority="63"/>
+    <w:lsdException w:name="Medium Shading 2 Accent 1" w:uiPriority="64"/>
+    <w:lsdException w:name="Medium List 1 Accent 1" w:uiPriority="65"/>
+    <w:lsdException w:name="Revision" w:semiHidden="1"/>
+    <w:lsdException w:name="List Paragraph" w:uiPriority="34" w:qFormat="1"/>
+    <w:lsdException w:name="Medium List 2 Accent 1" w:uiPriority="66"/>
+    <w:lsdException w:name="Medium Grid 1 Accent 1" w:uiPriority="67"/>
+    <w:lsdException w:name="Medium Grid 2 Accent 1" w:uiPriority="68"/>
+    <w:lsdException w:name="Medium Grid 3 Accent 1" w:uiPriority="69"/>
+    <w:lsdException w:name="Dark List Accent 1" w:uiPriority="70"/>
+    <w:lsdException w:name="Colorful Shading Accent 1" w:uiPriority="71"/>
+    <w:lsdException w:name="Colorful List Accent 1" w:uiPriority="72"/>
+    <w:lsdException w:name="Colorful Grid Accent 1" w:uiPriority="73"/>
+    <w:lsdException w:name="Light Shading Accent 2" w:uiPriority="60"/>
+    <w:lsdException w:name="Light List Accent 2" w:uiPriority="61"/>
+    <w:lsdException w:name="Light Grid Accent 2" w:uiPriority="62"/>
+    <w:lsdException w:name="Medium Shading 1 Accent 2" w:uiPriority="63"/>
+    <w:lsdException w:name="Medium Shading 2 Accent 2" w:uiPriority="64"/>
+    <w:lsdException w:name="Medium List 1 Accent 2" w:uiPriority="65"/>
+    <w:lsdException w:name="Medium List 2 Accent 2" w:uiPriority="66"/>
+    <w:lsdException w:name="Medium Grid 1 Accent 2" w:uiPriority="67"/>
+    <w:lsdException w:name="Medium Grid 2 Accent 2" w:uiPriority="68"/>
+    <w:lsdException w:name="Medium Grid 3 Accent 2" w:uiPriority="69"/>
+    <w:lsdException w:name="Dark List Accent 2" w:uiPriority="70"/>
+    <w:lsdException w:name="Colorful Shading Accent 2" w:uiPriority="71"/>
+    <w:lsdException w:name="Colorful List Accent 2" w:uiPriority="72"/>
+    <w:lsdException w:name="Colorful Grid Accent 2" w:uiPriority="73"/>
+    <w:lsdException w:name="Light Shading Accent 3" w:uiPriority="60"/>
+    <w:lsdException w:name="Light List Accent 3" w:uiPriority="61"/>
+    <w:lsdException w:name="Light Grid Accent 3" w:uiPriority="62"/>
+    <w:lsdException w:name="Medium Shading 1 Accent 3" w:uiPriority="63"/>
+    <w:lsdException w:name="Medium Shading 2 Accent 3" w:uiPriority="64"/>
+    <w:lsdException w:name="Medium List 1 Accent 3" w:uiPriority="65"/>
+    <w:lsdException w:name="Medium List 2 Accent 3" w:uiPriority="66"/>
+    <w:lsdException w:name="Medium Grid 1 Accent 3" w:uiPriority="67"/>
+    <w:lsdException w:name="Medium Grid 2 Accent 3" w:uiPriority="68"/>
+    <w:lsdException w:name="Medium Grid 3 Accent 3" w:uiPriority="69"/>
+    <w:lsdException w:name="Dark List Accent 3" w:uiPriority="70"/>
+    <w:lsdException w:name="Colorful Shading Accent 3" w:uiPriority="71"/>
+    <w:lsdException w:name="Colorful List Accent 3" w:uiPriority="72"/>
+    <w:lsdException w:name="Colorful Grid Accent 3" w:uiPriority="73"/>
+    <w:lsdException w:name="Light Shading Accent 4" w:uiPriority="60"/>
+    <w:lsdException w:name="Light List Accent 4" w:uiPriority="61"/>
+    <w:lsdException w:name="Light Grid Accent 4" w:uiPriority="62"/>
+    <w:lsdException w:name="Medium Shading 1 Accent 4" w:uiPriority="63"/>
+    <w:lsdException w:name="Medium Shading 2 Accent 4" w:uiPriority="64"/>
+    <w:lsdException w:name="Medium List 1 Accent 4" w:uiPriority="65"/>
+    <w:lsdException w:name="Medium List 2 Accent 4" w:uiPriority="66"/>
+    <w:lsdException w:name="Medium Grid 1 Accent 4" w:uiPriority="67"/>
+    <w:lsdException w:name="Medium Grid 2 Accent 4" w:uiPriority="68"/>
+    <w:lsdException w:name="Medium Grid 3 Accent 4" w:uiPriority="69"/>
+    <w:lsdException w:name="Dark List Accent 4" w:uiPriority="70"/>
+    <w:lsdException w:name="Colorful Shading Accent 4" w:uiPriority="71"/>
+    <w:lsdException w:name="Colorful List Accent 4" w:uiPriority="72"/>
+    <w:lsdException w:name="Colorful Grid Accent 4" w:uiPriority="73"/>
+    <w:lsdException w:name="Light Shading Accent 5" w:uiPriority="60"/>
+    <w:lsdException w:name="Light List Accent 5" w:uiPriority="61"/>
+    <w:lsdException w:name="Light Grid Accent 5" w:uiPriority="62"/>
+    <w:lsdException w:name="Medium Shading 1 Accent 5" w:uiPriority="63"/>
+    <w:lsdException w:name="Medium Shading 2 Accent 5" w:uiPriority="64"/>
+    <w:lsdException w:name="Medium List 1 Accent 5" w:uiPriority="65"/>
+    <w:lsdException w:name="Medium List 2 Accent 5" w:uiPriority="66"/>
+    <w:lsdException w:name="Medium Grid 1 Accent 5" w:uiPriority="67"/>
+    <w:lsdException w:name="Medium Grid 2 Accent 5" w:uiPriority="68"/>
+    <w:lsdException w:name="Medium Grid 3 Accent 5" w:uiPriority="69"/>
+    <w:lsdException w:name="Dark List Accent 5" w:uiPriority="70"/>
+    <w:lsdException w:name="Colorful Shading Accent 5" w:uiPriority="71"/>
+    <w:lsdException w:name="Colorful List Accent 5" w:uiPriority="72"/>
+    <w:lsdException w:name="Colorful Grid Accent 5" w:uiPriority="73"/>
+    <w:lsdException w:name="Light Shading Accent 6" w:uiPriority="60"/>
+    <w:lsdException w:name="Light List Accent 6" w:uiPriority="61"/>
+    <w:lsdException w:name="Light Grid Accent 6" w:uiPriority="62"/>
+    <w:lsdException w:name="Medium Shading 1 Accent 6" w:uiPriority="63"/>
+    <w:lsdException w:name="Medium Shading 2 Accent 6" w:uiPriority="64"/>
+    <w:lsdException w:name="Medium List 1 Accent 6" w:uiPriority="65"/>
+    <w:lsdException w:name="Medium List 2 Accent 6" w:uiPriority="66"/>
+    <w:lsdException w:name="Medium Grid 1 Accent 6" w:uiPriority="67"/>
+    <w:lsdException w:name="Medium Grid 2 Accent 6" w:uiPriority="68"/>
+    <w:lsdException w:name="Medium Grid 3 Accent 6" w:uiPriority="69"/>
+    <w:lsdException w:name="Dark List Accent 6" w:uiPriority="70"/>
+    <w:lsdException w:name="Colorful Shading Accent 6" w:uiPriority="71"/>
+    <w:lsdException w:name="Colorful List Accent 6" w:uiPriority="72"/>
+    <w:lsdException w:name="Colorful Grid Accent 6" w:uiPriority="73"/>
+    <w:lsdException w:name="Subtle Emphasis" w:uiPriority="19" w:qFormat="1"/>
+    <w:lsdException w:name="Intense Emphasis" w:uiPriority="21" w:qFormat="1"/>
+    <w:lsdException w:name="Subtle Reference" w:uiPriority="31" w:qFormat="1"/>
+    <w:lsdException w:name="Intense Reference" w:uiPriority="32" w:qFormat="1"/>
+    <w:lsdException w:name="Book Title" w:uiPriority="33" w:qFormat="1"/>
+    <w:lsdException w:name="Bibliography" w:semiHidden="1" w:uiPriority="37" w:unhideWhenUsed="1"/>
+    <w:lsdException w:name="TOC Heading" w:semiHidden="1" w:uiPriority="39" w:unhideWhenUsed="1" w:qFormat="1"/>
+    <w:lsdException w:name="Plain Table 1" w:uiPriority="41"/>
+    <w:lsdException w:name="Plain Table 2" w:uiPriority="42"/>
+    <w:lsdException w:name="Plain Table 3" w:uiPriority="43"/>
+    <w:lsdException w:name="Plain Table 4" w:uiPriority="44"/>
+    <w:lsdException w:name="Plain Table 5" w:uiPriority="45"/>
+    <w:lsdException w:name="Grid Table Light" w:uiPriority="40"/>
+    <w:lsdException w:name="Grid Table 1 Light" w:uiPriority="46"/>
+    <w:lsdException w:name="Grid Table 2" w:uiPriority="47"/>
+    <w:lsdException w:name="Grid Table 3" w:uiPriority="48"/>
+    <w:lsdException w:name="Grid Table 4" w:uiPriority="49"/>
+    <w:lsdException w:name="Grid Table 5 Dark" w:uiPriority="50"/>
+    <w:lsdException w:name="Grid Table 6 Colorful" w:uiPriority="51"/>
+    <w:lsdException w:name="Grid Table 7 Colorful" w:uiPriority="52"/>
+    <w:lsdException w:name="Grid Table 1 Light Accent 1" w:uiPriority="46"/>
+    <w:lsdException w:name="Grid Table 2 Accent 1" w:uiPriority="47"/>
+    <w:lsdException w:name="Grid Table 3 Accent 1" w:uiPriority="48"/>
+    <w:lsdException w:name="Grid Table 4 Accent 1" w:uiPriority="49"/>
+    <w:lsdException w:name="Grid Table 5 Dark Accent 1" w:uiPriority="50"/>
+    <w:lsdException w:name="Grid Table 6 Colorful Accent 1" w:uiPriority="51"/>
+    <w:lsdException w:name="Grid Table 7 Colorful Accent 1" w:uiPriority="52"/>
+    <w:lsdException w:name="Grid Table 1 Light Accent 2" w:uiPriority="46"/>
+    <w:lsdException w:name="Grid Table 2 Accent 2" w:uiPriority="47"/>
+    <w:lsdException w:name="Grid Table 3 Accent 2" w:uiPriority="48"/>
+    <w:lsdException w:name="Grid Table 4 Accent 2" w:uiPriority="49"/>
+    <w:lsdException w:name="Grid Table 5 Dark Accent 2" w:uiPriority="50"/>
+    <w:lsdException w:name="Grid Table 6 Colorful Accent 2" w:uiPriority="51"/>
+    <w:lsdException w:name="Grid Table 7 Colorful Accent 2" w:uiPriority="52"/>
+    <w:lsdException w:name="Grid Table 1 Light Accent 3" w:uiPriority="46"/>
+    <w:lsdException w:name="Grid Table 2 Accent 3" w:uiPriority="47"/>
+    <w:lsdException w:name="Grid Table 3 Accent 3" w:uiPriority="48"/>
+    <w:lsdException w:name="Grid Table 4 Accent 3" w:uiPriority="49"/>
+    <w:lsdException w:name="Grid Table 5 Dark Accent 3" w:uiPriority="50"/>
+    <w:lsdException w:name="Grid Table 6 Colorful Accent 3" w:uiPriority="51"/>
+    <w:lsdException w:name="Grid Table 7 Colorful Accent 3" w:uiPriority="52"/>
+    <w:lsdException w:name="Grid Table 1 Light Accent 4" w:uiPriority="46"/>
+    <w:lsdException w:name="Grid Table 2 Accent 4" w:uiPriority="47"/>
+    <w:lsdException w:name="Grid Table 3 Accent 4" w:uiPriority="48"/>
+    <w:lsdException w:name="Grid Table 4 Accent 4" w:uiPriority="49"/>
+    <w:lsdException w:name="Grid Table 5 Dark Accent 4" w:uiPriority="50"/>
+    <w:lsdException w:name="Grid Table 6 Colorful Accent 4" w:uiPriority="51"/>
+    <w:lsdException w:name="Grid Table 7 Colorful Accent 4" w:uiPriority="52"/>
+    <w:lsdException w:name="Grid Table 1 Light Accent 5" w:uiPriority="46"/>
+    <w:lsdException w:name="Grid Table 2 Accent 5" w:uiPriority="47"/>
+    <w:lsdException w:name="Grid Table 3 Accent 5" w:uiPriority="48"/>
+    <w:lsdException w:name="Grid Table 4 Accent 5" w:uiPriority="49"/>
+    <w:lsdException w:name="Grid Table 5 Dark Accent 5" w:uiPriority="50"/>
+    <w:lsdException w:name="Grid Table 6 Colorful Accent 5" w:uiPriority="51"/>
+    <w:lsdException w:name="Grid Table 7 Colorful Accent 5" w:uiPriority="52"/>
+    <w:lsdException w:name="Grid Table 1 Light Accent 6" w:uiPriority="46"/>
+    <w:lsdException w:name="Grid Table 2 Accent 6" w:uiPriority="47"/>
+    <w:lsdException w:name="Grid Table 3 Accent 6" w:uiPriority="48"/>
+    <w:lsdException w:name="Grid Table 4 Accent 6" w:uiPriority="49"/>
+    <w:lsdException w:name="Grid Table 5 Dark Accent 6" w:uiPriority="50"/>
+    <w:lsdException w:name="Grid Table 6 Colorful Accent 6" w:uiPriority="51"/>
+    <w:lsdException w:name="Grid Table 7 Colorful Accent 6" w:uiPriority="52"/>
+    <w:lsdException w:name="List Table 1 Light" w:uiPriority="46"/>
+    <w:lsdException w:name="List Table 2" w:uiPriority="47"/>
+    <w:lsdException w:name="List Table 3" w:uiPriority="48"/>
+    <w:lsdException w:name="List Table 4" w:uiPriority="49"/>
+    <w:lsdException w:name="List Table 5 Dark" w:uiPriority="50"/>
+    <w:lsdException w:name="List Table 6 Colorful" w:uiPriority="51"/>
+    <w:lsdException w:name="List Table 7 Colorful" w:uiPriority="52"/>
+    <w:lsdException w:name="List Table 1 Light Accent 1" w:uiPriority="46"/>
+    <w:lsdException w:name="List Table 2 Accent 1" w:uiPriority="47"/>
+    <w:lsdException w:name="List Table 3 Accent 1" w:uiPriority="48"/>
+    <w:lsdException w:name="List Table 4 Accent 1" w:uiPriority="49"/>
+    <w:lsdException w:name="List Table 5 Dark Accent 1" w:uiPriority="50"/>
+    <w:lsdException w:name="List Table 6 Colorful Accent 1" w:uiPriority="51"/>
+    <w:lsdException w:name="List Table 7 Colorful Accent 1" w:uiPriority="52"/>
+    <w:lsdException w:name="List Table 1 Light Accent 2" w:uiPriority="46"/>
+    <w:lsdException w:name="List Table 2 Accent 2" w:uiPriority="47"/>
+    <w:lsdException w:name="List Table 3 Accent 2" w:uiPriority="48"/>
+    <w:lsdException w:name="List Table 4 Accent 2" w:uiPriority="49"/>
+    <w:lsdException w:name="List Table 5 Dark Accent 2" w:uiPriority="50"/>
+    <w:lsdException w:name="List Table 6 Colorful Accent 2" w:uiPriority="51"/>
+    <w:lsdException w:name="List Table 7 Colorful Accent 2" w:uiPriority="52"/>
+    <w:lsdException w:name="List Table 1 Light Accent 3" w:uiPriority="46"/>
+    <w:lsdException w:name="List Table 2 Accent 3" w:uiPriority="47"/>
+    <w:lsdException w:name="List Table 3 Accent 3" w:uiPriority="48"/>
+    <w:lsdException w:name="List Table 4 Accent 3" w:uiPriority="49"/>
+    <w:lsdException w:name="List Table 5 Dark Accent 3" w:uiPriority="50"/>
+    <w:lsdException w:name="List Table 6 Colorful Accent 3" w:uiPriority="51"/>
+    <w:lsdException w:name="List Table 7 Colorful Accent 3" w:uiPriority="52"/>
+    <w:lsdException w:name="List Table 1 Light Accent 4" w:uiPriority="46"/>
+    <w:lsdException w:name="List Table 2 Accent 4" w:uiPriority="47"/>
+    <w:lsdException w:name="List Table 3 Accent 4" w:uiPriority="48"/>
+    <w:lsdException w:name="List Table 4 Accent 4" w:uiPriority="49"/>
+    <w:lsdException w:name="List Table 5 Dark Accent 4" w:uiPriority="50"/>
+    <w:lsdException w:name="List Table 6 Colorful Accent 4" w:uiPriority="51"/>
+    <w:lsdException w:name="List Table 7 Colorful Accent 4" w:uiPriority="52"/>
+    <w:lsdException w:name="List Table 1 Light Accent 5" w:uiPriority="46"/>
+    <w:lsdException w:name="List Table 2 Accent 5" w:uiPriority="47"/>
+    <w:lsdException w:name="List Table 3 Accent 5" w:uiPriority="48"/>
+    <w:lsdException w:name="List Table 4 Accent 5" w:uiPriority="49"/>
+    <w:lsdException w:name="List Table 5 Dark Accent 5" w:uiPriority="50"/>
+    <w:lsdException w:name="List Table 6 Colorful Accent 5" w:uiPriority="51"/>
+    <w:lsdException w:name="List Table 7 Colorful Accent 5" w:uiPriority="52"/>
+    <w:lsdException w:name="List Table 1 Light Accent 6" w:uiPriority="46"/>
+    <w:lsdException w:name="List Table 2 Accent 6" w:uiPriority="47"/>
+    <w:lsdException w:name="List Table 3 Accent 6" w:uiPriority="48"/>
+    <w:lsdException w:name="List Table 4 Accent 6" w:uiPriority="49"/>
+    <w:lsdException w:name="List Table 5 Dark Accent 6" w:uiPriority="50"/>
+    <w:lsdException w:name="List Table 6 Colorful Accent 6" w:uiPriority="51"/>
+    <w:lsdException w:name="List Table 7 Colorful Accent 6" w:uiPriority="52"/>
+    <w:lsdException w:name="Mention" w:semiHidden="1" w:unhideWhenUsed="1"/>
+    <w:lsdException w:name="Smart Hyperlink" w:semiHidden="1" w:unhideWhenUsed="1"/>
+    <w:lsdException w:name="Hashtag" w:semiHidden="1" w:unhideWhenUsed="1"/>
+    <w:lsdException w:name="Unresolved Mention" w:semiHidden="1" w:unhideWhenUsed="1"/>
   </w:latentStyles>
-  <w:style w:type="paragraph" w:default="1" w:styleId="1">
+  <w:style w:type="paragraph" w:default="1" w:styleId="a">
     <w:name w:val="Normal"/>
     <w:qFormat/>
-    <w:uiPriority w:val="0"/>
     <w:pPr>
       <w:widowControl w:val="0"/>
       <w:jc w:val="both"/>
     </w:pPr>
     <w:rPr>
-      <w:rFonts w:ascii="等线" w:hAnsi="等线" w:eastAsia="等线" w:cs="Times New Roman"/>
       <w:kern w:val="2"/>
       <w:sz w:val="21"/>
       <w:szCs w:val="22"/>
-      <w:lang w:val="en-US" w:eastAsia="zh-CN" w:bidi="ar-SA"/>
     </w:rPr>
   </w:style>
-  <w:style w:type="character" w:default="1" w:styleId="9">
+  <w:style w:type="character" w:default="1" w:styleId="a0">
     <w:name w:val="Default Paragraph Font"/>
+    <w:uiPriority w:val="1"/>
     <w:semiHidden/>
     <w:unhideWhenUsed/>
-    <w:uiPriority w:val="1"/>
   </w:style>
-  <w:style w:type="table" w:default="1" w:styleId="7">
+  <w:style w:type="table" w:default="1" w:styleId="a1">
     <w:name w:val="Normal Table"/>
+    <w:uiPriority w:val="99"/>
     <w:semiHidden/>
     <w:unhideWhenUsed/>
-    <w:uiPriority w:val="99"/>
     <w:tblPr>
+      <w:tblInd w:w="0" w:type="dxa"/>
       <w:tblCellMar>
         <w:top w:w="0" w:type="dxa"/>
         <w:left w:w="108" w:type="dxa"/>
@@ -7064,32 +7944,38 @@
       </w:tblCellMar>
     </w:tblPr>
   </w:style>
-  <w:style w:type="paragraph" w:styleId="2">
+  <w:style w:type="numbering" w:default="1" w:styleId="a2">
+    <w:name w:val="No List"/>
+    <w:uiPriority w:val="99"/>
+    <w:semiHidden/>
+    <w:unhideWhenUsed/>
+  </w:style>
+  <w:style w:type="paragraph" w:styleId="a3">
     <w:name w:val="Date"/>
-    <w:basedOn w:val="1"/>
-    <w:next w:val="1"/>
-    <w:link w:val="14"/>
+    <w:basedOn w:val="a"/>
+    <w:next w:val="a"/>
+    <w:link w:val="a4"/>
+    <w:uiPriority w:val="99"/>
     <w:semiHidden/>
-    <w:uiPriority w:val="99"/>
     <w:pPr>
-      <w:ind w:left="100" w:leftChars="2500"/>
+      <w:ind w:leftChars="2500" w:left="100"/>
     </w:pPr>
   </w:style>
-  <w:style w:type="paragraph" w:styleId="3">
+  <w:style w:type="paragraph" w:styleId="a5">
     <w:name w:val="Balloon Text"/>
-    <w:basedOn w:val="1"/>
-    <w:link w:val="15"/>
+    <w:basedOn w:val="a"/>
+    <w:link w:val="a6"/>
+    <w:uiPriority w:val="99"/>
     <w:semiHidden/>
-    <w:uiPriority w:val="99"/>
     <w:rPr>
       <w:sz w:val="18"/>
       <w:szCs w:val="18"/>
     </w:rPr>
   </w:style>
-  <w:style w:type="paragraph" w:styleId="4">
+  <w:style w:type="paragraph" w:styleId="a7">
     <w:name w:val="footer"/>
-    <w:basedOn w:val="1"/>
-    <w:link w:val="12"/>
+    <w:basedOn w:val="a"/>
+    <w:link w:val="a8"/>
     <w:uiPriority w:val="99"/>
     <w:pPr>
       <w:tabs>
@@ -7104,15 +7990,14 @@
       <w:szCs w:val="18"/>
     </w:rPr>
   </w:style>
-  <w:style w:type="paragraph" w:styleId="5">
+  <w:style w:type="paragraph" w:styleId="a9">
     <w:name w:val="header"/>
-    <w:basedOn w:val="1"/>
-    <w:link w:val="11"/>
-    <w:qFormat/>
+    <w:basedOn w:val="a"/>
+    <w:link w:val="aa"/>
     <w:uiPriority w:val="99"/>
     <w:pPr>
       <w:pBdr>
-        <w:bottom w:val="single" w:color="auto" w:sz="6" w:space="1"/>
+        <w:bottom w:val="single" w:sz="6" w:space="1" w:color="auto"/>
       </w:pBdr>
       <w:tabs>
         <w:tab w:val="center" w:pos="4153"/>
@@ -7126,9 +8011,9 @@
       <w:szCs w:val="18"/>
     </w:rPr>
   </w:style>
-  <w:style w:type="paragraph" w:styleId="6">
+  <w:style w:type="paragraph" w:styleId="ab">
     <w:name w:val="Normal (Web)"/>
-    <w:basedOn w:val="1"/>
+    <w:basedOn w:val="a"/>
     <w:uiPriority w:val="99"/>
     <w:pPr>
       <w:widowControl/>
@@ -7136,74 +8021,72 @@
       <w:jc w:val="left"/>
     </w:pPr>
     <w:rPr>
-      <w:rFonts w:ascii="宋体" w:hAnsi="宋体" w:eastAsia="宋体" w:cs="宋体"/>
+      <w:rFonts w:ascii="宋体" w:eastAsia="宋体" w:hAnsi="宋体" w:cs="宋体"/>
       <w:kern w:val="0"/>
       <w:sz w:val="24"/>
       <w:szCs w:val="24"/>
     </w:rPr>
   </w:style>
-  <w:style w:type="table" w:styleId="8">
+  <w:style w:type="table" w:styleId="ac">
     <w:name w:val="Table Grid"/>
-    <w:basedOn w:val="7"/>
+    <w:basedOn w:val="a1"/>
+    <w:uiPriority w:val="99"/>
     <w:qFormat/>
-    <w:uiPriority w:val="99"/>
     <w:tblPr>
       <w:tblBorders>
-        <w:top w:val="single" w:color="auto" w:sz="4" w:space="0"/>
-        <w:left w:val="single" w:color="auto" w:sz="4" w:space="0"/>
-        <w:bottom w:val="single" w:color="auto" w:sz="4" w:space="0"/>
-        <w:right w:val="single" w:color="auto" w:sz="4" w:space="0"/>
-        <w:insideH w:val="single" w:color="auto" w:sz="4" w:space="0"/>
-        <w:insideV w:val="single" w:color="auto" w:sz="4" w:space="0"/>
+        <w:top w:val="single" w:sz="4" w:space="0" w:color="auto"/>
+        <w:left w:val="single" w:sz="4" w:space="0" w:color="auto"/>
+        <w:bottom w:val="single" w:sz="4" w:space="0" w:color="auto"/>
+        <w:right w:val="single" w:sz="4" w:space="0" w:color="auto"/>
+        <w:insideH w:val="single" w:sz="4" w:space="0" w:color="auto"/>
+        <w:insideV w:val="single" w:sz="4" w:space="0" w:color="auto"/>
       </w:tblBorders>
     </w:tblPr>
   </w:style>
-  <w:style w:type="paragraph" w:styleId="10">
+  <w:style w:type="paragraph" w:styleId="ad">
     <w:name w:val="List Paragraph"/>
-    <w:basedOn w:val="1"/>
+    <w:basedOn w:val="a"/>
+    <w:uiPriority w:val="34"/>
     <w:qFormat/>
-    <w:uiPriority w:val="34"/>
     <w:pPr>
       <w:widowControl/>
-      <w:ind w:firstLine="420" w:firstLineChars="200"/>
+      <w:ind w:firstLineChars="200" w:firstLine="420"/>
       <w:jc w:val="left"/>
     </w:pPr>
     <w:rPr>
-      <w:rFonts w:ascii="宋体" w:hAnsi="宋体" w:eastAsia="宋体" w:cs="宋体"/>
+      <w:rFonts w:ascii="宋体" w:eastAsia="宋体" w:hAnsi="宋体" w:cs="宋体"/>
       <w:kern w:val="0"/>
       <w:sz w:val="24"/>
       <w:szCs w:val="24"/>
     </w:rPr>
   </w:style>
-  <w:style w:type="character" w:customStyle="1" w:styleId="11">
+  <w:style w:type="character" w:customStyle="1" w:styleId="aa">
     <w:name w:val="页眉 字符"/>
-    <w:basedOn w:val="9"/>
-    <w:link w:val="5"/>
-    <w:qFormat/>
+    <w:basedOn w:val="a0"/>
+    <w:link w:val="a9"/>
+    <w:uiPriority w:val="99"/>
     <w:locked/>
-    <w:uiPriority w:val="99"/>
     <w:rPr>
       <w:rFonts w:cs="Times New Roman"/>
       <w:sz w:val="18"/>
       <w:szCs w:val="18"/>
     </w:rPr>
   </w:style>
-  <w:style w:type="character" w:customStyle="1" w:styleId="12">
+  <w:style w:type="character" w:customStyle="1" w:styleId="a8">
     <w:name w:val="页脚 字符"/>
-    <w:basedOn w:val="9"/>
-    <w:link w:val="4"/>
-    <w:qFormat/>
+    <w:basedOn w:val="a0"/>
+    <w:link w:val="a7"/>
+    <w:uiPriority w:val="99"/>
     <w:locked/>
-    <w:uiPriority w:val="99"/>
     <w:rPr>
       <w:rFonts w:cs="Times New Roman"/>
       <w:sz w:val="18"/>
       <w:szCs w:val="18"/>
     </w:rPr>
   </w:style>
-  <w:style w:type="paragraph" w:customStyle="1" w:styleId="13">
+  <w:style w:type="paragraph" w:customStyle="1" w:styleId="reader-word-layer">
     <w:name w:val="reader-word-layer"/>
-    <w:basedOn w:val="1"/>
+    <w:basedOn w:val="a"/>
     <w:uiPriority w:val="99"/>
     <w:pPr>
       <w:widowControl/>
@@ -7211,43 +8094,41 @@
       <w:jc w:val="left"/>
     </w:pPr>
     <w:rPr>
-      <w:rFonts w:ascii="宋体" w:hAnsi="宋体" w:eastAsia="宋体" w:cs="宋体"/>
+      <w:rFonts w:ascii="宋体" w:eastAsia="宋体" w:hAnsi="宋体" w:cs="宋体"/>
       <w:kern w:val="0"/>
       <w:sz w:val="24"/>
       <w:szCs w:val="24"/>
     </w:rPr>
   </w:style>
-  <w:style w:type="character" w:customStyle="1" w:styleId="14">
+  <w:style w:type="character" w:customStyle="1" w:styleId="a4">
     <w:name w:val="日期 字符"/>
-    <w:basedOn w:val="9"/>
-    <w:link w:val="2"/>
+    <w:basedOn w:val="a0"/>
+    <w:link w:val="a3"/>
+    <w:uiPriority w:val="99"/>
     <w:semiHidden/>
     <w:locked/>
-    <w:uiPriority w:val="99"/>
     <w:rPr>
       <w:rFonts w:cs="Times New Roman"/>
     </w:rPr>
   </w:style>
-  <w:style w:type="character" w:customStyle="1" w:styleId="15">
+  <w:style w:type="character" w:customStyle="1" w:styleId="a6">
     <w:name w:val="批注框文本 字符"/>
-    <w:basedOn w:val="9"/>
-    <w:link w:val="3"/>
+    <w:basedOn w:val="a0"/>
+    <w:link w:val="a5"/>
+    <w:uiPriority w:val="99"/>
     <w:semiHidden/>
-    <w:qFormat/>
     <w:locked/>
-    <w:uiPriority w:val="99"/>
     <w:rPr>
       <w:rFonts w:cs="Times New Roman"/>
       <w:sz w:val="18"/>
       <w:szCs w:val="18"/>
     </w:rPr>
   </w:style>
-  <w:style w:type="character" w:styleId="16">
+  <w:style w:type="character" w:styleId="ae">
     <w:name w:val="Placeholder Text"/>
-    <w:basedOn w:val="9"/>
+    <w:basedOn w:val="a0"/>
+    <w:uiPriority w:val="99"/>
     <w:semiHidden/>
-    <w:qFormat/>
-    <w:uiPriority w:val="99"/>
     <w:rPr>
       <w:rFonts w:cs="Times New Roman"/>
       <w:color w:val="808080"/>
@@ -7535,5 +8416,22 @@
     </a:fmtScheme>
   </a:themeElements>
   <a:objectDefaults/>
+  <a:extraClrSchemeLst/>
 </a:theme>
+</file>
+
+<file path=customXml/item1.xml><?xml version="1.0" encoding="utf-8"?>
+<s:customData xmlns="http://www.wps.cn/officeDocument/2013/wpsCustomData" xmlns:s="http://www.wps.cn/officeDocument/2013/wpsCustomData">
+  <customSectProps>
+    <customSectPr/>
+  </customSectProps>
+</s:customData>
+</file>
+
+<file path=customXml/itemProps1.xml><?xml version="1.0" encoding="utf-8"?>
+<ds:datastoreItem xmlns:ds="http://schemas.openxmlformats.org/officeDocument/2006/customXml" ds:itemID="{B1977F7D-205B-4081-913C-38D41E755F92}">
+  <ds:schemaRefs>
+    <ds:schemaRef ds:uri="http://www.wps.cn/officeDocument/2013/wpsCustomData"/>
+  </ds:schemaRefs>
+</ds:datastoreItem>
 </file>